--- a/docs/任务清单.docx
+++ b/docs/任务清单.docx
@@ -12,7 +12,7 @@
     </w:p>
     <w:p>
       <w:r>
-        <w:t>共 75 个任务，分 10 个家族。九个评价维度每幅画都评；每个家族另外标出它主要考察的维度。</w:t>
+        <w:t>共 80 个任务，分 10 个家族；每个家族小学版 5 道、初中版 5 道，其中 2 道两版共通。九个评价维度每幅画都评；每个家族另外标出它主要考察的维度。</w:t>
       </w:r>
     </w:p>
     <w:p>
@@ -382,7 +382,7 @@
         <w:pStyle w:val="Heading2"/>
       </w:pPr>
       <w:r>
-        <w:t>1. 自由创作（5 题）</w:t>
+        <w:t>1. 自由创作（8 题）</w:t>
       </w:r>
     </w:p>
     <w:p>
@@ -403,9 +403,7 @@
         </w:rPr>
         <w:t xml:space="preserve">主要考察　</w:t>
       </w:r>
-      <w:r>
-        <w:t>想象、色彩对比、画面组织</w:t>
-      </w:r>
+      <w:r/>
     </w:p>
     <w:tbl>
       <w:tblPr>
@@ -533,7 +531,7 @@
               <w:rPr>
                 <w:sz w:val="19"/>
               </w:rPr>
-              <w:t>画出「孤独」或「快乐」</w:t>
+              <w:t>奇怪的超能力</w:t>
             </w:r>
           </w:p>
         </w:tc>
@@ -547,7 +545,7 @@
               <w:rPr>
                 <w:sz w:val="19"/>
               </w:rPr>
-              <w:t>不要直接画一张脸或表情。用颜色、空间、物体和构图，让整张画面本身传达「孤独」或「快乐」中的一种感觉。</w:t>
+              <w:t>你突然有了一个很奇怪的超能力。画出第一次用它时发生的事。</w:t>
             </w:r>
           </w:p>
         </w:tc>
@@ -561,7 +559,7 @@
               <w:rPr>
                 <w:sz w:val="19"/>
               </w:rPr>
-              <w:t>想一想：这种感觉是大的还是小的？是空旷的还是拥挤的？是冷的还是暖的？</w:t>
+              <w:t>奇怪的也可以很好用。</w:t>
             </w:r>
           </w:p>
         </w:tc>
@@ -571,6 +569,12 @@
           </w:tcPr>
           <w:p>
             <w:r/>
+            <w:r>
+              <w:rPr>
+                <w:sz w:val="19"/>
+              </w:rPr>
+              <w:t>两版共通</w:t>
+            </w:r>
           </w:p>
         </w:tc>
       </w:tr>
@@ -602,7 +606,7 @@
               <w:rPr>
                 <w:sz w:val="19"/>
               </w:rPr>
-              <w:t>设计一种不存在的动物</w:t>
+              <w:t>不用轮子的车</w:t>
             </w:r>
           </w:p>
         </w:tc>
@@ -616,7 +620,7 @@
               <w:rPr>
                 <w:sz w:val="19"/>
               </w:rPr>
-              <w:t>创造一种世界上没有的动物。它住在哪里？吃什么？有什么特别的本领？把它和它生活的地方画出来。</w:t>
+              <w:t>设计一台不用轮子的交通工具。它怎么移动？</w:t>
             </w:r>
           </w:p>
         </w:tc>
@@ -630,7 +634,7 @@
               <w:rPr>
                 <w:sz w:val="19"/>
               </w:rPr>
-              <w:t>可以把两三种你熟悉的动物或物体的特点组合起来，再改变大小和比例。</w:t>
+              <w:t>先想它怎么动，再想它长什么样。</w:t>
             </w:r>
           </w:p>
         </w:tc>
@@ -640,6 +644,12 @@
           </w:tcPr>
           <w:p>
             <w:r/>
+            <w:r>
+              <w:rPr>
+                <w:sz w:val="19"/>
+              </w:rPr>
+              <w:t>两版共通</w:t>
+            </w:r>
           </w:p>
         </w:tc>
       </w:tr>
@@ -671,7 +681,7 @@
               <w:rPr>
                 <w:sz w:val="19"/>
               </w:rPr>
-              <w:t>一把椅子变成了……</w:t>
+              <w:t>怪兽餐厅</w:t>
             </w:r>
           </w:p>
         </w:tc>
@@ -685,7 +695,7 @@
               <w:rPr>
                 <w:sz w:val="19"/>
               </w:rPr>
-              <w:t>从一把普通的椅子出发，把它变成一个完全不同用途的东西——交通工具、生物、建筑、乐器，都可以。让人还能认出它曾经是一把椅子。</w:t>
+              <w:t>一家只给怪兽开的餐厅。它们在吃什么？</w:t>
             </w:r>
           </w:p>
         </w:tc>
@@ -699,7 +709,7 @@
               <w:rPr>
                 <w:sz w:val="19"/>
               </w:rPr>
-              <w:t>先想它的哪一部分保留，哪一部分改变，再决定它的新功能。</w:t>
+              <w:t>菜单上有什么？</w:t>
             </w:r>
           </w:p>
         </w:tc>
@@ -709,6 +719,12 @@
           </w:tcPr>
           <w:p>
             <w:r/>
+            <w:r>
+              <w:rPr>
+                <w:sz w:val="19"/>
+              </w:rPr>
+              <w:t>小学版</w:t>
+            </w:r>
           </w:p>
         </w:tc>
       </w:tr>
@@ -740,7 +756,7 @@
               <w:rPr>
                 <w:sz w:val="19"/>
               </w:rPr>
-              <w:t>只用三种颜色画下雨的城市</w:t>
+              <w:t>有性格的食物</w:t>
             </w:r>
           </w:p>
         </w:tc>
@@ -754,7 +770,7 @@
               <w:rPr>
                 <w:sz w:val="19"/>
               </w:rPr>
-              <w:t>选择三种颜色（黑白不算），只用这三种颜色画一座下雨的城市。想办法让画面有远近、有明暗、有雨的感觉。</w:t>
+              <w:t>给一种食物画上性格。它今天心情怎么样？</w:t>
             </w:r>
           </w:p>
         </w:tc>
@@ -768,7 +784,7 @@
               <w:rPr>
                 <w:sz w:val="19"/>
               </w:rPr>
-              <w:t>同一种颜色可以画得深一点或淡一点，也可以叠加。</w:t>
+              <w:t>它可以有手有脚。</w:t>
             </w:r>
           </w:p>
         </w:tc>
@@ -778,6 +794,12 @@
           </w:tcPr>
           <w:p>
             <w:r/>
+            <w:r>
+              <w:rPr>
+                <w:sz w:val="19"/>
+              </w:rPr>
+              <w:t>小学版</w:t>
+            </w:r>
           </w:p>
         </w:tc>
       </w:tr>
@@ -809,7 +831,7 @@
               <w:rPr>
                 <w:sz w:val="19"/>
               </w:rPr>
-              <w:t>我的角色和它的家</w:t>
+              <w:t>最后一关</w:t>
             </w:r>
           </w:p>
         </w:tc>
@@ -823,7 +845,7 @@
               <w:rPr>
                 <w:sz w:val="19"/>
               </w:rPr>
-              <w:t>创造一个属于你的角色，并画出它的家。家里应该能看出这个角色喜欢什么、害怕什么、每天在做什么。</w:t>
+              <w:t>画出游戏最后一关。Boss 可以是一只闹钟。</w:t>
             </w:r>
           </w:p>
         </w:tc>
@@ -837,7 +859,7 @@
               <w:rPr>
                 <w:sz w:val="19"/>
               </w:rPr>
-              <w:t>角色可以很小，家可以很大；或者相反。让物品替角色讲故事。</w:t>
+              <w:t>Boss 不一定是怪兽。</w:t>
             </w:r>
           </w:p>
         </w:tc>
@@ -847,6 +869,237 @@
           </w:tcPr>
           <w:p>
             <w:r/>
+            <w:r>
+              <w:rPr>
+                <w:sz w:val="19"/>
+              </w:rPr>
+              <w:t>小学版</w:t>
+            </w:r>
+          </w:p>
+        </w:tc>
+      </w:tr>
+      <w:tr>
+        <w:trPr>
+          <w:cantSplit/>
+        </w:trPr>
+        <w:tc>
+          <w:tcPr>
+            <w:tcW w:type="dxa" w:w="706"/>
+          </w:tcPr>
+          <w:p>
+            <w:r/>
+            <w:r>
+              <w:rPr>
+                <w:sz w:val="19"/>
+              </w:rPr>
+              <w:t>1.6</w:t>
+            </w:r>
+          </w:p>
+        </w:tc>
+        <w:tc>
+          <w:tcPr>
+            <w:tcW w:type="dxa" w:w="1514"/>
+          </w:tcPr>
+          <w:p>
+            <w:r/>
+            <w:r>
+              <w:rPr>
+                <w:sz w:val="19"/>
+              </w:rPr>
+              <w:t>海底城市</w:t>
+            </w:r>
+          </w:p>
+        </w:tc>
+        <w:tc>
+          <w:tcPr>
+            <w:tcW w:type="dxa" w:w="4440"/>
+          </w:tcPr>
+          <w:p>
+            <w:r/>
+            <w:r>
+              <w:rPr>
+                <w:sz w:val="19"/>
+              </w:rPr>
+              <w:t>画一座海底城市。人在里面怎么生活？</w:t>
+            </w:r>
+          </w:p>
+        </w:tc>
+        <w:tc>
+          <w:tcPr>
+            <w:tcW w:type="dxa" w:w="2018"/>
+          </w:tcPr>
+          <w:p>
+            <w:r/>
+            <w:r>
+              <w:rPr>
+                <w:sz w:val="19"/>
+              </w:rPr>
+              <w:t>光从哪儿来？</w:t>
+            </w:r>
+          </w:p>
+        </w:tc>
+        <w:tc>
+          <w:tcPr>
+            <w:tcW w:type="dxa" w:w="1413"/>
+          </w:tcPr>
+          <w:p>
+            <w:r/>
+            <w:r>
+              <w:rPr>
+                <w:sz w:val="19"/>
+              </w:rPr>
+              <w:t>初中版</w:t>
+            </w:r>
+          </w:p>
+        </w:tc>
+      </w:tr>
+      <w:tr>
+        <w:trPr>
+          <w:cantSplit/>
+        </w:trPr>
+        <w:tc>
+          <w:tcPr>
+            <w:tcW w:type="dxa" w:w="706"/>
+          </w:tcPr>
+          <w:p>
+            <w:r/>
+            <w:r>
+              <w:rPr>
+                <w:sz w:val="19"/>
+              </w:rPr>
+              <w:t>1.7</w:t>
+            </w:r>
+          </w:p>
+        </w:tc>
+        <w:tc>
+          <w:tcPr>
+            <w:tcW w:type="dxa" w:w="1514"/>
+          </w:tcPr>
+          <w:p>
+            <w:r/>
+            <w:r>
+              <w:rPr>
+                <w:sz w:val="19"/>
+              </w:rPr>
+              <w:t>机器和植物</w:t>
+            </w:r>
+          </w:p>
+        </w:tc>
+        <w:tc>
+          <w:tcPr>
+            <w:tcW w:type="dxa" w:w="4440"/>
+          </w:tcPr>
+          <w:p>
+            <w:r/>
+            <w:r>
+              <w:rPr>
+                <w:sz w:val="19"/>
+              </w:rPr>
+              <w:t>一个机器人和植物住在一起的地方。谁照顾谁？</w:t>
+            </w:r>
+          </w:p>
+        </w:tc>
+        <w:tc>
+          <w:tcPr>
+            <w:tcW w:type="dxa" w:w="2018"/>
+          </w:tcPr>
+          <w:p>
+            <w:r/>
+            <w:r>
+              <w:rPr>
+                <w:sz w:val="19"/>
+              </w:rPr>
+              <w:t>机器也可以长出植物。</w:t>
+            </w:r>
+          </w:p>
+        </w:tc>
+        <w:tc>
+          <w:tcPr>
+            <w:tcW w:type="dxa" w:w="1413"/>
+          </w:tcPr>
+          <w:p>
+            <w:r/>
+            <w:r>
+              <w:rPr>
+                <w:sz w:val="19"/>
+              </w:rPr>
+              <w:t>初中版</w:t>
+            </w:r>
+          </w:p>
+        </w:tc>
+      </w:tr>
+      <w:tr>
+        <w:trPr>
+          <w:cantSplit/>
+        </w:trPr>
+        <w:tc>
+          <w:tcPr>
+            <w:tcW w:type="dxa" w:w="706"/>
+          </w:tcPr>
+          <w:p>
+            <w:r/>
+            <w:r>
+              <w:rPr>
+                <w:sz w:val="19"/>
+              </w:rPr>
+              <w:t>1.8</w:t>
+            </w:r>
+          </w:p>
+        </w:tc>
+        <w:tc>
+          <w:tcPr>
+            <w:tcW w:type="dxa" w:w="1514"/>
+          </w:tcPr>
+          <w:p>
+            <w:r/>
+            <w:r>
+              <w:rPr>
+                <w:sz w:val="19"/>
+              </w:rPr>
+              <w:t>体育馆的夜晚</w:t>
+            </w:r>
+          </w:p>
+        </w:tc>
+        <w:tc>
+          <w:tcPr>
+            <w:tcW w:type="dxa" w:w="4440"/>
+          </w:tcPr>
+          <w:p>
+            <w:r/>
+            <w:r>
+              <w:rPr>
+                <w:sz w:val="19"/>
+              </w:rPr>
+              <w:t>体育馆晚上变成了另一个世界。画你看到的。</w:t>
+            </w:r>
+          </w:p>
+        </w:tc>
+        <w:tc>
+          <w:tcPr>
+            <w:tcW w:type="dxa" w:w="2018"/>
+          </w:tcPr>
+          <w:p>
+            <w:r/>
+            <w:r>
+              <w:rPr>
+                <w:sz w:val="19"/>
+              </w:rPr>
+              <w:t>白天的东西还在，但变了。</w:t>
+            </w:r>
+          </w:p>
+        </w:tc>
+        <w:tc>
+          <w:tcPr>
+            <w:tcW w:type="dxa" w:w="1413"/>
+          </w:tcPr>
+          <w:p>
+            <w:r/>
+            <w:r>
+              <w:rPr>
+                <w:sz w:val="19"/>
+              </w:rPr>
+              <w:t>初中版</w:t>
+            </w:r>
           </w:p>
         </w:tc>
       </w:tr>
@@ -856,7 +1109,7 @@
         <w:pStyle w:val="Heading2"/>
       </w:pPr>
       <w:r>
-        <w:t>2. 博物馆修复师（4 题）</w:t>
+        <w:t>2. 博物馆修复师（8 题）</w:t>
       </w:r>
     </w:p>
     <w:p>
@@ -1016,7 +1269,7 @@
               <w:rPr>
                 <w:sz w:val="19"/>
               </w:rPr>
-              <w:t>博物馆抢修</w:t>
+              <w:t>破掉的照片</w:t>
             </w:r>
           </w:p>
         </w:tc>
@@ -1030,7 +1283,7 @@
               <w:rPr>
                 <w:sz w:val="19"/>
               </w:rPr>
-              <w:t>博物馆的一幅画损坏了。请根据参考图把重要的物体、位置和结构重新画出来，让别人还能认出原来的场景。</w:t>
+              <w:t>照片破了。照着它把这个地方重新画出来。</w:t>
             </w:r>
           </w:p>
         </w:tc>
@@ -1044,7 +1297,7 @@
               <w:rPr>
                 <w:sz w:val="19"/>
               </w:rPr>
-              <w:t>先把大的结构和位置定下来，再补细节。</w:t>
+              <w:t>先画大的，再画小的。</w:t>
             </w:r>
           </w:p>
         </w:tc>
@@ -1054,6 +1307,12 @@
           </w:tcPr>
           <w:p>
             <w:r/>
+            <w:r>
+              <w:rPr>
+                <w:sz w:val="19"/>
+              </w:rPr>
+              <w:t>两版共通</w:t>
+            </w:r>
           </w:p>
         </w:tc>
       </w:tr>
@@ -1085,7 +1344,7 @@
               <w:rPr>
                 <w:sz w:val="19"/>
               </w:rPr>
-              <w:t>探险家丢失的照片</w:t>
+              <w:t>机器人的记忆</w:t>
             </w:r>
           </w:p>
         </w:tc>
@@ -1099,7 +1358,7 @@
               <w:rPr>
                 <w:sz w:val="19"/>
               </w:rPr>
-              <w:t>探险队的一张照片坏掉了。请重新画出这个地方，让下一位探险家知道这里有什么，以及它们分别在哪里。</w:t>
+              <w:t>机器人只记得这一张图。帮它把这个地方画回来。</w:t>
             </w:r>
           </w:p>
         </w:tc>
@@ -1113,7 +1372,7 @@
               <w:rPr>
                 <w:sz w:val="19"/>
               </w:rPr>
-              <w:t>先把大的结构和位置定下来，再补细节。</w:t>
+              <w:t>先看东西在哪里，再补细节。</w:t>
             </w:r>
           </w:p>
         </w:tc>
@@ -1123,6 +1382,12 @@
           </w:tcPr>
           <w:p>
             <w:r/>
+            <w:r>
+              <w:rPr>
+                <w:sz w:val="19"/>
+              </w:rPr>
+              <w:t>两版共通</w:t>
+            </w:r>
           </w:p>
         </w:tc>
       </w:tr>
@@ -1154,7 +1419,7 @@
               <w:rPr>
                 <w:sz w:val="19"/>
               </w:rPr>
-              <w:t>侦探的现场重建</w:t>
+              <w:t>寻宝图</w:t>
             </w:r>
           </w:p>
         </w:tc>
@@ -1168,7 +1433,7 @@
               <w:rPr>
                 <w:sz w:val="19"/>
               </w:rPr>
-              <w:t>侦探只找到了一张损坏的现场图片。请把重要结构重新画出来，让其他侦探能够理解这个场景。</w:t>
+              <w:t>这是宝藏所在的地方。照着画一张，别人才找得到。</w:t>
             </w:r>
           </w:p>
         </w:tc>
@@ -1182,7 +1447,7 @@
               <w:rPr>
                 <w:sz w:val="19"/>
               </w:rPr>
-              <w:t>先把大的结构和位置定下来，再补细节。</w:t>
+              <w:t>什么在左边，什么在右边？</w:t>
             </w:r>
           </w:p>
         </w:tc>
@@ -1192,6 +1457,12 @@
           </w:tcPr>
           <w:p>
             <w:r/>
+            <w:r>
+              <w:rPr>
+                <w:sz w:val="19"/>
+              </w:rPr>
+              <w:t>小学版</w:t>
+            </w:r>
           </w:p>
         </w:tc>
       </w:tr>
@@ -1223,7 +1494,7 @@
               <w:rPr>
                 <w:sz w:val="19"/>
               </w:rPr>
-              <w:t>机器人的记忆修复</w:t>
+              <w:t>小猫的家</w:t>
             </w:r>
           </w:p>
         </w:tc>
@@ -1237,7 +1508,7 @@
               <w:rPr>
                 <w:sz w:val="19"/>
               </w:rPr>
-              <w:t>一个机器人只剩下这个地方的视觉记录。请帮助它重新建立这个场景。</w:t>
+              <w:t>小猫走丢了，只记得家长这样。照着画出来。</w:t>
             </w:r>
           </w:p>
         </w:tc>
@@ -1251,7 +1522,7 @@
               <w:rPr>
                 <w:sz w:val="19"/>
               </w:rPr>
-              <w:t>先把大的结构和位置定下来，再补细节。</w:t>
+              <w:t>先找大东西的位置，再看看还有什么细节。</w:t>
             </w:r>
           </w:p>
         </w:tc>
@@ -1261,6 +1532,312 @@
           </w:tcPr>
           <w:p>
             <w:r/>
+            <w:r>
+              <w:rPr>
+                <w:sz w:val="19"/>
+              </w:rPr>
+              <w:t>小学版</w:t>
+            </w:r>
+          </w:p>
+        </w:tc>
+      </w:tr>
+      <w:tr>
+        <w:trPr>
+          <w:cantSplit/>
+        </w:trPr>
+        <w:tc>
+          <w:tcPr>
+            <w:tcW w:type="dxa" w:w="706"/>
+          </w:tcPr>
+          <w:p>
+            <w:r/>
+            <w:r>
+              <w:rPr>
+                <w:sz w:val="19"/>
+              </w:rPr>
+              <w:t>2.5</w:t>
+            </w:r>
+          </w:p>
+        </w:tc>
+        <w:tc>
+          <w:tcPr>
+            <w:tcW w:type="dxa" w:w="1514"/>
+          </w:tcPr>
+          <w:p>
+            <w:r/>
+            <w:r>
+              <w:rPr>
+                <w:sz w:val="19"/>
+              </w:rPr>
+              <w:t>拼图的最后一块</w:t>
+            </w:r>
+          </w:p>
+        </w:tc>
+        <w:tc>
+          <w:tcPr>
+            <w:tcW w:type="dxa" w:w="4440"/>
+          </w:tcPr>
+          <w:p>
+            <w:r/>
+            <w:r>
+              <w:rPr>
+                <w:sz w:val="19"/>
+              </w:rPr>
+              <w:t>拼图少了一大块。照着这张图把它补全。</w:t>
+            </w:r>
+          </w:p>
+        </w:tc>
+        <w:tc>
+          <w:tcPr>
+            <w:tcW w:type="dxa" w:w="2018"/>
+          </w:tcPr>
+          <w:p>
+            <w:r/>
+            <w:r>
+              <w:rPr>
+                <w:sz w:val="19"/>
+              </w:rPr>
+              <w:t>看清边上连着什么。</w:t>
+            </w:r>
+          </w:p>
+        </w:tc>
+        <w:tc>
+          <w:tcPr>
+            <w:tcW w:type="dxa" w:w="1413"/>
+          </w:tcPr>
+          <w:p>
+            <w:r/>
+            <w:r>
+              <w:rPr>
+                <w:sz w:val="19"/>
+              </w:rPr>
+              <w:t>小学版</w:t>
+            </w:r>
+          </w:p>
+        </w:tc>
+      </w:tr>
+      <w:tr>
+        <w:trPr>
+          <w:cantSplit/>
+        </w:trPr>
+        <w:tc>
+          <w:tcPr>
+            <w:tcW w:type="dxa" w:w="706"/>
+          </w:tcPr>
+          <w:p>
+            <w:r/>
+            <w:r>
+              <w:rPr>
+                <w:sz w:val="19"/>
+              </w:rPr>
+              <w:t>2.6</w:t>
+            </w:r>
+          </w:p>
+        </w:tc>
+        <w:tc>
+          <w:tcPr>
+            <w:tcW w:type="dxa" w:w="1514"/>
+          </w:tcPr>
+          <w:p>
+            <w:r/>
+            <w:r>
+              <w:rPr>
+                <w:sz w:val="19"/>
+              </w:rPr>
+              <w:t>卫星图丢失</w:t>
+            </w:r>
+          </w:p>
+        </w:tc>
+        <w:tc>
+          <w:tcPr>
+            <w:tcW w:type="dxa" w:w="4440"/>
+          </w:tcPr>
+          <w:p>
+            <w:r/>
+            <w:r>
+              <w:rPr>
+                <w:sz w:val="19"/>
+              </w:rPr>
+              <w:t>卫星只传回这一张图就失联了。画出这个地点。</w:t>
+            </w:r>
+          </w:p>
+        </w:tc>
+        <w:tc>
+          <w:tcPr>
+            <w:tcW w:type="dxa" w:w="2018"/>
+          </w:tcPr>
+          <w:p>
+            <w:r/>
+            <w:r>
+              <w:rPr>
+                <w:sz w:val="19"/>
+              </w:rPr>
+              <w:t>先看整体位置，再看大小关系。</w:t>
+            </w:r>
+          </w:p>
+        </w:tc>
+        <w:tc>
+          <w:tcPr>
+            <w:tcW w:type="dxa" w:w="1413"/>
+          </w:tcPr>
+          <w:p>
+            <w:r/>
+            <w:r>
+              <w:rPr>
+                <w:sz w:val="19"/>
+              </w:rPr>
+              <w:t>初中版</w:t>
+            </w:r>
+          </w:p>
+        </w:tc>
+      </w:tr>
+      <w:tr>
+        <w:trPr>
+          <w:cantSplit/>
+        </w:trPr>
+        <w:tc>
+          <w:tcPr>
+            <w:tcW w:type="dxa" w:w="706"/>
+          </w:tcPr>
+          <w:p>
+            <w:r/>
+            <w:r>
+              <w:rPr>
+                <w:sz w:val="19"/>
+              </w:rPr>
+              <w:t>2.7</w:t>
+            </w:r>
+          </w:p>
+        </w:tc>
+        <w:tc>
+          <w:tcPr>
+            <w:tcW w:type="dxa" w:w="1514"/>
+          </w:tcPr>
+          <w:p>
+            <w:r/>
+            <w:r>
+              <w:rPr>
+                <w:sz w:val="19"/>
+              </w:rPr>
+              <w:t>考古现场</w:t>
+            </w:r>
+          </w:p>
+        </w:tc>
+        <w:tc>
+          <w:tcPr>
+            <w:tcW w:type="dxa" w:w="4440"/>
+          </w:tcPr>
+          <w:p>
+            <w:r/>
+            <w:r>
+              <w:rPr>
+                <w:sz w:val="19"/>
+              </w:rPr>
+              <w:t>千年后有人挖出这张图。帮他们重建这个地方。</w:t>
+            </w:r>
+          </w:p>
+        </w:tc>
+        <w:tc>
+          <w:tcPr>
+            <w:tcW w:type="dxa" w:w="2018"/>
+          </w:tcPr>
+          <w:p>
+            <w:r/>
+            <w:r>
+              <w:rPr>
+                <w:sz w:val="19"/>
+              </w:rPr>
+              <w:t>哪些东西挨着，哪些隔开？</w:t>
+            </w:r>
+          </w:p>
+        </w:tc>
+        <w:tc>
+          <w:tcPr>
+            <w:tcW w:type="dxa" w:w="1413"/>
+          </w:tcPr>
+          <w:p>
+            <w:r/>
+            <w:r>
+              <w:rPr>
+                <w:sz w:val="19"/>
+              </w:rPr>
+              <w:t>初中版</w:t>
+            </w:r>
+          </w:p>
+        </w:tc>
+      </w:tr>
+      <w:tr>
+        <w:trPr>
+          <w:cantSplit/>
+        </w:trPr>
+        <w:tc>
+          <w:tcPr>
+            <w:tcW w:type="dxa" w:w="706"/>
+          </w:tcPr>
+          <w:p>
+            <w:r/>
+            <w:r>
+              <w:rPr>
+                <w:sz w:val="19"/>
+              </w:rPr>
+              <w:t>2.8</w:t>
+            </w:r>
+          </w:p>
+        </w:tc>
+        <w:tc>
+          <w:tcPr>
+            <w:tcW w:type="dxa" w:w="1514"/>
+          </w:tcPr>
+          <w:p>
+            <w:r/>
+            <w:r>
+              <w:rPr>
+                <w:sz w:val="19"/>
+              </w:rPr>
+              <w:t>被删的画</w:t>
+            </w:r>
+          </w:p>
+        </w:tc>
+        <w:tc>
+          <w:tcPr>
+            <w:tcW w:type="dxa" w:w="4440"/>
+          </w:tcPr>
+          <w:p>
+            <w:r/>
+            <w:r>
+              <w:rPr>
+                <w:sz w:val="19"/>
+              </w:rPr>
+              <w:t>博物馆的画被删掉了一半。照着原图把它复原。</w:t>
+            </w:r>
+          </w:p>
+        </w:tc>
+        <w:tc>
+          <w:tcPr>
+            <w:tcW w:type="dxa" w:w="2018"/>
+          </w:tcPr>
+          <w:p>
+            <w:r/>
+            <w:r>
+              <w:rPr>
+                <w:sz w:val="19"/>
+              </w:rPr>
+              <w:t>保持原来的比例和位置。</w:t>
+            </w:r>
+          </w:p>
+        </w:tc>
+        <w:tc>
+          <w:tcPr>
+            <w:tcW w:type="dxa" w:w="1413"/>
+          </w:tcPr>
+          <w:p>
+            <w:r/>
+            <w:r>
+              <w:rPr>
+                <w:sz w:val="19"/>
+              </w:rPr>
+              <w:t>初中版</w:t>
+            </w:r>
           </w:p>
         </w:tc>
       </w:tr>
@@ -1270,7 +1847,7 @@
         <w:pStyle w:val="Heading2"/>
       </w:pPr>
       <w:r>
-        <w:t>3. 探险家速写（4 题）</w:t>
+        <w:t>3. 探险家速写（8 题）</w:t>
       </w:r>
     </w:p>
     <w:p>
@@ -1430,7 +2007,7 @@
               <w:rPr>
                 <w:sz w:val="19"/>
               </w:rPr>
-              <w:t>外星观察日志</w:t>
+              <w:t>外星观察</w:t>
             </w:r>
           </w:p>
         </w:tc>
@@ -1444,7 +2021,7 @@
               <w:rPr>
                 <w:sz w:val="19"/>
               </w:rPr>
-              <w:t>你第一次来到一个陌生星球。画一张观察记录，让下一位探险家知道这些东西长什么样、谁在前面、谁在后面。</w:t>
+              <w:t>你刚到一个星球。把看到的东西照着画下来。</w:t>
             </w:r>
           </w:p>
         </w:tc>
@@ -1458,7 +2035,7 @@
               <w:rPr>
                 <w:sz w:val="19"/>
               </w:rPr>
-              <w:t>注意谁在前面、谁被挡住、谁更大。</w:t>
+              <w:t>看看大小、位置和谁挡住谁。</w:t>
             </w:r>
           </w:p>
         </w:tc>
@@ -1468,6 +2045,12 @@
           </w:tcPr>
           <w:p>
             <w:r/>
+            <w:r>
+              <w:rPr>
+                <w:sz w:val="19"/>
+              </w:rPr>
+              <w:t>两版共通</w:t>
+            </w:r>
           </w:p>
         </w:tc>
       </w:tr>
@@ -1499,7 +2082,7 @@
               <w:rPr>
                 <w:sz w:val="19"/>
               </w:rPr>
-              <w:t>科学家的速写本</w:t>
+              <w:t>教机器人看</w:t>
             </w:r>
           </w:p>
         </w:tc>
@@ -1513,7 +2096,7 @@
               <w:rPr>
                 <w:sz w:val="19"/>
               </w:rPr>
-              <w:t>你是一名科学家。请准确记录这些物体的大小、形状和相互位置。</w:t>
+              <w:t>机器人分不清大小和前后。照着图画给它看。</w:t>
             </w:r>
           </w:p>
         </w:tc>
@@ -1527,7 +2110,7 @@
               <w:rPr>
                 <w:sz w:val="19"/>
               </w:rPr>
-              <w:t>注意谁在前面、谁被挡住、谁更大。</w:t>
+              <w:t>按图里的大小、位置和前后画。</w:t>
             </w:r>
           </w:p>
         </w:tc>
@@ -1537,6 +2120,12 @@
           </w:tcPr>
           <w:p>
             <w:r/>
+            <w:r>
+              <w:rPr>
+                <w:sz w:val="19"/>
+              </w:rPr>
+              <w:t>两版共通</w:t>
+            </w:r>
           </w:p>
         </w:tc>
       </w:tr>
@@ -1568,7 +2157,7 @@
               <w:rPr>
                 <w:sz w:val="19"/>
               </w:rPr>
-              <w:t>寻宝现场</w:t>
+              <w:t>玩具店清单</w:t>
             </w:r>
           </w:p>
         </w:tc>
@@ -1582,7 +2171,7 @@
               <w:rPr>
                 <w:sz w:val="19"/>
               </w:rPr>
-              <w:t>这是寻宝地图中的重要现场。请记录物体的位置和遮挡关系，让另一个人能够重新摆出这个场景。</w:t>
+              <w:t>老板要一张清单。把这几样东西照样画下来。</w:t>
             </w:r>
           </w:p>
         </w:tc>
@@ -1596,7 +2185,7 @@
               <w:rPr>
                 <w:sz w:val="19"/>
               </w:rPr>
-              <w:t>注意谁在前面、谁被挡住、谁更大。</w:t>
+              <w:t>数一数有几样，再看它们放在哪儿。</w:t>
             </w:r>
           </w:p>
         </w:tc>
@@ -1606,6 +2195,12 @@
           </w:tcPr>
           <w:p>
             <w:r/>
+            <w:r>
+              <w:rPr>
+                <w:sz w:val="19"/>
+              </w:rPr>
+              <w:t>小学版</w:t>
+            </w:r>
           </w:p>
         </w:tc>
       </w:tr>
@@ -1637,7 +2232,7 @@
               <w:rPr>
                 <w:sz w:val="19"/>
               </w:rPr>
-              <w:t>教机器人看东西</w:t>
+              <w:t>寻宝现场</w:t>
             </w:r>
           </w:p>
         </w:tc>
@@ -1651,7 +2246,7 @@
               <w:rPr>
                 <w:sz w:val="19"/>
               </w:rPr>
-              <w:t>一个机器人不会理解空间。请画出这个场景，让它知道哪个物体更大、哪个更近、哪个被挡住。</w:t>
+              <w:t>宝藏就在这儿。画下这些东西，别人才能摆回去。</w:t>
             </w:r>
           </w:p>
         </w:tc>
@@ -1665,7 +2260,7 @@
               <w:rPr>
                 <w:sz w:val="19"/>
               </w:rPr>
-              <w:t>注意谁在前面、谁被挡住、谁更大。</w:t>
+              <w:t>位置要对，也看看谁挡住谁。</w:t>
             </w:r>
           </w:p>
         </w:tc>
@@ -1675,6 +2270,312 @@
           </w:tcPr>
           <w:p>
             <w:r/>
+            <w:r>
+              <w:rPr>
+                <w:sz w:val="19"/>
+              </w:rPr>
+              <w:t>小学版</w:t>
+            </w:r>
+          </w:p>
+        </w:tc>
+      </w:tr>
+      <w:tr>
+        <w:trPr>
+          <w:cantSplit/>
+        </w:trPr>
+        <w:tc>
+          <w:tcPr>
+            <w:tcW w:type="dxa" w:w="706"/>
+          </w:tcPr>
+          <w:p>
+            <w:r/>
+            <w:r>
+              <w:rPr>
+                <w:sz w:val="19"/>
+              </w:rPr>
+              <w:t>3.5</w:t>
+            </w:r>
+          </w:p>
+        </w:tc>
+        <w:tc>
+          <w:tcPr>
+            <w:tcW w:type="dxa" w:w="1514"/>
+          </w:tcPr>
+          <w:p>
+            <w:r/>
+            <w:r>
+              <w:rPr>
+                <w:sz w:val="19"/>
+              </w:rPr>
+              <w:t>侦探的笔记</w:t>
+            </w:r>
+          </w:p>
+        </w:tc>
+        <w:tc>
+          <w:tcPr>
+            <w:tcW w:type="dxa" w:w="4440"/>
+          </w:tcPr>
+          <w:p>
+            <w:r/>
+            <w:r>
+              <w:rPr>
+                <w:sz w:val="19"/>
+              </w:rPr>
+              <w:t>你是小侦探。把现场的每样东西画进笔记。</w:t>
+            </w:r>
+          </w:p>
+        </w:tc>
+        <w:tc>
+          <w:tcPr>
+            <w:tcW w:type="dxa" w:w="2018"/>
+          </w:tcPr>
+          <w:p>
+            <w:r/>
+            <w:r>
+              <w:rPr>
+                <w:sz w:val="19"/>
+              </w:rPr>
+              <w:t>把你真正看到的部分画下来。</w:t>
+            </w:r>
+          </w:p>
+        </w:tc>
+        <w:tc>
+          <w:tcPr>
+            <w:tcW w:type="dxa" w:w="1413"/>
+          </w:tcPr>
+          <w:p>
+            <w:r/>
+            <w:r>
+              <w:rPr>
+                <w:sz w:val="19"/>
+              </w:rPr>
+              <w:t>小学版</w:t>
+            </w:r>
+          </w:p>
+        </w:tc>
+      </w:tr>
+      <w:tr>
+        <w:trPr>
+          <w:cantSplit/>
+        </w:trPr>
+        <w:tc>
+          <w:tcPr>
+            <w:tcW w:type="dxa" w:w="706"/>
+          </w:tcPr>
+          <w:p>
+            <w:r/>
+            <w:r>
+              <w:rPr>
+                <w:sz w:val="19"/>
+              </w:rPr>
+              <w:t>3.6</w:t>
+            </w:r>
+          </w:p>
+        </w:tc>
+        <w:tc>
+          <w:tcPr>
+            <w:tcW w:type="dxa" w:w="1514"/>
+          </w:tcPr>
+          <w:p>
+            <w:r/>
+            <w:r>
+              <w:rPr>
+                <w:sz w:val="19"/>
+              </w:rPr>
+              <w:t>实验室记录</w:t>
+            </w:r>
+          </w:p>
+        </w:tc>
+        <w:tc>
+          <w:tcPr>
+            <w:tcW w:type="dxa" w:w="4440"/>
+          </w:tcPr>
+          <w:p>
+            <w:r/>
+            <w:r>
+              <w:rPr>
+                <w:sz w:val="19"/>
+              </w:rPr>
+              <w:t>实验前记录桌上的物体：形状、大小、相互位置。</w:t>
+            </w:r>
+          </w:p>
+        </w:tc>
+        <w:tc>
+          <w:tcPr>
+            <w:tcW w:type="dxa" w:w="2018"/>
+          </w:tcPr>
+          <w:p>
+            <w:r/>
+            <w:r>
+              <w:rPr>
+                <w:sz w:val="19"/>
+              </w:rPr>
+              <w:t>先看比例，再看位置和前后。</w:t>
+            </w:r>
+          </w:p>
+        </w:tc>
+        <w:tc>
+          <w:tcPr>
+            <w:tcW w:type="dxa" w:w="1413"/>
+          </w:tcPr>
+          <w:p>
+            <w:r/>
+            <w:r>
+              <w:rPr>
+                <w:sz w:val="19"/>
+              </w:rPr>
+              <w:t>初中版</w:t>
+            </w:r>
+          </w:p>
+        </w:tc>
+      </w:tr>
+      <w:tr>
+        <w:trPr>
+          <w:cantSplit/>
+        </w:trPr>
+        <w:tc>
+          <w:tcPr>
+            <w:tcW w:type="dxa" w:w="706"/>
+          </w:tcPr>
+          <w:p>
+            <w:r/>
+            <w:r>
+              <w:rPr>
+                <w:sz w:val="19"/>
+              </w:rPr>
+              <w:t>3.7</w:t>
+            </w:r>
+          </w:p>
+        </w:tc>
+        <w:tc>
+          <w:tcPr>
+            <w:tcW w:type="dxa" w:w="1514"/>
+          </w:tcPr>
+          <w:p>
+            <w:r/>
+            <w:r>
+              <w:rPr>
+                <w:sz w:val="19"/>
+              </w:rPr>
+              <w:t>间谍的情报</w:t>
+            </w:r>
+          </w:p>
+        </w:tc>
+        <w:tc>
+          <w:tcPr>
+            <w:tcW w:type="dxa" w:w="4440"/>
+          </w:tcPr>
+          <w:p>
+            <w:r/>
+            <w:r>
+              <w:rPr>
+                <w:sz w:val="19"/>
+              </w:rPr>
+              <w:t>你只有十分钟。把这个场景画下来传回去。</w:t>
+            </w:r>
+          </w:p>
+        </w:tc>
+        <w:tc>
+          <w:tcPr>
+            <w:tcW w:type="dxa" w:w="2018"/>
+          </w:tcPr>
+          <w:p>
+            <w:r/>
+            <w:r>
+              <w:rPr>
+                <w:sz w:val="19"/>
+              </w:rPr>
+              <w:t>哪个物体在前面？谁挡住了谁？</w:t>
+            </w:r>
+          </w:p>
+        </w:tc>
+        <w:tc>
+          <w:tcPr>
+            <w:tcW w:type="dxa" w:w="1413"/>
+          </w:tcPr>
+          <w:p>
+            <w:r/>
+            <w:r>
+              <w:rPr>
+                <w:sz w:val="19"/>
+              </w:rPr>
+              <w:t>初中版</w:t>
+            </w:r>
+          </w:p>
+        </w:tc>
+      </w:tr>
+      <w:tr>
+        <w:trPr>
+          <w:cantSplit/>
+        </w:trPr>
+        <w:tc>
+          <w:tcPr>
+            <w:tcW w:type="dxa" w:w="706"/>
+          </w:tcPr>
+          <w:p>
+            <w:r/>
+            <w:r>
+              <w:rPr>
+                <w:sz w:val="19"/>
+              </w:rPr>
+              <w:t>3.8</w:t>
+            </w:r>
+          </w:p>
+        </w:tc>
+        <w:tc>
+          <w:tcPr>
+            <w:tcW w:type="dxa" w:w="1514"/>
+          </w:tcPr>
+          <w:p>
+            <w:r/>
+            <w:r>
+              <w:rPr>
+                <w:sz w:val="19"/>
+              </w:rPr>
+              <w:t>博物馆藏品</w:t>
+            </w:r>
+          </w:p>
+        </w:tc>
+        <w:tc>
+          <w:tcPr>
+            <w:tcW w:type="dxa" w:w="4440"/>
+          </w:tcPr>
+          <w:p>
+            <w:r/>
+            <w:r>
+              <w:rPr>
+                <w:sz w:val="19"/>
+              </w:rPr>
+              <w:t>这组藏品要登记。画一张能看出大小和前后的图。</w:t>
+            </w:r>
+          </w:p>
+        </w:tc>
+        <w:tc>
+          <w:tcPr>
+            <w:tcW w:type="dxa" w:w="2018"/>
+          </w:tcPr>
+          <w:p>
+            <w:r/>
+            <w:r>
+              <w:rPr>
+                <w:sz w:val="19"/>
+              </w:rPr>
+              <w:t>比例、位置和遮挡都要看。</w:t>
+            </w:r>
+          </w:p>
+        </w:tc>
+        <w:tc>
+          <w:tcPr>
+            <w:tcW w:type="dxa" w:w="1413"/>
+          </w:tcPr>
+          <w:p>
+            <w:r/>
+            <w:r>
+              <w:rPr>
+                <w:sz w:val="19"/>
+              </w:rPr>
+              <w:t>初中版</w:t>
+            </w:r>
           </w:p>
         </w:tc>
       </w:tr>
@@ -1684,7 +2585,7 @@
         <w:pStyle w:val="Heading2"/>
       </w:pPr>
       <w:r>
-        <w:t>4. 失落的碎片（4 题）</w:t>
+        <w:t>4. 失落的碎片（8 题）</w:t>
       </w:r>
     </w:p>
     <w:p>
@@ -1844,7 +2745,7 @@
               <w:rPr>
                 <w:sz w:val="19"/>
               </w:rPr>
-              <w:t>丢失的画</w:t>
+              <w:t>梦的碎片</w:t>
             </w:r>
           </w:p>
         </w:tc>
@@ -1858,15 +2759,7 @@
               <w:rPr>
                 <w:sz w:val="19"/>
               </w:rPr>
-              <w:t>我们只找到了原画留下来的几个碎片。把它们变成一幅完整的画，并告诉我们这里发生了什么。</w:t>
-            </w:r>
-          </w:p>
-          <w:p>
-            <w:r>
-              <w:rPr>
-                <w:sz w:val="19"/>
-              </w:rPr>
-              <w:t>另外，这幅画里：有什么刚刚抵达。</w:t>
+              <w:t>这些是一个梦掉下来的碎片。把它们变成一幅完整的画。</w:t>
             </w:r>
           </w:p>
         </w:tc>
@@ -1880,7 +2773,7 @@
               <w:rPr>
                 <w:sz w:val="19"/>
               </w:rPr>
-              <w:t>碎片可以旋转着看，也可以只用其中几个。</w:t>
+              <w:t>碎片可以变成任何东西。</w:t>
             </w:r>
           </w:p>
         </w:tc>
@@ -1890,6 +2783,12 @@
           </w:tcPr>
           <w:p>
             <w:r/>
+            <w:r>
+              <w:rPr>
+                <w:sz w:val="19"/>
+              </w:rPr>
+              <w:t>两版共通</w:t>
+            </w:r>
           </w:p>
         </w:tc>
       </w:tr>
@@ -1935,15 +2834,7 @@
               <w:rPr>
                 <w:sz w:val="19"/>
               </w:rPr>
-              <w:t>有人留下了一些奇怪符号。也许它们其实属于一个更大的世界。把它们发展成一幅完整作品。</w:t>
-            </w:r>
-          </w:p>
-          <w:p>
-            <w:r>
-              <w:rPr>
-                <w:sz w:val="19"/>
-              </w:rPr>
-              <w:t>另外，这幅画里：有什么正躲着。</w:t>
+              <w:t>有人留下这些奇怪符号。把它们变成一个完整的世界。</w:t>
             </w:r>
           </w:p>
         </w:tc>
@@ -1957,7 +2848,7 @@
               <w:rPr>
                 <w:sz w:val="19"/>
               </w:rPr>
-              <w:t>碎片可以旋转着看，也可以只用其中几个。</w:t>
+              <w:t>符号可以转着看，也可以换一种意思。</w:t>
             </w:r>
           </w:p>
         </w:tc>
@@ -1967,6 +2858,12 @@
           </w:tcPr>
           <w:p>
             <w:r/>
+            <w:r>
+              <w:rPr>
+                <w:sz w:val="19"/>
+              </w:rPr>
+              <w:t>两版共通</w:t>
+            </w:r>
           </w:p>
         </w:tc>
       </w:tr>
@@ -1998,7 +2895,7 @@
               <w:rPr>
                 <w:sz w:val="19"/>
               </w:rPr>
-              <w:t>梦的碎片</w:t>
+              <w:t>云的形状</w:t>
             </w:r>
           </w:p>
         </w:tc>
@@ -2012,15 +2909,7 @@
               <w:rPr>
                 <w:sz w:val="19"/>
               </w:rPr>
-              <w:t>这些图形是一个梦留下来的碎片。请把它们变成完整的梦境。</w:t>
-            </w:r>
-          </w:p>
-          <w:p>
-            <w:r>
-              <w:rPr>
-                <w:sz w:val="19"/>
-              </w:rPr>
-              <w:t>另外，这幅画里：这里正在庆祝。</w:t>
+              <w:t>这些线像云的边。云里藏着什么？</w:t>
             </w:r>
           </w:p>
         </w:tc>
@@ -2034,7 +2923,7 @@
               <w:rPr>
                 <w:sz w:val="19"/>
               </w:rPr>
-              <w:t>碎片可以旋转着看，也可以只用其中几个。</w:t>
+              <w:t>可以只用几块，也可以改变它们的意思。</w:t>
             </w:r>
           </w:p>
         </w:tc>
@@ -2044,6 +2933,12 @@
           </w:tcPr>
           <w:p>
             <w:r/>
+            <w:r>
+              <w:rPr>
+                <w:sz w:val="19"/>
+              </w:rPr>
+              <w:t>小学版</w:t>
+            </w:r>
           </w:p>
         </w:tc>
       </w:tr>
@@ -2075,7 +2970,7 @@
               <w:rPr>
                 <w:sz w:val="19"/>
               </w:rPr>
-              <w:t>故障的传送门</w:t>
+              <w:t>怪物的涂鸦</w:t>
             </w:r>
           </w:p>
         </w:tc>
@@ -2089,15 +2984,7 @@
               <w:rPr>
                 <w:sz w:val="19"/>
               </w:rPr>
-              <w:t>一个传送门发生故障，只留下这些视觉碎片。画出另一边原来是什么地方。</w:t>
-            </w:r>
-          </w:p>
-          <w:p>
-            <w:r>
-              <w:rPr>
-                <w:sz w:val="19"/>
-              </w:rPr>
-              <w:t>另外，这幅画里：有什么就要改变了。</w:t>
+              <w:t>一只怪物画到一半跑了。帮它把画继续完成。</w:t>
             </w:r>
           </w:p>
         </w:tc>
@@ -2111,7 +2998,7 @@
               <w:rPr>
                 <w:sz w:val="19"/>
               </w:rPr>
-              <w:t>碎片可以旋转着看，也可以只用其中几个。</w:t>
+              <w:t>先看看这些碎片像什么。</w:t>
             </w:r>
           </w:p>
         </w:tc>
@@ -2121,6 +3008,312 @@
           </w:tcPr>
           <w:p>
             <w:r/>
+            <w:r>
+              <w:rPr>
+                <w:sz w:val="19"/>
+              </w:rPr>
+              <w:t>小学版</w:t>
+            </w:r>
+          </w:p>
+        </w:tc>
+      </w:tr>
+      <w:tr>
+        <w:trPr>
+          <w:cantSplit/>
+        </w:trPr>
+        <w:tc>
+          <w:tcPr>
+            <w:tcW w:type="dxa" w:w="706"/>
+          </w:tcPr>
+          <w:p>
+            <w:r/>
+            <w:r>
+              <w:rPr>
+                <w:sz w:val="19"/>
+              </w:rPr>
+              <w:t>4.5</w:t>
+            </w:r>
+          </w:p>
+        </w:tc>
+        <w:tc>
+          <w:tcPr>
+            <w:tcW w:type="dxa" w:w="1514"/>
+          </w:tcPr>
+          <w:p>
+            <w:r/>
+            <w:r>
+              <w:rPr>
+                <w:sz w:val="19"/>
+              </w:rPr>
+              <w:t>掉下来的拼图</w:t>
+            </w:r>
+          </w:p>
+        </w:tc>
+        <w:tc>
+          <w:tcPr>
+            <w:tcW w:type="dxa" w:w="4440"/>
+          </w:tcPr>
+          <w:p>
+            <w:r/>
+            <w:r>
+              <w:rPr>
+                <w:sz w:val="19"/>
+              </w:rPr>
+              <w:t>拼图掉了几块在这儿。用它们拼出一张新的画。</w:t>
+            </w:r>
+          </w:p>
+        </w:tc>
+        <w:tc>
+          <w:tcPr>
+            <w:tcW w:type="dxa" w:w="2018"/>
+          </w:tcPr>
+          <w:p>
+            <w:r/>
+            <w:r>
+              <w:rPr>
+                <w:sz w:val="19"/>
+              </w:rPr>
+              <w:t>不用拼回原来的样子。</w:t>
+            </w:r>
+          </w:p>
+        </w:tc>
+        <w:tc>
+          <w:tcPr>
+            <w:tcW w:type="dxa" w:w="1413"/>
+          </w:tcPr>
+          <w:p>
+            <w:r/>
+            <w:r>
+              <w:rPr>
+                <w:sz w:val="19"/>
+              </w:rPr>
+              <w:t>小学版</w:t>
+            </w:r>
+          </w:p>
+        </w:tc>
+      </w:tr>
+      <w:tr>
+        <w:trPr>
+          <w:cantSplit/>
+        </w:trPr>
+        <w:tc>
+          <w:tcPr>
+            <w:tcW w:type="dxa" w:w="706"/>
+          </w:tcPr>
+          <w:p>
+            <w:r/>
+            <w:r>
+              <w:rPr>
+                <w:sz w:val="19"/>
+              </w:rPr>
+              <w:t>4.6</w:t>
+            </w:r>
+          </w:p>
+        </w:tc>
+        <w:tc>
+          <w:tcPr>
+            <w:tcW w:type="dxa" w:w="1514"/>
+          </w:tcPr>
+          <w:p>
+            <w:r/>
+            <w:r>
+              <w:rPr>
+                <w:sz w:val="19"/>
+              </w:rPr>
+              <w:t>监控最后一帧</w:t>
+            </w:r>
+          </w:p>
+        </w:tc>
+        <w:tc>
+          <w:tcPr>
+            <w:tcW w:type="dxa" w:w="4440"/>
+          </w:tcPr>
+          <w:p>
+            <w:r/>
+            <w:r>
+              <w:rPr>
+                <w:sz w:val="19"/>
+              </w:rPr>
+              <w:t>监控坏掉前只留下这些碎片。画出当时发生了什么。</w:t>
+            </w:r>
+          </w:p>
+        </w:tc>
+        <w:tc>
+          <w:tcPr>
+            <w:tcW w:type="dxa" w:w="2018"/>
+          </w:tcPr>
+          <w:p>
+            <w:r/>
+            <w:r>
+              <w:rPr>
+                <w:sz w:val="19"/>
+              </w:rPr>
+              <w:t>先从碎片找线索，再决定故事。</w:t>
+            </w:r>
+          </w:p>
+        </w:tc>
+        <w:tc>
+          <w:tcPr>
+            <w:tcW w:type="dxa" w:w="1413"/>
+          </w:tcPr>
+          <w:p>
+            <w:r/>
+            <w:r>
+              <w:rPr>
+                <w:sz w:val="19"/>
+              </w:rPr>
+              <w:t>初中版</w:t>
+            </w:r>
+          </w:p>
+        </w:tc>
+      </w:tr>
+      <w:tr>
+        <w:trPr>
+          <w:cantSplit/>
+        </w:trPr>
+        <w:tc>
+          <w:tcPr>
+            <w:tcW w:type="dxa" w:w="706"/>
+          </w:tcPr>
+          <w:p>
+            <w:r/>
+            <w:r>
+              <w:rPr>
+                <w:sz w:val="19"/>
+              </w:rPr>
+              <w:t>4.7</w:t>
+            </w:r>
+          </w:p>
+        </w:tc>
+        <w:tc>
+          <w:tcPr>
+            <w:tcW w:type="dxa" w:w="1514"/>
+          </w:tcPr>
+          <w:p>
+            <w:r/>
+            <w:r>
+              <w:rPr>
+                <w:sz w:val="19"/>
+              </w:rPr>
+              <w:t>古代壁画</w:t>
+            </w:r>
+          </w:p>
+        </w:tc>
+        <w:tc>
+          <w:tcPr>
+            <w:tcW w:type="dxa" w:w="4440"/>
+          </w:tcPr>
+          <w:p>
+            <w:r/>
+            <w:r>
+              <w:rPr>
+                <w:sz w:val="19"/>
+              </w:rPr>
+              <w:t>壁画只剩这些碎片。画出它原本可能讲的故事。</w:t>
+            </w:r>
+          </w:p>
+        </w:tc>
+        <w:tc>
+          <w:tcPr>
+            <w:tcW w:type="dxa" w:w="2018"/>
+          </w:tcPr>
+          <w:p>
+            <w:r/>
+            <w:r>
+              <w:rPr>
+                <w:sz w:val="19"/>
+              </w:rPr>
+              <w:t>先看形状，再决定它们在故事里是什么。</w:t>
+            </w:r>
+          </w:p>
+        </w:tc>
+        <w:tc>
+          <w:tcPr>
+            <w:tcW w:type="dxa" w:w="1413"/>
+          </w:tcPr>
+          <w:p>
+            <w:r/>
+            <w:r>
+              <w:rPr>
+                <w:sz w:val="19"/>
+              </w:rPr>
+              <w:t>初中版</w:t>
+            </w:r>
+          </w:p>
+        </w:tc>
+      </w:tr>
+      <w:tr>
+        <w:trPr>
+          <w:cantSplit/>
+        </w:trPr>
+        <w:tc>
+          <w:tcPr>
+            <w:tcW w:type="dxa" w:w="706"/>
+          </w:tcPr>
+          <w:p>
+            <w:r/>
+            <w:r>
+              <w:rPr>
+                <w:sz w:val="19"/>
+              </w:rPr>
+              <w:t>4.8</w:t>
+            </w:r>
+          </w:p>
+        </w:tc>
+        <w:tc>
+          <w:tcPr>
+            <w:tcW w:type="dxa" w:w="1514"/>
+          </w:tcPr>
+          <w:p>
+            <w:r/>
+            <w:r>
+              <w:rPr>
+                <w:sz w:val="19"/>
+              </w:rPr>
+              <w:t>被撕的设计图</w:t>
+            </w:r>
+          </w:p>
+        </w:tc>
+        <w:tc>
+          <w:tcPr>
+            <w:tcW w:type="dxa" w:w="4440"/>
+          </w:tcPr>
+          <w:p>
+            <w:r/>
+            <w:r>
+              <w:rPr>
+                <w:sz w:val="19"/>
+              </w:rPr>
+              <w:t>设计图被撕了。用剩下的线索补成一台新机器。</w:t>
+            </w:r>
+          </w:p>
+        </w:tc>
+        <w:tc>
+          <w:tcPr>
+            <w:tcW w:type="dxa" w:w="2018"/>
+          </w:tcPr>
+          <w:p>
+            <w:r/>
+            <w:r>
+              <w:rPr>
+                <w:sz w:val="19"/>
+              </w:rPr>
+              <w:t>线可以变成结构，也可以变成零件。</w:t>
+            </w:r>
+          </w:p>
+        </w:tc>
+        <w:tc>
+          <w:tcPr>
+            <w:tcW w:type="dxa" w:w="1413"/>
+          </w:tcPr>
+          <w:p>
+            <w:r/>
+            <w:r>
+              <w:rPr>
+                <w:sz w:val="19"/>
+              </w:rPr>
+              <w:t>初中版</w:t>
+            </w:r>
           </w:p>
         </w:tc>
       </w:tr>
@@ -2130,7 +3323,7 @@
         <w:pStyle w:val="Heading2"/>
       </w:pPr>
       <w:r>
-        <w:t>5. 变异物体实验室（18 题）</w:t>
+        <w:t>5. 变异物体实验室（8 题）</w:t>
       </w:r>
     </w:p>
     <w:p>
@@ -2141,7 +3334,7 @@
         <w:t xml:space="preserve">研究目的　</w:t>
       </w:r>
       <w:r>
-        <w:t>把一件日常物品改造成另一种用途的东西。看变形与转化的想象力；同一题有三种说法，用来比较提示语措辞对创作的影响。</w:t>
+        <w:t>把一件日常物品改造成另一种用途的东西。看变形与转化的想象力。</w:t>
       </w:r>
     </w:p>
     <w:p>
@@ -2290,7 +3483,7 @@
               <w:rPr>
                 <w:sz w:val="19"/>
               </w:rPr>
-              <w:t>雨伞 → 交通工具</w:t>
+              <w:t>雨伞变潜水艇</w:t>
             </w:r>
           </w:p>
         </w:tc>
@@ -2304,7 +3497,7 @@
               <w:rPr>
                 <w:sz w:val="19"/>
               </w:rPr>
-              <w:t>把雨伞改造成能在海底使用的交通工具。</w:t>
+              <w:t>把雨伞改成能在海底开的潜水艇。</w:t>
             </w:r>
           </w:p>
         </w:tc>
@@ -2318,7 +3511,7 @@
               <w:rPr>
                 <w:sz w:val="19"/>
               </w:rPr>
-              <w:t>想想它的哪一部分保留、哪一部分改变。</w:t>
+              <w:t>雨伞哪些部分可以留下？</w:t>
             </w:r>
           </w:p>
         </w:tc>
@@ -2332,7 +3525,7 @@
               <w:rPr>
                 <w:sz w:val="19"/>
               </w:rPr>
-              <w:t>极简说法 · 雨伞 · 海底 · 交通工具</w:t>
+              <w:t>两版共通 · 故事说法 · 雨伞 · 海底 · 交通工具</w:t>
             </w:r>
           </w:p>
         </w:tc>
@@ -2365,7 +3558,7 @@
               <w:rPr>
                 <w:sz w:val="19"/>
               </w:rPr>
-              <w:t>雨伞 → 交通工具</w:t>
+              <w:t>书包变装备</w:t>
             </w:r>
           </w:p>
         </w:tc>
@@ -2379,7 +3572,7 @@
               <w:rPr>
                 <w:sz w:val="19"/>
               </w:rPr>
-              <w:t>你被困在海底，只有一个雨伞。把它改造成能帮到你的交通工具。</w:t>
+              <w:t>把书包改成一件探险装备。它能帮你做什么？</w:t>
             </w:r>
           </w:p>
         </w:tc>
@@ -2393,7 +3586,7 @@
               <w:rPr>
                 <w:sz w:val="19"/>
               </w:rPr>
-              <w:t>想想它的哪一部分保留、哪一部分改变。</w:t>
+              <w:t>书包原来的哪些部分可以留下？</w:t>
             </w:r>
           </w:p>
         </w:tc>
@@ -2407,7 +3600,7 @@
               <w:rPr>
                 <w:sz w:val="19"/>
               </w:rPr>
-              <w:t>故事说法 · 雨伞 · 海底 · 交通工具</w:t>
+              <w:t>两版共通 · 故事说法 · 背包 · 探索工具</w:t>
             </w:r>
           </w:p>
         </w:tc>
@@ -2440,7 +3633,7 @@
               <w:rPr>
                 <w:sz w:val="19"/>
               </w:rPr>
-              <w:t>雨伞 → 交通工具</w:t>
+              <w:t>椅子变宠物</w:t>
             </w:r>
           </w:p>
         </w:tc>
@@ -2454,7 +3647,7 @@
               <w:rPr>
                 <w:sz w:val="19"/>
               </w:rPr>
-              <w:t>把雨伞改造成海底里的交通工具，但必须还能看出它原来是雨伞，而且至少要能服务两个生物。</w:t>
+              <w:t>把椅子改成一只会跟着你走的宠物。</w:t>
             </w:r>
           </w:p>
         </w:tc>
@@ -2468,7 +3661,7 @@
               <w:rPr>
                 <w:sz w:val="19"/>
               </w:rPr>
-              <w:t>想想它的哪一部分保留、哪一部分改变。</w:t>
+              <w:t>椅子哪些部分可以变成身体？</w:t>
             </w:r>
           </w:p>
         </w:tc>
@@ -2482,7 +3675,7 @@
               <w:rPr>
                 <w:sz w:val="19"/>
               </w:rPr>
-              <w:t>挑战说法 · 雨伞 · 海底 · 交通工具</w:t>
+              <w:t>小学版 · 故事说法 · 椅子 · 生物</w:t>
             </w:r>
           </w:p>
         </w:tc>
@@ -2515,7 +3708,7 @@
               <w:rPr>
                 <w:sz w:val="19"/>
               </w:rPr>
-              <w:t>茶壶 → 救援机器</w:t>
+              <w:t>茶壶变火箭</w:t>
             </w:r>
           </w:p>
         </w:tc>
@@ -2529,7 +3722,7 @@
               <w:rPr>
                 <w:sz w:val="19"/>
               </w:rPr>
-              <w:t>把茶壶改造成能在太空使用的救援机器。</w:t>
+              <w:t>把茶壶改成能飞上太空的火箭。</w:t>
             </w:r>
           </w:p>
         </w:tc>
@@ -2543,7 +3736,7 @@
               <w:rPr>
                 <w:sz w:val="19"/>
               </w:rPr>
-              <w:t>想想它的哪一部分保留、哪一部分改变。</w:t>
+              <w:t>茶壶原来的形状能帮上什么忙？</w:t>
             </w:r>
           </w:p>
         </w:tc>
@@ -2557,7 +3750,7 @@
               <w:rPr>
                 <w:sz w:val="19"/>
               </w:rPr>
-              <w:t>极简说法 · 茶壶 · 太空 · 救援机器</w:t>
+              <w:t>小学版 · 故事说法 · 茶壶 · 太空 · 交通工具</w:t>
             </w:r>
           </w:p>
         </w:tc>
@@ -2590,7 +3783,7 @@
               <w:rPr>
                 <w:sz w:val="19"/>
               </w:rPr>
-              <w:t>茶壶 → 救援机器</w:t>
+              <w:t>时钟变沙漠车</w:t>
             </w:r>
           </w:p>
         </w:tc>
@@ -2604,7 +3797,7 @@
               <w:rPr>
                 <w:sz w:val="19"/>
               </w:rPr>
-              <w:t>你被困在太空，只有一个茶壶。把它改造成能帮到你的救援机器。</w:t>
+              <w:t>把时钟改成能在沙漠里跑的车。</w:t>
             </w:r>
           </w:p>
         </w:tc>
@@ -2618,7 +3811,7 @@
               <w:rPr>
                 <w:sz w:val="19"/>
               </w:rPr>
-              <w:t>想想它的哪一部分保留、哪一部分改变。</w:t>
+              <w:t>时钟哪些部分可以变成车的一部分？</w:t>
             </w:r>
           </w:p>
         </w:tc>
@@ -2632,7 +3825,7 @@
               <w:rPr>
                 <w:sz w:val="19"/>
               </w:rPr>
-              <w:t>故事说法 · 茶壶 · 太空 · 救援机器</w:t>
+              <w:t>小学版 · 故事说法 · 时钟 · 沙漠 · 交通工具</w:t>
             </w:r>
           </w:p>
         </w:tc>
@@ -2665,7 +3858,7 @@
               <w:rPr>
                 <w:sz w:val="19"/>
               </w:rPr>
-              <w:t>茶壶 → 救援机器</w:t>
+              <w:t>巨大森林的生物</w:t>
             </w:r>
           </w:p>
         </w:tc>
@@ -2679,7 +3872,7 @@
               <w:rPr>
                 <w:sz w:val="19"/>
               </w:rPr>
-              <w:t>把茶壶改造成太空里的救援机器，但必须还能看出它原来是茶壶，而且至少要能服务两个生物。</w:t>
+              <w:t>把一只鞋改成巨大森林里的生物，还要看得出原来是鞋。</w:t>
             </w:r>
           </w:p>
         </w:tc>
@@ -2693,7 +3886,7 @@
               <w:rPr>
                 <w:sz w:val="19"/>
               </w:rPr>
-              <w:t>想想它的哪一部分保留、哪一部分改变。</w:t>
+              <w:t>哪些结构保留，哪些结构改变？</w:t>
             </w:r>
           </w:p>
         </w:tc>
@@ -2707,7 +3900,7 @@
               <w:rPr>
                 <w:sz w:val="19"/>
               </w:rPr>
-              <w:t>挑战说法 · 茶壶 · 太空 · 救援机器</w:t>
+              <w:t>初中版 · 故事说法 · 鞋子 · 巨大的森林 · 生物</w:t>
             </w:r>
           </w:p>
         </w:tc>
@@ -2740,7 +3933,7 @@
               <w:rPr>
                 <w:sz w:val="19"/>
               </w:rPr>
-              <w:t>鞋子 → 生物</w:t>
+              <w:t>太空救援机</w:t>
             </w:r>
           </w:p>
         </w:tc>
@@ -2754,7 +3947,7 @@
               <w:rPr>
                 <w:sz w:val="19"/>
               </w:rPr>
-              <w:t>把鞋子改造成能在巨大的森林使用的生物。</w:t>
+              <w:t>用一把茶壶造一台太空救援机器，至少能救两个人。</w:t>
             </w:r>
           </w:p>
         </w:tc>
@@ -2768,7 +3961,7 @@
               <w:rPr>
                 <w:sz w:val="19"/>
               </w:rPr>
-              <w:t>想想它的哪一部分保留、哪一部分改变。</w:t>
+              <w:t>先想救援功能，再决定怎么变形。</w:t>
             </w:r>
           </w:p>
         </w:tc>
@@ -2782,7 +3975,7 @@
               <w:rPr>
                 <w:sz w:val="19"/>
               </w:rPr>
-              <w:t>极简说法 · 鞋子 · 巨大的森林 · 生物</w:t>
+              <w:t>初中版 · 故事说法 · 茶壶 · 太空 · 救援机器</w:t>
             </w:r>
           </w:p>
         </w:tc>
@@ -2815,7 +4008,7 @@
               <w:rPr>
                 <w:sz w:val="19"/>
               </w:rPr>
-              <w:t>鞋子 → 生物</w:t>
+              <w:t>自行车机甲</w:t>
             </w:r>
           </w:p>
         </w:tc>
@@ -2829,7 +4022,7 @@
               <w:rPr>
                 <w:sz w:val="19"/>
               </w:rPr>
-              <w:t>你被困在巨大的森林，只有一个鞋子。把它改造成能帮到你的生物。</w:t>
+              <w:t>把自行车改成一台机甲。它能做什么？</w:t>
             </w:r>
           </w:p>
         </w:tc>
@@ -2843,7 +4036,7 @@
               <w:rPr>
                 <w:sz w:val="19"/>
               </w:rPr>
-              <w:t>想想它的哪一部分保留、哪一部分改变。</w:t>
+              <w:t>自行车哪些部分可以变成机甲的一部分？</w:t>
             </w:r>
           </w:p>
         </w:tc>
@@ -2857,757 +4050,7 @@
               <w:rPr>
                 <w:sz w:val="19"/>
               </w:rPr>
-              <w:t>故事说法 · 鞋子 · 巨大的森林 · 生物</w:t>
-            </w:r>
-          </w:p>
-        </w:tc>
-      </w:tr>
-      <w:tr>
-        <w:trPr>
-          <w:cantSplit/>
-        </w:trPr>
-        <w:tc>
-          <w:tcPr>
-            <w:tcW w:type="dxa" w:w="706"/>
-          </w:tcPr>
-          <w:p>
-            <w:r/>
-            <w:r>
-              <w:rPr>
-                <w:sz w:val="19"/>
-              </w:rPr>
-              <w:t>5.9</w:t>
-            </w:r>
-          </w:p>
-        </w:tc>
-        <w:tc>
-          <w:tcPr>
-            <w:tcW w:type="dxa" w:w="1514"/>
-          </w:tcPr>
-          <w:p>
-            <w:r/>
-            <w:r>
-              <w:rPr>
-                <w:sz w:val="19"/>
-              </w:rPr>
-              <w:t>鞋子 → 生物</w:t>
-            </w:r>
-          </w:p>
-        </w:tc>
-        <w:tc>
-          <w:tcPr>
-            <w:tcW w:type="dxa" w:w="4440"/>
-          </w:tcPr>
-          <w:p>
-            <w:r/>
-            <w:r>
-              <w:rPr>
-                <w:sz w:val="19"/>
-              </w:rPr>
-              <w:t>把鞋子改造成巨大的森林里的生物，但必须还能看出它原来是鞋子，而且至少要能服务两个生物。</w:t>
-            </w:r>
-          </w:p>
-        </w:tc>
-        <w:tc>
-          <w:tcPr>
-            <w:tcW w:type="dxa" w:w="2018"/>
-          </w:tcPr>
-          <w:p>
-            <w:r/>
-            <w:r>
-              <w:rPr>
-                <w:sz w:val="19"/>
-              </w:rPr>
-              <w:t>想想它的哪一部分保留、哪一部分改变。</w:t>
-            </w:r>
-          </w:p>
-        </w:tc>
-        <w:tc>
-          <w:tcPr>
-            <w:tcW w:type="dxa" w:w="1413"/>
-          </w:tcPr>
-          <w:p>
-            <w:r/>
-            <w:r>
-              <w:rPr>
-                <w:sz w:val="19"/>
-              </w:rPr>
-              <w:t>挑战说法 · 鞋子 · 巨大的森林 · 生物</w:t>
-            </w:r>
-          </w:p>
-        </w:tc>
-      </w:tr>
-      <w:tr>
-        <w:trPr>
-          <w:cantSplit/>
-        </w:trPr>
-        <w:tc>
-          <w:tcPr>
-            <w:tcW w:type="dxa" w:w="706"/>
-          </w:tcPr>
-          <w:p>
-            <w:r/>
-            <w:r>
-              <w:rPr>
-                <w:sz w:val="19"/>
-              </w:rPr>
-              <w:t>5.10</w:t>
-            </w:r>
-          </w:p>
-        </w:tc>
-        <w:tc>
-          <w:tcPr>
-            <w:tcW w:type="dxa" w:w="1514"/>
-          </w:tcPr>
-          <w:p>
-            <w:r/>
-            <w:r>
-              <w:rPr>
-                <w:sz w:val="19"/>
-              </w:rPr>
-              <w:t>背包 → 庇护所</w:t>
-            </w:r>
-          </w:p>
-        </w:tc>
-        <w:tc>
-          <w:tcPr>
-            <w:tcW w:type="dxa" w:w="4440"/>
-          </w:tcPr>
-          <w:p>
-            <w:r/>
-            <w:r>
-              <w:rPr>
-                <w:sz w:val="19"/>
-              </w:rPr>
-              <w:t>把背包改造成能在冰封世界使用的庇护所。</w:t>
-            </w:r>
-          </w:p>
-        </w:tc>
-        <w:tc>
-          <w:tcPr>
-            <w:tcW w:type="dxa" w:w="2018"/>
-          </w:tcPr>
-          <w:p>
-            <w:r/>
-            <w:r>
-              <w:rPr>
-                <w:sz w:val="19"/>
-              </w:rPr>
-              <w:t>想想它的哪一部分保留、哪一部分改变。</w:t>
-            </w:r>
-          </w:p>
-        </w:tc>
-        <w:tc>
-          <w:tcPr>
-            <w:tcW w:type="dxa" w:w="1413"/>
-          </w:tcPr>
-          <w:p>
-            <w:r/>
-            <w:r>
-              <w:rPr>
-                <w:sz w:val="19"/>
-              </w:rPr>
-              <w:t>极简说法 · 背包 · 冰封世界 · 庇护所</w:t>
-            </w:r>
-          </w:p>
-        </w:tc>
-      </w:tr>
-      <w:tr>
-        <w:trPr>
-          <w:cantSplit/>
-        </w:trPr>
-        <w:tc>
-          <w:tcPr>
-            <w:tcW w:type="dxa" w:w="706"/>
-          </w:tcPr>
-          <w:p>
-            <w:r/>
-            <w:r>
-              <w:rPr>
-                <w:sz w:val="19"/>
-              </w:rPr>
-              <w:t>5.11</w:t>
-            </w:r>
-          </w:p>
-        </w:tc>
-        <w:tc>
-          <w:tcPr>
-            <w:tcW w:type="dxa" w:w="1514"/>
-          </w:tcPr>
-          <w:p>
-            <w:r/>
-            <w:r>
-              <w:rPr>
-                <w:sz w:val="19"/>
-              </w:rPr>
-              <w:t>背包 → 庇护所</w:t>
-            </w:r>
-          </w:p>
-        </w:tc>
-        <w:tc>
-          <w:tcPr>
-            <w:tcW w:type="dxa" w:w="4440"/>
-          </w:tcPr>
-          <w:p>
-            <w:r/>
-            <w:r>
-              <w:rPr>
-                <w:sz w:val="19"/>
-              </w:rPr>
-              <w:t>你被困在冰封世界，只有一个背包。把它改造成能帮到你的庇护所。</w:t>
-            </w:r>
-          </w:p>
-        </w:tc>
-        <w:tc>
-          <w:tcPr>
-            <w:tcW w:type="dxa" w:w="2018"/>
-          </w:tcPr>
-          <w:p>
-            <w:r/>
-            <w:r>
-              <w:rPr>
-                <w:sz w:val="19"/>
-              </w:rPr>
-              <w:t>想想它的哪一部分保留、哪一部分改变。</w:t>
-            </w:r>
-          </w:p>
-        </w:tc>
-        <w:tc>
-          <w:tcPr>
-            <w:tcW w:type="dxa" w:w="1413"/>
-          </w:tcPr>
-          <w:p>
-            <w:r/>
-            <w:r>
-              <w:rPr>
-                <w:sz w:val="19"/>
-              </w:rPr>
-              <w:t>故事说法 · 背包 · 冰封世界 · 庇护所</w:t>
-            </w:r>
-          </w:p>
-        </w:tc>
-      </w:tr>
-      <w:tr>
-        <w:trPr>
-          <w:cantSplit/>
-        </w:trPr>
-        <w:tc>
-          <w:tcPr>
-            <w:tcW w:type="dxa" w:w="706"/>
-          </w:tcPr>
-          <w:p>
-            <w:r/>
-            <w:r>
-              <w:rPr>
-                <w:sz w:val="19"/>
-              </w:rPr>
-              <w:t>5.12</w:t>
-            </w:r>
-          </w:p>
-        </w:tc>
-        <w:tc>
-          <w:tcPr>
-            <w:tcW w:type="dxa" w:w="1514"/>
-          </w:tcPr>
-          <w:p>
-            <w:r/>
-            <w:r>
-              <w:rPr>
-                <w:sz w:val="19"/>
-              </w:rPr>
-              <w:t>背包 → 庇护所</w:t>
-            </w:r>
-          </w:p>
-        </w:tc>
-        <w:tc>
-          <w:tcPr>
-            <w:tcW w:type="dxa" w:w="4440"/>
-          </w:tcPr>
-          <w:p>
-            <w:r/>
-            <w:r>
-              <w:rPr>
-                <w:sz w:val="19"/>
-              </w:rPr>
-              <w:t>把背包改造成冰封世界里的庇护所，但必须还能看出它原来是背包，而且至少要能服务两个生物。</w:t>
-            </w:r>
-          </w:p>
-        </w:tc>
-        <w:tc>
-          <w:tcPr>
-            <w:tcW w:type="dxa" w:w="2018"/>
-          </w:tcPr>
-          <w:p>
-            <w:r/>
-            <w:r>
-              <w:rPr>
-                <w:sz w:val="19"/>
-              </w:rPr>
-              <w:t>想想它的哪一部分保留、哪一部分改变。</w:t>
-            </w:r>
-          </w:p>
-        </w:tc>
-        <w:tc>
-          <w:tcPr>
-            <w:tcW w:type="dxa" w:w="1413"/>
-          </w:tcPr>
-          <w:p>
-            <w:r/>
-            <w:r>
-              <w:rPr>
-                <w:sz w:val="19"/>
-              </w:rPr>
-              <w:t>挑战说法 · 背包 · 冰封世界 · 庇护所</w:t>
-            </w:r>
-          </w:p>
-        </w:tc>
-      </w:tr>
-      <w:tr>
-        <w:trPr>
-          <w:cantSplit/>
-        </w:trPr>
-        <w:tc>
-          <w:tcPr>
-            <w:tcW w:type="dxa" w:w="706"/>
-          </w:tcPr>
-          <w:p>
-            <w:r/>
-            <w:r>
-              <w:rPr>
-                <w:sz w:val="19"/>
-              </w:rPr>
-              <w:t>5.13</w:t>
-            </w:r>
-          </w:p>
-        </w:tc>
-        <w:tc>
-          <w:tcPr>
-            <w:tcW w:type="dxa" w:w="1514"/>
-          </w:tcPr>
-          <w:p>
-            <w:r/>
-            <w:r>
-              <w:rPr>
-                <w:sz w:val="19"/>
-              </w:rPr>
-              <w:t>椅子 → 家</w:t>
-            </w:r>
-          </w:p>
-        </w:tc>
-        <w:tc>
-          <w:tcPr>
-            <w:tcW w:type="dxa" w:w="4440"/>
-          </w:tcPr>
-          <w:p>
-            <w:r/>
-            <w:r>
-              <w:rPr>
-                <w:sz w:val="19"/>
-              </w:rPr>
-              <w:t>把椅子改造成能在漂浮的城市使用的家。</w:t>
-            </w:r>
-          </w:p>
-        </w:tc>
-        <w:tc>
-          <w:tcPr>
-            <w:tcW w:type="dxa" w:w="2018"/>
-          </w:tcPr>
-          <w:p>
-            <w:r/>
-            <w:r>
-              <w:rPr>
-                <w:sz w:val="19"/>
-              </w:rPr>
-              <w:t>想想它的哪一部分保留、哪一部分改变。</w:t>
-            </w:r>
-          </w:p>
-        </w:tc>
-        <w:tc>
-          <w:tcPr>
-            <w:tcW w:type="dxa" w:w="1413"/>
-          </w:tcPr>
-          <w:p>
-            <w:r/>
-            <w:r>
-              <w:rPr>
-                <w:sz w:val="19"/>
-              </w:rPr>
-              <w:t>极简说法 · 椅子 · 漂浮的城市 · 家</w:t>
-            </w:r>
-          </w:p>
-        </w:tc>
-      </w:tr>
-      <w:tr>
-        <w:trPr>
-          <w:cantSplit/>
-        </w:trPr>
-        <w:tc>
-          <w:tcPr>
-            <w:tcW w:type="dxa" w:w="706"/>
-          </w:tcPr>
-          <w:p>
-            <w:r/>
-            <w:r>
-              <w:rPr>
-                <w:sz w:val="19"/>
-              </w:rPr>
-              <w:t>5.14</w:t>
-            </w:r>
-          </w:p>
-        </w:tc>
-        <w:tc>
-          <w:tcPr>
-            <w:tcW w:type="dxa" w:w="1514"/>
-          </w:tcPr>
-          <w:p>
-            <w:r/>
-            <w:r>
-              <w:rPr>
-                <w:sz w:val="19"/>
-              </w:rPr>
-              <w:t>椅子 → 家</w:t>
-            </w:r>
-          </w:p>
-        </w:tc>
-        <w:tc>
-          <w:tcPr>
-            <w:tcW w:type="dxa" w:w="4440"/>
-          </w:tcPr>
-          <w:p>
-            <w:r/>
-            <w:r>
-              <w:rPr>
-                <w:sz w:val="19"/>
-              </w:rPr>
-              <w:t>你被困在漂浮的城市，只有一个椅子。把它改造成能帮到你的家。</w:t>
-            </w:r>
-          </w:p>
-        </w:tc>
-        <w:tc>
-          <w:tcPr>
-            <w:tcW w:type="dxa" w:w="2018"/>
-          </w:tcPr>
-          <w:p>
-            <w:r/>
-            <w:r>
-              <w:rPr>
-                <w:sz w:val="19"/>
-              </w:rPr>
-              <w:t>想想它的哪一部分保留、哪一部分改变。</w:t>
-            </w:r>
-          </w:p>
-        </w:tc>
-        <w:tc>
-          <w:tcPr>
-            <w:tcW w:type="dxa" w:w="1413"/>
-          </w:tcPr>
-          <w:p>
-            <w:r/>
-            <w:r>
-              <w:rPr>
-                <w:sz w:val="19"/>
-              </w:rPr>
-              <w:t>故事说法 · 椅子 · 漂浮的城市 · 家</w:t>
-            </w:r>
-          </w:p>
-        </w:tc>
-      </w:tr>
-      <w:tr>
-        <w:trPr>
-          <w:cantSplit/>
-        </w:trPr>
-        <w:tc>
-          <w:tcPr>
-            <w:tcW w:type="dxa" w:w="706"/>
-          </w:tcPr>
-          <w:p>
-            <w:r/>
-            <w:r>
-              <w:rPr>
-                <w:sz w:val="19"/>
-              </w:rPr>
-              <w:t>5.15</w:t>
-            </w:r>
-          </w:p>
-        </w:tc>
-        <w:tc>
-          <w:tcPr>
-            <w:tcW w:type="dxa" w:w="1514"/>
-          </w:tcPr>
-          <w:p>
-            <w:r/>
-            <w:r>
-              <w:rPr>
-                <w:sz w:val="19"/>
-              </w:rPr>
-              <w:t>椅子 → 家</w:t>
-            </w:r>
-          </w:p>
-        </w:tc>
-        <w:tc>
-          <w:tcPr>
-            <w:tcW w:type="dxa" w:w="4440"/>
-          </w:tcPr>
-          <w:p>
-            <w:r/>
-            <w:r>
-              <w:rPr>
-                <w:sz w:val="19"/>
-              </w:rPr>
-              <w:t>把椅子改造成漂浮的城市里的家，但必须还能看出它原来是椅子，而且至少要能服务两个生物。</w:t>
-            </w:r>
-          </w:p>
-        </w:tc>
-        <w:tc>
-          <w:tcPr>
-            <w:tcW w:type="dxa" w:w="2018"/>
-          </w:tcPr>
-          <w:p>
-            <w:r/>
-            <w:r>
-              <w:rPr>
-                <w:sz w:val="19"/>
-              </w:rPr>
-              <w:t>想想它的哪一部分保留、哪一部分改变。</w:t>
-            </w:r>
-          </w:p>
-        </w:tc>
-        <w:tc>
-          <w:tcPr>
-            <w:tcW w:type="dxa" w:w="1413"/>
-          </w:tcPr>
-          <w:p>
-            <w:r/>
-            <w:r>
-              <w:rPr>
-                <w:sz w:val="19"/>
-              </w:rPr>
-              <w:t>挑战说法 · 椅子 · 漂浮的城市 · 家</w:t>
-            </w:r>
-          </w:p>
-        </w:tc>
-      </w:tr>
-      <w:tr>
-        <w:trPr>
-          <w:cantSplit/>
-        </w:trPr>
-        <w:tc>
-          <w:tcPr>
-            <w:tcW w:type="dxa" w:w="706"/>
-          </w:tcPr>
-          <w:p>
-            <w:r/>
-            <w:r>
-              <w:rPr>
-                <w:sz w:val="19"/>
-              </w:rPr>
-              <w:t>5.16</w:t>
-            </w:r>
-          </w:p>
-        </w:tc>
-        <w:tc>
-          <w:tcPr>
-            <w:tcW w:type="dxa" w:w="1514"/>
-          </w:tcPr>
-          <w:p>
-            <w:r/>
-            <w:r>
-              <w:rPr>
-                <w:sz w:val="19"/>
-              </w:rPr>
-              <w:t>时钟 → 探索工具</w:t>
-            </w:r>
-          </w:p>
-        </w:tc>
-        <w:tc>
-          <w:tcPr>
-            <w:tcW w:type="dxa" w:w="4440"/>
-          </w:tcPr>
-          <w:p>
-            <w:r/>
-            <w:r>
-              <w:rPr>
-                <w:sz w:val="19"/>
-              </w:rPr>
-              <w:t>把时钟改造成能在沙漠使用的探索工具。</w:t>
-            </w:r>
-          </w:p>
-        </w:tc>
-        <w:tc>
-          <w:tcPr>
-            <w:tcW w:type="dxa" w:w="2018"/>
-          </w:tcPr>
-          <w:p>
-            <w:r/>
-            <w:r>
-              <w:rPr>
-                <w:sz w:val="19"/>
-              </w:rPr>
-              <w:t>想想它的哪一部分保留、哪一部分改变。</w:t>
-            </w:r>
-          </w:p>
-        </w:tc>
-        <w:tc>
-          <w:tcPr>
-            <w:tcW w:type="dxa" w:w="1413"/>
-          </w:tcPr>
-          <w:p>
-            <w:r/>
-            <w:r>
-              <w:rPr>
-                <w:sz w:val="19"/>
-              </w:rPr>
-              <w:t>极简说法 · 时钟 · 沙漠 · 探索工具</w:t>
-            </w:r>
-          </w:p>
-        </w:tc>
-      </w:tr>
-      <w:tr>
-        <w:trPr>
-          <w:cantSplit/>
-        </w:trPr>
-        <w:tc>
-          <w:tcPr>
-            <w:tcW w:type="dxa" w:w="706"/>
-          </w:tcPr>
-          <w:p>
-            <w:r/>
-            <w:r>
-              <w:rPr>
-                <w:sz w:val="19"/>
-              </w:rPr>
-              <w:t>5.17</w:t>
-            </w:r>
-          </w:p>
-        </w:tc>
-        <w:tc>
-          <w:tcPr>
-            <w:tcW w:type="dxa" w:w="1514"/>
-          </w:tcPr>
-          <w:p>
-            <w:r/>
-            <w:r>
-              <w:rPr>
-                <w:sz w:val="19"/>
-              </w:rPr>
-              <w:t>时钟 → 探索工具</w:t>
-            </w:r>
-          </w:p>
-        </w:tc>
-        <w:tc>
-          <w:tcPr>
-            <w:tcW w:type="dxa" w:w="4440"/>
-          </w:tcPr>
-          <w:p>
-            <w:r/>
-            <w:r>
-              <w:rPr>
-                <w:sz w:val="19"/>
-              </w:rPr>
-              <w:t>你被困在沙漠，只有一个时钟。把它改造成能帮到你的探索工具。</w:t>
-            </w:r>
-          </w:p>
-        </w:tc>
-        <w:tc>
-          <w:tcPr>
-            <w:tcW w:type="dxa" w:w="2018"/>
-          </w:tcPr>
-          <w:p>
-            <w:r/>
-            <w:r>
-              <w:rPr>
-                <w:sz w:val="19"/>
-              </w:rPr>
-              <w:t>想想它的哪一部分保留、哪一部分改变。</w:t>
-            </w:r>
-          </w:p>
-        </w:tc>
-        <w:tc>
-          <w:tcPr>
-            <w:tcW w:type="dxa" w:w="1413"/>
-          </w:tcPr>
-          <w:p>
-            <w:r/>
-            <w:r>
-              <w:rPr>
-                <w:sz w:val="19"/>
-              </w:rPr>
-              <w:t>故事说法 · 时钟 · 沙漠 · 探索工具</w:t>
-            </w:r>
-          </w:p>
-        </w:tc>
-      </w:tr>
-      <w:tr>
-        <w:trPr>
-          <w:cantSplit/>
-        </w:trPr>
-        <w:tc>
-          <w:tcPr>
-            <w:tcW w:type="dxa" w:w="706"/>
-          </w:tcPr>
-          <w:p>
-            <w:r/>
-            <w:r>
-              <w:rPr>
-                <w:sz w:val="19"/>
-              </w:rPr>
-              <w:t>5.18</w:t>
-            </w:r>
-          </w:p>
-        </w:tc>
-        <w:tc>
-          <w:tcPr>
-            <w:tcW w:type="dxa" w:w="1514"/>
-          </w:tcPr>
-          <w:p>
-            <w:r/>
-            <w:r>
-              <w:rPr>
-                <w:sz w:val="19"/>
-              </w:rPr>
-              <w:t>时钟 → 探索工具</w:t>
-            </w:r>
-          </w:p>
-        </w:tc>
-        <w:tc>
-          <w:tcPr>
-            <w:tcW w:type="dxa" w:w="4440"/>
-          </w:tcPr>
-          <w:p>
-            <w:r/>
-            <w:r>
-              <w:rPr>
-                <w:sz w:val="19"/>
-              </w:rPr>
-              <w:t>把时钟改造成沙漠里的探索工具，但必须还能看出它原来是时钟，而且至少要能服务两个生物。</w:t>
-            </w:r>
-          </w:p>
-        </w:tc>
-        <w:tc>
-          <w:tcPr>
-            <w:tcW w:type="dxa" w:w="2018"/>
-          </w:tcPr>
-          <w:p>
-            <w:r/>
-            <w:r>
-              <w:rPr>
-                <w:sz w:val="19"/>
-              </w:rPr>
-              <w:t>想想它的哪一部分保留、哪一部分改变。</w:t>
-            </w:r>
-          </w:p>
-        </w:tc>
-        <w:tc>
-          <w:tcPr>
-            <w:tcW w:type="dxa" w:w="1413"/>
-          </w:tcPr>
-          <w:p>
-            <w:r/>
-            <w:r>
-              <w:rPr>
-                <w:sz w:val="19"/>
-              </w:rPr>
-              <w:t>挑战说法 · 时钟 · 沙漠 · 探索工具</w:t>
+              <w:t>初中版 · 故事说法 · 自行车 · 救援机器</w:t>
             </w:r>
           </w:p>
         </w:tc>
@@ -3792,15 +4235,7 @@
               <w:rPr>
                 <w:sz w:val="19"/>
               </w:rPr>
-              <w:t>把两种完全不同的东西融合成一种新的生物。不要只是放在一起，要让它们真的成为一个整体。</w:t>
-            </w:r>
-          </w:p>
-          <w:p>
-            <w:r>
-              <w:rPr>
-                <w:sz w:val="19"/>
-              </w:rPr>
-              <w:t>这次要融合的是：城堡 和 水母。</w:t>
+              <w:t>把城堡和水母融合成一个新东西，可以是生物，也可以是建筑。</w:t>
             </w:r>
           </w:p>
         </w:tc>
@@ -3814,7 +4249,7 @@
               <w:rPr>
                 <w:sz w:val="19"/>
               </w:rPr>
-              <w:t>不是把两个放在一起，是让它们长成一个。</w:t>
+              <w:t>两种东西的特点都要找得到。</w:t>
             </w:r>
           </w:p>
         </w:tc>
@@ -3828,7 +4263,7 @@
               <w:rPr>
                 <w:sz w:val="19"/>
               </w:rPr>
-              <w:t>城堡 · 水母</w:t>
+              <w:t>两版共通 · 城堡 · 水母</w:t>
             </w:r>
           </w:p>
         </w:tc>
@@ -3861,7 +4296,7 @@
               <w:rPr>
                 <w:sz w:val="19"/>
               </w:rPr>
-              <w:t>猫 + 飞机</w:t>
+              <w:t>机器人 + 花</w:t>
             </w:r>
           </w:p>
         </w:tc>
@@ -3875,15 +4310,7 @@
               <w:rPr>
                 <w:sz w:val="19"/>
               </w:rPr>
-              <w:t>把这两个东西融合成一种未来的发明。</w:t>
-            </w:r>
-          </w:p>
-          <w:p>
-            <w:r>
-              <w:rPr>
-                <w:sz w:val="19"/>
-              </w:rPr>
-              <w:t>这次要融合的是：猫 和 飞机。</w:t>
+              <w:t>把机器人和花融合成一个新物种。</w:t>
             </w:r>
           </w:p>
         </w:tc>
@@ -3897,7 +4324,7 @@
               <w:rPr>
                 <w:sz w:val="19"/>
               </w:rPr>
-              <w:t>不是把两个放在一起，是让它们长成一个。</w:t>
+              <w:t>别只把花贴上去，让它们真的长在一起。</w:t>
             </w:r>
           </w:p>
         </w:tc>
@@ -3911,7 +4338,7 @@
               <w:rPr>
                 <w:sz w:val="19"/>
               </w:rPr>
-              <w:t>猫 · 飞机</w:t>
+              <w:t>两版共通 · 机器人 · 花</w:t>
             </w:r>
           </w:p>
         </w:tc>
@@ -3944,7 +4371,7 @@
               <w:rPr>
                 <w:sz w:val="19"/>
               </w:rPr>
-              <w:t>火车 + 树</w:t>
+              <w:t>狐狸 + 火车</w:t>
             </w:r>
           </w:p>
         </w:tc>
@@ -3958,15 +4385,7 @@
               <w:rPr>
                 <w:sz w:val="19"/>
               </w:rPr>
-              <w:t>如果这两个东西一起变成一栋建筑，它会是什么样？</w:t>
-            </w:r>
-          </w:p>
-          <w:p>
-            <w:r>
-              <w:rPr>
-                <w:sz w:val="19"/>
-              </w:rPr>
-              <w:t>这次要融合的是：火车 和 树。</w:t>
+              <w:t>把狐狸和火车变成一个新东西。它往哪儿开？</w:t>
             </w:r>
           </w:p>
         </w:tc>
@@ -3980,7 +4399,7 @@
               <w:rPr>
                 <w:sz w:val="19"/>
               </w:rPr>
-              <w:t>不是把两个放在一起，是让它们长成一个。</w:t>
+              <w:t>想想两种东西怎么互相改变。</w:t>
             </w:r>
           </w:p>
         </w:tc>
@@ -3994,7 +4413,7 @@
               <w:rPr>
                 <w:sz w:val="19"/>
               </w:rPr>
-              <w:t>火车 · 树</w:t>
+              <w:t>小学版 · fox · 火车</w:t>
             </w:r>
           </w:p>
         </w:tc>
@@ -4027,7 +4446,7 @@
               <w:rPr>
                 <w:sz w:val="19"/>
               </w:rPr>
-              <w:t>机器人 + 花</w:t>
+              <w:t>鲨鱼 + 书包</w:t>
             </w:r>
           </w:p>
         </w:tc>
@@ -4041,15 +4460,7 @@
               <w:rPr>
                 <w:sz w:val="19"/>
               </w:rPr>
-              <w:t>设计一个新东西，让人第一眼看到 A，仔细看又发现它同时也是 B。</w:t>
-            </w:r>
-          </w:p>
-          <w:p>
-            <w:r>
-              <w:rPr>
-                <w:sz w:val="19"/>
-              </w:rPr>
-              <w:t>这次要融合的是：机器人 和 花。</w:t>
+              <w:t>把鲨鱼和书包变成一个新东西。你敢背吗？</w:t>
             </w:r>
           </w:p>
         </w:tc>
@@ -4063,7 +4474,7 @@
               <w:rPr>
                 <w:sz w:val="19"/>
               </w:rPr>
-              <w:t>不是把两个放在一起，是让它们长成一个。</w:t>
+              <w:t>别只把一个东西贴到另一个上。</w:t>
             </w:r>
           </w:p>
         </w:tc>
@@ -4077,7 +4488,7 @@
               <w:rPr>
                 <w:sz w:val="19"/>
               </w:rPr>
-              <w:t>机器人 · 花</w:t>
+              <w:t>小学版 · shark · 背包</w:t>
             </w:r>
           </w:p>
         </w:tc>
@@ -4110,7 +4521,7 @@
               <w:rPr>
                 <w:sz w:val="19"/>
               </w:rPr>
-              <w:t>鞋子 + 房子</w:t>
+              <w:t>蛋糕 + 房子</w:t>
             </w:r>
           </w:p>
         </w:tc>
@@ -4124,15 +4535,7 @@
               <w:rPr>
                 <w:sz w:val="19"/>
               </w:rPr>
-              <w:t>把两种完全不同的东西融合成一种新的生物。不要只是放在一起，要让它们真的成为一个整体。</w:t>
-            </w:r>
-          </w:p>
-          <w:p>
-            <w:r>
-              <w:rPr>
-                <w:sz w:val="19"/>
-              </w:rPr>
-              <w:t>这次要融合的是：鞋子 和 房子。</w:t>
+              <w:t>把蛋糕和房子变成一个新东西。谁住在里面？</w:t>
             </w:r>
           </w:p>
         </w:tc>
@@ -4146,7 +4549,7 @@
               <w:rPr>
                 <w:sz w:val="19"/>
               </w:rPr>
-              <w:t>不是把两个放在一起，是让它们长成一个。</w:t>
+              <w:t>想想两种东西怎么长成一个。</w:t>
             </w:r>
           </w:p>
         </w:tc>
@@ -4160,7 +4563,7 @@
               <w:rPr>
                 <w:sz w:val="19"/>
               </w:rPr>
-              <w:t>鞋子 · 房子</w:t>
+              <w:t>小学版 · cake · 房子</w:t>
             </w:r>
           </w:p>
         </w:tc>
@@ -4193,7 +4596,7 @@
               <w:rPr>
                 <w:sz w:val="19"/>
               </w:rPr>
-              <w:t>鲸鱼 + 学校</w:t>
+              <w:t>时钟 + 章鱼</w:t>
             </w:r>
           </w:p>
         </w:tc>
@@ -4207,15 +4610,7 @@
               <w:rPr>
                 <w:sz w:val="19"/>
               </w:rPr>
-              <w:t>把这两个东西融合成一种未来的发明。</w:t>
-            </w:r>
-          </w:p>
-          <w:p>
-            <w:r>
-              <w:rPr>
-                <w:sz w:val="19"/>
-              </w:rPr>
-              <w:t>这次要融合的是：鲸鱼 和 学校。</w:t>
+              <w:t>把时钟和章鱼融合成一种新东西。</w:t>
             </w:r>
           </w:p>
         </w:tc>
@@ -4229,7 +4624,7 @@
               <w:rPr>
                 <w:sz w:val="19"/>
               </w:rPr>
-              <w:t>不是把两个放在一起，是让它们长成一个。</w:t>
+              <w:t>两种东西都要认得出来。</w:t>
             </w:r>
           </w:p>
         </w:tc>
@@ -4243,7 +4638,7 @@
               <w:rPr>
                 <w:sz w:val="19"/>
               </w:rPr>
-              <w:t>鲸鱼 · 学校</w:t>
+              <w:t>初中版 · 时钟 · 章鱼</w:t>
             </w:r>
           </w:p>
         </w:tc>
@@ -4276,7 +4671,7 @@
               <w:rPr>
                 <w:sz w:val="19"/>
               </w:rPr>
-              <w:t>背包 + 鸟</w:t>
+              <w:t>地铁 + 龙</w:t>
             </w:r>
           </w:p>
         </w:tc>
@@ -4290,15 +4685,7 @@
               <w:rPr>
                 <w:sz w:val="19"/>
               </w:rPr>
-              <w:t>如果这两个东西一起变成一栋建筑，它会是什么样？</w:t>
-            </w:r>
-          </w:p>
-          <w:p>
-            <w:r>
-              <w:rPr>
-                <w:sz w:val="19"/>
-              </w:rPr>
-              <w:t>这次要融合的是：背包 和 鸟。</w:t>
+              <w:t>把地铁和龙融合成一种交通工具。</w:t>
             </w:r>
           </w:p>
         </w:tc>
@@ -4312,7 +4699,7 @@
               <w:rPr>
                 <w:sz w:val="19"/>
               </w:rPr>
-              <w:t>不是把两个放在一起，是让它们长成一个。</w:t>
+              <w:t>想想两种结构怎么真正连在一起。</w:t>
             </w:r>
           </w:p>
         </w:tc>
@@ -4326,7 +4713,7 @@
               <w:rPr>
                 <w:sz w:val="19"/>
               </w:rPr>
-              <w:t>背包 · 鸟</w:t>
+              <w:t>初中版 · subway · dragon</w:t>
             </w:r>
           </w:p>
         </w:tc>
@@ -4359,7 +4746,7 @@
               <w:rPr>
                 <w:sz w:val="19"/>
               </w:rPr>
-              <w:t>时钟 + 章鱼</w:t>
+              <w:t>鲸鱼 + 学校</w:t>
             </w:r>
           </w:p>
         </w:tc>
@@ -4373,15 +4760,7 @@
               <w:rPr>
                 <w:sz w:val="19"/>
               </w:rPr>
-              <w:t>设计一个新东西，让人第一眼看到 A，仔细看又发现它同时也是 B。</w:t>
-            </w:r>
-          </w:p>
-          <w:p>
-            <w:r>
-              <w:rPr>
-                <w:sz w:val="19"/>
-              </w:rPr>
-              <w:t>这次要融合的是：时钟 和 章鱼。</w:t>
+              <w:t>把鲸鱼和学校融合成一个地方。</w:t>
             </w:r>
           </w:p>
         </w:tc>
@@ -4395,7 +4774,7 @@
               <w:rPr>
                 <w:sz w:val="19"/>
               </w:rPr>
-              <w:t>不是把两个放在一起，是让它们长成一个。</w:t>
+              <w:t>别只把学校放在鲸鱼背上。</w:t>
             </w:r>
           </w:p>
         </w:tc>
@@ -4409,7 +4788,7 @@
               <w:rPr>
                 <w:sz w:val="19"/>
               </w:rPr>
-              <w:t>时钟 · 章鱼</w:t>
+              <w:t>初中版 · 鲸鱼 · 学校</w:t>
             </w:r>
           </w:p>
         </w:tc>
@@ -4420,7 +4799,7 @@
         <w:pStyle w:val="Heading2"/>
       </w:pPr>
       <w:r>
-        <w:t>7. 情绪世界（11 题）</w:t>
+        <w:t>7. 情绪世界（8 题）</w:t>
       </w:r>
     </w:p>
     <w:p>
@@ -4580,7 +4959,7 @@
               <w:rPr>
                 <w:sz w:val="19"/>
               </w:rPr>
-              <w:t>情绪开关</w:t>
+              <w:t>变成晚上</w:t>
             </w:r>
           </w:p>
         </w:tc>
@@ -4594,7 +4973,7 @@
               <w:rPr>
                 <w:sz w:val="19"/>
               </w:rPr>
-              <w:t>把这个普通场景变得平静。</w:t>
+              <w:t>保留原来的场景，只用颜色和明暗把它变成晚上。</w:t>
             </w:r>
           </w:p>
         </w:tc>
@@ -4608,7 +4987,7 @@
               <w:rPr>
                 <w:sz w:val="19"/>
               </w:rPr>
-              <w:t>同一种颜色也可以画深一点、淡一点。</w:t>
+              <w:t>晚上也有亮的地方。</w:t>
             </w:r>
           </w:p>
         </w:tc>
@@ -4622,7 +5001,7 @@
               <w:rPr>
                 <w:sz w:val="19"/>
               </w:rPr>
-              <w:t>平静</w:t>
+              <w:t>两版共通</w:t>
             </w:r>
           </w:p>
         </w:tc>
@@ -4655,7 +5034,7 @@
               <w:rPr>
                 <w:sz w:val="19"/>
               </w:rPr>
-              <w:t>情绪开关</w:t>
+              <w:t>有点吓人</w:t>
             </w:r>
           </w:p>
         </w:tc>
@@ -4669,7 +5048,7 @@
               <w:rPr>
                 <w:sz w:val="19"/>
               </w:rPr>
-              <w:t>把这个普通场景变得神秘。</w:t>
+              <w:t>不增加新的怪物，只用颜色和明暗让这里有点吓人。</w:t>
             </w:r>
           </w:p>
         </w:tc>
@@ -4683,7 +5062,7 @@
               <w:rPr>
                 <w:sz w:val="19"/>
               </w:rPr>
-              <w:t>同一种颜色也可以画深一点、淡一点。</w:t>
+              <w:t>哪里亮，哪里暗？</w:t>
             </w:r>
           </w:p>
         </w:tc>
@@ -4697,7 +5076,7 @@
               <w:rPr>
                 <w:sz w:val="19"/>
               </w:rPr>
-              <w:t>神秘</w:t>
+              <w:t>两版共通</w:t>
             </w:r>
           </w:p>
         </w:tc>
@@ -4730,7 +5109,7 @@
               <w:rPr>
                 <w:sz w:val="19"/>
               </w:rPr>
-              <w:t>情绪开关</w:t>
+              <w:t>变得冷冷的</w:t>
             </w:r>
           </w:p>
         </w:tc>
@@ -4744,7 +5123,7 @@
               <w:rPr>
                 <w:sz w:val="19"/>
               </w:rPr>
-              <w:t>把这个普通场景变得兴奋。</w:t>
+              <w:t>不换掉里面的东西，只用颜色让这里有一种很冷的感觉。</w:t>
             </w:r>
           </w:p>
         </w:tc>
@@ -4758,7 +5137,7 @@
               <w:rPr>
                 <w:sz w:val="19"/>
               </w:rPr>
-              <w:t>同一种颜色也可以画深一点、淡一点。</w:t>
+              <w:t>冷色不只有蓝色。</w:t>
             </w:r>
           </w:p>
         </w:tc>
@@ -4772,7 +5151,7 @@
               <w:rPr>
                 <w:sz w:val="19"/>
               </w:rPr>
-              <w:t>兴奋</w:t>
+              <w:t>小学版</w:t>
             </w:r>
           </w:p>
         </w:tc>
@@ -4805,7 +5184,7 @@
               <w:rPr>
                 <w:sz w:val="19"/>
               </w:rPr>
-              <w:t>情绪开关</w:t>
+              <w:t>变得热闹</w:t>
             </w:r>
           </w:p>
         </w:tc>
@@ -4819,7 +5198,7 @@
               <w:rPr>
                 <w:sz w:val="19"/>
               </w:rPr>
-              <w:t>把这个普通场景变得危险。</w:t>
+              <w:t>不增加新的东西，只用颜色让这里变得热闹。</w:t>
             </w:r>
           </w:p>
         </w:tc>
@@ -4833,7 +5212,7 @@
               <w:rPr>
                 <w:sz w:val="19"/>
               </w:rPr>
-              <w:t>同一种颜色也可以画深一点、淡一点。</w:t>
+              <w:t>哪些地方可以更亮、更有对比？</w:t>
             </w:r>
           </w:p>
         </w:tc>
@@ -4847,7 +5226,7 @@
               <w:rPr>
                 <w:sz w:val="19"/>
               </w:rPr>
-              <w:t>危险</w:t>
+              <w:t>小学版</w:t>
             </w:r>
           </w:p>
         </w:tc>
@@ -4880,7 +5259,7 @@
               <w:rPr>
                 <w:sz w:val="19"/>
               </w:rPr>
-              <w:t>天气魔法师</w:t>
+              <w:t>变得暖暖的</w:t>
             </w:r>
           </w:p>
         </w:tc>
@@ -4894,7 +5273,7 @@
               <w:rPr>
                 <w:sz w:val="19"/>
               </w:rPr>
-              <w:t>让这个地方看起来像一场暴风雨即将来临。</w:t>
+              <w:t>不换掉里面的东西，只用颜色让这里感觉很温暖。</w:t>
             </w:r>
           </w:p>
         </w:tc>
@@ -4908,7 +5287,7 @@
               <w:rPr>
                 <w:sz w:val="19"/>
               </w:rPr>
-              <w:t>同一种颜色也可以画深一点、淡一点。</w:t>
+              <w:t>暖色也可以有深浅。</w:t>
             </w:r>
           </w:p>
         </w:tc>
@@ -4918,6 +5297,12 @@
           </w:tcPr>
           <w:p>
             <w:r/>
+            <w:r>
+              <w:rPr>
+                <w:sz w:val="19"/>
+              </w:rPr>
+              <w:t>小学版</w:t>
+            </w:r>
           </w:p>
         </w:tc>
       </w:tr>
@@ -4949,7 +5334,7 @@
               <w:rPr>
                 <w:sz w:val="19"/>
               </w:rPr>
-              <w:t>两个世界</w:t>
+              <w:t>神秘</w:t>
             </w:r>
           </w:p>
         </w:tc>
@@ -4963,7 +5348,7 @@
               <w:rPr>
                 <w:sz w:val="19"/>
               </w:rPr>
-              <w:t>同一画面里，一边安全、一边危险。用颜色和视觉变化让人一眼看出区别。</w:t>
+              <w:t>不改场景里的东西，只用颜色和明暗让它变得神秘。</w:t>
             </w:r>
           </w:p>
         </w:tc>
@@ -4977,7 +5362,7 @@
               <w:rPr>
                 <w:sz w:val="19"/>
               </w:rPr>
-              <w:t>同一种颜色也可以画深一点、淡一点。</w:t>
+              <w:t>对比可以强，也可以弱。</w:t>
             </w:r>
           </w:p>
         </w:tc>
@@ -4987,6 +5372,12 @@
           </w:tcPr>
           <w:p>
             <w:r/>
+            <w:r>
+              <w:rPr>
+                <w:sz w:val="19"/>
+              </w:rPr>
+              <w:t>初中版</w:t>
+            </w:r>
           </w:p>
         </w:tc>
       </w:tr>
@@ -5018,7 +5409,7 @@
               <w:rPr>
                 <w:sz w:val="19"/>
               </w:rPr>
-              <w:t>藏起来的主角</w:t>
+              <w:t>暴风雨前</w:t>
             </w:r>
           </w:p>
         </w:tc>
@@ -5032,7 +5423,7 @@
               <w:rPr>
                 <w:sz w:val="19"/>
               </w:rPr>
-              <w:t>用颜色让观众第一眼注意到最重要的对象，但不要把其他部分全部变暗。</w:t>
+              <w:t>尽量不增加新物体，用颜色、明暗和对比表现暴风雨将至。</w:t>
             </w:r>
           </w:p>
         </w:tc>
@@ -5046,7 +5437,7 @@
               <w:rPr>
                 <w:sz w:val="19"/>
               </w:rPr>
-              <w:t>同一种颜色也可以画深一点、淡一点。</w:t>
+              <w:t>天空和地面的明暗会怎样变化？</w:t>
             </w:r>
           </w:p>
         </w:tc>
@@ -5056,6 +5447,12 @@
           </w:tcPr>
           <w:p>
             <w:r/>
+            <w:r>
+              <w:rPr>
+                <w:sz w:val="19"/>
+              </w:rPr>
+              <w:t>初中版</w:t>
+            </w:r>
           </w:p>
         </w:tc>
       </w:tr>
@@ -5087,7 +5484,7 @@
               <w:rPr>
                 <w:sz w:val="19"/>
               </w:rPr>
-              <w:t>时光机</w:t>
+              <w:t>两个世界</w:t>
             </w:r>
           </w:p>
         </w:tc>
@@ -5101,7 +5498,7 @@
               <w:rPr>
                 <w:sz w:val="19"/>
               </w:rPr>
-              <w:t>把这个地方变成午夜。</w:t>
+              <w:t>不增加新物体，只用颜色和明暗，让同一画面一边安全、一边危险。</w:t>
             </w:r>
           </w:p>
         </w:tc>
@@ -5115,7 +5512,7 @@
               <w:rPr>
                 <w:sz w:val="19"/>
               </w:rPr>
-              <w:t>同一种颜色也可以画深一点、淡一点。</w:t>
+              <w:t>分界线不一定是直线。</w:t>
             </w:r>
           </w:p>
         </w:tc>
@@ -5129,232 +5526,7 @@
               <w:rPr>
                 <w:sz w:val="19"/>
               </w:rPr>
-              <w:t>午夜</w:t>
-            </w:r>
-          </w:p>
-        </w:tc>
-      </w:tr>
-      <w:tr>
-        <w:trPr>
-          <w:cantSplit/>
-        </w:trPr>
-        <w:tc>
-          <w:tcPr>
-            <w:tcW w:type="dxa" w:w="706"/>
-          </w:tcPr>
-          <w:p>
-            <w:r/>
-            <w:r>
-              <w:rPr>
-                <w:sz w:val="19"/>
-              </w:rPr>
-              <w:t>7.9</w:t>
-            </w:r>
-          </w:p>
-        </w:tc>
-        <w:tc>
-          <w:tcPr>
-            <w:tcW w:type="dxa" w:w="1514"/>
-          </w:tcPr>
-          <w:p>
-            <w:r/>
-            <w:r>
-              <w:rPr>
-                <w:sz w:val="19"/>
-              </w:rPr>
-              <w:t>时光机</w:t>
-            </w:r>
-          </w:p>
-        </w:tc>
-        <w:tc>
-          <w:tcPr>
-            <w:tcW w:type="dxa" w:w="4440"/>
-          </w:tcPr>
-          <w:p>
-            <w:r/>
-            <w:r>
-              <w:rPr>
-                <w:sz w:val="19"/>
-              </w:rPr>
-              <w:t>把这个地方变成日出。</w:t>
-            </w:r>
-          </w:p>
-        </w:tc>
-        <w:tc>
-          <w:tcPr>
-            <w:tcW w:type="dxa" w:w="2018"/>
-          </w:tcPr>
-          <w:p>
-            <w:r/>
-            <w:r>
-              <w:rPr>
-                <w:sz w:val="19"/>
-              </w:rPr>
-              <w:t>同一种颜色也可以画深一点、淡一点。</w:t>
-            </w:r>
-          </w:p>
-        </w:tc>
-        <w:tc>
-          <w:tcPr>
-            <w:tcW w:type="dxa" w:w="1413"/>
-          </w:tcPr>
-          <w:p>
-            <w:r/>
-            <w:r>
-              <w:rPr>
-                <w:sz w:val="19"/>
-              </w:rPr>
-              <w:t>日出</w:t>
-            </w:r>
-          </w:p>
-        </w:tc>
-      </w:tr>
-      <w:tr>
-        <w:trPr>
-          <w:cantSplit/>
-        </w:trPr>
-        <w:tc>
-          <w:tcPr>
-            <w:tcW w:type="dxa" w:w="706"/>
-          </w:tcPr>
-          <w:p>
-            <w:r/>
-            <w:r>
-              <w:rPr>
-                <w:sz w:val="19"/>
-              </w:rPr>
-              <w:t>7.10</w:t>
-            </w:r>
-          </w:p>
-        </w:tc>
-        <w:tc>
-          <w:tcPr>
-            <w:tcW w:type="dxa" w:w="1514"/>
-          </w:tcPr>
-          <w:p>
-            <w:r/>
-            <w:r>
-              <w:rPr>
-                <w:sz w:val="19"/>
-              </w:rPr>
-              <w:t>时光机</w:t>
-            </w:r>
-          </w:p>
-        </w:tc>
-        <w:tc>
-          <w:tcPr>
-            <w:tcW w:type="dxa" w:w="4440"/>
-          </w:tcPr>
-          <w:p>
-            <w:r/>
-            <w:r>
-              <w:rPr>
-                <w:sz w:val="19"/>
-              </w:rPr>
-              <w:t>把这个地方变成另一个星球。</w:t>
-            </w:r>
-          </w:p>
-        </w:tc>
-        <w:tc>
-          <w:tcPr>
-            <w:tcW w:type="dxa" w:w="2018"/>
-          </w:tcPr>
-          <w:p>
-            <w:r/>
-            <w:r>
-              <w:rPr>
-                <w:sz w:val="19"/>
-              </w:rPr>
-              <w:t>同一种颜色也可以画深一点、淡一点。</w:t>
-            </w:r>
-          </w:p>
-        </w:tc>
-        <w:tc>
-          <w:tcPr>
-            <w:tcW w:type="dxa" w:w="1413"/>
-          </w:tcPr>
-          <w:p>
-            <w:r/>
-            <w:r>
-              <w:rPr>
-                <w:sz w:val="19"/>
-              </w:rPr>
-              <w:t>另一个星球</w:t>
-            </w:r>
-          </w:p>
-        </w:tc>
-      </w:tr>
-      <w:tr>
-        <w:trPr>
-          <w:cantSplit/>
-        </w:trPr>
-        <w:tc>
-          <w:tcPr>
-            <w:tcW w:type="dxa" w:w="706"/>
-          </w:tcPr>
-          <w:p>
-            <w:r/>
-            <w:r>
-              <w:rPr>
-                <w:sz w:val="19"/>
-              </w:rPr>
-              <w:t>7.11</w:t>
-            </w:r>
-          </w:p>
-        </w:tc>
-        <w:tc>
-          <w:tcPr>
-            <w:tcW w:type="dxa" w:w="1514"/>
-          </w:tcPr>
-          <w:p>
-            <w:r/>
-            <w:r>
-              <w:rPr>
-                <w:sz w:val="19"/>
-              </w:rPr>
-              <w:t>时光机</w:t>
-            </w:r>
-          </w:p>
-        </w:tc>
-        <w:tc>
-          <w:tcPr>
-            <w:tcW w:type="dxa" w:w="4440"/>
-          </w:tcPr>
-          <w:p>
-            <w:r/>
-            <w:r>
-              <w:rPr>
-                <w:sz w:val="19"/>
-              </w:rPr>
-              <w:t>把这个地方变成一百年后。</w:t>
-            </w:r>
-          </w:p>
-        </w:tc>
-        <w:tc>
-          <w:tcPr>
-            <w:tcW w:type="dxa" w:w="2018"/>
-          </w:tcPr>
-          <w:p>
-            <w:r/>
-            <w:r>
-              <w:rPr>
-                <w:sz w:val="19"/>
-              </w:rPr>
-              <w:t>同一种颜色也可以画深一点、淡一点。</w:t>
-            </w:r>
-          </w:p>
-        </w:tc>
-        <w:tc>
-          <w:tcPr>
-            <w:tcW w:type="dxa" w:w="1413"/>
-          </w:tcPr>
-          <w:p>
-            <w:r/>
-            <w:r>
-              <w:rPr>
-                <w:sz w:val="19"/>
-              </w:rPr>
-              <w:t>一百年后</w:t>
+              <w:t>初中版</w:t>
             </w:r>
           </w:p>
         </w:tc>
@@ -5365,7 +5537,7 @@
         <w:pStyle w:val="Heading2"/>
       </w:pPr>
       <w:r>
-        <w:t>8. 线条冒险（10 题）</w:t>
+        <w:t>8. 线条冒险（8 题）</w:t>
       </w:r>
     </w:p>
     <w:p>
@@ -5525,7 +5697,7 @@
               <w:rPr>
                 <w:sz w:val="19"/>
               </w:rPr>
-              <w:t>有魔法的线</w:t>
+              <w:t>风的线</w:t>
             </w:r>
           </w:p>
         </w:tc>
@@ -5539,15 +5711,15 @@
               <w:rPr>
                 <w:sz w:val="19"/>
               </w:rPr>
-              <w:t>第一步（60 秒）：不要画任何具体东西，只用线条表现「风」。</w:t>
-            </w:r>
-          </w:p>
-          <w:p>
-            <w:r>
-              <w:rPr>
-                <w:sz w:val="19"/>
-              </w:rPr>
-              <w:t>第二步：不要删掉刚才的线条，这些线条突然有了魔法。它们变成了什么？</w:t>
+              <w:t>第一步（60 秒）：不要画任何具体东西，只用线条画「风」。</w:t>
+            </w:r>
+          </w:p>
+          <w:p>
+            <w:r>
+              <w:rPr>
+                <w:sz w:val="19"/>
+              </w:rPr>
+              <w:t>第二步：不要擦掉。看看这些线像什么，把它继续画下去。</w:t>
             </w:r>
           </w:p>
         </w:tc>
@@ -5561,7 +5733,7 @@
               <w:rPr>
                 <w:sz w:val="19"/>
               </w:rPr>
-              <w:t>线的粗细、快慢、疏密都可以说话。</w:t>
+              <w:t>线可以快，也可以慢。</w:t>
             </w:r>
           </w:p>
         </w:tc>
@@ -5575,7 +5747,7 @@
               <w:rPr>
                 <w:sz w:val="19"/>
               </w:rPr>
-              <w:t>风</w:t>
+              <w:t>两版共通 · 风</w:t>
             </w:r>
           </w:p>
         </w:tc>
@@ -5608,7 +5780,7 @@
               <w:rPr>
                 <w:sz w:val="19"/>
               </w:rPr>
-              <w:t>画声音的人</w:t>
+              <w:t>速度的线</w:t>
             </w:r>
           </w:p>
         </w:tc>
@@ -5622,15 +5794,15 @@
               <w:rPr>
                 <w:sz w:val="19"/>
               </w:rPr>
-              <w:t>第一步（60 秒）：不要画任何具体东西，只用线条表现「耳语」。</w:t>
-            </w:r>
-          </w:p>
-          <w:p>
-            <w:r>
-              <w:rPr>
-                <w:sz w:val="19"/>
-              </w:rPr>
-              <w:t>第二步：不要删掉刚才的线条，如果一个声音能被看见，它会是什么样？再把它发展成完整画面。</w:t>
+              <w:t>第一步（60 秒）：不要画任何具体东西，只用线条画「速度」。</w:t>
+            </w:r>
+          </w:p>
+          <w:p>
+            <w:r>
+              <w:rPr>
+                <w:sz w:val="19"/>
+              </w:rPr>
+              <w:t>第二步：不要擦掉。看看这些线像什么，把它继续画下去。</w:t>
             </w:r>
           </w:p>
         </w:tc>
@@ -5644,7 +5816,7 @@
               <w:rPr>
                 <w:sz w:val="19"/>
               </w:rPr>
-              <w:t>线的粗细、快慢、疏密都可以说话。</w:t>
+              <w:t>方向和间距会改变速度感。</w:t>
             </w:r>
           </w:p>
         </w:tc>
@@ -5658,7 +5830,7 @@
               <w:rPr>
                 <w:sz w:val="19"/>
               </w:rPr>
-              <w:t>耳语</w:t>
+              <w:t>两版共通 · 速度</w:t>
             </w:r>
           </w:p>
         </w:tc>
@@ -5691,7 +5863,7 @@
               <w:rPr>
                 <w:sz w:val="19"/>
               </w:rPr>
-              <w:t>线条怪物</w:t>
+              <w:t>雨的线</w:t>
             </w:r>
           </w:p>
         </w:tc>
@@ -5705,15 +5877,15 @@
               <w:rPr>
                 <w:sz w:val="19"/>
               </w:rPr>
-              <w:t>第一步（60 秒）：不要画任何具体东西，只用线条表现「爆炸」。</w:t>
-            </w:r>
-          </w:p>
-          <w:p>
-            <w:r>
-              <w:rPr>
-                <w:sz w:val="19"/>
-              </w:rPr>
-              <w:t>第二步：不要删掉刚才的线条，你刚才画的线突然活了。它们变成了一个怎样的世界？</w:t>
+              <w:t>第一步（60 秒）：不要画任何具体东西，只用线条画「雨」。</w:t>
+            </w:r>
+          </w:p>
+          <w:p>
+            <w:r>
+              <w:rPr>
+                <w:sz w:val="19"/>
+              </w:rPr>
+              <w:t>第二步：不要擦掉。看看这些线像什么，把它继续画下去。</w:t>
             </w:r>
           </w:p>
         </w:tc>
@@ -5727,7 +5899,7 @@
               <w:rPr>
                 <w:sz w:val="19"/>
               </w:rPr>
-              <w:t>线的粗细、快慢、疏密都可以说话。</w:t>
+              <w:t>密一点、疏一点，会有什么不同？</w:t>
             </w:r>
           </w:p>
         </w:tc>
@@ -5741,7 +5913,7 @@
               <w:rPr>
                 <w:sz w:val="19"/>
               </w:rPr>
-              <w:t>爆炸</w:t>
+              <w:t>小学版 · 雨</w:t>
             </w:r>
           </w:p>
         </w:tc>
@@ -5774,7 +5946,7 @@
               <w:rPr>
                 <w:sz w:val="19"/>
               </w:rPr>
-              <w:t>有魔法的线</w:t>
+              <w:t>弹跳的线</w:t>
             </w:r>
           </w:p>
         </w:tc>
@@ -5788,15 +5960,15 @@
               <w:rPr>
                 <w:sz w:val="19"/>
               </w:rPr>
-              <w:t>第一步（60 秒）：不要画任何具体东西，只用线条表现「雨」。</w:t>
-            </w:r>
-          </w:p>
-          <w:p>
-            <w:r>
-              <w:rPr>
-                <w:sz w:val="19"/>
-              </w:rPr>
-              <w:t>第二步：不要删掉刚才的线条，这些线条突然有了魔法。它们变成了什么？</w:t>
+              <w:t>第一步（60 秒）：不要画任何具体东西，只用线条画「弹跳」。</w:t>
+            </w:r>
+          </w:p>
+          <w:p>
+            <w:r>
+              <w:rPr>
+                <w:sz w:val="19"/>
+              </w:rPr>
+              <w:t>第二步：不要擦掉。看看这些线像什么，把它继续画下去。</w:t>
             </w:r>
           </w:p>
         </w:tc>
@@ -5810,7 +5982,7 @@
               <w:rPr>
                 <w:sz w:val="19"/>
               </w:rPr>
-              <w:t>线的粗细、快慢、疏密都可以说话。</w:t>
+              <w:t>线可以弯，也可以突然转向。</w:t>
             </w:r>
           </w:p>
         </w:tc>
@@ -5824,7 +5996,7 @@
               <w:rPr>
                 <w:sz w:val="19"/>
               </w:rPr>
-              <w:t>雨</w:t>
+              <w:t>小学版 · 弹跳</w:t>
             </w:r>
           </w:p>
         </w:tc>
@@ -5857,7 +6029,7 @@
               <w:rPr>
                 <w:sz w:val="19"/>
               </w:rPr>
-              <w:t>画声音的人</w:t>
+              <w:t>生长的线</w:t>
             </w:r>
           </w:p>
         </w:tc>
@@ -5871,15 +6043,15 @@
               <w:rPr>
                 <w:sz w:val="19"/>
               </w:rPr>
-              <w:t>第一步（60 秒）：不要画任何具体东西，只用线条表现「速度」。</w:t>
-            </w:r>
-          </w:p>
-          <w:p>
-            <w:r>
-              <w:rPr>
-                <w:sz w:val="19"/>
-              </w:rPr>
-              <w:t>第二步：不要删掉刚才的线条，如果一个声音能被看见，它会是什么样？再把它发展成完整画面。</w:t>
+              <w:t>第一步（60 秒）：不要画任何具体东西，只用线条画「生长」。</w:t>
+            </w:r>
+          </w:p>
+          <w:p>
+            <w:r>
+              <w:rPr>
+                <w:sz w:val="19"/>
+              </w:rPr>
+              <w:t>第二步：不要擦掉。看看这些线像什么，把它继续画下去。</w:t>
             </w:r>
           </w:p>
         </w:tc>
@@ -5893,7 +6065,7 @@
               <w:rPr>
                 <w:sz w:val="19"/>
               </w:rPr>
-              <w:t>线的粗细、快慢、疏密都可以说话。</w:t>
+              <w:t>可以从一个点开始。</w:t>
             </w:r>
           </w:p>
         </w:tc>
@@ -5907,7 +6079,7 @@
               <w:rPr>
                 <w:sz w:val="19"/>
               </w:rPr>
-              <w:t>速度</w:t>
+              <w:t>小学版 · 生长</w:t>
             </w:r>
           </w:p>
         </w:tc>
@@ -5940,7 +6112,7 @@
               <w:rPr>
                 <w:sz w:val="19"/>
               </w:rPr>
-              <w:t>线条怪物</w:t>
+              <w:t>耳语</w:t>
             </w:r>
           </w:p>
         </w:tc>
@@ -5954,15 +6126,15 @@
               <w:rPr>
                 <w:sz w:val="19"/>
               </w:rPr>
-              <w:t>第一步（60 秒）：不要画任何具体东西，只用线条表现「沉重」。</w:t>
-            </w:r>
-          </w:p>
-          <w:p>
-            <w:r>
-              <w:rPr>
-                <w:sz w:val="19"/>
-              </w:rPr>
-              <w:t>第二步：不要删掉刚才的线条，你刚才画的线突然活了。它们变成了一个怎样的世界？</w:t>
+              <w:t>第一步（60 秒）：不要画任何具体东西，只用线条表现「耳语」。</w:t>
+            </w:r>
+          </w:p>
+          <w:p>
+            <w:r>
+              <w:rPr>
+                <w:sz w:val="19"/>
+              </w:rPr>
+              <w:t>第二步：不删线条，把它们继续发展成一幅画。</w:t>
             </w:r>
           </w:p>
         </w:tc>
@@ -5976,7 +6148,7 @@
               <w:rPr>
                 <w:sz w:val="19"/>
               </w:rPr>
-              <w:t>线的粗细、快慢、疏密都可以说话。</w:t>
+              <w:t>轻的线怎么画？</w:t>
             </w:r>
           </w:p>
         </w:tc>
@@ -5990,7 +6162,7 @@
               <w:rPr>
                 <w:sz w:val="19"/>
               </w:rPr>
-              <w:t>沉重</w:t>
+              <w:t>初中版 · 耳语</w:t>
             </w:r>
           </w:p>
         </w:tc>
@@ -6023,7 +6195,7 @@
               <w:rPr>
                 <w:sz w:val="19"/>
               </w:rPr>
-              <w:t>有魔法的线</w:t>
+              <w:t>沉重</w:t>
             </w:r>
           </w:p>
         </w:tc>
@@ -6037,15 +6209,15 @@
               <w:rPr>
                 <w:sz w:val="19"/>
               </w:rPr>
-              <w:t>第一步（60 秒）：不要画任何具体东西，只用线条表现「紧张」。</w:t>
-            </w:r>
-          </w:p>
-          <w:p>
-            <w:r>
-              <w:rPr>
-                <w:sz w:val="19"/>
-              </w:rPr>
-              <w:t>第二步：不要删掉刚才的线条，这些线条突然有了魔法。它们变成了什么？</w:t>
+              <w:t>第一步（60 秒）：不要画任何具体东西，只用线条表现「沉重」。</w:t>
+            </w:r>
+          </w:p>
+          <w:p>
+            <w:r>
+              <w:rPr>
+                <w:sz w:val="19"/>
+              </w:rPr>
+              <w:t>第二步：不删线条，把它们继续发展成一幅画。</w:t>
             </w:r>
           </w:p>
         </w:tc>
@@ -6059,7 +6231,7 @@
               <w:rPr>
                 <w:sz w:val="19"/>
               </w:rPr>
-              <w:t>线的粗细、快慢、疏密都可以说话。</w:t>
+              <w:t>粗、密、低，会带来什么感觉？</w:t>
             </w:r>
           </w:p>
         </w:tc>
@@ -6073,7 +6245,7 @@
               <w:rPr>
                 <w:sz w:val="19"/>
               </w:rPr>
-              <w:t>紧张</w:t>
+              <w:t>初中版 · 沉重</w:t>
             </w:r>
           </w:p>
         </w:tc>
@@ -6106,7 +6278,7 @@
               <w:rPr>
                 <w:sz w:val="19"/>
               </w:rPr>
-              <w:t>画声音的人</w:t>
+              <w:t>紧张</w:t>
             </w:r>
           </w:p>
         </w:tc>
@@ -6120,15 +6292,15 @@
               <w:rPr>
                 <w:sz w:val="19"/>
               </w:rPr>
-              <w:t>第一步（60 秒）：不要画任何具体东西，只用线条表现「平静」。</w:t>
-            </w:r>
-          </w:p>
-          <w:p>
-            <w:r>
-              <w:rPr>
-                <w:sz w:val="19"/>
-              </w:rPr>
-              <w:t>第二步：不要删掉刚才的线条，如果一个声音能被看见，它会是什么样？再把它发展成完整画面。</w:t>
+              <w:t>第一步（60 秒）：不要画任何具体东西，只用线条表现「紧张」。</w:t>
+            </w:r>
+          </w:p>
+          <w:p>
+            <w:r>
+              <w:rPr>
+                <w:sz w:val="19"/>
+              </w:rPr>
+              <w:t>第二步：不删线条，把它们继续发展成一幅画。</w:t>
             </w:r>
           </w:p>
         </w:tc>
@@ -6142,7 +6314,7 @@
               <w:rPr>
                 <w:sz w:val="19"/>
               </w:rPr>
-              <w:t>线的粗细、快慢、疏密都可以说话。</w:t>
+              <w:t>线可以抖，也可以挤在一起。</w:t>
             </w:r>
           </w:p>
         </w:tc>
@@ -6156,173 +6328,7 @@
               <w:rPr>
                 <w:sz w:val="19"/>
               </w:rPr>
-              <w:t>平静</w:t>
-            </w:r>
-          </w:p>
-        </w:tc>
-      </w:tr>
-      <w:tr>
-        <w:trPr>
-          <w:cantSplit/>
-        </w:trPr>
-        <w:tc>
-          <w:tcPr>
-            <w:tcW w:type="dxa" w:w="706"/>
-          </w:tcPr>
-          <w:p>
-            <w:r/>
-            <w:r>
-              <w:rPr>
-                <w:sz w:val="19"/>
-              </w:rPr>
-              <w:t>8.9</w:t>
-            </w:r>
-          </w:p>
-        </w:tc>
-        <w:tc>
-          <w:tcPr>
-            <w:tcW w:type="dxa" w:w="1514"/>
-          </w:tcPr>
-          <w:p>
-            <w:r/>
-            <w:r>
-              <w:rPr>
-                <w:sz w:val="19"/>
-              </w:rPr>
-              <w:t>线条怪物</w:t>
-            </w:r>
-          </w:p>
-        </w:tc>
-        <w:tc>
-          <w:tcPr>
-            <w:tcW w:type="dxa" w:w="4440"/>
-          </w:tcPr>
-          <w:p>
-            <w:r/>
-            <w:r>
-              <w:rPr>
-                <w:sz w:val="19"/>
-              </w:rPr>
-              <w:t>第一步（60 秒）：不要画任何具体东西，只用线条表现「弹跳」。</w:t>
-            </w:r>
-          </w:p>
-          <w:p>
-            <w:r>
-              <w:rPr>
-                <w:sz w:val="19"/>
-              </w:rPr>
-              <w:t>第二步：不要删掉刚才的线条，你刚才画的线突然活了。它们变成了一个怎样的世界？</w:t>
-            </w:r>
-          </w:p>
-        </w:tc>
-        <w:tc>
-          <w:tcPr>
-            <w:tcW w:type="dxa" w:w="2018"/>
-          </w:tcPr>
-          <w:p>
-            <w:r/>
-            <w:r>
-              <w:rPr>
-                <w:sz w:val="19"/>
-              </w:rPr>
-              <w:t>线的粗细、快慢、疏密都可以说话。</w:t>
-            </w:r>
-          </w:p>
-        </w:tc>
-        <w:tc>
-          <w:tcPr>
-            <w:tcW w:type="dxa" w:w="1413"/>
-          </w:tcPr>
-          <w:p>
-            <w:r/>
-            <w:r>
-              <w:rPr>
-                <w:sz w:val="19"/>
-              </w:rPr>
-              <w:t>弹跳</w:t>
-            </w:r>
-          </w:p>
-        </w:tc>
-      </w:tr>
-      <w:tr>
-        <w:trPr>
-          <w:cantSplit/>
-        </w:trPr>
-        <w:tc>
-          <w:tcPr>
-            <w:tcW w:type="dxa" w:w="706"/>
-          </w:tcPr>
-          <w:p>
-            <w:r/>
-            <w:r>
-              <w:rPr>
-                <w:sz w:val="19"/>
-              </w:rPr>
-              <w:t>8.10</w:t>
-            </w:r>
-          </w:p>
-        </w:tc>
-        <w:tc>
-          <w:tcPr>
-            <w:tcW w:type="dxa" w:w="1514"/>
-          </w:tcPr>
-          <w:p>
-            <w:r/>
-            <w:r>
-              <w:rPr>
-                <w:sz w:val="19"/>
-              </w:rPr>
-              <w:t>有魔法的线</w:t>
-            </w:r>
-          </w:p>
-        </w:tc>
-        <w:tc>
-          <w:tcPr>
-            <w:tcW w:type="dxa" w:w="4440"/>
-          </w:tcPr>
-          <w:p>
-            <w:r/>
-            <w:r>
-              <w:rPr>
-                <w:sz w:val="19"/>
-              </w:rPr>
-              <w:t>第一步（60 秒）：不要画任何具体东西，只用线条表现「生长」。</w:t>
-            </w:r>
-          </w:p>
-          <w:p>
-            <w:r>
-              <w:rPr>
-                <w:sz w:val="19"/>
-              </w:rPr>
-              <w:t>第二步：不要删掉刚才的线条，这些线条突然有了魔法。它们变成了什么？</w:t>
-            </w:r>
-          </w:p>
-        </w:tc>
-        <w:tc>
-          <w:tcPr>
-            <w:tcW w:type="dxa" w:w="2018"/>
-          </w:tcPr>
-          <w:p>
-            <w:r/>
-            <w:r>
-              <w:rPr>
-                <w:sz w:val="19"/>
-              </w:rPr>
-              <w:t>线的粗细、快慢、疏密都可以说话。</w:t>
-            </w:r>
-          </w:p>
-        </w:tc>
-        <w:tc>
-          <w:tcPr>
-            <w:tcW w:type="dxa" w:w="1413"/>
-          </w:tcPr>
-          <w:p>
-            <w:r/>
-            <w:r>
-              <w:rPr>
-                <w:sz w:val="19"/>
-              </w:rPr>
-              <w:t>生长</w:t>
+              <w:t>初中版 · 紧张</w:t>
             </w:r>
           </w:p>
         </w:tc>
@@ -6333,7 +6339,7 @@
         <w:pStyle w:val="Heading2"/>
       </w:pPr>
       <w:r>
-        <w:t>9. 不可能世界（6 题）</w:t>
+        <w:t>9. 不可能世界（8 题）</w:t>
       </w:r>
     </w:p>
     <w:p>
@@ -6344,7 +6350,7 @@
         <w:t xml:space="preserve">研究目的　</w:t>
       </w:r>
       <w:r>
-        <w:t>在给定的两条「世界规则」下画出那个世界的生活。最接近真实的自由创作，但由规则提供约束。</w:t>
+        <w:t>在给定的两条「世界规则」下画出那个世界的生活（初中版多一条可选的挑战规则）。最接近真实的自由创作，但由规则提供约束。</w:t>
       </w:r>
     </w:p>
     <w:p>
@@ -6493,7 +6499,7 @@
               <w:rPr>
                 <w:sz w:val="19"/>
               </w:rPr>
-              <w:t>不可能世界</w:t>
+              <w:t>云上的城市</w:t>
             </w:r>
           </w:p>
         </w:tc>
@@ -6507,23 +6513,23 @@
               <w:rPr>
                 <w:sz w:val="19"/>
               </w:rPr>
-              <w:t>设计一个下面这些规则都成立的世界。画出这里的人或生物如何生活，以及正在发生什么。</w:t>
-            </w:r>
-          </w:p>
-          <w:p>
-            <w:r>
-              <w:rPr>
-                <w:sz w:val="19"/>
-              </w:rPr>
-              <w:t>· 重力是横着的。</w:t>
-            </w:r>
-          </w:p>
-          <w:p>
-            <w:r>
-              <w:rPr>
-                <w:sz w:val="19"/>
-              </w:rPr>
-              <w:t>· 人比昆虫还小。</w:t>
+              <w:t>设计一个下面这些规则都成立的世界。画出这里的一天怎么过。</w:t>
+            </w:r>
+          </w:p>
+          <w:p>
+            <w:r>
+              <w:rPr>
+                <w:sz w:val="19"/>
+              </w:rPr>
+              <w:t>· 所有人住在云上。</w:t>
+            </w:r>
+          </w:p>
+          <w:p>
+            <w:r>
+              <w:rPr>
+                <w:sz w:val="19"/>
+              </w:rPr>
+              <w:t>· 动物负责盖房子。</w:t>
             </w:r>
           </w:p>
         </w:tc>
@@ -6533,12 +6539,6 @@
           </w:tcPr>
           <w:p>
             <w:r/>
-            <w:r>
-              <w:rPr>
-                <w:sz w:val="19"/>
-              </w:rPr>
-              <w:t>先决定这些规则会让生活变成什么样，再动笔。</w:t>
-            </w:r>
           </w:p>
         </w:tc>
         <w:tc>
@@ -6547,6 +6547,12 @@
           </w:tcPr>
           <w:p>
             <w:r/>
+            <w:r>
+              <w:rPr>
+                <w:sz w:val="19"/>
+              </w:rPr>
+              <w:t>两版共通</w:t>
+            </w:r>
           </w:p>
         </w:tc>
       </w:tr>
@@ -6578,7 +6584,7 @@
               <w:rPr>
                 <w:sz w:val="19"/>
               </w:rPr>
-              <w:t>不可能世界</w:t>
+              <w:t>影子跑了</w:t>
             </w:r>
           </w:p>
         </w:tc>
@@ -6592,23 +6598,23 @@
               <w:rPr>
                 <w:sz w:val="19"/>
               </w:rPr>
-              <w:t>设计一个下面这些规则都成立的世界。画出这里的人或生物如何生活，以及正在发生什么。</w:t>
-            </w:r>
-          </w:p>
-          <w:p>
-            <w:r>
-              <w:rPr>
-                <w:sz w:val="19"/>
-              </w:rPr>
-              <w:t>· 房子是活的。</w:t>
-            </w:r>
-          </w:p>
-          <w:p>
-            <w:r>
-              <w:rPr>
-                <w:sz w:val="19"/>
-              </w:rPr>
-              <w:t>· 世界在一棵巨树里面。</w:t>
+              <w:t>设计一个下面这些规则都成立的世界。画出晚上发生的一件事。</w:t>
+            </w:r>
+          </w:p>
+          <w:p>
+            <w:r>
+              <w:rPr>
+                <w:sz w:val="19"/>
+              </w:rPr>
+              <w:t>· 影子会自己走。</w:t>
+            </w:r>
+          </w:p>
+          <w:p>
+            <w:r>
+              <w:rPr>
+                <w:sz w:val="19"/>
+              </w:rPr>
+              <w:t>· 晚上所有东西都会变轻。</w:t>
             </w:r>
           </w:p>
         </w:tc>
@@ -6618,12 +6624,6 @@
           </w:tcPr>
           <w:p>
             <w:r/>
-            <w:r>
-              <w:rPr>
-                <w:sz w:val="19"/>
-              </w:rPr>
-              <w:t>先决定这些规则会让生活变成什么样，再动笔。</w:t>
-            </w:r>
           </w:p>
         </w:tc>
         <w:tc>
@@ -6632,6 +6632,12 @@
           </w:tcPr>
           <w:p>
             <w:r/>
+            <w:r>
+              <w:rPr>
+                <w:sz w:val="19"/>
+              </w:rPr>
+              <w:t>两版共通</w:t>
+            </w:r>
           </w:p>
         </w:tc>
       </w:tr>
@@ -6663,7 +6669,7 @@
               <w:rPr>
                 <w:sz w:val="19"/>
               </w:rPr>
-              <w:t>不可能世界</w:t>
+              <w:t>全都变小了</w:t>
             </w:r>
           </w:p>
         </w:tc>
@@ -6677,31 +6683,23 @@
               <w:rPr>
                 <w:sz w:val="19"/>
               </w:rPr>
-              <w:t>设计一个下面这些规则都成立的世界。画出这里的人或生物如何生活，以及正在发生什么。</w:t>
-            </w:r>
-          </w:p>
-          <w:p>
-            <w:r>
-              <w:rPr>
-                <w:sz w:val="19"/>
-              </w:rPr>
-              <w:t>· 水漂浮在天上。</w:t>
-            </w:r>
-          </w:p>
-          <w:p>
-            <w:r>
-              <w:rPr>
-                <w:sz w:val="19"/>
-              </w:rPr>
-              <w:t>· 机器和植物住在一起。</w:t>
-            </w:r>
-          </w:p>
-          <w:p>
-            <w:r>
-              <w:rPr>
-                <w:sz w:val="19"/>
-              </w:rPr>
-              <w:t>· 植物比建筑还大。</w:t>
+              <w:t>设计一个下面这些规则都成立的世界。画出一天里发生的事。</w:t>
+            </w:r>
+          </w:p>
+          <w:p>
+            <w:r>
+              <w:rPr>
+                <w:sz w:val="19"/>
+              </w:rPr>
+              <w:t>· 人比虫子小。</w:t>
+            </w:r>
+          </w:p>
+          <w:p>
+            <w:r>
+              <w:rPr>
+                <w:sz w:val="19"/>
+              </w:rPr>
+              <w:t>· 植物比楼还高。</w:t>
             </w:r>
           </w:p>
         </w:tc>
@@ -6711,12 +6709,6 @@
           </w:tcPr>
           <w:p>
             <w:r/>
-            <w:r>
-              <w:rPr>
-                <w:sz w:val="19"/>
-              </w:rPr>
-              <w:t>先决定这些规则会让生活变成什么样，再动笔。</w:t>
-            </w:r>
           </w:p>
         </w:tc>
         <w:tc>
@@ -6725,6 +6717,12 @@
           </w:tcPr>
           <w:p>
             <w:r/>
+            <w:r>
+              <w:rPr>
+                <w:sz w:val="19"/>
+              </w:rPr>
+              <w:t>小学版</w:t>
+            </w:r>
           </w:p>
         </w:tc>
       </w:tr>
@@ -6756,7 +6754,7 @@
               <w:rPr>
                 <w:sz w:val="19"/>
               </w:rPr>
-              <w:t>不可能世界</w:t>
+              <w:t>水在天上</w:t>
             </w:r>
           </w:p>
         </w:tc>
@@ -6770,23 +6768,23 @@
               <w:rPr>
                 <w:sz w:val="19"/>
               </w:rPr>
-              <w:t>设计一个下面这些规则都成立的世界。画出这里的人或生物如何生活，以及正在发生什么。</w:t>
-            </w:r>
-          </w:p>
-          <w:p>
-            <w:r>
-              <w:rPr>
-                <w:sz w:val="19"/>
-              </w:rPr>
-              <w:t>· 整座城市在水下。</w:t>
-            </w:r>
-          </w:p>
-          <w:p>
-            <w:r>
-              <w:rPr>
-                <w:sz w:val="19"/>
-              </w:rPr>
-              <w:t>· 影子会自己走动。</w:t>
+              <w:t>设计一个下面这些规则都成立的世界。画出大家怎么生活。</w:t>
+            </w:r>
+          </w:p>
+          <w:p>
+            <w:r>
+              <w:rPr>
+                <w:sz w:val="19"/>
+              </w:rPr>
+              <w:t>· 水漂在天上。</w:t>
+            </w:r>
+          </w:p>
+          <w:p>
+            <w:r>
+              <w:rPr>
+                <w:sz w:val="19"/>
+              </w:rPr>
+              <w:t>· 房子是活的。</w:t>
             </w:r>
           </w:p>
         </w:tc>
@@ -6796,12 +6794,6 @@
           </w:tcPr>
           <w:p>
             <w:r/>
-            <w:r>
-              <w:rPr>
-                <w:sz w:val="19"/>
-              </w:rPr>
-              <w:t>先决定这些规则会让生活变成什么样，再动笔。</w:t>
-            </w:r>
           </w:p>
         </w:tc>
         <w:tc>
@@ -6810,6 +6802,12 @@
           </w:tcPr>
           <w:p>
             <w:r/>
+            <w:r>
+              <w:rPr>
+                <w:sz w:val="19"/>
+              </w:rPr>
+              <w:t>小学版</w:t>
+            </w:r>
           </w:p>
         </w:tc>
       </w:tr>
@@ -6841,7 +6839,7 @@
               <w:rPr>
                 <w:sz w:val="19"/>
               </w:rPr>
-              <w:t>不可能世界</w:t>
+              <w:t>大树里的世界</w:t>
             </w:r>
           </w:p>
         </w:tc>
@@ -6855,31 +6853,23 @@
               <w:rPr>
                 <w:sz w:val="19"/>
               </w:rPr>
-              <w:t>设计一个下面这些规则都成立的世界。画出这里的人或生物如何生活，以及正在发生什么。</w:t>
-            </w:r>
-          </w:p>
-          <w:p>
-            <w:r>
-              <w:rPr>
-                <w:sz w:val="19"/>
-              </w:rPr>
-              <w:t>· 一座山能装进一间屋子里。</w:t>
-            </w:r>
-          </w:p>
-          <w:p>
-            <w:r>
-              <w:rPr>
-                <w:sz w:val="19"/>
-              </w:rPr>
-              <w:t>· 动物建造城市。</w:t>
-            </w:r>
-          </w:p>
-          <w:p>
-            <w:r>
-              <w:rPr>
-                <w:sz w:val="19"/>
-              </w:rPr>
-              <w:t>· 地面是会移动的岛。</w:t>
+              <w:t>设计一个下面这些规则都成立的世界。画出这里最热闹的地方。</w:t>
+            </w:r>
+          </w:p>
+          <w:p>
+            <w:r>
+              <w:rPr>
+                <w:sz w:val="19"/>
+              </w:rPr>
+              <w:t>· 整个世界在一棵树里。</w:t>
+            </w:r>
+          </w:p>
+          <w:p>
+            <w:r>
+              <w:rPr>
+                <w:sz w:val="19"/>
+              </w:rPr>
+              <w:t>· 机器和植物住在一起。</w:t>
             </w:r>
           </w:p>
         </w:tc>
@@ -6889,12 +6879,6 @@
           </w:tcPr>
           <w:p>
             <w:r/>
-            <w:r>
-              <w:rPr>
-                <w:sz w:val="19"/>
-              </w:rPr>
-              <w:t>先决定这些规则会让生活变成什么样，再动笔。</w:t>
-            </w:r>
           </w:p>
         </w:tc>
         <w:tc>
@@ -6903,6 +6887,12 @@
           </w:tcPr>
           <w:p>
             <w:r/>
+            <w:r>
+              <w:rPr>
+                <w:sz w:val="19"/>
+              </w:rPr>
+              <w:t>小学版</w:t>
+            </w:r>
           </w:p>
         </w:tc>
       </w:tr>
@@ -6934,7 +6924,7 @@
               <w:rPr>
                 <w:sz w:val="19"/>
               </w:rPr>
-              <w:t>不可能世界</w:t>
+              <w:t>横着的重力</w:t>
             </w:r>
           </w:p>
         </w:tc>
@@ -6948,23 +6938,31 @@
               <w:rPr>
                 <w:sz w:val="19"/>
               </w:rPr>
-              <w:t>设计一个下面这些规则都成立的世界。画出这里的人或生物如何生活，以及正在发生什么。</w:t>
-            </w:r>
-          </w:p>
-          <w:p>
-            <w:r>
-              <w:rPr>
-                <w:sz w:val="19"/>
-              </w:rPr>
-              <w:t>· 夜里所有东西都会变轻。</w:t>
-            </w:r>
-          </w:p>
-          <w:p>
-            <w:r>
-              <w:rPr>
-                <w:sz w:val="19"/>
-              </w:rPr>
-              <w:t>· 所有人住在云层之上。</w:t>
+              <w:t>设计一个下面这些规则都成立的世界。先按两条核心规则画；想挑战，再加第三条。</w:t>
+            </w:r>
+          </w:p>
+          <w:p>
+            <w:r>
+              <w:rPr>
+                <w:sz w:val="19"/>
+              </w:rPr>
+              <w:t>· 重力是横着的。</w:t>
+            </w:r>
+          </w:p>
+          <w:p>
+            <w:r>
+              <w:rPr>
+                <w:sz w:val="19"/>
+              </w:rPr>
+              <w:t>· 人比昆虫小。</w:t>
+            </w:r>
+          </w:p>
+          <w:p>
+            <w:r>
+              <w:rPr>
+                <w:sz w:val="19"/>
+              </w:rPr>
+              <w:t>挑战：水漂在天上。</w:t>
             </w:r>
           </w:p>
         </w:tc>
@@ -6974,12 +6972,6 @@
           </w:tcPr>
           <w:p>
             <w:r/>
-            <w:r>
-              <w:rPr>
-                <w:sz w:val="19"/>
-              </w:rPr>
-              <w:t>先决定这些规则会让生活变成什么样，再动笔。</w:t>
-            </w:r>
           </w:p>
         </w:tc>
         <w:tc>
@@ -6988,6 +6980,198 @@
           </w:tcPr>
           <w:p>
             <w:r/>
+            <w:r>
+              <w:rPr>
+                <w:sz w:val="19"/>
+              </w:rPr>
+              <w:t>初中版</w:t>
+            </w:r>
+          </w:p>
+        </w:tc>
+      </w:tr>
+      <w:tr>
+        <w:trPr>
+          <w:cantSplit/>
+        </w:trPr>
+        <w:tc>
+          <w:tcPr>
+            <w:tcW w:type="dxa" w:w="706"/>
+          </w:tcPr>
+          <w:p>
+            <w:r/>
+            <w:r>
+              <w:rPr>
+                <w:sz w:val="19"/>
+              </w:rPr>
+              <w:t>9.7</w:t>
+            </w:r>
+          </w:p>
+        </w:tc>
+        <w:tc>
+          <w:tcPr>
+            <w:tcW w:type="dxa" w:w="1514"/>
+          </w:tcPr>
+          <w:p>
+            <w:r/>
+            <w:r>
+              <w:rPr>
+                <w:sz w:val="19"/>
+              </w:rPr>
+              <w:t>活着的城市</w:t>
+            </w:r>
+          </w:p>
+        </w:tc>
+        <w:tc>
+          <w:tcPr>
+            <w:tcW w:type="dxa" w:w="4440"/>
+          </w:tcPr>
+          <w:p>
+            <w:r/>
+            <w:r>
+              <w:rPr>
+                <w:sz w:val="19"/>
+              </w:rPr>
+              <w:t>设计一个下面这些规则都成立的世界。先按两条核心规则画；想挑战，再加第三条。</w:t>
+            </w:r>
+          </w:p>
+          <w:p>
+            <w:r>
+              <w:rPr>
+                <w:sz w:val="19"/>
+              </w:rPr>
+              <w:t>· 房子是活的。</w:t>
+            </w:r>
+          </w:p>
+          <w:p>
+            <w:r>
+              <w:rPr>
+                <w:sz w:val="19"/>
+              </w:rPr>
+              <w:t>· 整座城在水下。</w:t>
+            </w:r>
+          </w:p>
+          <w:p>
+            <w:r>
+              <w:rPr>
+                <w:sz w:val="19"/>
+              </w:rPr>
+              <w:t>挑战：地面是移动的岛。</w:t>
+            </w:r>
+          </w:p>
+        </w:tc>
+        <w:tc>
+          <w:tcPr>
+            <w:tcW w:type="dxa" w:w="2018"/>
+          </w:tcPr>
+          <w:p>
+            <w:r/>
+          </w:p>
+        </w:tc>
+        <w:tc>
+          <w:tcPr>
+            <w:tcW w:type="dxa" w:w="1413"/>
+          </w:tcPr>
+          <w:p>
+            <w:r/>
+            <w:r>
+              <w:rPr>
+                <w:sz w:val="19"/>
+              </w:rPr>
+              <w:t>初中版</w:t>
+            </w:r>
+          </w:p>
+        </w:tc>
+      </w:tr>
+      <w:tr>
+        <w:trPr>
+          <w:cantSplit/>
+        </w:trPr>
+        <w:tc>
+          <w:tcPr>
+            <w:tcW w:type="dxa" w:w="706"/>
+          </w:tcPr>
+          <w:p>
+            <w:r/>
+            <w:r>
+              <w:rPr>
+                <w:sz w:val="19"/>
+              </w:rPr>
+              <w:t>9.8</w:t>
+            </w:r>
+          </w:p>
+        </w:tc>
+        <w:tc>
+          <w:tcPr>
+            <w:tcW w:type="dxa" w:w="1514"/>
+          </w:tcPr>
+          <w:p>
+            <w:r/>
+            <w:r>
+              <w:rPr>
+                <w:sz w:val="19"/>
+              </w:rPr>
+              <w:t>动物的文明</w:t>
+            </w:r>
+          </w:p>
+        </w:tc>
+        <w:tc>
+          <w:tcPr>
+            <w:tcW w:type="dxa" w:w="4440"/>
+          </w:tcPr>
+          <w:p>
+            <w:r/>
+            <w:r>
+              <w:rPr>
+                <w:sz w:val="19"/>
+              </w:rPr>
+              <w:t>设计一个下面这些规则都成立的世界。先按两条核心规则画；想挑战，再加第三条。</w:t>
+            </w:r>
+          </w:p>
+          <w:p>
+            <w:r>
+              <w:rPr>
+                <w:sz w:val="19"/>
+              </w:rPr>
+              <w:t>· 动物建造城市。</w:t>
+            </w:r>
+          </w:p>
+          <w:p>
+            <w:r>
+              <w:rPr>
+                <w:sz w:val="19"/>
+              </w:rPr>
+              <w:t>· 植物比建筑大。</w:t>
+            </w:r>
+          </w:p>
+          <w:p>
+            <w:r>
+              <w:rPr>
+                <w:sz w:val="19"/>
+              </w:rPr>
+              <w:t>挑战：机器和植物住在一起。</w:t>
+            </w:r>
+          </w:p>
+        </w:tc>
+        <w:tc>
+          <w:tcPr>
+            <w:tcW w:type="dxa" w:w="2018"/>
+          </w:tcPr>
+          <w:p>
+            <w:r/>
+          </w:p>
+        </w:tc>
+        <w:tc>
+          <w:tcPr>
+            <w:tcW w:type="dxa" w:w="1413"/>
+          </w:tcPr>
+          <w:p>
+            <w:r/>
+            <w:r>
+              <w:rPr>
+                <w:sz w:val="19"/>
+              </w:rPr>
+              <w:t>初中版</w:t>
+            </w:r>
           </w:p>
         </w:tc>
       </w:tr>
@@ -6997,7 +7181,7 @@
         <w:pStyle w:val="Heading2"/>
       </w:pPr>
       <w:r>
-        <w:t>10. 故事挑战（5 题）</w:t>
+        <w:t>10. 故事挑战（8 题）</w:t>
       </w:r>
     </w:p>
     <w:p>
@@ -7157,7 +7341,7 @@
               <w:rPr>
                 <w:sz w:val="19"/>
               </w:rPr>
-              <w:t>没见过的门</w:t>
+              <w:t>学校多了一扇门</w:t>
             </w:r>
           </w:p>
         </w:tc>
@@ -7171,7 +7355,7 @@
               <w:rPr>
                 <w:sz w:val="19"/>
               </w:rPr>
-              <w:t>你打开一扇从未见过的门。门后面有什么？</w:t>
+              <w:t>放学后，学校多了一扇从没见过的门。门后是什么地方？</w:t>
             </w:r>
           </w:p>
         </w:tc>
@@ -7185,7 +7369,7 @@
               <w:rPr>
                 <w:sz w:val="19"/>
               </w:rPr>
-              <w:t>让画面里的东西替你讲故事。</w:t>
+              <w:t>画出门打开的那一刻。</w:t>
             </w:r>
           </w:p>
         </w:tc>
@@ -7195,6 +7379,12 @@
           </w:tcPr>
           <w:p>
             <w:r/>
+            <w:r>
+              <w:rPr>
+                <w:sz w:val="19"/>
+              </w:rPr>
+              <w:t>两版共通</w:t>
+            </w:r>
           </w:p>
         </w:tc>
       </w:tr>
@@ -7226,7 +7416,7 @@
               <w:rPr>
                 <w:sz w:val="19"/>
               </w:rPr>
-              <w:t>全都变小了</w:t>
+              <w:t>只有一样没变小</w:t>
             </w:r>
           </w:p>
         </w:tc>
@@ -7240,7 +7430,7 @@
               <w:rPr>
                 <w:sz w:val="19"/>
               </w:rPr>
-              <w:t>某天城市里的所有东西突然变小了，只有一样东西保持原来大小。</w:t>
+              <w:t>全城的东西都变小了，只有一样没变。画发生的事。</w:t>
             </w:r>
           </w:p>
         </w:tc>
@@ -7254,7 +7444,7 @@
               <w:rPr>
                 <w:sz w:val="19"/>
               </w:rPr>
-              <w:t>让画面里的东西替你讲故事。</w:t>
+              <w:t>先决定哪一样没有变。</w:t>
             </w:r>
           </w:p>
         </w:tc>
@@ -7264,6 +7454,12 @@
           </w:tcPr>
           <w:p>
             <w:r/>
+            <w:r>
+              <w:rPr>
+                <w:sz w:val="19"/>
+              </w:rPr>
+              <w:t>两版共通</w:t>
+            </w:r>
           </w:p>
         </w:tc>
       </w:tr>
@@ -7295,7 +7491,7 @@
               <w:rPr>
                 <w:sz w:val="19"/>
               </w:rPr>
-              <w:t>会说话的东西</w:t>
+              <w:t>课桌会说话</w:t>
             </w:r>
           </w:p>
         </w:tc>
@@ -7309,7 +7505,7 @@
               <w:rPr>
                 <w:sz w:val="19"/>
               </w:rPr>
-              <w:t>一个普通物品突然学会说话。它最想做什么？</w:t>
+              <w:t>你的课桌突然会说话了。它说了什么？</w:t>
             </w:r>
           </w:p>
         </w:tc>
@@ -7323,7 +7519,7 @@
               <w:rPr>
                 <w:sz w:val="19"/>
               </w:rPr>
-              <w:t>让画面里的东西替你讲故事。</w:t>
+              <w:t>画出你第一次听见它说话的那一刻。</w:t>
             </w:r>
           </w:p>
         </w:tc>
@@ -7333,6 +7529,12 @@
           </w:tcPr>
           <w:p>
             <w:r/>
+            <w:r>
+              <w:rPr>
+                <w:sz w:val="19"/>
+              </w:rPr>
+              <w:t>小学版</w:t>
+            </w:r>
           </w:p>
         </w:tc>
       </w:tr>
@@ -7364,7 +7566,7 @@
               <w:rPr>
                 <w:sz w:val="19"/>
               </w:rPr>
-              <w:t>天空里的东西</w:t>
+              <w:t>鲨鱼去上学</w:t>
             </w:r>
           </w:p>
         </w:tc>
@@ -7378,7 +7580,7 @@
               <w:rPr>
                 <w:sz w:val="19"/>
               </w:rPr>
-              <w:t>天空突然出现了一个没有人见过的东西。发生了什么？</w:t>
+              <w:t>一条鲨鱼来你们班上学。发生了什么？</w:t>
             </w:r>
           </w:p>
         </w:tc>
@@ -7392,7 +7594,7 @@
               <w:rPr>
                 <w:sz w:val="19"/>
               </w:rPr>
-              <w:t>让画面里的东西替你讲故事。</w:t>
+              <w:t>它坐哪儿？大家在做什么？</w:t>
             </w:r>
           </w:p>
         </w:tc>
@@ -7402,6 +7604,12 @@
           </w:tcPr>
           <w:p>
             <w:r/>
+            <w:r>
+              <w:rPr>
+                <w:sz w:val="19"/>
+              </w:rPr>
+              <w:t>小学版</w:t>
+            </w:r>
           </w:p>
         </w:tc>
       </w:tr>
@@ -7433,6 +7641,231 @@
               <w:rPr>
                 <w:sz w:val="19"/>
               </w:rPr>
+              <w:t>宠物的秘密</w:t>
+            </w:r>
+          </w:p>
+        </w:tc>
+        <w:tc>
+          <w:tcPr>
+            <w:tcW w:type="dxa" w:w="4440"/>
+          </w:tcPr>
+          <w:p>
+            <w:r/>
+            <w:r>
+              <w:rPr>
+                <w:sz w:val="19"/>
+              </w:rPr>
+              <w:t>你的宠物有一个秘密超能力。画出被你发现的那天。</w:t>
+            </w:r>
+          </w:p>
+        </w:tc>
+        <w:tc>
+          <w:tcPr>
+            <w:tcW w:type="dxa" w:w="2018"/>
+          </w:tcPr>
+          <w:p>
+            <w:r/>
+            <w:r>
+              <w:rPr>
+                <w:sz w:val="19"/>
+              </w:rPr>
+              <w:t>它什么时候露馅了？</w:t>
+            </w:r>
+          </w:p>
+        </w:tc>
+        <w:tc>
+          <w:tcPr>
+            <w:tcW w:type="dxa" w:w="1413"/>
+          </w:tcPr>
+          <w:p>
+            <w:r/>
+            <w:r>
+              <w:rPr>
+                <w:sz w:val="19"/>
+              </w:rPr>
+              <w:t>小学版</w:t>
+            </w:r>
+          </w:p>
+        </w:tc>
+      </w:tr>
+      <w:tr>
+        <w:trPr>
+          <w:cantSplit/>
+        </w:trPr>
+        <w:tc>
+          <w:tcPr>
+            <w:tcW w:type="dxa" w:w="706"/>
+          </w:tcPr>
+          <w:p>
+            <w:r/>
+            <w:r>
+              <w:rPr>
+                <w:sz w:val="19"/>
+              </w:rPr>
+              <w:t>10.6</w:t>
+            </w:r>
+          </w:p>
+        </w:tc>
+        <w:tc>
+          <w:tcPr>
+            <w:tcW w:type="dxa" w:w="1514"/>
+          </w:tcPr>
+          <w:p>
+            <w:r/>
+            <w:r>
+              <w:rPr>
+                <w:sz w:val="19"/>
+              </w:rPr>
+              <w:t>每天少一样东西</w:t>
+            </w:r>
+          </w:p>
+        </w:tc>
+        <w:tc>
+          <w:tcPr>
+            <w:tcW w:type="dxa" w:w="4440"/>
+          </w:tcPr>
+          <w:p>
+            <w:r/>
+            <w:r>
+              <w:rPr>
+                <w:sz w:val="19"/>
+              </w:rPr>
+              <w:t>教室里每天都会少一样东西。画下你发现线索的那一天。</w:t>
+            </w:r>
+          </w:p>
+        </w:tc>
+        <w:tc>
+          <w:tcPr>
+            <w:tcW w:type="dxa" w:w="2018"/>
+          </w:tcPr>
+          <w:p>
+            <w:r/>
+            <w:r>
+              <w:rPr>
+                <w:sz w:val="19"/>
+              </w:rPr>
+              <w:t>线索比答案更重要。</w:t>
+            </w:r>
+          </w:p>
+        </w:tc>
+        <w:tc>
+          <w:tcPr>
+            <w:tcW w:type="dxa" w:w="1413"/>
+          </w:tcPr>
+          <w:p>
+            <w:r/>
+            <w:r>
+              <w:rPr>
+                <w:sz w:val="19"/>
+              </w:rPr>
+              <w:t>初中版</w:t>
+            </w:r>
+          </w:p>
+        </w:tc>
+      </w:tr>
+      <w:tr>
+        <w:trPr>
+          <w:cantSplit/>
+        </w:trPr>
+        <w:tc>
+          <w:tcPr>
+            <w:tcW w:type="dxa" w:w="706"/>
+          </w:tcPr>
+          <w:p>
+            <w:r/>
+            <w:r>
+              <w:rPr>
+                <w:sz w:val="19"/>
+              </w:rPr>
+              <w:t>10.7</w:t>
+            </w:r>
+          </w:p>
+        </w:tc>
+        <w:tc>
+          <w:tcPr>
+            <w:tcW w:type="dxa" w:w="1514"/>
+          </w:tcPr>
+          <w:p>
+            <w:r/>
+            <w:r>
+              <w:rPr>
+                <w:sz w:val="19"/>
+              </w:rPr>
+              <w:t>火星便利店</w:t>
+            </w:r>
+          </w:p>
+        </w:tc>
+        <w:tc>
+          <w:tcPr>
+            <w:tcW w:type="dxa" w:w="4440"/>
+          </w:tcPr>
+          <w:p>
+            <w:r/>
+            <w:r>
+              <w:rPr>
+                <w:sz w:val="19"/>
+              </w:rPr>
+              <w:t>火星上的便利店。谁来买东西，卖什么？</w:t>
+            </w:r>
+          </w:p>
+        </w:tc>
+        <w:tc>
+          <w:tcPr>
+            <w:tcW w:type="dxa" w:w="2018"/>
+          </w:tcPr>
+          <w:p>
+            <w:r/>
+            <w:r>
+              <w:rPr>
+                <w:sz w:val="19"/>
+              </w:rPr>
+              <w:t>让货架和顾客一起讲故事。</w:t>
+            </w:r>
+          </w:p>
+        </w:tc>
+        <w:tc>
+          <w:tcPr>
+            <w:tcW w:type="dxa" w:w="1413"/>
+          </w:tcPr>
+          <w:p>
+            <w:r/>
+            <w:r>
+              <w:rPr>
+                <w:sz w:val="19"/>
+              </w:rPr>
+              <w:t>初中版</w:t>
+            </w:r>
+          </w:p>
+        </w:tc>
+      </w:tr>
+      <w:tr>
+        <w:trPr>
+          <w:cantSplit/>
+        </w:trPr>
+        <w:tc>
+          <w:tcPr>
+            <w:tcW w:type="dxa" w:w="706"/>
+          </w:tcPr>
+          <w:p>
+            <w:r/>
+            <w:r>
+              <w:rPr>
+                <w:sz w:val="19"/>
+              </w:rPr>
+              <w:t>10.8</w:t>
+            </w:r>
+          </w:p>
+        </w:tc>
+        <w:tc>
+          <w:tcPr>
+            <w:tcW w:type="dxa" w:w="1514"/>
+          </w:tcPr>
+          <w:p>
+            <w:r/>
+            <w:r>
+              <w:rPr>
+                <w:sz w:val="19"/>
+              </w:rPr>
               <w:t>不存在的地方</w:t>
             </w:r>
           </w:p>
@@ -7447,7 +7880,7 @@
               <w:rPr>
                 <w:sz w:val="19"/>
               </w:rPr>
-              <w:t>你发现了一张地图，上面标着一个不存在的地方。画出你最终找到的地方。</w:t>
+              <w:t>地图上标着一个不存在的地方。画出你终于找到的那里。</w:t>
             </w:r>
           </w:p>
         </w:tc>
@@ -7461,7 +7894,7 @@
               <w:rPr>
                 <w:sz w:val="19"/>
               </w:rPr>
-              <w:t>让画面里的东西替你讲故事。</w:t>
+              <w:t>留一两个线索，让别人猜这里发生过什么。</w:t>
             </w:r>
           </w:p>
         </w:tc>
@@ -7471,6 +7904,12 @@
           </w:tcPr>
           <w:p>
             <w:r/>
+            <w:r>
+              <w:rPr>
+                <w:sz w:val="19"/>
+              </w:rPr>
+              <w:t>初中版</w:t>
+            </w:r>
           </w:p>
         </w:tc>
       </w:tr>

--- a/docs/任务清单.docx
+++ b/docs/任务清单.docx
@@ -1644,7 +1644,7 @@
               <w:rPr>
                 <w:sz w:val="19"/>
               </w:rPr>
-              <w:t>卫星图丢失</w:t>
+              <w:t>无人机失联</w:t>
             </w:r>
           </w:p>
         </w:tc>
@@ -1658,7 +1658,7 @@
               <w:rPr>
                 <w:sz w:val="19"/>
               </w:rPr>
-              <w:t>卫星只传回这一张图就失联了。画出这个地点。</w:t>
+              <w:t>无人机只传回这一张图就失联了。画出这个地点。</w:t>
             </w:r>
           </w:p>
         </w:tc>

--- a/docs/任务清单.docx
+++ b/docs/任务清单.docx
@@ -545,7 +545,7 @@
               <w:rPr>
                 <w:sz w:val="19"/>
               </w:rPr>
-              <w:t>你突然有了一个很奇怪的超能力。画出第一次用它时发生的事。</w:t>
+              <w:t>你突然有了一种很奇怪的超能力。第一次用它，会发生什么？把那一幕画下来。</w:t>
             </w:r>
           </w:p>
         </w:tc>
@@ -559,7 +559,7 @@
               <w:rPr>
                 <w:sz w:val="19"/>
               </w:rPr>
-              <w:t>奇怪的也可以很好用。</w:t>
+              <w:t>奇怪的超能力也可能派上用场。</w:t>
             </w:r>
           </w:p>
         </w:tc>
@@ -620,7 +620,7 @@
               <w:rPr>
                 <w:sz w:val="19"/>
               </w:rPr>
-              <w:t>设计一台不用轮子的交通工具。它怎么移动？</w:t>
+              <w:t>设计一台不用轮子的交通工具，想想它怎样移动。</w:t>
             </w:r>
           </w:p>
         </w:tc>
@@ -695,7 +695,7 @@
               <w:rPr>
                 <w:sz w:val="19"/>
               </w:rPr>
-              <w:t>一家只给怪兽开的餐厅。它们在吃什么？</w:t>
+              <w:t>画一家只招待怪兽的餐厅，看看它们在吃什么。</w:t>
             </w:r>
           </w:p>
         </w:tc>
@@ -709,7 +709,7 @@
               <w:rPr>
                 <w:sz w:val="19"/>
               </w:rPr>
-              <w:t>菜单上有什么？</w:t>
+              <w:t>菜单上会有什么？</w:t>
             </w:r>
           </w:p>
         </w:tc>
@@ -770,7 +770,7 @@
               <w:rPr>
                 <w:sz w:val="19"/>
               </w:rPr>
-              <w:t>给一种食物画上性格。它今天心情怎么样？</w:t>
+              <w:t>选一种食物，给它画出自己的性格。它今天是什么心情？</w:t>
             </w:r>
           </w:p>
         </w:tc>
@@ -784,7 +784,7 @@
               <w:rPr>
                 <w:sz w:val="19"/>
               </w:rPr>
-              <w:t>它可以有手有脚。</w:t>
+              <w:t>它也可以有手有脚。</w:t>
             </w:r>
           </w:p>
         </w:tc>
@@ -845,7 +845,7 @@
               <w:rPr>
                 <w:sz w:val="19"/>
               </w:rPr>
-              <w:t>画出游戏最后一关。Boss 可以是一只闹钟。</w:t>
+              <w:t>画出游戏的最后一关。最后的 Boss 也可以是一只闹钟。</w:t>
             </w:r>
           </w:p>
         </w:tc>
@@ -920,7 +920,7 @@
               <w:rPr>
                 <w:sz w:val="19"/>
               </w:rPr>
-              <w:t>画一座海底城市。人在里面怎么生活？</w:t>
+              <w:t>画一座海底城市，让人看见大家在里面怎样生活。</w:t>
             </w:r>
           </w:p>
         </w:tc>
@@ -934,7 +934,7 @@
               <w:rPr>
                 <w:sz w:val="19"/>
               </w:rPr>
-              <w:t>光从哪儿来？</w:t>
+              <w:t>这里的光从哪里来？</w:t>
             </w:r>
           </w:p>
         </w:tc>
@@ -995,7 +995,7 @@
               <w:rPr>
                 <w:sz w:val="19"/>
               </w:rPr>
-              <w:t>一个机器人和植物住在一起的地方。谁照顾谁？</w:t>
+              <w:t>画一个机器人和植物住在一起的地方。是谁在照顾谁？</w:t>
             </w:r>
           </w:p>
         </w:tc>
@@ -1009,7 +1009,7 @@
               <w:rPr>
                 <w:sz w:val="19"/>
               </w:rPr>
-              <w:t>机器也可以长出植物。</w:t>
+              <w:t>机器上也可以长出植物。</w:t>
             </w:r>
           </w:p>
         </w:tc>
@@ -1070,7 +1070,7 @@
               <w:rPr>
                 <w:sz w:val="19"/>
               </w:rPr>
-              <w:t>体育馆晚上变成了另一个世界。画你看到的。</w:t>
+              <w:t>到了晚上，体育馆变成了另一个世界。把你看到的画下来。</w:t>
             </w:r>
           </w:p>
         </w:tc>
@@ -1084,7 +1084,7 @@
               <w:rPr>
                 <w:sz w:val="19"/>
               </w:rPr>
-              <w:t>白天的东西还在，但变了。</w:t>
+              <w:t>白天的东西还在，只是变了样。</w:t>
             </w:r>
           </w:p>
         </w:tc>
@@ -1283,7 +1283,7 @@
               <w:rPr>
                 <w:sz w:val="19"/>
               </w:rPr>
-              <w:t>照片破了。照着它把这个地方重新画出来。</w:t>
+              <w:t>这张照片破损了。照着照片，把这个地方重新画出来。</w:t>
             </w:r>
           </w:p>
         </w:tc>
@@ -1297,7 +1297,7 @@
               <w:rPr>
                 <w:sz w:val="19"/>
               </w:rPr>
-              <w:t>先画大的，再画小的。</w:t>
+              <w:t>先画大的部分，再画小的部分。</w:t>
             </w:r>
           </w:p>
         </w:tc>
@@ -1358,7 +1358,7 @@
               <w:rPr>
                 <w:sz w:val="19"/>
               </w:rPr>
-              <w:t>机器人只记得这一张图。帮它把这个地方画回来。</w:t>
+              <w:t>机器人只记得这张图。帮它把图里的地方重新画出来。</w:t>
             </w:r>
           </w:p>
         </w:tc>
@@ -1372,7 +1372,7 @@
               <w:rPr>
                 <w:sz w:val="19"/>
               </w:rPr>
-              <w:t>先看东西在哪里，再补细节。</w:t>
+              <w:t>先看东西的位置，再补细节。</w:t>
             </w:r>
           </w:p>
         </w:tc>
@@ -1433,7 +1433,7 @@
               <w:rPr>
                 <w:sz w:val="19"/>
               </w:rPr>
-              <w:t>这是宝藏所在的地方。照着画一张，别人才找得到。</w:t>
+              <w:t>图里就是藏宝的地方。照着画一张，让别人也能找到。</w:t>
             </w:r>
           </w:p>
         </w:tc>
@@ -1447,7 +1447,7 @@
               <w:rPr>
                 <w:sz w:val="19"/>
               </w:rPr>
-              <w:t>什么在左边，什么在右边？</w:t>
+              <w:t>哪些东西在左边，哪些在右边？</w:t>
             </w:r>
           </w:p>
         </w:tc>
@@ -1508,7 +1508,7 @@
               <w:rPr>
                 <w:sz w:val="19"/>
               </w:rPr>
-              <w:t>小猫走丢了，只记得家长这样。照着画出来。</w:t>
+              <w:t>小猫走丢了，只记得家是图里的样子。照着图画出它的家。</w:t>
             </w:r>
           </w:p>
         </w:tc>
@@ -1522,7 +1522,7 @@
               <w:rPr>
                 <w:sz w:val="19"/>
               </w:rPr>
-              <w:t>先找大东西的位置，再看看还有什么细节。</w:t>
+              <w:t>先找大物体的位置，再看细节。</w:t>
             </w:r>
           </w:p>
         </w:tc>
@@ -1583,7 +1583,7 @@
               <w:rPr>
                 <w:sz w:val="19"/>
               </w:rPr>
-              <w:t>拼图少了一大块。照着这张图把它补全。</w:t>
+              <w:t>拼图缺了一大块。照着这张图，把缺少的部分补完整。</w:t>
             </w:r>
           </w:p>
         </w:tc>
@@ -1597,7 +1597,7 @@
               <w:rPr>
                 <w:sz w:val="19"/>
               </w:rPr>
-              <w:t>看清边上连着什么。</w:t>
+              <w:t>看看缺口边上连着什么。</w:t>
             </w:r>
           </w:p>
         </w:tc>
@@ -1658,7 +1658,7 @@
               <w:rPr>
                 <w:sz w:val="19"/>
               </w:rPr>
-              <w:t>无人机只传回这一张图就失联了。画出这个地点。</w:t>
+              <w:t>无人机传回这张图后就失联了。把图里的地点画下来。</w:t>
             </w:r>
           </w:p>
         </w:tc>
@@ -1733,7 +1733,7 @@
               <w:rPr>
                 <w:sz w:val="19"/>
               </w:rPr>
-              <w:t>千年后有人挖出这张图。帮他们重建这个地方。</w:t>
+              <w:t>一千年后，有人挖出了这张图。帮他们重建图里的地方。</w:t>
             </w:r>
           </w:p>
         </w:tc>
@@ -1747,7 +1747,7 @@
               <w:rPr>
                 <w:sz w:val="19"/>
               </w:rPr>
-              <w:t>哪些东西挨着，哪些隔开？</w:t>
+              <w:t>哪些东西挨在一起，哪些是分开的？</w:t>
             </w:r>
           </w:p>
         </w:tc>
@@ -1808,7 +1808,7 @@
               <w:rPr>
                 <w:sz w:val="19"/>
               </w:rPr>
-              <w:t>博物馆的画被删掉了一半。照着原图把它复原。</w:t>
+              <w:t>博物馆的一幅画被删去了一半。照着原图，把它复原。</w:t>
             </w:r>
           </w:p>
         </w:tc>
@@ -2021,7 +2021,7 @@
               <w:rPr>
                 <w:sz w:val="19"/>
               </w:rPr>
-              <w:t>你刚到一个星球。把看到的东西照着画下来。</w:t>
+              <w:t>你刚来到一个星球。仔细看，把眼前的东西照样画下来。</w:t>
             </w:r>
           </w:p>
         </w:tc>
@@ -2035,7 +2035,7 @@
               <w:rPr>
                 <w:sz w:val="19"/>
               </w:rPr>
-              <w:t>看看大小、位置和谁挡住谁。</w:t>
+              <w:t>看看物体的大小、位置，以及谁挡住了谁。</w:t>
             </w:r>
           </w:p>
         </w:tc>
@@ -2096,7 +2096,7 @@
               <w:rPr>
                 <w:sz w:val="19"/>
               </w:rPr>
-              <w:t>机器人分不清大小和前后。照着图画给它看。</w:t>
+              <w:t>机器人分不清大小和前后。照着图画一张，让它看明白。</w:t>
             </w:r>
           </w:p>
         </w:tc>
@@ -2110,7 +2110,7 @@
               <w:rPr>
                 <w:sz w:val="19"/>
               </w:rPr>
-              <w:t>按图里的大小、位置和前后画。</w:t>
+              <w:t>按图中的大小、位置和前后关系画。</w:t>
             </w:r>
           </w:p>
         </w:tc>
@@ -2171,7 +2171,7 @@
               <w:rPr>
                 <w:sz w:val="19"/>
               </w:rPr>
-              <w:t>老板要一张清单。把这几样东西照样画下来。</w:t>
+              <w:t>玩具店老板需要一张清单。把这几样东西照样画下来。</w:t>
             </w:r>
           </w:p>
         </w:tc>
@@ -2185,7 +2185,7 @@
               <w:rPr>
                 <w:sz w:val="19"/>
               </w:rPr>
-              <w:t>数一数有几样，再看它们放在哪儿。</w:t>
+              <w:t>先数有几样东西，再看它们的位置。</w:t>
             </w:r>
           </w:p>
         </w:tc>
@@ -2246,7 +2246,7 @@
               <w:rPr>
                 <w:sz w:val="19"/>
               </w:rPr>
-              <w:t>宝藏就在这儿。画下这些东西，别人才能摆回去。</w:t>
+              <w:t>宝藏就在这里。把这些东西画下来，让别人能按图摆回原位。</w:t>
             </w:r>
           </w:p>
         </w:tc>
@@ -2260,7 +2260,7 @@
               <w:rPr>
                 <w:sz w:val="19"/>
               </w:rPr>
-              <w:t>位置要对，也看看谁挡住谁。</w:t>
+              <w:t>位置要对，也要留意谁挡住了谁。</w:t>
             </w:r>
           </w:p>
         </w:tc>
@@ -2321,7 +2321,7 @@
               <w:rPr>
                 <w:sz w:val="19"/>
               </w:rPr>
-              <w:t>你是小侦探。把现场的每样东西画进笔记。</w:t>
+              <w:t>你是一名小侦探。把现场的每样东西都画进笔记里。</w:t>
             </w:r>
           </w:p>
         </w:tc>
@@ -2335,7 +2335,7 @@
               <w:rPr>
                 <w:sz w:val="19"/>
               </w:rPr>
-              <w:t>把你真正看到的部分画下来。</w:t>
+              <w:t>把实际看到的部分画下来。</w:t>
             </w:r>
           </w:p>
         </w:tc>
@@ -2396,7 +2396,7 @@
               <w:rPr>
                 <w:sz w:val="19"/>
               </w:rPr>
-              <w:t>实验前记录桌上的物体：形状、大小、相互位置。</w:t>
+              <w:t>实验开始前，画下桌上物体的形状、大小和相互位置。</w:t>
             </w:r>
           </w:p>
         </w:tc>
@@ -2410,7 +2410,7 @@
               <w:rPr>
                 <w:sz w:val="19"/>
               </w:rPr>
-              <w:t>先看比例，再看位置和前后。</w:t>
+              <w:t>先看比例，再看位置和前后关系。</w:t>
             </w:r>
           </w:p>
         </w:tc>
@@ -2471,7 +2471,7 @@
               <w:rPr>
                 <w:sz w:val="19"/>
               </w:rPr>
-              <w:t>你只有十分钟。把这个场景画下来传回去。</w:t>
+              <w:t>你只有十分钟。把这个场景画下来，再传回去。</w:t>
             </w:r>
           </w:p>
         </w:tc>
@@ -2485,7 +2485,7 @@
               <w:rPr>
                 <w:sz w:val="19"/>
               </w:rPr>
-              <w:t>哪个物体在前面？谁挡住了谁？</w:t>
+              <w:t>留意前面的物体，以及它挡住了什么。</w:t>
             </w:r>
           </w:p>
         </w:tc>
@@ -2546,7 +2546,7 @@
               <w:rPr>
                 <w:sz w:val="19"/>
               </w:rPr>
-              <w:t>这组藏品要登记。画一张能看出大小和前后的图。</w:t>
+              <w:t>这组藏品需要登记。画一张图，让人看出它们的大小和前后关系。</w:t>
             </w:r>
           </w:p>
         </w:tc>
@@ -2560,7 +2560,7 @@
               <w:rPr>
                 <w:sz w:val="19"/>
               </w:rPr>
-              <w:t>比例、位置和遮挡都要看。</w:t>
+              <w:t>比例、位置和遮挡关系都要留意。</w:t>
             </w:r>
           </w:p>
         </w:tc>
@@ -2759,7 +2759,7 @@
               <w:rPr>
                 <w:sz w:val="19"/>
               </w:rPr>
-              <w:t>这些是一个梦掉下来的碎片。把它们变成一幅完整的画。</w:t>
+              <w:t>这些碎片来自一个梦。把它们接着画成一幅完整的画。</w:t>
             </w:r>
           </w:p>
         </w:tc>
@@ -2834,7 +2834,7 @@
               <w:rPr>
                 <w:sz w:val="19"/>
               </w:rPr>
-              <w:t>有人留下这些奇怪符号。把它们变成一个完整的世界。</w:t>
+              <w:t>有人留下了这些奇怪的符号。用它们画出一个完整的世界。</w:t>
             </w:r>
           </w:p>
         </w:tc>
@@ -2848,7 +2848,7 @@
               <w:rPr>
                 <w:sz w:val="19"/>
               </w:rPr>
-              <w:t>符号可以转着看，也可以换一种意思。</w:t>
+              <w:t>可以转着看这些符号，也可以让它们代表别的东西。</w:t>
             </w:r>
           </w:p>
         </w:tc>
@@ -2909,7 +2909,7 @@
               <w:rPr>
                 <w:sz w:val="19"/>
               </w:rPr>
-              <w:t>这些线像云的边。云里藏着什么？</w:t>
+              <w:t>这些线条像云的边缘。云里面藏着什么？</w:t>
             </w:r>
           </w:p>
         </w:tc>
@@ -2923,7 +2923,7 @@
               <w:rPr>
                 <w:sz w:val="19"/>
               </w:rPr>
-              <w:t>可以只用几块，也可以改变它们的意思。</w:t>
+              <w:t>可以只用其中几块，也可以改变它们的意思。</w:t>
             </w:r>
           </w:p>
         </w:tc>
@@ -2984,7 +2984,7 @@
               <w:rPr>
                 <w:sz w:val="19"/>
               </w:rPr>
-              <w:t>一只怪物画到一半跑了。帮它把画继续完成。</w:t>
+              <w:t>怪物画到一半跑开了。接着它留下的部分，把画完成。</w:t>
             </w:r>
           </w:p>
         </w:tc>
@@ -3059,7 +3059,7 @@
               <w:rPr>
                 <w:sz w:val="19"/>
               </w:rPr>
-              <w:t>拼图掉了几块在这儿。用它们拼出一张新的画。</w:t>
+              <w:t>几块拼图掉在了这里。用这些碎片拼出一幅新的画。</w:t>
             </w:r>
           </w:p>
         </w:tc>
@@ -3134,7 +3134,7 @@
               <w:rPr>
                 <w:sz w:val="19"/>
               </w:rPr>
-              <w:t>监控坏掉前只留下这些碎片。画出当时发生了什么。</w:t>
+              <w:t>监控坏掉前，只留下了这些碎片。画出当时发生的事。</w:t>
             </w:r>
           </w:p>
         </w:tc>
@@ -3148,7 +3148,7 @@
               <w:rPr>
                 <w:sz w:val="19"/>
               </w:rPr>
-              <w:t>先从碎片找线索，再决定故事。</w:t>
+              <w:t>先从碎片里找线索，再决定故事。</w:t>
             </w:r>
           </w:p>
         </w:tc>
@@ -3209,7 +3209,7 @@
               <w:rPr>
                 <w:sz w:val="19"/>
               </w:rPr>
-              <w:t>壁画只剩这些碎片。画出它原本可能讲的故事。</w:t>
+              <w:t>古代壁画只剩下这些碎片。画出它原本可能讲述的故事。</w:t>
             </w:r>
           </w:p>
         </w:tc>
@@ -3223,7 +3223,7 @@
               <w:rPr>
                 <w:sz w:val="19"/>
               </w:rPr>
-              <w:t>先看形状，再决定它们在故事里是什么。</w:t>
+              <w:t>先看形状，再想它们在故事里是什么。</w:t>
             </w:r>
           </w:p>
         </w:tc>
@@ -3284,7 +3284,7 @@
               <w:rPr>
                 <w:sz w:val="19"/>
               </w:rPr>
-              <w:t>设计图被撕了。用剩下的线索补成一台新机器。</w:t>
+              <w:t>设计图被撕破了。根据剩下的线索，补画出一台新机器。</w:t>
             </w:r>
           </w:p>
         </w:tc>
@@ -3298,7 +3298,7 @@
               <w:rPr>
                 <w:sz w:val="19"/>
               </w:rPr>
-              <w:t>线可以变成结构，也可以变成零件。</w:t>
+              <w:t>这些线可以成为结构，也可以成为零件。</w:t>
             </w:r>
           </w:p>
         </w:tc>
@@ -3497,7 +3497,7 @@
               <w:rPr>
                 <w:sz w:val="19"/>
               </w:rPr>
-              <w:t>把雨伞改成能在海底开的潜水艇。</w:t>
+              <w:t>把雨伞改成一艘能在海底航行的潜水艇。</w:t>
             </w:r>
           </w:p>
         </w:tc>
@@ -3511,7 +3511,7 @@
               <w:rPr>
                 <w:sz w:val="19"/>
               </w:rPr>
-              <w:t>雨伞哪些部分可以留下？</w:t>
+              <w:t>雨伞的哪些部分可以保留？</w:t>
             </w:r>
           </w:p>
         </w:tc>
@@ -3572,7 +3572,7 @@
               <w:rPr>
                 <w:sz w:val="19"/>
               </w:rPr>
-              <w:t>把书包改成一件探险装备。它能帮你做什么？</w:t>
+              <w:t>把书包改成一件探险装备，想想它能帮你做什么。</w:t>
             </w:r>
           </w:p>
         </w:tc>
@@ -3586,7 +3586,7 @@
               <w:rPr>
                 <w:sz w:val="19"/>
               </w:rPr>
-              <w:t>书包原来的哪些部分可以留下？</w:t>
+              <w:t>书包原来的哪些部分可以保留？</w:t>
             </w:r>
           </w:p>
         </w:tc>
@@ -3661,7 +3661,7 @@
               <w:rPr>
                 <w:sz w:val="19"/>
               </w:rPr>
-              <w:t>椅子哪些部分可以变成身体？</w:t>
+              <w:t>椅子的哪些部分可以变成宠物的身体？</w:t>
             </w:r>
           </w:p>
         </w:tc>
@@ -3722,7 +3722,7 @@
               <w:rPr>
                 <w:sz w:val="19"/>
               </w:rPr>
-              <w:t>把茶壶改成能飞上太空的火箭。</w:t>
+              <w:t>把茶壶改成一枚能飞上太空的火箭。</w:t>
             </w:r>
           </w:p>
         </w:tc>
@@ -3736,7 +3736,7 @@
               <w:rPr>
                 <w:sz w:val="19"/>
               </w:rPr>
-              <w:t>茶壶原来的形状能帮上什么忙？</w:t>
+              <w:t>茶壶原来的形状能派上什么用场？</w:t>
             </w:r>
           </w:p>
         </w:tc>
@@ -3797,7 +3797,7 @@
               <w:rPr>
                 <w:sz w:val="19"/>
               </w:rPr>
-              <w:t>把时钟改成能在沙漠里跑的车。</w:t>
+              <w:t>把时钟改成一辆能在沙漠里行驶的车。</w:t>
             </w:r>
           </w:p>
         </w:tc>
@@ -3811,7 +3811,7 @@
               <w:rPr>
                 <w:sz w:val="19"/>
               </w:rPr>
-              <w:t>时钟哪些部分可以变成车的一部分？</w:t>
+              <w:t>时钟的哪些部分可以用在车上？</w:t>
             </w:r>
           </w:p>
         </w:tc>
@@ -3872,7 +3872,7 @@
               <w:rPr>
                 <w:sz w:val="19"/>
               </w:rPr>
-              <w:t>把一只鞋改成巨大森林里的生物，还要看得出原来是鞋。</w:t>
+              <w:t>把一只鞋改成巨大森林里的生物，同时保留让人认出鞋子的特点。</w:t>
             </w:r>
           </w:p>
         </w:tc>
@@ -3947,7 +3947,7 @@
               <w:rPr>
                 <w:sz w:val="19"/>
               </w:rPr>
-              <w:t>用一把茶壶造一台太空救援机器，至少能救两个人。</w:t>
+              <w:t>把茶壶改成一台太空救援机器，至少能救两个人。</w:t>
             </w:r>
           </w:p>
         </w:tc>
@@ -3961,7 +3961,7 @@
               <w:rPr>
                 <w:sz w:val="19"/>
               </w:rPr>
-              <w:t>先想救援功能，再决定怎么变形。</w:t>
+              <w:t>先想救援功能，再决定怎样变形。</w:t>
             </w:r>
           </w:p>
         </w:tc>
@@ -4022,7 +4022,7 @@
               <w:rPr>
                 <w:sz w:val="19"/>
               </w:rPr>
-              <w:t>把自行车改成一台机甲。它能做什么？</w:t>
+              <w:t>把自行车改成一台机甲，想想它能做什么。</w:t>
             </w:r>
           </w:p>
         </w:tc>
@@ -4036,7 +4036,7 @@
               <w:rPr>
                 <w:sz w:val="19"/>
               </w:rPr>
-              <w:t>自行车哪些部分可以变成机甲的一部分？</w:t>
+              <w:t>自行车的哪些部分可以用在机甲上？</w:t>
             </w:r>
           </w:p>
         </w:tc>
@@ -4235,7 +4235,7 @@
               <w:rPr>
                 <w:sz w:val="19"/>
               </w:rPr>
-              <w:t>把城堡和水母融合成一个新东西，可以是生物，也可以是建筑。</w:t>
+              <w:t>把城堡和水母组合成一个新东西。它可以是生物，也可以是建筑。</w:t>
             </w:r>
           </w:p>
         </w:tc>
@@ -4249,7 +4249,7 @@
               <w:rPr>
                 <w:sz w:val="19"/>
               </w:rPr>
-              <w:t>两种东西的特点都要找得到。</w:t>
+              <w:t>两种东西的特点都要看得出来。</w:t>
             </w:r>
           </w:p>
         </w:tc>
@@ -4324,7 +4324,7 @@
               <w:rPr>
                 <w:sz w:val="19"/>
               </w:rPr>
-              <w:t>别只把花贴上去，让它们真的长在一起。</w:t>
+              <w:t>不只是把花贴上去，要让两者成为一个整体。</w:t>
             </w:r>
           </w:p>
         </w:tc>
@@ -4385,7 +4385,7 @@
               <w:rPr>
                 <w:sz w:val="19"/>
               </w:rPr>
-              <w:t>把狐狸和火车变成一个新东西。它往哪儿开？</w:t>
+              <w:t>把狐狸和火车组合成一个新东西。它会开往哪里？</w:t>
             </w:r>
           </w:p>
         </w:tc>
@@ -4399,7 +4399,7 @@
               <w:rPr>
                 <w:sz w:val="19"/>
               </w:rPr>
-              <w:t>想想两种东西怎么互相改变。</w:t>
+              <w:t>想想两种东西会怎样改变彼此。</w:t>
             </w:r>
           </w:p>
         </w:tc>
@@ -4460,7 +4460,7 @@
               <w:rPr>
                 <w:sz w:val="19"/>
               </w:rPr>
-              <w:t>把鲨鱼和书包变成一个新东西。你敢背吗？</w:t>
+              <w:t>把鲨鱼和书包组合成一个新东西。你敢背上它吗？</w:t>
             </w:r>
           </w:p>
         </w:tc>
@@ -4474,7 +4474,7 @@
               <w:rPr>
                 <w:sz w:val="19"/>
               </w:rPr>
-              <w:t>别只把一个东西贴到另一个上。</w:t>
+              <w:t>不要只是把一个东西贴在另一个上面。</w:t>
             </w:r>
           </w:p>
         </w:tc>
@@ -4535,7 +4535,7 @@
               <w:rPr>
                 <w:sz w:val="19"/>
               </w:rPr>
-              <w:t>把蛋糕和房子变成一个新东西。谁住在里面？</w:t>
+              <w:t>把蛋糕和房子组合成一个新东西。谁会住在里面？</w:t>
             </w:r>
           </w:p>
         </w:tc>
@@ -4549,7 +4549,7 @@
               <w:rPr>
                 <w:sz w:val="19"/>
               </w:rPr>
-              <w:t>想想两种东西怎么长成一个。</w:t>
+              <w:t>想想怎样让两种东西成为一个整体。</w:t>
             </w:r>
           </w:p>
         </w:tc>
@@ -4624,7 +4624,7 @@
               <w:rPr>
                 <w:sz w:val="19"/>
               </w:rPr>
-              <w:t>两种东西都要认得出来。</w:t>
+              <w:t>让人能认出时钟和章鱼的特点。</w:t>
             </w:r>
           </w:p>
         </w:tc>
@@ -4699,7 +4699,7 @@
               <w:rPr>
                 <w:sz w:val="19"/>
               </w:rPr>
-              <w:t>想想两种结构怎么真正连在一起。</w:t>
+              <w:t>想想怎样把两种结构真正连接起来。</w:t>
             </w:r>
           </w:p>
         </w:tc>
@@ -4774,7 +4774,7 @@
               <w:rPr>
                 <w:sz w:val="19"/>
               </w:rPr>
-              <w:t>别只把学校放在鲸鱼背上。</w:t>
+              <w:t>不要只是把学校放在鲸鱼背上。</w:t>
             </w:r>
           </w:p>
         </w:tc>
@@ -4973,7 +4973,7 @@
               <w:rPr>
                 <w:sz w:val="19"/>
               </w:rPr>
-              <w:t>保留原来的场景，只用颜色和明暗把它变成晚上。</w:t>
+              <w:t>保留原来的场景，只改变颜色和明暗，把它变成夜晚。</w:t>
             </w:r>
           </w:p>
         </w:tc>
@@ -4987,7 +4987,7 @@
               <w:rPr>
                 <w:sz w:val="19"/>
               </w:rPr>
-              <w:t>晚上也有亮的地方。</w:t>
+              <w:t>夜晚也会有明亮的地方。</w:t>
             </w:r>
           </w:p>
         </w:tc>
@@ -5048,7 +5048,7 @@
               <w:rPr>
                 <w:sz w:val="19"/>
               </w:rPr>
-              <w:t>不增加新的怪物，只用颜色和明暗让这里有点吓人。</w:t>
+              <w:t>不添加新的怪物，只用颜色和明暗，让这个地方有点吓人。</w:t>
             </w:r>
           </w:p>
         </w:tc>
@@ -5062,7 +5062,7 @@
               <w:rPr>
                 <w:sz w:val="19"/>
               </w:rPr>
-              <w:t>哪里亮，哪里暗？</w:t>
+              <w:t>想想哪里亮，哪里暗。</w:t>
             </w:r>
           </w:p>
         </w:tc>
@@ -5123,7 +5123,7 @@
               <w:rPr>
                 <w:sz w:val="19"/>
               </w:rPr>
-              <w:t>不换掉里面的东西，只用颜色让这里有一种很冷的感觉。</w:t>
+              <w:t>保留画面里原有的东西，只用颜色，让这里显得很冷。</w:t>
             </w:r>
           </w:p>
         </w:tc>
@@ -5198,7 +5198,7 @@
               <w:rPr>
                 <w:sz w:val="19"/>
               </w:rPr>
-              <w:t>不增加新的东西，只用颜色让这里变得热闹。</w:t>
+              <w:t>不添加新的东西，只用颜色，让这个地方变得热闹。</w:t>
             </w:r>
           </w:p>
         </w:tc>
@@ -5212,7 +5212,7 @@
               <w:rPr>
                 <w:sz w:val="19"/>
               </w:rPr>
-              <w:t>哪些地方可以更亮、更有对比？</w:t>
+              <w:t>哪些地方可以更亮、对比更明显？</w:t>
             </w:r>
           </w:p>
         </w:tc>
@@ -5273,7 +5273,7 @@
               <w:rPr>
                 <w:sz w:val="19"/>
               </w:rPr>
-              <w:t>不换掉里面的东西，只用颜色让这里感觉很温暖。</w:t>
+              <w:t>保留画面里原有的东西，只用颜色，让这里显得温暖。</w:t>
             </w:r>
           </w:p>
         </w:tc>
@@ -5287,7 +5287,7 @@
               <w:rPr>
                 <w:sz w:val="19"/>
               </w:rPr>
-              <w:t>暖色也可以有深浅。</w:t>
+              <w:t>暖色也有深浅变化。</w:t>
             </w:r>
           </w:p>
         </w:tc>
@@ -5348,7 +5348,7 @@
               <w:rPr>
                 <w:sz w:val="19"/>
               </w:rPr>
-              <w:t>不改场景里的东西，只用颜色和明暗让它变得神秘。</w:t>
+              <w:t>不改变场景里的东西，只用颜色和明暗，让这里变得神秘。</w:t>
             </w:r>
           </w:p>
         </w:tc>
@@ -5423,7 +5423,7 @@
               <w:rPr>
                 <w:sz w:val="19"/>
               </w:rPr>
-              <w:t>尽量不增加新物体，用颜色、明暗和对比表现暴风雨将至。</w:t>
+              <w:t>尽量不添加新物体，用颜色、明暗和对比，画出暴风雨快要来临的感觉。</w:t>
             </w:r>
           </w:p>
         </w:tc>
@@ -5498,7 +5498,7 @@
               <w:rPr>
                 <w:sz w:val="19"/>
               </w:rPr>
-              <w:t>不增加新物体，只用颜色和明暗，让同一画面一边安全、一边危险。</w:t>
+              <w:t>不添加新物体，只用颜色和明暗，让同一幅画的一边显得安全，另一边显得危险。</w:t>
             </w:r>
           </w:p>
         </w:tc>
@@ -5512,7 +5512,7 @@
               <w:rPr>
                 <w:sz w:val="19"/>
               </w:rPr>
-              <w:t>分界线不一定是直线。</w:t>
+              <w:t>两边的分界线不一定是直线。</w:t>
             </w:r>
           </w:p>
         </w:tc>
@@ -5711,15 +5711,15 @@
               <w:rPr>
                 <w:sz w:val="19"/>
               </w:rPr>
-              <w:t>第一步（60 秒）：不要画任何具体东西，只用线条画「风」。</w:t>
-            </w:r>
-          </w:p>
-          <w:p>
-            <w:r>
-              <w:rPr>
-                <w:sz w:val="19"/>
-              </w:rPr>
-              <w:t>第二步：不要擦掉。看看这些线像什么，把它继续画下去。</w:t>
+              <w:t>第一步（60 秒）：只用线条画出「风」的感觉，不画具体的东西。</w:t>
+            </w:r>
+          </w:p>
+          <w:p>
+            <w:r>
+              <w:rPr>
+                <w:sz w:val="19"/>
+              </w:rPr>
+              <w:t>第二步：不要擦掉这些线。看看它们像什么，再接着画下去。</w:t>
             </w:r>
           </w:p>
         </w:tc>
@@ -5733,7 +5733,7 @@
               <w:rPr>
                 <w:sz w:val="19"/>
               </w:rPr>
-              <w:t>线可以快，也可以慢。</w:t>
+              <w:t>线条可以画得快，也可以画得慢。</w:t>
             </w:r>
           </w:p>
         </w:tc>
@@ -5794,15 +5794,15 @@
               <w:rPr>
                 <w:sz w:val="19"/>
               </w:rPr>
-              <w:t>第一步（60 秒）：不要画任何具体东西，只用线条画「速度」。</w:t>
-            </w:r>
-          </w:p>
-          <w:p>
-            <w:r>
-              <w:rPr>
-                <w:sz w:val="19"/>
-              </w:rPr>
-              <w:t>第二步：不要擦掉。看看这些线像什么，把它继续画下去。</w:t>
+              <w:t>第一步（60 秒）：只用线条画出「速度」的感觉，不画具体的东西。</w:t>
+            </w:r>
+          </w:p>
+          <w:p>
+            <w:r>
+              <w:rPr>
+                <w:sz w:val="19"/>
+              </w:rPr>
+              <w:t>第二步：不要擦掉这些线。看看它们像什么，再接着画下去。</w:t>
             </w:r>
           </w:p>
         </w:tc>
@@ -5877,15 +5877,15 @@
               <w:rPr>
                 <w:sz w:val="19"/>
               </w:rPr>
-              <w:t>第一步（60 秒）：不要画任何具体东西，只用线条画「雨」。</w:t>
-            </w:r>
-          </w:p>
-          <w:p>
-            <w:r>
-              <w:rPr>
-                <w:sz w:val="19"/>
-              </w:rPr>
-              <w:t>第二步：不要擦掉。看看这些线像什么，把它继续画下去。</w:t>
+              <w:t>第一步（60 秒）：只用线条画「雨」，不画具体的东西。</w:t>
+            </w:r>
+          </w:p>
+          <w:p>
+            <w:r>
+              <w:rPr>
+                <w:sz w:val="19"/>
+              </w:rPr>
+              <w:t>第二步：不要擦掉这些线。看看它们像什么，再接着画下去。</w:t>
             </w:r>
           </w:p>
         </w:tc>
@@ -5899,7 +5899,7 @@
               <w:rPr>
                 <w:sz w:val="19"/>
               </w:rPr>
-              <w:t>密一点、疏一点，会有什么不同？</w:t>
+              <w:t>线条密一些或疏一些，感觉有什么不同？</w:t>
             </w:r>
           </w:p>
         </w:tc>
@@ -5960,15 +5960,15 @@
               <w:rPr>
                 <w:sz w:val="19"/>
               </w:rPr>
-              <w:t>第一步（60 秒）：不要画任何具体东西，只用线条画「弹跳」。</w:t>
-            </w:r>
-          </w:p>
-          <w:p>
-            <w:r>
-              <w:rPr>
-                <w:sz w:val="19"/>
-              </w:rPr>
-              <w:t>第二步：不要擦掉。看看这些线像什么，把它继续画下去。</w:t>
+              <w:t>第一步（60 秒）：只用线条画出「弹跳」的感觉，不画具体的东西。</w:t>
+            </w:r>
+          </w:p>
+          <w:p>
+            <w:r>
+              <w:rPr>
+                <w:sz w:val="19"/>
+              </w:rPr>
+              <w:t>第二步：不要擦掉这些线。看看它们像什么，再接着画下去。</w:t>
             </w:r>
           </w:p>
         </w:tc>
@@ -5982,7 +5982,7 @@
               <w:rPr>
                 <w:sz w:val="19"/>
               </w:rPr>
-              <w:t>线可以弯，也可以突然转向。</w:t>
+              <w:t>线条可以弯曲，也可以突然转向。</w:t>
             </w:r>
           </w:p>
         </w:tc>
@@ -6043,15 +6043,15 @@
               <w:rPr>
                 <w:sz w:val="19"/>
               </w:rPr>
-              <w:t>第一步（60 秒）：不要画任何具体东西，只用线条画「生长」。</w:t>
-            </w:r>
-          </w:p>
-          <w:p>
-            <w:r>
-              <w:rPr>
-                <w:sz w:val="19"/>
-              </w:rPr>
-              <w:t>第二步：不要擦掉。看看这些线像什么，把它继续画下去。</w:t>
+              <w:t>第一步（60 秒）：只用线条画出「生长」的感觉，不画具体的东西。</w:t>
+            </w:r>
+          </w:p>
+          <w:p>
+            <w:r>
+              <w:rPr>
+                <w:sz w:val="19"/>
+              </w:rPr>
+              <w:t>第二步：不要擦掉这些线。看看它们像什么，再接着画下去。</w:t>
             </w:r>
           </w:p>
         </w:tc>
@@ -6126,15 +6126,15 @@
               <w:rPr>
                 <w:sz w:val="19"/>
               </w:rPr>
-              <w:t>第一步（60 秒）：不要画任何具体东西，只用线条表现「耳语」。</w:t>
-            </w:r>
-          </w:p>
-          <w:p>
-            <w:r>
-              <w:rPr>
-                <w:sz w:val="19"/>
-              </w:rPr>
-              <w:t>第二步：不删线条，把它们继续发展成一幅画。</w:t>
+              <w:t>第一步（60 秒）：只用线条表现「耳语」，不画具体的东西。</w:t>
+            </w:r>
+          </w:p>
+          <w:p>
+            <w:r>
+              <w:rPr>
+                <w:sz w:val="19"/>
+              </w:rPr>
+              <w:t>第二步：保留这些线条，接着把它们画成一幅画。</w:t>
             </w:r>
           </w:p>
         </w:tc>
@@ -6148,7 +6148,7 @@
               <w:rPr>
                 <w:sz w:val="19"/>
               </w:rPr>
-              <w:t>轻的线怎么画？</w:t>
+              <w:t>怎样画出轻轻的线？</w:t>
             </w:r>
           </w:p>
         </w:tc>
@@ -6209,15 +6209,15 @@
               <w:rPr>
                 <w:sz w:val="19"/>
               </w:rPr>
-              <w:t>第一步（60 秒）：不要画任何具体东西，只用线条表现「沉重」。</w:t>
-            </w:r>
-          </w:p>
-          <w:p>
-            <w:r>
-              <w:rPr>
-                <w:sz w:val="19"/>
-              </w:rPr>
-              <w:t>第二步：不删线条，把它们继续发展成一幅画。</w:t>
+              <w:t>第一步（60 秒）：只用线条表现「沉重」，不画具体的东西。</w:t>
+            </w:r>
+          </w:p>
+          <w:p>
+            <w:r>
+              <w:rPr>
+                <w:sz w:val="19"/>
+              </w:rPr>
+              <w:t>第二步：保留这些线条，接着把它们画成一幅画。</w:t>
             </w:r>
           </w:p>
         </w:tc>
@@ -6231,7 +6231,7 @@
               <w:rPr>
                 <w:sz w:val="19"/>
               </w:rPr>
-              <w:t>粗、密、低，会带来什么感觉？</w:t>
+              <w:t>粗、密、低的线，会带来什么感觉？</w:t>
             </w:r>
           </w:p>
         </w:tc>
@@ -6292,15 +6292,15 @@
               <w:rPr>
                 <w:sz w:val="19"/>
               </w:rPr>
-              <w:t>第一步（60 秒）：不要画任何具体东西，只用线条表现「紧张」。</w:t>
-            </w:r>
-          </w:p>
-          <w:p>
-            <w:r>
-              <w:rPr>
-                <w:sz w:val="19"/>
-              </w:rPr>
-              <w:t>第二步：不删线条，把它们继续发展成一幅画。</w:t>
+              <w:t>第一步（60 秒）：只用线条表现「紧张」，不画具体的东西。</w:t>
+            </w:r>
+          </w:p>
+          <w:p>
+            <w:r>
+              <w:rPr>
+                <w:sz w:val="19"/>
+              </w:rPr>
+              <w:t>第二步：保留这些线条，接着把它们画成一幅画。</w:t>
             </w:r>
           </w:p>
         </w:tc>
@@ -6314,7 +6314,7 @@
               <w:rPr>
                 <w:sz w:val="19"/>
               </w:rPr>
-              <w:t>线可以抖，也可以挤在一起。</w:t>
+              <w:t>线条可以抖动，也可以挤在一起。</w:t>
             </w:r>
           </w:p>
         </w:tc>
@@ -6513,7 +6513,7 @@
               <w:rPr>
                 <w:sz w:val="19"/>
               </w:rPr>
-              <w:t>设计一个下面这些规则都成立的世界。画出这里的一天怎么过。</w:t>
+              <w:t>画一个符合以下两条规则的世界，画出这里一天的生活。</w:t>
             </w:r>
           </w:p>
           <w:p>
@@ -6598,7 +6598,7 @@
               <w:rPr>
                 <w:sz w:val="19"/>
               </w:rPr>
-              <w:t>设计一个下面这些规则都成立的世界。画出晚上发生的一件事。</w:t>
+              <w:t>画一个符合以下两条规则的世界，画出晚上发生的一件事。</w:t>
             </w:r>
           </w:p>
           <w:p>
@@ -6683,7 +6683,7 @@
               <w:rPr>
                 <w:sz w:val="19"/>
               </w:rPr>
-              <w:t>设计一个下面这些规则都成立的世界。画出一天里发生的事。</w:t>
+              <w:t>画一个符合以下两条规则的世界，画出一天里发生的事。</w:t>
             </w:r>
           </w:p>
           <w:p>
@@ -6768,7 +6768,7 @@
               <w:rPr>
                 <w:sz w:val="19"/>
               </w:rPr>
-              <w:t>设计一个下面这些规则都成立的世界。画出大家怎么生活。</w:t>
+              <w:t>画一个符合以下两条规则的世界，画出大家怎样生活。</w:t>
             </w:r>
           </w:p>
           <w:p>
@@ -6853,7 +6853,7 @@
               <w:rPr>
                 <w:sz w:val="19"/>
               </w:rPr>
-              <w:t>设计一个下面这些规则都成立的世界。画出这里最热闹的地方。</w:t>
+              <w:t>画一个符合以下两条规则的世界，画出这里最热闹的地方。</w:t>
             </w:r>
           </w:p>
           <w:p>
@@ -6938,7 +6938,7 @@
               <w:rPr>
                 <w:sz w:val="19"/>
               </w:rPr>
-              <w:t>设计一个下面这些规则都成立的世界。先按两条核心规则画；想挑战，再加第三条。</w:t>
+              <w:t>先画出一个符合下面两条核心规则的世界。想再挑战一下，可以加入第三条。</w:t>
             </w:r>
           </w:p>
           <w:p>
@@ -6962,7 +6962,7 @@
               <w:rPr>
                 <w:sz w:val="19"/>
               </w:rPr>
-              <w:t>挑战：水漂在天上。</w:t>
+              <w:t>可选挑战：水漂在天上。</w:t>
             </w:r>
           </w:p>
         </w:tc>
@@ -7031,7 +7031,7 @@
               <w:rPr>
                 <w:sz w:val="19"/>
               </w:rPr>
-              <w:t>设计一个下面这些规则都成立的世界。先按两条核心规则画；想挑战，再加第三条。</w:t>
+              <w:t>先画出一个符合下面两条核心规则的世界。想再挑战一下，可以加入第三条。</w:t>
             </w:r>
           </w:p>
           <w:p>
@@ -7055,7 +7055,7 @@
               <w:rPr>
                 <w:sz w:val="19"/>
               </w:rPr>
-              <w:t>挑战：地面是移动的岛。</w:t>
+              <w:t>可选挑战：地面是移动的岛。</w:t>
             </w:r>
           </w:p>
         </w:tc>
@@ -7124,7 +7124,7 @@
               <w:rPr>
                 <w:sz w:val="19"/>
               </w:rPr>
-              <w:t>设计一个下面这些规则都成立的世界。先按两条核心规则画；想挑战，再加第三条。</w:t>
+              <w:t>先画出一个符合下面两条核心规则的世界。想再挑战一下，可以加入第三条。</w:t>
             </w:r>
           </w:p>
           <w:p>
@@ -7148,7 +7148,7 @@
               <w:rPr>
                 <w:sz w:val="19"/>
               </w:rPr>
-              <w:t>挑战：机器和植物住在一起。</w:t>
+              <w:t>可选挑战：机器和植物住在一起。</w:t>
             </w:r>
           </w:p>
         </w:tc>
@@ -7355,7 +7355,7 @@
               <w:rPr>
                 <w:sz w:val="19"/>
               </w:rPr>
-              <w:t>放学后，学校多了一扇从没见过的门。门后是什么地方？</w:t>
+              <w:t>放学后，学校里多了一扇从没见过的门。门后会是什么地方？</w:t>
             </w:r>
           </w:p>
         </w:tc>
@@ -7430,7 +7430,7 @@
               <w:rPr>
                 <w:sz w:val="19"/>
               </w:rPr>
-              <w:t>全城的东西都变小了，只有一样没变。画发生的事。</w:t>
+              <w:t>全城的东西都变小了，只有一样没有变。画出接下来发生的事。</w:t>
             </w:r>
           </w:p>
         </w:tc>
@@ -7444,7 +7444,7 @@
               <w:rPr>
                 <w:sz w:val="19"/>
               </w:rPr>
-              <w:t>先决定哪一样没有变。</w:t>
+              <w:t>先决定哪一样没有变小。</w:t>
             </w:r>
           </w:p>
         </w:tc>
@@ -7505,7 +7505,7 @@
               <w:rPr>
                 <w:sz w:val="19"/>
               </w:rPr>
-              <w:t>你的课桌突然会说话了。它说了什么？</w:t>
+              <w:t>你的课桌突然开口说话了。它会说什么？</w:t>
             </w:r>
           </w:p>
         </w:tc>
@@ -7580,7 +7580,7 @@
               <w:rPr>
                 <w:sz w:val="19"/>
               </w:rPr>
-              <w:t>一条鲨鱼来你们班上学。发生了什么？</w:t>
+              <w:t>一条鲨鱼来到你们班上学。接下来会发生什么？</w:t>
             </w:r>
           </w:p>
         </w:tc>
@@ -7594,7 +7594,7 @@
               <w:rPr>
                 <w:sz w:val="19"/>
               </w:rPr>
-              <w:t>它坐哪儿？大家在做什么？</w:t>
+              <w:t>想想它坐在哪里，大家正在做什么。</w:t>
             </w:r>
           </w:p>
         </w:tc>
@@ -7655,7 +7655,7 @@
               <w:rPr>
                 <w:sz w:val="19"/>
               </w:rPr>
-              <w:t>你的宠物有一个秘密超能力。画出被你发现的那天。</w:t>
+              <w:t>你的宠物藏着一种超能力。画出你发现这个秘密的那一天。</w:t>
             </w:r>
           </w:p>
         </w:tc>
@@ -7669,7 +7669,7 @@
               <w:rPr>
                 <w:sz w:val="19"/>
               </w:rPr>
-              <w:t>它什么时候露馅了？</w:t>
+              <w:t>它是什么时候露馅的？</w:t>
             </w:r>
           </w:p>
         </w:tc>
@@ -7730,7 +7730,7 @@
               <w:rPr>
                 <w:sz w:val="19"/>
               </w:rPr>
-              <w:t>教室里每天都会少一样东西。画下你发现线索的那一天。</w:t>
+              <w:t>教室里每天都会少一样东西。画出你发现线索的那一天。</w:t>
             </w:r>
           </w:p>
         </w:tc>
@@ -7805,7 +7805,7 @@
               <w:rPr>
                 <w:sz w:val="19"/>
               </w:rPr>
-              <w:t>火星上的便利店。谁来买东西，卖什么？</w:t>
+              <w:t>画一间火星上的便利店。谁来买东西，店里卖什么？</w:t>
             </w:r>
           </w:p>
         </w:tc>
@@ -7819,7 +7819,7 @@
               <w:rPr>
                 <w:sz w:val="19"/>
               </w:rPr>
-              <w:t>让货架和顾客一起讲故事。</w:t>
+              <w:t>让货架上的东西和顾客都成为故事的一部分。</w:t>
             </w:r>
           </w:p>
         </w:tc>
@@ -7880,7 +7880,7 @@
               <w:rPr>
                 <w:sz w:val="19"/>
               </w:rPr>
-              <w:t>地图上标着一个不存在的地方。画出你终于找到的那里。</w:t>
+              <w:t>地图上标着一个不存在的地方。你终于找到了它，把那里画下来。</w:t>
             </w:r>
           </w:p>
         </w:tc>

--- a/docs/任务清单.docx
+++ b/docs/任务清单.docx
@@ -531,7 +531,7 @@
               <w:rPr>
                 <w:sz w:val="19"/>
               </w:rPr>
-              <w:t>奇怪的超能力</w:t>
+              <w:t>超能力</w:t>
             </w:r>
           </w:p>
         </w:tc>
@@ -545,7 +545,7 @@
               <w:rPr>
                 <w:sz w:val="19"/>
               </w:rPr>
-              <w:t>你突然有了一种很奇怪的超能力。第一次用它，会发生什么？把那一幕画下来。</w:t>
+              <w:t>画出你第一次使用超能力时发生的事。</w:t>
             </w:r>
           </w:p>
         </w:tc>
@@ -559,7 +559,7 @@
               <w:rPr>
                 <w:sz w:val="19"/>
               </w:rPr>
-              <w:t>奇怪的超能力也可能派上用场。</w:t>
+              <w:t>想想这个能力能帮你做什么。</w:t>
             </w:r>
           </w:p>
         </w:tc>
@@ -606,7 +606,7 @@
               <w:rPr>
                 <w:sz w:val="19"/>
               </w:rPr>
-              <w:t>不用轮子的车</w:t>
+              <w:t>没有轮子的车</w:t>
             </w:r>
           </w:p>
         </w:tc>
@@ -620,7 +620,7 @@
               <w:rPr>
                 <w:sz w:val="19"/>
               </w:rPr>
-              <w:t>设计一台不用轮子的交通工具，想想它怎样移动。</w:t>
+              <w:t>画一种不用轮子的交通工具，想想它怎么移动。</w:t>
             </w:r>
           </w:p>
         </w:tc>
@@ -695,7 +695,7 @@
               <w:rPr>
                 <w:sz w:val="19"/>
               </w:rPr>
-              <w:t>画一家只招待怪兽的餐厅，看看它们在吃什么。</w:t>
+              <w:t>画一家只招待怪兽的餐厅，画出它们在吃什么。</w:t>
             </w:r>
           </w:p>
         </w:tc>
@@ -709,7 +709,7 @@
               <w:rPr>
                 <w:sz w:val="19"/>
               </w:rPr>
-              <w:t>菜单上会有什么？</w:t>
+              <w:t>菜单上有什么？</w:t>
             </w:r>
           </w:p>
         </w:tc>
@@ -756,7 +756,7 @@
               <w:rPr>
                 <w:sz w:val="19"/>
               </w:rPr>
-              <w:t>有性格的食物</w:t>
+              <w:t>食物的心情</w:t>
             </w:r>
           </w:p>
         </w:tc>
@@ -770,7 +770,7 @@
               <w:rPr>
                 <w:sz w:val="19"/>
               </w:rPr>
-              <w:t>选一种食物，给它画出自己的性格。它今天是什么心情？</w:t>
+              <w:t>选一种食物，画出它的性格和今天的心情。</w:t>
             </w:r>
           </w:p>
         </w:tc>
@@ -784,7 +784,7 @@
               <w:rPr>
                 <w:sz w:val="19"/>
               </w:rPr>
-              <w:t>它也可以有手有脚。</w:t>
+              <w:t>可以给它加上手脚。</w:t>
             </w:r>
           </w:p>
         </w:tc>
@@ -831,7 +831,7 @@
               <w:rPr>
                 <w:sz w:val="19"/>
               </w:rPr>
-              <w:t>最后一关</w:t>
+              <w:t>游戏最后一关</w:t>
             </w:r>
           </w:p>
         </w:tc>
@@ -845,7 +845,7 @@
               <w:rPr>
                 <w:sz w:val="19"/>
               </w:rPr>
-              <w:t>画出游戏的最后一关。最后的 Boss 也可以是一只闹钟。</w:t>
+              <w:t>画出游戏的最后一关。</w:t>
             </w:r>
           </w:p>
         </w:tc>
@@ -859,7 +859,7 @@
               <w:rPr>
                 <w:sz w:val="19"/>
               </w:rPr>
-              <w:t>Boss 不一定是怪兽。</w:t>
+              <w:t>最后的对手不一定是怪兽。</w:t>
             </w:r>
           </w:p>
         </w:tc>
@@ -920,7 +920,7 @@
               <w:rPr>
                 <w:sz w:val="19"/>
               </w:rPr>
-              <w:t>画一座海底城市，让人看见大家在里面怎样生活。</w:t>
+              <w:t>画一座海底城市，画出人们在里面怎样生活。</w:t>
             </w:r>
           </w:p>
         </w:tc>
@@ -981,7 +981,7 @@
               <w:rPr>
                 <w:sz w:val="19"/>
               </w:rPr>
-              <w:t>机器和植物</w:t>
+              <w:t>机器人和植物</w:t>
             </w:r>
           </w:p>
         </w:tc>
@@ -995,7 +995,7 @@
               <w:rPr>
                 <w:sz w:val="19"/>
               </w:rPr>
-              <w:t>画一个机器人和植物住在一起的地方。是谁在照顾谁？</w:t>
+              <w:t>画一个机器人和植物住在一起的地方，想想谁照顾谁。</w:t>
             </w:r>
           </w:p>
         </w:tc>
@@ -1009,7 +1009,7 @@
               <w:rPr>
                 <w:sz w:val="19"/>
               </w:rPr>
-              <w:t>机器上也可以长出植物。</w:t>
+              <w:t>机器人身上也可以长出植物。</w:t>
             </w:r>
           </w:p>
         </w:tc>
@@ -1056,7 +1056,7 @@
               <w:rPr>
                 <w:sz w:val="19"/>
               </w:rPr>
-              <w:t>体育馆的夜晚</w:t>
+              <w:t>夜晚的体育馆</w:t>
             </w:r>
           </w:p>
         </w:tc>
@@ -1070,7 +1070,7 @@
               <w:rPr>
                 <w:sz w:val="19"/>
               </w:rPr>
-              <w:t>到了晚上，体育馆变成了另一个世界。把你看到的画下来。</w:t>
+              <w:t>晚上，体育馆变成了另一个世界。画出它的样子。</w:t>
             </w:r>
           </w:p>
         </w:tc>
@@ -1084,7 +1084,7 @@
               <w:rPr>
                 <w:sz w:val="19"/>
               </w:rPr>
-              <w:t>白天的东西还在，只是变了样。</w:t>
+              <w:t>原来的东西还在，只是变了样。</w:t>
             </w:r>
           </w:p>
         </w:tc>
@@ -1269,7 +1269,7 @@
               <w:rPr>
                 <w:sz w:val="19"/>
               </w:rPr>
-              <w:t>破掉的照片</w:t>
+              <w:t>照着照片画</w:t>
             </w:r>
           </w:p>
         </w:tc>
@@ -1283,7 +1283,7 @@
               <w:rPr>
                 <w:sz w:val="19"/>
               </w:rPr>
-              <w:t>这张照片破损了。照着照片，把这个地方重新画出来。</w:t>
+              <w:t>照片破了。照着照片，把图里的地方重新画出来。</w:t>
             </w:r>
           </w:p>
         </w:tc>
@@ -1344,7 +1344,7 @@
               <w:rPr>
                 <w:sz w:val="19"/>
               </w:rPr>
-              <w:t>机器人的记忆</w:t>
+              <w:t>帮机器人画画</w:t>
             </w:r>
           </w:p>
         </w:tc>
@@ -1358,7 +1358,7 @@
               <w:rPr>
                 <w:sz w:val="19"/>
               </w:rPr>
-              <w:t>机器人只记得这张图。帮它把图里的地方重新画出来。</w:t>
+              <w:t>机器人只记得这张图。照着图，帮它画出里面的地方。</w:t>
             </w:r>
           </w:p>
         </w:tc>
@@ -1372,7 +1372,7 @@
               <w:rPr>
                 <w:sz w:val="19"/>
               </w:rPr>
-              <w:t>先看东西的位置，再补细节。</w:t>
+              <w:t>先看东西在哪里，再画细节。</w:t>
             </w:r>
           </w:p>
         </w:tc>
@@ -1433,7 +1433,7 @@
               <w:rPr>
                 <w:sz w:val="19"/>
               </w:rPr>
-              <w:t>图里就是藏宝的地方。照着画一张，让别人也能找到。</w:t>
+              <w:t>照着图画出藏宝的地方，让别人能找到。</w:t>
             </w:r>
           </w:p>
         </w:tc>
@@ -1447,7 +1447,7 @@
               <w:rPr>
                 <w:sz w:val="19"/>
               </w:rPr>
-              <w:t>哪些东西在左边，哪些在右边？</w:t>
+              <w:t>看看哪些东西在左边，哪些在右边。</w:t>
             </w:r>
           </w:p>
         </w:tc>
@@ -1508,7 +1508,7 @@
               <w:rPr>
                 <w:sz w:val="19"/>
               </w:rPr>
-              <w:t>小猫走丢了，只记得家是图里的样子。照着图画出它的家。</w:t>
+              <w:t>小猫找不到家了。照着图，画出它的家。</w:t>
             </w:r>
           </w:p>
         </w:tc>
@@ -1522,7 +1522,7 @@
               <w:rPr>
                 <w:sz w:val="19"/>
               </w:rPr>
-              <w:t>先找大物体的位置，再看细节。</w:t>
+              <w:t>先看大的东西在哪里，再画细节。</w:t>
             </w:r>
           </w:p>
         </w:tc>
@@ -1569,7 +1569,7 @@
               <w:rPr>
                 <w:sz w:val="19"/>
               </w:rPr>
-              <w:t>拼图的最后一块</w:t>
+              <w:t>补全拼图</w:t>
             </w:r>
           </w:p>
         </w:tc>
@@ -1583,7 +1583,7 @@
               <w:rPr>
                 <w:sz w:val="19"/>
               </w:rPr>
-              <w:t>拼图缺了一大块。照着这张图，把缺少的部分补完整。</w:t>
+              <w:t>拼图少了一大块。照着图，把缺的部分画完整。</w:t>
             </w:r>
           </w:p>
         </w:tc>
@@ -1644,7 +1644,7 @@
               <w:rPr>
                 <w:sz w:val="19"/>
               </w:rPr>
-              <w:t>无人机失联</w:t>
+              <w:t>无人机的图</w:t>
             </w:r>
           </w:p>
         </w:tc>
@@ -1658,7 +1658,7 @@
               <w:rPr>
                 <w:sz w:val="19"/>
               </w:rPr>
-              <w:t>无人机传回这张图后就失联了。把图里的地点画下来。</w:t>
+              <w:t>照着无人机传回的图，画出这个地方。</w:t>
             </w:r>
           </w:p>
         </w:tc>
@@ -1672,7 +1672,7 @@
               <w:rPr>
                 <w:sz w:val="19"/>
               </w:rPr>
-              <w:t>先看整体位置，再看大小关系。</w:t>
+              <w:t>先看东西的位置，再比较大小。</w:t>
             </w:r>
           </w:p>
         </w:tc>
@@ -1719,7 +1719,7 @@
               <w:rPr>
                 <w:sz w:val="19"/>
               </w:rPr>
-              <w:t>考古现场</w:t>
+              <w:t>旧图</w:t>
             </w:r>
           </w:p>
         </w:tc>
@@ -1733,7 +1733,7 @@
               <w:rPr>
                 <w:sz w:val="19"/>
               </w:rPr>
-              <w:t>一千年后，有人挖出了这张图。帮他们重建图里的地方。</w:t>
+              <w:t>照着这张旧图，画出原来的地方。</w:t>
             </w:r>
           </w:p>
         </w:tc>
@@ -1747,7 +1747,7 @@
               <w:rPr>
                 <w:sz w:val="19"/>
               </w:rPr>
-              <w:t>哪些东西挨在一起，哪些是分开的？</w:t>
+              <w:t>哪些东西挨在一起，哪些分开了？</w:t>
             </w:r>
           </w:p>
         </w:tc>
@@ -1794,7 +1794,7 @@
               <w:rPr>
                 <w:sz w:val="19"/>
               </w:rPr>
-              <w:t>被删的画</w:t>
+              <w:t>补全画作</w:t>
             </w:r>
           </w:p>
         </w:tc>
@@ -1808,7 +1808,7 @@
               <w:rPr>
                 <w:sz w:val="19"/>
               </w:rPr>
-              <w:t>博物馆的一幅画被删去了一半。照着原图，把它复原。</w:t>
+              <w:t>这幅画少了一半。照着原图，把它补完整。</w:t>
             </w:r>
           </w:p>
         </w:tc>
@@ -1822,7 +1822,7 @@
               <w:rPr>
                 <w:sz w:val="19"/>
               </w:rPr>
-              <w:t>保持原来的比例和位置。</w:t>
+              <w:t>按原图画出东西的大小和位置。</w:t>
             </w:r>
           </w:p>
         </w:tc>
@@ -2007,7 +2007,7 @@
               <w:rPr>
                 <w:sz w:val="19"/>
               </w:rPr>
-              <w:t>外星观察</w:t>
+              <w:t>星球观察</w:t>
             </w:r>
           </w:p>
         </w:tc>
@@ -2021,7 +2021,7 @@
               <w:rPr>
                 <w:sz w:val="19"/>
               </w:rPr>
-              <w:t>你刚来到一个星球。仔细看，把眼前的东西照样画下来。</w:t>
+              <w:t>你来到一个星球。照着眼前的东西画下来。</w:t>
             </w:r>
           </w:p>
         </w:tc>
@@ -2035,7 +2035,7 @@
               <w:rPr>
                 <w:sz w:val="19"/>
               </w:rPr>
-              <w:t>看看物体的大小、位置，以及谁挡住了谁。</w:t>
+              <w:t>看看大小、位置，哪个挡住了哪个。</w:t>
             </w:r>
           </w:p>
         </w:tc>
@@ -2082,7 +2082,7 @@
               <w:rPr>
                 <w:sz w:val="19"/>
               </w:rPr>
-              <w:t>教机器人看</w:t>
+              <w:t>帮机器人看图</w:t>
             </w:r>
           </w:p>
         </w:tc>
@@ -2096,7 +2096,7 @@
               <w:rPr>
                 <w:sz w:val="19"/>
               </w:rPr>
-              <w:t>机器人分不清大小和前后。照着图画一张，让它看明白。</w:t>
+              <w:t>机器人分不清大小和前后。照着图画一张，帮它看清楚。</w:t>
             </w:r>
           </w:p>
         </w:tc>
@@ -2110,7 +2110,7 @@
               <w:rPr>
                 <w:sz w:val="19"/>
               </w:rPr>
-              <w:t>按图中的大小、位置和前后关系画。</w:t>
+              <w:t>按图里的大小、位置和前后顺序画。</w:t>
             </w:r>
           </w:p>
         </w:tc>
@@ -2157,7 +2157,7 @@
               <w:rPr>
                 <w:sz w:val="19"/>
               </w:rPr>
-              <w:t>玩具店清单</w:t>
+              <w:t>玩具清单</w:t>
             </w:r>
           </w:p>
         </w:tc>
@@ -2171,7 +2171,7 @@
               <w:rPr>
                 <w:sz w:val="19"/>
               </w:rPr>
-              <w:t>玩具店老板需要一张清单。把这几样东西照样画下来。</w:t>
+              <w:t>照着图，画下玩具店里的这几样东西。</w:t>
             </w:r>
           </w:p>
         </w:tc>
@@ -2185,7 +2185,7 @@
               <w:rPr>
                 <w:sz w:val="19"/>
               </w:rPr>
-              <w:t>先数有几样东西，再看它们的位置。</w:t>
+              <w:t>先数一数有几样，再看它们在哪里。</w:t>
             </w:r>
           </w:p>
         </w:tc>
@@ -2232,7 +2232,7 @@
               <w:rPr>
                 <w:sz w:val="19"/>
               </w:rPr>
-              <w:t>寻宝现场</w:t>
+              <w:t>寻宝记录</w:t>
             </w:r>
           </w:p>
         </w:tc>
@@ -2246,7 +2246,7 @@
               <w:rPr>
                 <w:sz w:val="19"/>
               </w:rPr>
-              <w:t>宝藏就在这里。把这些东西画下来，让别人能按图摆回原位。</w:t>
+              <w:t>画下藏宝处的这些东西，让别人能按图摆回原位。</w:t>
             </w:r>
           </w:p>
         </w:tc>
@@ -2260,7 +2260,7 @@
               <w:rPr>
                 <w:sz w:val="19"/>
               </w:rPr>
-              <w:t>位置要对，也要留意谁挡住了谁。</w:t>
+              <w:t>位置要画对，也要看清哪个挡住了哪个。</w:t>
             </w:r>
           </w:p>
         </w:tc>
@@ -2307,7 +2307,7 @@
               <w:rPr>
                 <w:sz w:val="19"/>
               </w:rPr>
-              <w:t>侦探的笔记</w:t>
+              <w:t>侦探笔记</w:t>
             </w:r>
           </w:p>
         </w:tc>
@@ -2321,7 +2321,7 @@
               <w:rPr>
                 <w:sz w:val="19"/>
               </w:rPr>
-              <w:t>你是一名小侦探。把现场的每样东西都画进笔记里。</w:t>
+              <w:t>把现场的每样东西都画下来。</w:t>
             </w:r>
           </w:p>
         </w:tc>
@@ -2335,7 +2335,7 @@
               <w:rPr>
                 <w:sz w:val="19"/>
               </w:rPr>
-              <w:t>把实际看到的部分画下来。</w:t>
+              <w:t>只画实际看得到的部分。</w:t>
             </w:r>
           </w:p>
         </w:tc>
@@ -2382,7 +2382,7 @@
               <w:rPr>
                 <w:sz w:val="19"/>
               </w:rPr>
-              <w:t>实验室记录</w:t>
+              <w:t>实验记录</w:t>
             </w:r>
           </w:p>
         </w:tc>
@@ -2396,7 +2396,7 @@
               <w:rPr>
                 <w:sz w:val="19"/>
               </w:rPr>
-              <w:t>实验开始前，画下桌上物体的形状、大小和相互位置。</w:t>
+              <w:t>实验开始前，画下桌上物品的形状、大小和位置。</w:t>
             </w:r>
           </w:p>
         </w:tc>
@@ -2410,7 +2410,7 @@
               <w:rPr>
                 <w:sz w:val="19"/>
               </w:rPr>
-              <w:t>先看比例，再看位置和前后关系。</w:t>
+              <w:t>先比较大小，再看位置和前后顺序。</w:t>
             </w:r>
           </w:p>
         </w:tc>
@@ -2457,7 +2457,7 @@
               <w:rPr>
                 <w:sz w:val="19"/>
               </w:rPr>
-              <w:t>间谍的情报</w:t>
+              <w:t>十分钟速写</w:t>
             </w:r>
           </w:p>
         </w:tc>
@@ -2471,7 +2471,7 @@
               <w:rPr>
                 <w:sz w:val="19"/>
               </w:rPr>
-              <w:t>你只有十分钟。把这个场景画下来，再传回去。</w:t>
+              <w:t>在十分钟内，照着眼前的场景画下来。</w:t>
             </w:r>
           </w:p>
         </w:tc>
@@ -2485,7 +2485,7 @@
               <w:rPr>
                 <w:sz w:val="19"/>
               </w:rPr>
-              <w:t>留意前面的物体，以及它挡住了什么。</w:t>
+              <w:t>看看前面的东西挡住了什么。</w:t>
             </w:r>
           </w:p>
         </w:tc>
@@ -2532,7 +2532,7 @@
               <w:rPr>
                 <w:sz w:val="19"/>
               </w:rPr>
-              <w:t>博物馆藏品</w:t>
+              <w:t>博物馆里的物品</w:t>
             </w:r>
           </w:p>
         </w:tc>
@@ -2546,7 +2546,7 @@
               <w:rPr>
                 <w:sz w:val="19"/>
               </w:rPr>
-              <w:t>这组藏品需要登记。画一张图，让人看出它们的大小和前后关系。</w:t>
+              <w:t>照着图画出这些物品，画清它们的大小和前后位置。</w:t>
             </w:r>
           </w:p>
         </w:tc>
@@ -2560,7 +2560,7 @@
               <w:rPr>
                 <w:sz w:val="19"/>
               </w:rPr>
-              <w:t>比例、位置和遮挡关系都要留意。</w:t>
+              <w:t>比较大小和位置，看看哪些东西被挡住了。</w:t>
             </w:r>
           </w:p>
         </w:tc>
@@ -2745,7 +2745,7 @@
               <w:rPr>
                 <w:sz w:val="19"/>
               </w:rPr>
-              <w:t>梦的碎片</w:t>
+              <w:t>梦里的画</w:t>
             </w:r>
           </w:p>
         </w:tc>
@@ -2759,7 +2759,7 @@
               <w:rPr>
                 <w:sz w:val="19"/>
               </w:rPr>
-              <w:t>这些碎片来自一个梦。把它们接着画成一幅完整的画。</w:t>
+              <w:t>这些碎片来自一个梦。把它们画成一幅完整的画。</w:t>
             </w:r>
           </w:p>
         </w:tc>
@@ -2773,7 +2773,7 @@
               <w:rPr>
                 <w:sz w:val="19"/>
               </w:rPr>
-              <w:t>碎片可以变成任何东西。</w:t>
+              <w:t>这些碎片可以变成任何东西。</w:t>
             </w:r>
           </w:p>
         </w:tc>
@@ -2820,7 +2820,7 @@
               <w:rPr>
                 <w:sz w:val="19"/>
               </w:rPr>
-              <w:t>神秘讯息</w:t>
+              <w:t>符号变成画</w:t>
             </w:r>
           </w:p>
         </w:tc>
@@ -2834,7 +2834,7 @@
               <w:rPr>
                 <w:sz w:val="19"/>
               </w:rPr>
-              <w:t>有人留下了这些奇怪的符号。用它们画出一个完整的世界。</w:t>
+              <w:t>用这些符号，画出一个完整的世界。</w:t>
             </w:r>
           </w:p>
         </w:tc>
@@ -2848,7 +2848,7 @@
               <w:rPr>
                 <w:sz w:val="19"/>
               </w:rPr>
-              <w:t>可以转着看这些符号，也可以让它们代表别的东西。</w:t>
+              <w:t>换个方向看，想想这些符号还能变成什么。</w:t>
             </w:r>
           </w:p>
         </w:tc>
@@ -2895,7 +2895,7 @@
               <w:rPr>
                 <w:sz w:val="19"/>
               </w:rPr>
-              <w:t>云的形状</w:t>
+              <w:t>云里有什么</w:t>
             </w:r>
           </w:p>
         </w:tc>
@@ -2909,7 +2909,7 @@
               <w:rPr>
                 <w:sz w:val="19"/>
               </w:rPr>
-              <w:t>这些线条像云的边缘。云里面藏着什么？</w:t>
+              <w:t>这些线条像云。接着画出云里藏着的东西。</w:t>
             </w:r>
           </w:p>
         </w:tc>
@@ -2923,7 +2923,7 @@
               <w:rPr>
                 <w:sz w:val="19"/>
               </w:rPr>
-              <w:t>可以只用其中几块，也可以改变它们的意思。</w:t>
+              <w:t>可以只用其中几块，也可以把它们画成别的东西。</w:t>
             </w:r>
           </w:p>
         </w:tc>
@@ -2970,7 +2970,7 @@
               <w:rPr>
                 <w:sz w:val="19"/>
               </w:rPr>
-              <w:t>怪物的涂鸦</w:t>
+              <w:t>画完这幅画</w:t>
             </w:r>
           </w:p>
         </w:tc>
@@ -2984,7 +2984,7 @@
               <w:rPr>
                 <w:sz w:val="19"/>
               </w:rPr>
-              <w:t>怪物画到一半跑开了。接着它留下的部分，把画完成。</w:t>
+              <w:t>这幅画还没画完。接着已有的部分，把画完成。</w:t>
             </w:r>
           </w:p>
         </w:tc>
@@ -3045,7 +3045,7 @@
               <w:rPr>
                 <w:sz w:val="19"/>
               </w:rPr>
-              <w:t>掉下来的拼图</w:t>
+              <w:t>拼一幅画</w:t>
             </w:r>
           </w:p>
         </w:tc>
@@ -3059,7 +3059,7 @@
               <w:rPr>
                 <w:sz w:val="19"/>
               </w:rPr>
-              <w:t>几块拼图掉在了这里。用这些碎片拼出一幅新的画。</w:t>
+              <w:t>用这些拼图碎片，接着画一幅新画。</w:t>
             </w:r>
           </w:p>
         </w:tc>
@@ -3073,7 +3073,7 @@
               <w:rPr>
                 <w:sz w:val="19"/>
               </w:rPr>
-              <w:t>不用拼回原来的样子。</w:t>
+              <w:t>不用画回原来的样子。</w:t>
             </w:r>
           </w:p>
         </w:tc>
@@ -3120,7 +3120,7 @@
               <w:rPr>
                 <w:sz w:val="19"/>
               </w:rPr>
-              <w:t>监控最后一帧</w:t>
+              <w:t>补全画面</w:t>
             </w:r>
           </w:p>
         </w:tc>
@@ -3134,7 +3134,7 @@
               <w:rPr>
                 <w:sz w:val="19"/>
               </w:rPr>
-              <w:t>监控坏掉前，只留下了这些碎片。画出当时发生的事。</w:t>
+              <w:t>摄像头只拍到了部分画面。接着画出当时发生的事。</w:t>
             </w:r>
           </w:p>
         </w:tc>
@@ -3148,7 +3148,7 @@
               <w:rPr>
                 <w:sz w:val="19"/>
               </w:rPr>
-              <w:t>先从碎片里找线索，再决定故事。</w:t>
+              <w:t>看看碎片里有什么，再想发生了什么。</w:t>
             </w:r>
           </w:p>
         </w:tc>
@@ -3195,7 +3195,7 @@
               <w:rPr>
                 <w:sz w:val="19"/>
               </w:rPr>
-              <w:t>古代壁画</w:t>
+              <w:t>壁画</w:t>
             </w:r>
           </w:p>
         </w:tc>
@@ -3209,7 +3209,7 @@
               <w:rPr>
                 <w:sz w:val="19"/>
               </w:rPr>
-              <w:t>古代壁画只剩下这些碎片。画出它原本可能讲述的故事。</w:t>
+              <w:t>这幅壁画只剩下这些碎片。接着画出它可能讲的故事。</w:t>
             </w:r>
           </w:p>
         </w:tc>
@@ -3223,7 +3223,7 @@
               <w:rPr>
                 <w:sz w:val="19"/>
               </w:rPr>
-              <w:t>先看形状，再想它们在故事里是什么。</w:t>
+              <w:t>看看碎片的形状，再想它们在故事里是什么。</w:t>
             </w:r>
           </w:p>
         </w:tc>
@@ -3270,7 +3270,7 @@
               <w:rPr>
                 <w:sz w:val="19"/>
               </w:rPr>
-              <w:t>被撕的设计图</w:t>
+              <w:t>补画机器</w:t>
             </w:r>
           </w:p>
         </w:tc>
@@ -3284,7 +3284,7 @@
               <w:rPr>
                 <w:sz w:val="19"/>
               </w:rPr>
-              <w:t>设计图被撕破了。根据剩下的线索，补画出一台新机器。</w:t>
+              <w:t>设计图破了。用剩下的线条，补画一台新机器。</w:t>
             </w:r>
           </w:p>
         </w:tc>
@@ -3298,7 +3298,7 @@
               <w:rPr>
                 <w:sz w:val="19"/>
               </w:rPr>
-              <w:t>这些线可以成为结构，也可以成为零件。</w:t>
+              <w:t>这些线条可以变成机器的不同部分。</w:t>
             </w:r>
           </w:p>
         </w:tc>
@@ -3497,7 +3497,7 @@
               <w:rPr>
                 <w:sz w:val="19"/>
               </w:rPr>
-              <w:t>把雨伞改成一艘能在海底航行的潜水艇。</w:t>
+              <w:t>把雨伞改成能在海底开的潜水艇。</w:t>
             </w:r>
           </w:p>
         </w:tc>
@@ -3511,7 +3511,7 @@
               <w:rPr>
                 <w:sz w:val="19"/>
               </w:rPr>
-              <w:t>雨伞的哪些部分可以保留？</w:t>
+              <w:t>雨伞的哪些部分可以留下？</w:t>
             </w:r>
           </w:p>
         </w:tc>
@@ -3558,7 +3558,7 @@
               <w:rPr>
                 <w:sz w:val="19"/>
               </w:rPr>
-              <w:t>书包变装备</w:t>
+              <w:t>改造书包</w:t>
             </w:r>
           </w:p>
         </w:tc>
@@ -3572,7 +3572,7 @@
               <w:rPr>
                 <w:sz w:val="19"/>
               </w:rPr>
-              <w:t>把书包改成一件探险装备，想想它能帮你做什么。</w:t>
+              <w:t>把书包改成探险用的装备。想想它能帮你做什么。</w:t>
             </w:r>
           </w:p>
         </w:tc>
@@ -3586,7 +3586,7 @@
               <w:rPr>
                 <w:sz w:val="19"/>
               </w:rPr>
-              <w:t>书包原来的哪些部分可以保留？</w:t>
+              <w:t>书包的哪些部分可以留下？</w:t>
             </w:r>
           </w:p>
         </w:tc>
@@ -3647,7 +3647,7 @@
               <w:rPr>
                 <w:sz w:val="19"/>
               </w:rPr>
-              <w:t>把椅子改成一只会跟着你走的宠物。</w:t>
+              <w:t>把椅子变成一只会跟着你走的宠物。</w:t>
             </w:r>
           </w:p>
         </w:tc>
@@ -3722,7 +3722,7 @@
               <w:rPr>
                 <w:sz w:val="19"/>
               </w:rPr>
-              <w:t>把茶壶改成一枚能飞上太空的火箭。</w:t>
+              <w:t>把茶壶变成能飞到太空的火箭。</w:t>
             </w:r>
           </w:p>
         </w:tc>
@@ -3736,7 +3736,7 @@
               <w:rPr>
                 <w:sz w:val="19"/>
               </w:rPr>
-              <w:t>茶壶原来的形状能派上什么用场？</w:t>
+              <w:t>茶壶的形状能用在火箭的什么地方？</w:t>
             </w:r>
           </w:p>
         </w:tc>
@@ -3783,7 +3783,7 @@
               <w:rPr>
                 <w:sz w:val="19"/>
               </w:rPr>
-              <w:t>时钟变沙漠车</w:t>
+              <w:t>时钟变车</w:t>
             </w:r>
           </w:p>
         </w:tc>
@@ -3797,7 +3797,7 @@
               <w:rPr>
                 <w:sz w:val="19"/>
               </w:rPr>
-              <w:t>把时钟改成一辆能在沙漠里行驶的车。</w:t>
+              <w:t>把时钟改成能在沙漠里开的车。</w:t>
             </w:r>
           </w:p>
         </w:tc>
@@ -3858,7 +3858,7 @@
               <w:rPr>
                 <w:sz w:val="19"/>
               </w:rPr>
-              <w:t>巨大森林的生物</w:t>
+              <w:t>鞋子变生物</w:t>
             </w:r>
           </w:p>
         </w:tc>
@@ -3872,7 +3872,7 @@
               <w:rPr>
                 <w:sz w:val="19"/>
               </w:rPr>
-              <w:t>把一只鞋改成巨大森林里的生物，同时保留让人认出鞋子的特点。</w:t>
+              <w:t>把一只鞋变成住在大森林里的生物，还要看得出鞋子的样子。</w:t>
             </w:r>
           </w:p>
         </w:tc>
@@ -3886,7 +3886,7 @@
               <w:rPr>
                 <w:sz w:val="19"/>
               </w:rPr>
-              <w:t>哪些结构保留，哪些结构改变？</w:t>
+              <w:t>哪些部分留下，哪些部分改变？</w:t>
             </w:r>
           </w:p>
         </w:tc>
@@ -3933,7 +3933,7 @@
               <w:rPr>
                 <w:sz w:val="19"/>
               </w:rPr>
-              <w:t>太空救援机</w:t>
+              <w:t>茶壶救援机</w:t>
             </w:r>
           </w:p>
         </w:tc>
@@ -3947,7 +3947,7 @@
               <w:rPr>
                 <w:sz w:val="19"/>
               </w:rPr>
-              <w:t>把茶壶改成一台太空救援机器，至少能救两个人。</w:t>
+              <w:t>把茶壶改成太空救援机器，至少能救两个人。</w:t>
             </w:r>
           </w:p>
         </w:tc>
@@ -3961,7 +3961,7 @@
               <w:rPr>
                 <w:sz w:val="19"/>
               </w:rPr>
-              <w:t>先想救援功能，再决定怎样变形。</w:t>
+              <w:t>先想怎么救人，再想茶壶要怎么改。</w:t>
             </w:r>
           </w:p>
         </w:tc>
@@ -4008,7 +4008,7 @@
               <w:rPr>
                 <w:sz w:val="19"/>
               </w:rPr>
-              <w:t>自行车机甲</w:t>
+              <w:t>自行车变机甲</w:t>
             </w:r>
           </w:p>
         </w:tc>
@@ -4022,7 +4022,7 @@
               <w:rPr>
                 <w:sz w:val="19"/>
               </w:rPr>
-              <w:t>把自行车改成一台机甲，想想它能做什么。</w:t>
+              <w:t>把自行车改成一台机甲机器人。想想它能做什么。</w:t>
             </w:r>
           </w:p>
         </w:tc>
@@ -4235,7 +4235,7 @@
               <w:rPr>
                 <w:sz w:val="19"/>
               </w:rPr>
-              <w:t>把城堡和水母组合成一个新东西。它可以是生物，也可以是建筑。</w:t>
+              <w:t>把城堡和水母合在一起画。可以变成生物，也可以变成建筑。</w:t>
             </w:r>
           </w:p>
         </w:tc>
@@ -4249,7 +4249,7 @@
               <w:rPr>
                 <w:sz w:val="19"/>
               </w:rPr>
-              <w:t>两种东西的特点都要看得出来。</w:t>
+              <w:t>城堡和水母的特点都要能看出来。</w:t>
             </w:r>
           </w:p>
         </w:tc>
@@ -4310,7 +4310,7 @@
               <w:rPr>
                 <w:sz w:val="19"/>
               </w:rPr>
-              <w:t>把机器人和花融合成一个新物种。</w:t>
+              <w:t>把机器人和花合在一起，画成一种新的生物。</w:t>
             </w:r>
           </w:p>
         </w:tc>
@@ -4324,7 +4324,7 @@
               <w:rPr>
                 <w:sz w:val="19"/>
               </w:rPr>
-              <w:t>不只是把花贴上去，要让两者成为一个整体。</w:t>
+              <w:t>不只是把花贴上去，要让两者连成一体。</w:t>
             </w:r>
           </w:p>
         </w:tc>
@@ -4385,7 +4385,7 @@
               <w:rPr>
                 <w:sz w:val="19"/>
               </w:rPr>
-              <w:t>把狐狸和火车组合成一个新东西。它会开往哪里？</w:t>
+              <w:t>把狐狸和火车合成一个新东西。想想它会开到哪里。</w:t>
             </w:r>
           </w:p>
         </w:tc>
@@ -4399,7 +4399,7 @@
               <w:rPr>
                 <w:sz w:val="19"/>
               </w:rPr>
-              <w:t>想想两种东西会怎样改变彼此。</w:t>
+              <w:t>让狐狸和火车合在一起后都有变化。</w:t>
             </w:r>
           </w:p>
         </w:tc>
@@ -4460,7 +4460,7 @@
               <w:rPr>
                 <w:sz w:val="19"/>
               </w:rPr>
-              <w:t>把鲨鱼和书包组合成一个新东西。你敢背上它吗？</w:t>
+              <w:t>把鲨鱼和书包合成一个新东西，画出它的样子。</w:t>
             </w:r>
           </w:p>
         </w:tc>
@@ -4474,7 +4474,7 @@
               <w:rPr>
                 <w:sz w:val="19"/>
               </w:rPr>
-              <w:t>不要只是把一个东西贴在另一个上面。</w:t>
+              <w:t>不要只把鲨鱼贴在书包上。</w:t>
             </w:r>
           </w:p>
         </w:tc>
@@ -4535,7 +4535,7 @@
               <w:rPr>
                 <w:sz w:val="19"/>
               </w:rPr>
-              <w:t>把蛋糕和房子组合成一个新东西。谁会住在里面？</w:t>
+              <w:t>把蛋糕和房子合成一个新东西。想想谁会住在里面。</w:t>
             </w:r>
           </w:p>
         </w:tc>
@@ -4549,7 +4549,7 @@
               <w:rPr>
                 <w:sz w:val="19"/>
               </w:rPr>
-              <w:t>想想怎样让两种东西成为一个整体。</w:t>
+              <w:t>让蛋糕和房子连成一体。</w:t>
             </w:r>
           </w:p>
         </w:tc>
@@ -4610,7 +4610,7 @@
               <w:rPr>
                 <w:sz w:val="19"/>
               </w:rPr>
-              <w:t>把时钟和章鱼融合成一种新东西。</w:t>
+              <w:t>把时钟和章鱼合成一个新东西，画出它的样子。</w:t>
             </w:r>
           </w:p>
         </w:tc>
@@ -4624,7 +4624,7 @@
               <w:rPr>
                 <w:sz w:val="19"/>
               </w:rPr>
-              <w:t>让人能认出时钟和章鱼的特点。</w:t>
+              <w:t>时钟和章鱼的特点都要能看出来。</w:t>
             </w:r>
           </w:p>
         </w:tc>
@@ -4685,7 +4685,7 @@
               <w:rPr>
                 <w:sz w:val="19"/>
               </w:rPr>
-              <w:t>把地铁和龙融合成一种交通工具。</w:t>
+              <w:t>把地铁和龙合在一起，画成一种交通工具。</w:t>
             </w:r>
           </w:p>
         </w:tc>
@@ -4699,7 +4699,7 @@
               <w:rPr>
                 <w:sz w:val="19"/>
               </w:rPr>
-              <w:t>想想怎样把两种结构真正连接起来。</w:t>
+              <w:t>想想它们的哪些部分能连在一起。</w:t>
             </w:r>
           </w:p>
         </w:tc>
@@ -4760,7 +4760,7 @@
               <w:rPr>
                 <w:sz w:val="19"/>
               </w:rPr>
-              <w:t>把鲸鱼和学校融合成一个地方。</w:t>
+              <w:t>画一所和鲸鱼合在一起的学校。</w:t>
             </w:r>
           </w:p>
         </w:tc>
@@ -4774,7 +4774,7 @@
               <w:rPr>
                 <w:sz w:val="19"/>
               </w:rPr>
-              <w:t>不要只是把学校放在鲸鱼背上。</w:t>
+              <w:t>不只是把学校放在鲸鱼背上。</w:t>
             </w:r>
           </w:p>
         </w:tc>
@@ -4959,7 +4959,7 @@
               <w:rPr>
                 <w:sz w:val="19"/>
               </w:rPr>
-              <w:t>变成晚上</w:t>
+              <w:t>夜晚</w:t>
             </w:r>
           </w:p>
         </w:tc>
@@ -4973,7 +4973,7 @@
               <w:rPr>
                 <w:sz w:val="19"/>
               </w:rPr>
-              <w:t>保留原来的场景，只改变颜色和明暗，把它变成夜晚。</w:t>
+              <w:t>保留图里的场景，只改颜色和明暗，把它画成夜晚。</w:t>
             </w:r>
           </w:p>
         </w:tc>
@@ -4987,7 +4987,7 @@
               <w:rPr>
                 <w:sz w:val="19"/>
               </w:rPr>
-              <w:t>夜晚也会有明亮的地方。</w:t>
+              <w:t>夜晚也有亮的地方。</w:t>
             </w:r>
           </w:p>
         </w:tc>
@@ -5034,7 +5034,7 @@
               <w:rPr>
                 <w:sz w:val="19"/>
               </w:rPr>
-              <w:t>有点吓人</w:t>
+              <w:t>吓人的地方</w:t>
             </w:r>
           </w:p>
         </w:tc>
@@ -5048,7 +5048,7 @@
               <w:rPr>
                 <w:sz w:val="19"/>
               </w:rPr>
-              <w:t>不添加新的怪物，只用颜色和明暗，让这个地方有点吓人。</w:t>
+              <w:t>不加新的怪物。只改颜色和明暗，让这里有点吓人。</w:t>
             </w:r>
           </w:p>
         </w:tc>
@@ -5109,7 +5109,7 @@
               <w:rPr>
                 <w:sz w:val="19"/>
               </w:rPr>
-              <w:t>变得冷冷的</w:t>
+              <w:t>寒冷</w:t>
             </w:r>
           </w:p>
         </w:tc>
@@ -5123,7 +5123,7 @@
               <w:rPr>
                 <w:sz w:val="19"/>
               </w:rPr>
-              <w:t>保留画面里原有的东西，只用颜色，让这里显得很冷。</w:t>
+              <w:t>不换掉图里的东西。只改颜色，让这里看起来很冷。</w:t>
             </w:r>
           </w:p>
         </w:tc>
@@ -5137,7 +5137,7 @@
               <w:rPr>
                 <w:sz w:val="19"/>
               </w:rPr>
-              <w:t>冷色不只有蓝色。</w:t>
+              <w:t>不一定只用蓝色。</w:t>
             </w:r>
           </w:p>
         </w:tc>
@@ -5184,7 +5184,7 @@
               <w:rPr>
                 <w:sz w:val="19"/>
               </w:rPr>
-              <w:t>变得热闹</w:t>
+              <w:t>热闹</w:t>
             </w:r>
           </w:p>
         </w:tc>
@@ -5198,7 +5198,7 @@
               <w:rPr>
                 <w:sz w:val="19"/>
               </w:rPr>
-              <w:t>不添加新的东西，只用颜色，让这个地方变得热闹。</w:t>
+              <w:t>不加新的东西。只改颜色，让这里看起来热闹。</w:t>
             </w:r>
           </w:p>
         </w:tc>
@@ -5212,7 +5212,7 @@
               <w:rPr>
                 <w:sz w:val="19"/>
               </w:rPr>
-              <w:t>哪些地方可以更亮、对比更明显？</w:t>
+              <w:t>想想哪里更亮，哪些颜色的差别更大。</w:t>
             </w:r>
           </w:p>
         </w:tc>
@@ -5259,7 +5259,7 @@
               <w:rPr>
                 <w:sz w:val="19"/>
               </w:rPr>
-              <w:t>变得暖暖的</w:t>
+              <w:t>温暖</w:t>
             </w:r>
           </w:p>
         </w:tc>
@@ -5273,7 +5273,7 @@
               <w:rPr>
                 <w:sz w:val="19"/>
               </w:rPr>
-              <w:t>保留画面里原有的东西，只用颜色，让这里显得温暖。</w:t>
+              <w:t>不换掉图里的东西。只改颜色，让这里看起来温暖。</w:t>
             </w:r>
           </w:p>
         </w:tc>
@@ -5287,7 +5287,7 @@
               <w:rPr>
                 <w:sz w:val="19"/>
               </w:rPr>
-              <w:t>暖色也有深浅变化。</w:t>
+              <w:t>同一种暖色也可以有深有浅。</w:t>
             </w:r>
           </w:p>
         </w:tc>
@@ -5348,7 +5348,7 @@
               <w:rPr>
                 <w:sz w:val="19"/>
               </w:rPr>
-              <w:t>不改变场景里的东西，只用颜色和明暗，让这里变得神秘。</w:t>
+              <w:t>不改图里的东西。只改颜色和明暗，让这里像藏着秘密。</w:t>
             </w:r>
           </w:p>
         </w:tc>
@@ -5362,7 +5362,7 @@
               <w:rPr>
                 <w:sz w:val="19"/>
               </w:rPr>
-              <w:t>对比可以强，也可以弱。</w:t>
+              <w:t>颜色和明暗的差别可以大，也可以小。</w:t>
             </w:r>
           </w:p>
         </w:tc>
@@ -5409,7 +5409,7 @@
               <w:rPr>
                 <w:sz w:val="19"/>
               </w:rPr>
-              <w:t>暴风雨前</w:t>
+              <w:t>暴风雨要来了</w:t>
             </w:r>
           </w:p>
         </w:tc>
@@ -5423,7 +5423,7 @@
               <w:rPr>
                 <w:sz w:val="19"/>
               </w:rPr>
-              <w:t>尽量不添加新物体，用颜色、明暗和对比，画出暴风雨快要来临的感觉。</w:t>
+              <w:t>尽量不加新的东西。用颜色、明暗和对比，画出暴风雨快来的样子。</w:t>
             </w:r>
           </w:p>
         </w:tc>
@@ -5437,7 +5437,7 @@
               <w:rPr>
                 <w:sz w:val="19"/>
               </w:rPr>
-              <w:t>天空和地面的明暗会怎样变化？</w:t>
+              <w:t>想想天空和地面哪里亮，哪里暗。</w:t>
             </w:r>
           </w:p>
         </w:tc>
@@ -5484,7 +5484,7 @@
               <w:rPr>
                 <w:sz w:val="19"/>
               </w:rPr>
-              <w:t>两个世界</w:t>
+              <w:t>安全和危险</w:t>
             </w:r>
           </w:p>
         </w:tc>
@@ -5498,7 +5498,7 @@
               <w:rPr>
                 <w:sz w:val="19"/>
               </w:rPr>
-              <w:t>不添加新物体，只用颜色和明暗，让同一幅画的一边显得安全，另一边显得危险。</w:t>
+              <w:t>不加新的东西。只改颜色和明暗，让画面一边看起来安全，一边看起来危险。</w:t>
             </w:r>
           </w:p>
         </w:tc>
@@ -5512,7 +5512,7 @@
               <w:rPr>
                 <w:sz w:val="19"/>
               </w:rPr>
-              <w:t>两边的分界线不一定是直线。</w:t>
+              <w:t>两边不一定用直线分开。</w:t>
             </w:r>
           </w:p>
         </w:tc>
@@ -5697,7 +5697,7 @@
               <w:rPr>
                 <w:sz w:val="19"/>
               </w:rPr>
-              <w:t>风的线</w:t>
+              <w:t>风</w:t>
             </w:r>
           </w:p>
         </w:tc>
@@ -5719,7 +5719,7 @@
               <w:rPr>
                 <w:sz w:val="19"/>
               </w:rPr>
-              <w:t>第二步：不要擦掉这些线。看看它们像什么，再接着画下去。</w:t>
+              <w:t>第二步：不擦掉这些线。看看它们像什么，再接着画。</w:t>
             </w:r>
           </w:p>
         </w:tc>
@@ -5733,7 +5733,7 @@
               <w:rPr>
                 <w:sz w:val="19"/>
               </w:rPr>
-              <w:t>线条可以画得快，也可以画得慢。</w:t>
+              <w:t>画线时，可以快一点，也可以慢一点。</w:t>
             </w:r>
           </w:p>
         </w:tc>
@@ -5780,7 +5780,7 @@
               <w:rPr>
                 <w:sz w:val="19"/>
               </w:rPr>
-              <w:t>速度的线</w:t>
+              <w:t>速度</w:t>
             </w:r>
           </w:p>
         </w:tc>
@@ -5802,7 +5802,7 @@
               <w:rPr>
                 <w:sz w:val="19"/>
               </w:rPr>
-              <w:t>第二步：不要擦掉这些线。看看它们像什么，再接着画下去。</w:t>
+              <w:t>第二步：不擦掉这些线。看看它们像什么，再接着画。</w:t>
             </w:r>
           </w:p>
         </w:tc>
@@ -5816,7 +5816,7 @@
               <w:rPr>
                 <w:sz w:val="19"/>
               </w:rPr>
-              <w:t>方向和间距会改变速度感。</w:t>
+              <w:t>试试换个方向，让线靠近或分开。</w:t>
             </w:r>
           </w:p>
         </w:tc>
@@ -5863,7 +5863,7 @@
               <w:rPr>
                 <w:sz w:val="19"/>
               </w:rPr>
-              <w:t>雨的线</w:t>
+              <w:t>雨</w:t>
             </w:r>
           </w:p>
         </w:tc>
@@ -5877,15 +5877,15 @@
               <w:rPr>
                 <w:sz w:val="19"/>
               </w:rPr>
-              <w:t>第一步（60 秒）：只用线条画「雨」，不画具体的东西。</w:t>
-            </w:r>
-          </w:p>
-          <w:p>
-            <w:r>
-              <w:rPr>
-                <w:sz w:val="19"/>
-              </w:rPr>
-              <w:t>第二步：不要擦掉这些线。看看它们像什么，再接着画下去。</w:t>
+              <w:t>第一步（60 秒）：只用线条画出「雨」的感觉，不画具体的东西。</w:t>
+            </w:r>
+          </w:p>
+          <w:p>
+            <w:r>
+              <w:rPr>
+                <w:sz w:val="19"/>
+              </w:rPr>
+              <w:t>第二步：不擦掉这些线。看看它们像什么，再接着画。</w:t>
             </w:r>
           </w:p>
         </w:tc>
@@ -5899,7 +5899,7 @@
               <w:rPr>
                 <w:sz w:val="19"/>
               </w:rPr>
-              <w:t>线条密一些或疏一些，感觉有什么不同？</w:t>
+              <w:t>线靠近一些或分开一些，感觉有什么不同？</w:t>
             </w:r>
           </w:p>
         </w:tc>
@@ -5946,7 +5946,7 @@
               <w:rPr>
                 <w:sz w:val="19"/>
               </w:rPr>
-              <w:t>弹跳的线</w:t>
+              <w:t>弹跳</w:t>
             </w:r>
           </w:p>
         </w:tc>
@@ -5968,7 +5968,7 @@
               <w:rPr>
                 <w:sz w:val="19"/>
               </w:rPr>
-              <w:t>第二步：不要擦掉这些线。看看它们像什么，再接着画下去。</w:t>
+              <w:t>第二步：不擦掉这些线。看看它们像什么，再接着画。</w:t>
             </w:r>
           </w:p>
         </w:tc>
@@ -5982,7 +5982,7 @@
               <w:rPr>
                 <w:sz w:val="19"/>
               </w:rPr>
-              <w:t>线条可以弯曲，也可以突然转向。</w:t>
+              <w:t>线可以弯曲，也可以突然转弯。</w:t>
             </w:r>
           </w:p>
         </w:tc>
@@ -6029,7 +6029,7 @@
               <w:rPr>
                 <w:sz w:val="19"/>
               </w:rPr>
-              <w:t>生长的线</w:t>
+              <w:t>生长</w:t>
             </w:r>
           </w:p>
         </w:tc>
@@ -6051,7 +6051,7 @@
               <w:rPr>
                 <w:sz w:val="19"/>
               </w:rPr>
-              <w:t>第二步：不要擦掉这些线。看看它们像什么，再接着画下去。</w:t>
+              <w:t>第二步：不擦掉这些线。看看它们像什么，再接着画。</w:t>
             </w:r>
           </w:p>
         </w:tc>
@@ -6065,7 +6065,7 @@
               <w:rPr>
                 <w:sz w:val="19"/>
               </w:rPr>
-              <w:t>可以从一个点开始。</w:t>
+              <w:t>可以从一个点开始画。</w:t>
             </w:r>
           </w:p>
         </w:tc>
@@ -6112,7 +6112,7 @@
               <w:rPr>
                 <w:sz w:val="19"/>
               </w:rPr>
-              <w:t>耳语</w:t>
+              <w:t>小声说话</w:t>
             </w:r>
           </w:p>
         </w:tc>
@@ -6126,15 +6126,15 @@
               <w:rPr>
                 <w:sz w:val="19"/>
               </w:rPr>
-              <w:t>第一步（60 秒）：只用线条表现「耳语」，不画具体的东西。</w:t>
-            </w:r>
-          </w:p>
-          <w:p>
-            <w:r>
-              <w:rPr>
-                <w:sz w:val="19"/>
-              </w:rPr>
-              <w:t>第二步：保留这些线条，接着把它们画成一幅画。</w:t>
+              <w:t>第一步（60 秒）：只用线条画出「小声说话」的感觉，不画具体的东西。</w:t>
+            </w:r>
+          </w:p>
+          <w:p>
+            <w:r>
+              <w:rPr>
+                <w:sz w:val="19"/>
+              </w:rPr>
+              <w:t>第二步：不擦掉这些线，接着把它们画成一幅画。</w:t>
             </w:r>
           </w:p>
         </w:tc>
@@ -6148,7 +6148,7 @@
               <w:rPr>
                 <w:sz w:val="19"/>
               </w:rPr>
-              <w:t>怎样画出轻轻的线？</w:t>
+              <w:t>试试把线画得轻一点。</w:t>
             </w:r>
           </w:p>
         </w:tc>
@@ -6209,15 +6209,15 @@
               <w:rPr>
                 <w:sz w:val="19"/>
               </w:rPr>
-              <w:t>第一步（60 秒）：只用线条表现「沉重」，不画具体的东西。</w:t>
-            </w:r>
-          </w:p>
-          <w:p>
-            <w:r>
-              <w:rPr>
-                <w:sz w:val="19"/>
-              </w:rPr>
-              <w:t>第二步：保留这些线条，接着把它们画成一幅画。</w:t>
+              <w:t>第一步（60 秒）：只用线条画出「沉重」的感觉，不画具体的东西。</w:t>
+            </w:r>
+          </w:p>
+          <w:p>
+            <w:r>
+              <w:rPr>
+                <w:sz w:val="19"/>
+              </w:rPr>
+              <w:t>第二步：不擦掉这些线，接着把它们画成一幅画。</w:t>
             </w:r>
           </w:p>
         </w:tc>
@@ -6231,7 +6231,7 @@
               <w:rPr>
                 <w:sz w:val="19"/>
               </w:rPr>
-              <w:t>粗、密、低的线，会带来什么感觉？</w:t>
+              <w:t>线画粗一点、密一点、低一点，感觉有什么不同？</w:t>
             </w:r>
           </w:p>
         </w:tc>
@@ -6292,15 +6292,15 @@
               <w:rPr>
                 <w:sz w:val="19"/>
               </w:rPr>
-              <w:t>第一步（60 秒）：只用线条表现「紧张」，不画具体的东西。</w:t>
-            </w:r>
-          </w:p>
-          <w:p>
-            <w:r>
-              <w:rPr>
-                <w:sz w:val="19"/>
-              </w:rPr>
-              <w:t>第二步：保留这些线条，接着把它们画成一幅画。</w:t>
+              <w:t>第一步（60 秒）：只用线条画出「紧张」的感觉，不画具体的东西。</w:t>
+            </w:r>
+          </w:p>
+          <w:p>
+            <w:r>
+              <w:rPr>
+                <w:sz w:val="19"/>
+              </w:rPr>
+              <w:t>第二步：不擦掉这些线，接着把它们画成一幅画。</w:t>
             </w:r>
           </w:p>
         </w:tc>
@@ -6314,7 +6314,7 @@
               <w:rPr>
                 <w:sz w:val="19"/>
               </w:rPr>
-              <w:t>线条可以抖动，也可以挤在一起。</w:t>
+              <w:t>线可以抖一抖，也可以挤在一起。</w:t>
             </w:r>
           </w:p>
         </w:tc>
@@ -6513,7 +6513,7 @@
               <w:rPr>
                 <w:sz w:val="19"/>
               </w:rPr>
-              <w:t>画一个符合以下两条规则的世界，画出这里一天的生活。</w:t>
+              <w:t>画出这里一天的生活。画里要有这两点：</w:t>
             </w:r>
           </w:p>
           <w:p>
@@ -6584,7 +6584,7 @@
               <w:rPr>
                 <w:sz w:val="19"/>
               </w:rPr>
-              <w:t>影子跑了</w:t>
+              <w:t>会走的影子</w:t>
             </w:r>
           </w:p>
         </w:tc>
@@ -6598,7 +6598,7 @@
               <w:rPr>
                 <w:sz w:val="19"/>
               </w:rPr>
-              <w:t>画一个符合以下两条规则的世界，画出晚上发生的一件事。</w:t>
+              <w:t>画出这里晚上发生的一件事。画里要有这两点：</w:t>
             </w:r>
           </w:p>
           <w:p>
@@ -6669,7 +6669,7 @@
               <w:rPr>
                 <w:sz w:val="19"/>
               </w:rPr>
-              <w:t>全都变小了</w:t>
+              <w:t>人变小了</w:t>
             </w:r>
           </w:p>
         </w:tc>
@@ -6683,7 +6683,7 @@
               <w:rPr>
                 <w:sz w:val="19"/>
               </w:rPr>
-              <w:t>画一个符合以下两条规则的世界，画出一天里发生的事。</w:t>
+              <w:t>画出这里一天中发生的事。画里要有这两点：</w:t>
             </w:r>
           </w:p>
           <w:p>
@@ -6768,7 +6768,7 @@
               <w:rPr>
                 <w:sz w:val="19"/>
               </w:rPr>
-              <w:t>画一个符合以下两条规则的世界，画出大家怎样生活。</w:t>
+              <w:t>画出大家在这里怎样生活。画里要有这两点：</w:t>
             </w:r>
           </w:p>
           <w:p>
@@ -6839,7 +6839,7 @@
               <w:rPr>
                 <w:sz w:val="19"/>
               </w:rPr>
-              <w:t>大树里的世界</w:t>
+              <w:t>树里的世界</w:t>
             </w:r>
           </w:p>
         </w:tc>
@@ -6853,15 +6853,15 @@
               <w:rPr>
                 <w:sz w:val="19"/>
               </w:rPr>
-              <w:t>画一个符合以下两条规则的世界，画出这里最热闹的地方。</w:t>
-            </w:r>
-          </w:p>
-          <w:p>
-            <w:r>
-              <w:rPr>
-                <w:sz w:val="19"/>
-              </w:rPr>
-              <w:t>· 整个世界在一棵树里。</w:t>
+              <w:t>画出这里最热闹的地方。画里要有这两点：</w:t>
+            </w:r>
+          </w:p>
+          <w:p>
+            <w:r>
+              <w:rPr>
+                <w:sz w:val="19"/>
+              </w:rPr>
+              <w:t>· 整个世界都在一棵树里。</w:t>
             </w:r>
           </w:p>
           <w:p>
@@ -6924,7 +6924,7 @@
               <w:rPr>
                 <w:sz w:val="19"/>
               </w:rPr>
-              <w:t>横着的重力</w:t>
+              <w:t>往旁边掉</w:t>
             </w:r>
           </w:p>
         </w:tc>
@@ -6938,31 +6938,31 @@
               <w:rPr>
                 <w:sz w:val="19"/>
               </w:rPr>
-              <w:t>先画出一个符合下面两条核心规则的世界。想再挑战一下，可以加入第三条。</w:t>
-            </w:r>
-          </w:p>
-          <w:p>
-            <w:r>
-              <w:rPr>
-                <w:sz w:val="19"/>
-              </w:rPr>
-              <w:t>· 重力是横着的。</w:t>
-            </w:r>
-          </w:p>
-          <w:p>
-            <w:r>
-              <w:rPr>
-                <w:sz w:val="19"/>
-              </w:rPr>
-              <w:t>· 人比昆虫小。</w:t>
-            </w:r>
-          </w:p>
-          <w:p>
-            <w:r>
-              <w:rPr>
-                <w:sz w:val="19"/>
-              </w:rPr>
-              <w:t>可选挑战：水漂在天上。</w:t>
+              <w:t>按下面两条画一个世界：</w:t>
+            </w:r>
+          </w:p>
+          <w:p>
+            <w:r>
+              <w:rPr>
+                <w:sz w:val="19"/>
+              </w:rPr>
+              <w:t>· 东西往旁边掉，不是往下掉。</w:t>
+            </w:r>
+          </w:p>
+          <w:p>
+            <w:r>
+              <w:rPr>
+                <w:sz w:val="19"/>
+              </w:rPr>
+              <w:t>· 人比虫子小。</w:t>
+            </w:r>
+          </w:p>
+          <w:p>
+            <w:r>
+              <w:rPr>
+                <w:sz w:val="19"/>
+              </w:rPr>
+              <w:t>可选：水漂在天上。</w:t>
             </w:r>
           </w:p>
         </w:tc>
@@ -7017,7 +7017,7 @@
               <w:rPr>
                 <w:sz w:val="19"/>
               </w:rPr>
-              <w:t>活着的城市</w:t>
+              <w:t>水下的城市</w:t>
             </w:r>
           </w:p>
         </w:tc>
@@ -7031,7 +7031,7 @@
               <w:rPr>
                 <w:sz w:val="19"/>
               </w:rPr>
-              <w:t>先画出一个符合下面两条核心规则的世界。想再挑战一下，可以加入第三条。</w:t>
+              <w:t>按下面两条画一个世界：</w:t>
             </w:r>
           </w:p>
           <w:p>
@@ -7047,15 +7047,15 @@
               <w:rPr>
                 <w:sz w:val="19"/>
               </w:rPr>
-              <w:t>· 整座城在水下。</w:t>
-            </w:r>
-          </w:p>
-          <w:p>
-            <w:r>
-              <w:rPr>
-                <w:sz w:val="19"/>
-              </w:rPr>
-              <w:t>可选挑战：地面是移动的岛。</w:t>
+              <w:t>· 整座城市都在水下。</w:t>
+            </w:r>
+          </w:p>
+          <w:p>
+            <w:r>
+              <w:rPr>
+                <w:sz w:val="19"/>
+              </w:rPr>
+              <w:t>可选：地面是一座会移动的岛。</w:t>
             </w:r>
           </w:p>
         </w:tc>
@@ -7110,7 +7110,7 @@
               <w:rPr>
                 <w:sz w:val="19"/>
               </w:rPr>
-              <w:t>动物的文明</w:t>
+              <w:t>动物的城市</w:t>
             </w:r>
           </w:p>
         </w:tc>
@@ -7124,7 +7124,7 @@
               <w:rPr>
                 <w:sz w:val="19"/>
               </w:rPr>
-              <w:t>先画出一个符合下面两条核心规则的世界。想再挑战一下，可以加入第三条。</w:t>
+              <w:t>按下面两条画一个世界：</w:t>
             </w:r>
           </w:p>
           <w:p>
@@ -7140,15 +7140,15 @@
               <w:rPr>
                 <w:sz w:val="19"/>
               </w:rPr>
-              <w:t>· 植物比建筑大。</w:t>
-            </w:r>
-          </w:p>
-          <w:p>
-            <w:r>
-              <w:rPr>
-                <w:sz w:val="19"/>
-              </w:rPr>
-              <w:t>可选挑战：机器和植物住在一起。</w:t>
+              <w:t>· 植物比建筑物大。</w:t>
+            </w:r>
+          </w:p>
+          <w:p>
+            <w:r>
+              <w:rPr>
+                <w:sz w:val="19"/>
+              </w:rPr>
+              <w:t>可选：机器和植物住在一起。</w:t>
             </w:r>
           </w:p>
         </w:tc>
@@ -7341,7 +7341,7 @@
               <w:rPr>
                 <w:sz w:val="19"/>
               </w:rPr>
-              <w:t>学校多了一扇门</w:t>
+              <w:t>学校的新门</w:t>
             </w:r>
           </w:p>
         </w:tc>
@@ -7355,7 +7355,7 @@
               <w:rPr>
                 <w:sz w:val="19"/>
               </w:rPr>
-              <w:t>放学后，学校里多了一扇从没见过的门。门后会是什么地方？</w:t>
+              <w:t>放学后，学校多了一扇新门。画出门后的地方。</w:t>
             </w:r>
           </w:p>
         </w:tc>
@@ -7416,7 +7416,7 @@
               <w:rPr>
                 <w:sz w:val="19"/>
               </w:rPr>
-              <w:t>只有一样没变小</w:t>
+              <w:t>没变小的东西</w:t>
             </w:r>
           </w:p>
         </w:tc>
@@ -7430,7 +7430,7 @@
               <w:rPr>
                 <w:sz w:val="19"/>
               </w:rPr>
-              <w:t>全城的东西都变小了，只有一样没有变。画出接下来发生的事。</w:t>
+              <w:t>城里的东西都变小了，只有一样没变。画出接下来发生的事。</w:t>
             </w:r>
           </w:p>
         </w:tc>
@@ -7444,7 +7444,7 @@
               <w:rPr>
                 <w:sz w:val="19"/>
               </w:rPr>
-              <w:t>先决定哪一样没有变小。</w:t>
+              <w:t>先想好哪一样没有变小。</w:t>
             </w:r>
           </w:p>
         </w:tc>
@@ -7491,7 +7491,7 @@
               <w:rPr>
                 <w:sz w:val="19"/>
               </w:rPr>
-              <w:t>课桌会说话</w:t>
+              <w:t>会说话的课桌</w:t>
             </w:r>
           </w:p>
         </w:tc>
@@ -7505,7 +7505,7 @@
               <w:rPr>
                 <w:sz w:val="19"/>
               </w:rPr>
-              <w:t>你的课桌突然开口说话了。它会说什么？</w:t>
+              <w:t>课桌开始说话了。画出它说话时的情景，想想它说了什么。</w:t>
             </w:r>
           </w:p>
         </w:tc>
@@ -7566,7 +7566,7 @@
               <w:rPr>
                 <w:sz w:val="19"/>
               </w:rPr>
-              <w:t>鲨鱼去上学</w:t>
+              <w:t>鲨鱼上学</w:t>
             </w:r>
           </w:p>
         </w:tc>
@@ -7580,7 +7580,7 @@
               <w:rPr>
                 <w:sz w:val="19"/>
               </w:rPr>
-              <w:t>一条鲨鱼来到你们班上学。接下来会发生什么？</w:t>
+              <w:t>一条鲨鱼来你们班上学。画出接下来发生的事。</w:t>
             </w:r>
           </w:p>
         </w:tc>
@@ -7594,7 +7594,7 @@
               <w:rPr>
                 <w:sz w:val="19"/>
               </w:rPr>
-              <w:t>想想它坐在哪里，大家正在做什么。</w:t>
+              <w:t>想想它坐在哪里，大家在做什么。</w:t>
             </w:r>
           </w:p>
         </w:tc>
@@ -7641,7 +7641,7 @@
               <w:rPr>
                 <w:sz w:val="19"/>
               </w:rPr>
-              <w:t>宠物的秘密</w:t>
+              <w:t>宠物的超能力</w:t>
             </w:r>
           </w:p>
         </w:tc>
@@ -7655,7 +7655,7 @@
               <w:rPr>
                 <w:sz w:val="19"/>
               </w:rPr>
-              <w:t>你的宠物藏着一种超能力。画出你发现这个秘密的那一天。</w:t>
+              <w:t>画出你发现宠物有超能力的那一天。</w:t>
             </w:r>
           </w:p>
         </w:tc>
@@ -7669,7 +7669,7 @@
               <w:rPr>
                 <w:sz w:val="19"/>
               </w:rPr>
-              <w:t>它是什么时候露馅的？</w:t>
+              <w:t>你是怎么发现的？</w:t>
             </w:r>
           </w:p>
         </w:tc>
@@ -7716,7 +7716,7 @@
               <w:rPr>
                 <w:sz w:val="19"/>
               </w:rPr>
-              <w:t>每天少一样东西</w:t>
+              <w:t>教室里少了东西</w:t>
             </w:r>
           </w:p>
         </w:tc>
@@ -7730,7 +7730,7 @@
               <w:rPr>
                 <w:sz w:val="19"/>
               </w:rPr>
-              <w:t>教室里每天都会少一样东西。画出你发现线索的那一天。</w:t>
+              <w:t>教室里每天少一样东西。画出你发现线索的那一天。</w:t>
             </w:r>
           </w:p>
         </w:tc>
@@ -7744,7 +7744,7 @@
               <w:rPr>
                 <w:sz w:val="19"/>
               </w:rPr>
-              <w:t>线索比答案更重要。</w:t>
+              <w:t>画出你发现了什么线索。</w:t>
             </w:r>
           </w:p>
         </w:tc>
@@ -7805,7 +7805,7 @@
               <w:rPr>
                 <w:sz w:val="19"/>
               </w:rPr>
-              <w:t>画一间火星上的便利店。谁来买东西，店里卖什么？</w:t>
+              <w:t>画一家火星上的便利店。店里卖什么？谁来买东西？</w:t>
             </w:r>
           </w:p>
         </w:tc>
@@ -7819,7 +7819,7 @@
               <w:rPr>
                 <w:sz w:val="19"/>
               </w:rPr>
-              <w:t>让货架上的东西和顾客都成为故事的一部分。</w:t>
+              <w:t>画出货架上的东西和来买东西的顾客。</w:t>
             </w:r>
           </w:p>
         </w:tc>
@@ -7866,7 +7866,7 @@
               <w:rPr>
                 <w:sz w:val="19"/>
               </w:rPr>
-              <w:t>不存在的地方</w:t>
+              <w:t>地图上的地方</w:t>
             </w:r>
           </w:p>
         </w:tc>
@@ -7880,7 +7880,7 @@
               <w:rPr>
                 <w:sz w:val="19"/>
               </w:rPr>
-              <w:t>地图上标着一个不存在的地方。你终于找到了它，把那里画下来。</w:t>
+              <w:t>地图上标着一个现实中不存在的地方。想象你找到了它，画出那里的样子。</w:t>
             </w:r>
           </w:p>
         </w:tc>

--- a/docs/任务清单.docx
+++ b/docs/任务清单.docx
@@ -1269,7 +1269,7 @@
               <w:rPr>
                 <w:sz w:val="19"/>
               </w:rPr>
-              <w:t>照着照片画</w:t>
+              <w:t>教室</w:t>
             </w:r>
           </w:p>
         </w:tc>
@@ -1283,7 +1283,7 @@
               <w:rPr>
                 <w:sz w:val="19"/>
               </w:rPr>
-              <w:t>照片破了。照着照片，把图里的地方重新画出来。</w:t>
+              <w:t>博物馆要展出一幅教室的画。照着这张图，把教室画下来。</w:t>
             </w:r>
           </w:p>
         </w:tc>
@@ -1297,7 +1297,7 @@
               <w:rPr>
                 <w:sz w:val="19"/>
               </w:rPr>
-              <w:t>先画大的部分，再画小的部分。</w:t>
+              <w:t>先画大的东西，再画小的东西。</w:t>
             </w:r>
           </w:p>
         </w:tc>
@@ -1344,7 +1344,7 @@
               <w:rPr>
                 <w:sz w:val="19"/>
               </w:rPr>
-              <w:t>帮机器人画画</w:t>
+              <w:t>书桌</w:t>
             </w:r>
           </w:p>
         </w:tc>
@@ -1358,7 +1358,7 @@
               <w:rPr>
                 <w:sz w:val="19"/>
               </w:rPr>
-              <w:t>机器人只记得这张图。照着图，帮它画出里面的地方。</w:t>
+              <w:t>这张书桌的图要做成一幅画挂起来。照着图，把书桌和周围的东西画下来。</w:t>
             </w:r>
           </w:p>
         </w:tc>
@@ -1419,7 +1419,7 @@
               <w:rPr>
                 <w:sz w:val="19"/>
               </w:rPr>
-              <w:t>寻宝图</w:t>
+              <w:t>营地</w:t>
             </w:r>
           </w:p>
         </w:tc>
@@ -1433,7 +1433,7 @@
               <w:rPr>
                 <w:sz w:val="19"/>
               </w:rPr>
-              <w:t>照着图画出藏宝的地方，让别人能找到。</w:t>
+              <w:t>这是一张营地的图。照着图，把营地画下来。</w:t>
             </w:r>
           </w:p>
         </w:tc>
@@ -1508,7 +1508,7 @@
               <w:rPr>
                 <w:sz w:val="19"/>
               </w:rPr>
-              <w:t>小猫找不到家了。照着图，画出它的家。</w:t>
+              <w:t>这是小猫的家。照着图，把它的家画下来。</w:t>
             </w:r>
           </w:p>
         </w:tc>
@@ -1522,7 +1522,7 @@
               <w:rPr>
                 <w:sz w:val="19"/>
               </w:rPr>
-              <w:t>先看大的东西在哪里，再画细节。</w:t>
+              <w:t>先画大的家具，再画小东西。</w:t>
             </w:r>
           </w:p>
         </w:tc>
@@ -1569,7 +1569,7 @@
               <w:rPr>
                 <w:sz w:val="19"/>
               </w:rPr>
-              <w:t>补全拼图</w:t>
+              <w:t>公园</w:t>
             </w:r>
           </w:p>
         </w:tc>
@@ -1583,7 +1583,7 @@
               <w:rPr>
                 <w:sz w:val="19"/>
               </w:rPr>
-              <w:t>拼图少了一大块。照着图，把缺的部分画完整。</w:t>
+              <w:t>照着图，把这个公园画下来。</w:t>
             </w:r>
           </w:p>
         </w:tc>
@@ -1597,7 +1597,7 @@
               <w:rPr>
                 <w:sz w:val="19"/>
               </w:rPr>
-              <w:t>看看缺口边上连着什么。</w:t>
+              <w:t>看看滑梯、秋千和长椅各在哪里。</w:t>
             </w:r>
           </w:p>
         </w:tc>
@@ -1719,7 +1719,7 @@
               <w:rPr>
                 <w:sz w:val="19"/>
               </w:rPr>
-              <w:t>旧图</w:t>
+              <w:t>营地记录</w:t>
             </w:r>
           </w:p>
         </w:tc>
@@ -1733,7 +1733,7 @@
               <w:rPr>
                 <w:sz w:val="19"/>
               </w:rPr>
-              <w:t>照着这张旧图，画出原来的地方。</w:t>
+              <w:t>照着这张图，把营地的样子记录下来。</w:t>
             </w:r>
           </w:p>
         </w:tc>
@@ -1794,7 +1794,7 @@
               <w:rPr>
                 <w:sz w:val="19"/>
               </w:rPr>
-              <w:t>补全画作</w:t>
+              <w:t>重画这幅画</w:t>
             </w:r>
           </w:p>
         </w:tc>
@@ -1808,7 +1808,7 @@
               <w:rPr>
                 <w:sz w:val="19"/>
               </w:rPr>
-              <w:t>这幅画少了一半。照着原图，把它补完整。</w:t>
+              <w:t>博物馆要重画这幅客厅的画。照着原图，把它画出来。</w:t>
             </w:r>
           </w:p>
         </w:tc>
@@ -2007,7 +2007,7 @@
               <w:rPr>
                 <w:sz w:val="19"/>
               </w:rPr>
-              <w:t>星球观察</w:t>
+              <w:t>桌上的机器人</w:t>
             </w:r>
           </w:p>
         </w:tc>
@@ -2021,7 +2021,7 @@
               <w:rPr>
                 <w:sz w:val="19"/>
               </w:rPr>
-              <w:t>你来到一个星球。照着眼前的东西画下来。</w:t>
+              <w:t>照着图，把桌上的东西画下来。</w:t>
             </w:r>
           </w:p>
         </w:tc>
@@ -2382,7 +2382,7 @@
               <w:rPr>
                 <w:sz w:val="19"/>
               </w:rPr>
-              <w:t>实验记录</w:t>
+              <w:t>桌上的记录</w:t>
             </w:r>
           </w:p>
         </w:tc>
@@ -2396,7 +2396,7 @@
               <w:rPr>
                 <w:sz w:val="19"/>
               </w:rPr>
-              <w:t>实验开始前，画下桌上物品的形状、大小和位置。</w:t>
+              <w:t>画下桌上这几样东西的形状、大小和位置。</w:t>
             </w:r>
           </w:p>
         </w:tc>
@@ -2457,7 +2457,7 @@
               <w:rPr>
                 <w:sz w:val="19"/>
               </w:rPr>
-              <w:t>十分钟速写</w:t>
+              <w:t>速写</w:t>
             </w:r>
           </w:p>
         </w:tc>
@@ -2471,7 +2471,7 @@
               <w:rPr>
                 <w:sz w:val="19"/>
               </w:rPr>
-              <w:t>在十分钟内，照着眼前的场景画下来。</w:t>
+              <w:t>照着眼前的场景画下来。</w:t>
             </w:r>
           </w:p>
         </w:tc>
@@ -2909,7 +2909,7 @@
               <w:rPr>
                 <w:sz w:val="19"/>
               </w:rPr>
-              <w:t>这些线条像云。接着画出云里藏着的东西。</w:t>
+              <w:t>用这些线条画一片云，再画出云里藏着的东西。</w:t>
             </w:r>
           </w:p>
         </w:tc>
@@ -3134,7 +3134,7 @@
               <w:rPr>
                 <w:sz w:val="19"/>
               </w:rPr>
-              <w:t>摄像头只拍到了部分画面。接着画出当时发生的事。</w:t>
+              <w:t>画面只剩下这些线条。接着画出当时发生的事。</w:t>
             </w:r>
           </w:p>
         </w:tc>

--- a/docs/任务清单.docx
+++ b/docs/任务清单.docx
@@ -1283,7 +1283,7 @@
               <w:rPr>
                 <w:sz w:val="19"/>
               </w:rPr>
-              <w:t>博物馆要展出一幅教室的画。照着这张图，把教室画下来。</w:t>
+              <w:t>博物馆要展出一幅教室的画，但只剩这张图。照着它把整间教室画出来，每样东西都要在原来的位置。</w:t>
             </w:r>
           </w:p>
         </w:tc>
@@ -1297,7 +1297,7 @@
               <w:rPr>
                 <w:sz w:val="19"/>
               </w:rPr>
-              <w:t>先画大的东西，再画小的东西。</w:t>
+              <w:t>先画墙、窗、桌子这些大块，再放小东西。</w:t>
             </w:r>
           </w:p>
         </w:tc>
@@ -1358,7 +1358,7 @@
               <w:rPr>
                 <w:sz w:val="19"/>
               </w:rPr>
-              <w:t>这张书桌的图要做成一幅画挂起来。照着图，把书桌和周围的东西画下来。</w:t>
+              <w:t>这幅书桌的画要重新画一遍挂进博物馆。照着图把整个画面画出来，桌上和墙上的东西都要在原位。</w:t>
             </w:r>
           </w:p>
         </w:tc>
@@ -1372,7 +1372,7 @@
               <w:rPr>
                 <w:sz w:val="19"/>
               </w:rPr>
-              <w:t>先看东西在哪里，再画细节。</w:t>
+              <w:t>先定桌子和墙的位置，再放上面的东西。</w:t>
             </w:r>
           </w:p>
         </w:tc>
@@ -1433,7 +1433,7 @@
               <w:rPr>
                 <w:sz w:val="19"/>
               </w:rPr>
-              <w:t>这是一张营地的图。照着图，把营地画下来。</w:t>
+              <w:t>博物馆要一幅营地的画。照着图把整片营地画出来，帐篷、石头、树都要在原来的地方。</w:t>
             </w:r>
           </w:p>
         </w:tc>
@@ -1447,7 +1447,7 @@
               <w:rPr>
                 <w:sz w:val="19"/>
               </w:rPr>
-              <w:t>看看哪些东西在左边，哪些在右边。</w:t>
+              <w:t>先画大的：帐篷、大树、山；再画小的。</w:t>
             </w:r>
           </w:p>
         </w:tc>
@@ -1508,7 +1508,7 @@
               <w:rPr>
                 <w:sz w:val="19"/>
               </w:rPr>
-              <w:t>这是小猫的家。照着图，把它的家画下来。</w:t>
+              <w:t>博物馆想收藏小猫的家。照着图把整个房间画出来，家具都要在原来的位置。</w:t>
             </w:r>
           </w:p>
         </w:tc>
@@ -1522,7 +1522,7 @@
               <w:rPr>
                 <w:sz w:val="19"/>
               </w:rPr>
-              <w:t>先画大的家具，再画小东西。</w:t>
+              <w:t>先画沙发、书架这些大家具，再画小东西。</w:t>
             </w:r>
           </w:p>
         </w:tc>
@@ -1583,7 +1583,7 @@
               <w:rPr>
                 <w:sz w:val="19"/>
               </w:rPr>
-              <w:t>照着图，把这个公园画下来。</w:t>
+              <w:t>博物馆要一幅这个公园的画。照着图把整个公园画出来，滑梯、秋千、长椅都要在原来的地方。</w:t>
             </w:r>
           </w:p>
         </w:tc>
@@ -1597,7 +1597,7 @@
               <w:rPr>
                 <w:sz w:val="19"/>
               </w:rPr>
-              <w:t>看看滑梯、秋千和长椅各在哪里。</w:t>
+              <w:t>先定路和大树，再放游乐设施。</w:t>
             </w:r>
           </w:p>
         </w:tc>
@@ -1658,7 +1658,7 @@
               <w:rPr>
                 <w:sz w:val="19"/>
               </w:rPr>
-              <w:t>照着无人机传回的图，画出这个地方。</w:t>
+              <w:t>无人机拍下了这个地方，博物馆要把它画成一幅画。照着图把整个画面画出来，每样东西都在原位。</w:t>
             </w:r>
           </w:p>
         </w:tc>
@@ -1733,7 +1733,7 @@
               <w:rPr>
                 <w:sz w:val="19"/>
               </w:rPr>
-              <w:t>照着这张图，把营地的样子记录下来。</w:t>
+              <w:t>博物馆要把这张营地的图画成一幅画。照着图把整个画面重现出来，东西之间的远近也要一样。</w:t>
             </w:r>
           </w:p>
         </w:tc>
@@ -1808,7 +1808,7 @@
               <w:rPr>
                 <w:sz w:val="19"/>
               </w:rPr>
-              <w:t>博物馆要重画这幅客厅的画。照着原图，把它画出来。</w:t>
+              <w:t>博物馆要重画这幅客厅的画。照着原图把整幅画重现出来，每样东西的大小和位置都要和原来一样。</w:t>
             </w:r>
           </w:p>
         </w:tc>

--- a/docs/任务清单.docx
+++ b/docs/任务清单.docx
@@ -12,7 +12,7 @@
     </w:p>
     <w:p>
       <w:r>
-        <w:t>共 80 个任务，分 10 个家族；每个家族小学版 5 道、初中版 5 道，其中 2 道两版共通。九个评价维度每幅画都评；每个家族另外标出它主要考察的维度。</w:t>
+        <w:t>共 105 个任务，分 10 个家族；每个家族小学版 5 道、初中版 5 道，其中 2 道两版共通。九个评价维度每幅画都评；每个家族另外标出它主要考察的维度。</w:t>
       </w:r>
     </w:p>
     <w:p>
@@ -1133,15 +1133,6 @@
       <w:r>
         <w:t>写实、线条组合、画面组织</w:t>
       </w:r>
-      <w:r>
-        <w:rPr>
-          <w:b/>
-        </w:rPr>
-        <w:t xml:space="preserve">　　其次　</w:t>
-      </w:r>
-      <w:r>
-        <w:t>线条质感</w:t>
-      </w:r>
     </w:p>
     <w:tbl>
       <w:tblPr>
@@ -1878,7 +1869,7 @@
         <w:t xml:space="preserve">　　其次　</w:t>
       </w:r>
       <w:r>
-        <w:t>线条组合、线条质感</w:t>
+        <w:t>线条组合</w:t>
       </w:r>
     </w:p>
     <w:tbl>
@@ -2609,15 +2600,6 @@
       <w:r>
         <w:t>想象、画面组织、转化</w:t>
       </w:r>
-      <w:r>
-        <w:rPr>
-          <w:b/>
-        </w:rPr>
-        <w:t xml:space="preserve">　　其次　</w:t>
-      </w:r>
-      <w:r>
-        <w:t>变形、线条组合</w:t>
-      </w:r>
     </w:p>
     <w:tbl>
       <w:tblPr>
@@ -3347,15 +3329,6 @@
       <w:r>
         <w:t>变形、想象、转化</w:t>
       </w:r>
-      <w:r>
-        <w:rPr>
-          <w:b/>
-        </w:rPr>
-        <w:t xml:space="preserve">　　其次　</w:t>
-      </w:r>
-      <w:r>
-        <w:t>线条组合、画面组织</w:t>
-      </w:r>
     </w:p>
     <w:tbl>
       <w:tblPr>
@@ -3947,7 +3920,7 @@
               <w:rPr>
                 <w:sz w:val="19"/>
               </w:rPr>
-              <w:t>把茶壶改成太空救援机器，至少能救两个人。</w:t>
+              <w:t>把茶壶改成太空救援机器，至少能救两个人。保留一些茶壶的特征，让人还能看出它是茶壶变的。保留哪些部分由你决定。</w:t>
             </w:r>
           </w:p>
         </w:tc>
@@ -4085,15 +4058,6 @@
       <w:r>
         <w:t>变形、想象、转化</w:t>
       </w:r>
-      <w:r>
-        <w:rPr>
-          <w:b/>
-        </w:rPr>
-        <w:t xml:space="preserve">　　其次　</w:t>
-      </w:r>
-      <w:r>
-        <w:t>画面组织</w:t>
-      </w:r>
     </w:p>
     <w:tbl>
       <w:tblPr>
@@ -4823,15 +4787,6 @@
       <w:r>
         <w:t>色彩丰富、色彩对比</w:t>
       </w:r>
-      <w:r>
-        <w:rPr>
-          <w:b/>
-        </w:rPr>
-        <w:t xml:space="preserve">　　其次　</w:t>
-      </w:r>
-      <w:r>
-        <w:t>线条质感、画面组织</w:t>
-      </w:r>
     </w:p>
     <w:tbl>
       <w:tblPr>
@@ -5048,7 +5003,7 @@
               <w:rPr>
                 <w:sz w:val="19"/>
               </w:rPr>
-              <w:t>不加新的怪物。只改颜色和明暗，让这里有点吓人。</w:t>
+              <w:t>不加新的怪物。只改颜色和明暗，让图里的这个地方有点吓人。</w:t>
             </w:r>
           </w:p>
         </w:tc>
@@ -5198,7 +5153,7 @@
               <w:rPr>
                 <w:sz w:val="19"/>
               </w:rPr>
-              <w:t>不加新的东西。只改颜色，让这里看起来热闹。</w:t>
+              <w:t>不加新的东西。只改颜色，让图里的这个地方看起来热闹。</w:t>
             </w:r>
           </w:p>
         </w:tc>
@@ -5423,7 +5378,7 @@
               <w:rPr>
                 <w:sz w:val="19"/>
               </w:rPr>
-              <w:t>尽量不加新的东西。用颜色、明暗和对比，画出暴风雨快来的样子。</w:t>
+              <w:t>尽量不加新的东西。用颜色、明暗和对比，画出图里的这个地方暴风雨快来的样子。</w:t>
             </w:r>
           </w:p>
         </w:tc>
@@ -5498,7 +5453,7 @@
               <w:rPr>
                 <w:sz w:val="19"/>
               </w:rPr>
-              <w:t>不加新的东西。只改颜色和明暗，让画面一边看起来安全，一边看起来危险。</w:t>
+              <w:t>不加新的东西。只改颜色和明暗，让图里的这个地方一边看起来安全，一边看起来危险。</w:t>
             </w:r>
           </w:p>
         </w:tc>
@@ -5561,15 +5516,6 @@
       <w:r>
         <w:t>想象、线条组合、线条质感、转化</w:t>
       </w:r>
-      <w:r>
-        <w:rPr>
-          <w:b/>
-        </w:rPr>
-        <w:t xml:space="preserve">　　其次　</w:t>
-      </w:r>
-      <w:r>
-        <w:t>画面组织</w:t>
-      </w:r>
     </w:p>
     <w:tbl>
       <w:tblPr>
@@ -5711,7 +5657,7 @@
               <w:rPr>
                 <w:sz w:val="19"/>
               </w:rPr>
-              <w:t>第一步（60 秒）：只用线条画出「风」的感觉，不画具体的东西。</w:t>
+              <w:t>第一步：只用线条画出「风」的感觉，不画具体的东西。</w:t>
             </w:r>
           </w:p>
           <w:p>
@@ -5794,7 +5740,7 @@
               <w:rPr>
                 <w:sz w:val="19"/>
               </w:rPr>
-              <w:t>第一步（60 秒）：只用线条画出「速度」的感觉，不画具体的东西。</w:t>
+              <w:t>第一步：只用线条画出「速度」的感觉，不画具体的东西。</w:t>
             </w:r>
           </w:p>
           <w:p>
@@ -5877,7 +5823,7 @@
               <w:rPr>
                 <w:sz w:val="19"/>
               </w:rPr>
-              <w:t>第一步（60 秒）：只用线条画出「雨」的感觉，不画具体的东西。</w:t>
+              <w:t>第一步：只用线条画出「雨」的感觉，不画具体的东西。</w:t>
             </w:r>
           </w:p>
           <w:p>
@@ -5960,7 +5906,7 @@
               <w:rPr>
                 <w:sz w:val="19"/>
               </w:rPr>
-              <w:t>第一步（60 秒）：只用线条画出「弹跳」的感觉，不画具体的东西。</w:t>
+              <w:t>第一步：只用线条画出「弹跳」的感觉，不画具体的东西。</w:t>
             </w:r>
           </w:p>
           <w:p>
@@ -6043,7 +5989,7 @@
               <w:rPr>
                 <w:sz w:val="19"/>
               </w:rPr>
-              <w:t>第一步（60 秒）：只用线条画出「生长」的感觉，不画具体的东西。</w:t>
+              <w:t>第一步：只用线条画出「生长」的感觉，不画具体的东西。</w:t>
             </w:r>
           </w:p>
           <w:p>
@@ -6126,7 +6072,7 @@
               <w:rPr>
                 <w:sz w:val="19"/>
               </w:rPr>
-              <w:t>第一步（60 秒）：只用线条画出「小声说话」的感觉，不画具体的东西。</w:t>
+              <w:t>第一步：只用线条画出「小声说话」的感觉，不画具体的东西。</w:t>
             </w:r>
           </w:p>
           <w:p>
@@ -6209,7 +6155,7 @@
               <w:rPr>
                 <w:sz w:val="19"/>
               </w:rPr>
-              <w:t>第一步（60 秒）：只用线条画出「沉重」的感觉，不画具体的东西。</w:t>
+              <w:t>第一步：只用线条画出「沉重」的感觉，不画具体的东西。</w:t>
             </w:r>
           </w:p>
           <w:p>
@@ -6292,7 +6238,7 @@
               <w:rPr>
                 <w:sz w:val="19"/>
               </w:rPr>
-              <w:t>第一步（60 秒）：只用线条画出「紧张」的感觉，不画具体的东西。</w:t>
+              <w:t>第一步：只用线条画出「紧张」的感觉，不画具体的东西。</w:t>
             </w:r>
           </w:p>
           <w:p>
@@ -6363,15 +6309,6 @@
       <w:r>
         <w:t>想象、画面组织、转化</w:t>
       </w:r>
-      <w:r>
-        <w:rPr>
-          <w:b/>
-        </w:rPr>
-        <w:t xml:space="preserve">　　其次　</w:t>
-      </w:r>
-      <w:r>
-        <w:t>写实、变形、色彩丰富、色彩对比、线条组合、线条质感</w:t>
-      </w:r>
     </w:p>
     <w:tbl>
       <w:tblPr>
@@ -7205,14 +7142,734 @@
       <w:r>
         <w:t>想象、画面组织</w:t>
       </w:r>
+    </w:p>
+    <w:tbl>
+      <w:tblPr>
+        <w:tblStyle w:val="TableGrid"/>
+        <w:tblW w:type="auto" w:w="0"/>
+        <w:jc w:val="center"/>
+        <w:tblLayout w:type="fixed"/>
+        <w:tblLook w:firstColumn="1" w:firstRow="1" w:lastColumn="0" w:lastRow="0" w:noHBand="0" w:noVBand="1" w:val="04A0"/>
+        <w:tblLayout w:type="fixed"/>
+      </w:tblPr>
+      <w:tblGrid>
+        <w:gridCol w:w="706"/>
+        <w:gridCol w:w="1514"/>
+        <w:gridCol w:w="4440"/>
+        <w:gridCol w:w="2018"/>
+        <w:gridCol w:w="1413"/>
+      </w:tblGrid>
+      <w:tr>
+        <w:tc>
+          <w:tcPr>
+            <w:tcW w:type="dxa" w:w="706"/>
+            <w:shd w:val="clear" w:fill="EEEEEE"/>
+          </w:tcPr>
+          <w:p>
+            <w:r/>
+            <w:r>
+              <w:rPr>
+                <w:b/>
+                <w:sz w:val="19"/>
+              </w:rPr>
+              <w:t>编号</w:t>
+            </w:r>
+          </w:p>
+        </w:tc>
+        <w:tc>
+          <w:tcPr>
+            <w:tcW w:type="dxa" w:w="1514"/>
+            <w:shd w:val="clear" w:fill="EEEEEE"/>
+          </w:tcPr>
+          <w:p>
+            <w:r/>
+            <w:r>
+              <w:rPr>
+                <w:b/>
+                <w:sz w:val="19"/>
+              </w:rPr>
+              <w:t>标题</w:t>
+            </w:r>
+          </w:p>
+        </w:tc>
+        <w:tc>
+          <w:tcPr>
+            <w:tcW w:type="dxa" w:w="4440"/>
+            <w:shd w:val="clear" w:fill="EEEEEE"/>
+          </w:tcPr>
+          <w:p>
+            <w:r/>
+            <w:r>
+              <w:rPr>
+                <w:b/>
+                <w:sz w:val="19"/>
+              </w:rPr>
+              <w:t>孩子看到的指令</w:t>
+            </w:r>
+          </w:p>
+        </w:tc>
+        <w:tc>
+          <w:tcPr>
+            <w:tcW w:type="dxa" w:w="2018"/>
+            <w:shd w:val="clear" w:fill="EEEEEE"/>
+          </w:tcPr>
+          <w:p>
+            <w:r/>
+            <w:r>
+              <w:rPr>
+                <w:b/>
+                <w:sz w:val="19"/>
+              </w:rPr>
+              <w:t>提示</w:t>
+            </w:r>
+          </w:p>
+        </w:tc>
+        <w:tc>
+          <w:tcPr>
+            <w:tcW w:type="dxa" w:w="1413"/>
+            <w:shd w:val="clear" w:fill="EEEEEE"/>
+          </w:tcPr>
+          <w:p>
+            <w:r/>
+            <w:r>
+              <w:rPr>
+                <w:b/>
+                <w:sz w:val="19"/>
+              </w:rPr>
+              <w:t>变体</w:t>
+            </w:r>
+          </w:p>
+        </w:tc>
+      </w:tr>
+      <w:tr>
+        <w:trPr>
+          <w:cantSplit/>
+        </w:trPr>
+        <w:tc>
+          <w:tcPr>
+            <w:tcW w:type="dxa" w:w="706"/>
+          </w:tcPr>
+          <w:p>
+            <w:r/>
+            <w:r>
+              <w:rPr>
+                <w:sz w:val="19"/>
+              </w:rPr>
+              <w:t>10.1</w:t>
+            </w:r>
+          </w:p>
+        </w:tc>
+        <w:tc>
+          <w:tcPr>
+            <w:tcW w:type="dxa" w:w="1514"/>
+          </w:tcPr>
+          <w:p>
+            <w:r/>
+            <w:r>
+              <w:rPr>
+                <w:sz w:val="19"/>
+              </w:rPr>
+              <w:t>学校的新门</w:t>
+            </w:r>
+          </w:p>
+        </w:tc>
+        <w:tc>
+          <w:tcPr>
+            <w:tcW w:type="dxa" w:w="4440"/>
+          </w:tcPr>
+          <w:p>
+            <w:r/>
+            <w:r>
+              <w:rPr>
+                <w:sz w:val="19"/>
+              </w:rPr>
+              <w:t>放学后，学校多了一扇新门。画出门后的地方。</w:t>
+            </w:r>
+          </w:p>
+        </w:tc>
+        <w:tc>
+          <w:tcPr>
+            <w:tcW w:type="dxa" w:w="2018"/>
+          </w:tcPr>
+          <w:p>
+            <w:r/>
+            <w:r>
+              <w:rPr>
+                <w:sz w:val="19"/>
+              </w:rPr>
+              <w:t>画出门打开的那一刻。</w:t>
+            </w:r>
+          </w:p>
+        </w:tc>
+        <w:tc>
+          <w:tcPr>
+            <w:tcW w:type="dxa" w:w="1413"/>
+          </w:tcPr>
+          <w:p>
+            <w:r/>
+            <w:r>
+              <w:rPr>
+                <w:sz w:val="19"/>
+              </w:rPr>
+              <w:t>两版共通</w:t>
+            </w:r>
+          </w:p>
+        </w:tc>
+      </w:tr>
+      <w:tr>
+        <w:trPr>
+          <w:cantSplit/>
+        </w:trPr>
+        <w:tc>
+          <w:tcPr>
+            <w:tcW w:type="dxa" w:w="706"/>
+          </w:tcPr>
+          <w:p>
+            <w:r/>
+            <w:r>
+              <w:rPr>
+                <w:sz w:val="19"/>
+              </w:rPr>
+              <w:t>10.2</w:t>
+            </w:r>
+          </w:p>
+        </w:tc>
+        <w:tc>
+          <w:tcPr>
+            <w:tcW w:type="dxa" w:w="1514"/>
+          </w:tcPr>
+          <w:p>
+            <w:r/>
+            <w:r>
+              <w:rPr>
+                <w:sz w:val="19"/>
+              </w:rPr>
+              <w:t>没变小的东西</w:t>
+            </w:r>
+          </w:p>
+        </w:tc>
+        <w:tc>
+          <w:tcPr>
+            <w:tcW w:type="dxa" w:w="4440"/>
+          </w:tcPr>
+          <w:p>
+            <w:r/>
+            <w:r>
+              <w:rPr>
+                <w:sz w:val="19"/>
+              </w:rPr>
+              <w:t>城里的东西都变小了，只有一样没变。画出接下来发生的事。</w:t>
+            </w:r>
+          </w:p>
+        </w:tc>
+        <w:tc>
+          <w:tcPr>
+            <w:tcW w:type="dxa" w:w="2018"/>
+          </w:tcPr>
+          <w:p>
+            <w:r/>
+            <w:r>
+              <w:rPr>
+                <w:sz w:val="19"/>
+              </w:rPr>
+              <w:t>先想好哪一样没有变小。</w:t>
+            </w:r>
+          </w:p>
+        </w:tc>
+        <w:tc>
+          <w:tcPr>
+            <w:tcW w:type="dxa" w:w="1413"/>
+          </w:tcPr>
+          <w:p>
+            <w:r/>
+            <w:r>
+              <w:rPr>
+                <w:sz w:val="19"/>
+              </w:rPr>
+              <w:t>两版共通</w:t>
+            </w:r>
+          </w:p>
+        </w:tc>
+      </w:tr>
+      <w:tr>
+        <w:trPr>
+          <w:cantSplit/>
+        </w:trPr>
+        <w:tc>
+          <w:tcPr>
+            <w:tcW w:type="dxa" w:w="706"/>
+          </w:tcPr>
+          <w:p>
+            <w:r/>
+            <w:r>
+              <w:rPr>
+                <w:sz w:val="19"/>
+              </w:rPr>
+              <w:t>10.3</w:t>
+            </w:r>
+          </w:p>
+        </w:tc>
+        <w:tc>
+          <w:tcPr>
+            <w:tcW w:type="dxa" w:w="1514"/>
+          </w:tcPr>
+          <w:p>
+            <w:r/>
+            <w:r>
+              <w:rPr>
+                <w:sz w:val="19"/>
+              </w:rPr>
+              <w:t>会说话的课桌</w:t>
+            </w:r>
+          </w:p>
+        </w:tc>
+        <w:tc>
+          <w:tcPr>
+            <w:tcW w:type="dxa" w:w="4440"/>
+          </w:tcPr>
+          <w:p>
+            <w:r/>
+            <w:r>
+              <w:rPr>
+                <w:sz w:val="19"/>
+              </w:rPr>
+              <w:t>课桌开始说话了。画出它说话时的情景，想想它说了什么。</w:t>
+            </w:r>
+          </w:p>
+        </w:tc>
+        <w:tc>
+          <w:tcPr>
+            <w:tcW w:type="dxa" w:w="2018"/>
+          </w:tcPr>
+          <w:p>
+            <w:r/>
+            <w:r>
+              <w:rPr>
+                <w:sz w:val="19"/>
+              </w:rPr>
+              <w:t>画出你第一次听见它说话的那一刻。</w:t>
+            </w:r>
+          </w:p>
+        </w:tc>
+        <w:tc>
+          <w:tcPr>
+            <w:tcW w:type="dxa" w:w="1413"/>
+          </w:tcPr>
+          <w:p>
+            <w:r/>
+            <w:r>
+              <w:rPr>
+                <w:sz w:val="19"/>
+              </w:rPr>
+              <w:t>小学版</w:t>
+            </w:r>
+          </w:p>
+        </w:tc>
+      </w:tr>
+      <w:tr>
+        <w:trPr>
+          <w:cantSplit/>
+        </w:trPr>
+        <w:tc>
+          <w:tcPr>
+            <w:tcW w:type="dxa" w:w="706"/>
+          </w:tcPr>
+          <w:p>
+            <w:r/>
+            <w:r>
+              <w:rPr>
+                <w:sz w:val="19"/>
+              </w:rPr>
+              <w:t>10.4</w:t>
+            </w:r>
+          </w:p>
+        </w:tc>
+        <w:tc>
+          <w:tcPr>
+            <w:tcW w:type="dxa" w:w="1514"/>
+          </w:tcPr>
+          <w:p>
+            <w:r/>
+            <w:r>
+              <w:rPr>
+                <w:sz w:val="19"/>
+              </w:rPr>
+              <w:t>鲨鱼上学</w:t>
+            </w:r>
+          </w:p>
+        </w:tc>
+        <w:tc>
+          <w:tcPr>
+            <w:tcW w:type="dxa" w:w="4440"/>
+          </w:tcPr>
+          <w:p>
+            <w:r/>
+            <w:r>
+              <w:rPr>
+                <w:sz w:val="19"/>
+              </w:rPr>
+              <w:t>一条鲨鱼来你们班上学。画出接下来发生的事。</w:t>
+            </w:r>
+          </w:p>
+        </w:tc>
+        <w:tc>
+          <w:tcPr>
+            <w:tcW w:type="dxa" w:w="2018"/>
+          </w:tcPr>
+          <w:p>
+            <w:r/>
+            <w:r>
+              <w:rPr>
+                <w:sz w:val="19"/>
+              </w:rPr>
+              <w:t>想想它坐在哪里，大家在做什么。</w:t>
+            </w:r>
+          </w:p>
+        </w:tc>
+        <w:tc>
+          <w:tcPr>
+            <w:tcW w:type="dxa" w:w="1413"/>
+          </w:tcPr>
+          <w:p>
+            <w:r/>
+            <w:r>
+              <w:rPr>
+                <w:sz w:val="19"/>
+              </w:rPr>
+              <w:t>小学版</w:t>
+            </w:r>
+          </w:p>
+        </w:tc>
+      </w:tr>
+      <w:tr>
+        <w:trPr>
+          <w:cantSplit/>
+        </w:trPr>
+        <w:tc>
+          <w:tcPr>
+            <w:tcW w:type="dxa" w:w="706"/>
+          </w:tcPr>
+          <w:p>
+            <w:r/>
+            <w:r>
+              <w:rPr>
+                <w:sz w:val="19"/>
+              </w:rPr>
+              <w:t>10.5</w:t>
+            </w:r>
+          </w:p>
+        </w:tc>
+        <w:tc>
+          <w:tcPr>
+            <w:tcW w:type="dxa" w:w="1514"/>
+          </w:tcPr>
+          <w:p>
+            <w:r/>
+            <w:r>
+              <w:rPr>
+                <w:sz w:val="19"/>
+              </w:rPr>
+              <w:t>宠物的超能力</w:t>
+            </w:r>
+          </w:p>
+        </w:tc>
+        <w:tc>
+          <w:tcPr>
+            <w:tcW w:type="dxa" w:w="4440"/>
+          </w:tcPr>
+          <w:p>
+            <w:r/>
+            <w:r>
+              <w:rPr>
+                <w:sz w:val="19"/>
+              </w:rPr>
+              <w:t>画出你发现宠物有超能力的那一天。</w:t>
+            </w:r>
+          </w:p>
+        </w:tc>
+        <w:tc>
+          <w:tcPr>
+            <w:tcW w:type="dxa" w:w="2018"/>
+          </w:tcPr>
+          <w:p>
+            <w:r/>
+            <w:r>
+              <w:rPr>
+                <w:sz w:val="19"/>
+              </w:rPr>
+              <w:t>你是怎么发现的？</w:t>
+            </w:r>
+          </w:p>
+        </w:tc>
+        <w:tc>
+          <w:tcPr>
+            <w:tcW w:type="dxa" w:w="1413"/>
+          </w:tcPr>
+          <w:p>
+            <w:r/>
+            <w:r>
+              <w:rPr>
+                <w:sz w:val="19"/>
+              </w:rPr>
+              <w:t>小学版</w:t>
+            </w:r>
+          </w:p>
+        </w:tc>
+      </w:tr>
+      <w:tr>
+        <w:trPr>
+          <w:cantSplit/>
+        </w:trPr>
+        <w:tc>
+          <w:tcPr>
+            <w:tcW w:type="dxa" w:w="706"/>
+          </w:tcPr>
+          <w:p>
+            <w:r/>
+            <w:r>
+              <w:rPr>
+                <w:sz w:val="19"/>
+              </w:rPr>
+              <w:t>10.6</w:t>
+            </w:r>
+          </w:p>
+        </w:tc>
+        <w:tc>
+          <w:tcPr>
+            <w:tcW w:type="dxa" w:w="1514"/>
+          </w:tcPr>
+          <w:p>
+            <w:r/>
+            <w:r>
+              <w:rPr>
+                <w:sz w:val="19"/>
+              </w:rPr>
+              <w:t>教室里少了东西</w:t>
+            </w:r>
+          </w:p>
+        </w:tc>
+        <w:tc>
+          <w:tcPr>
+            <w:tcW w:type="dxa" w:w="4440"/>
+          </w:tcPr>
+          <w:p>
+            <w:r/>
+            <w:r>
+              <w:rPr>
+                <w:sz w:val="19"/>
+              </w:rPr>
+              <w:t>教室里每天少一样东西。画出你发现线索的那一天。</w:t>
+            </w:r>
+          </w:p>
+        </w:tc>
+        <w:tc>
+          <w:tcPr>
+            <w:tcW w:type="dxa" w:w="2018"/>
+          </w:tcPr>
+          <w:p>
+            <w:r/>
+            <w:r>
+              <w:rPr>
+                <w:sz w:val="19"/>
+              </w:rPr>
+              <w:t>画出你发现了什么线索。</w:t>
+            </w:r>
+          </w:p>
+        </w:tc>
+        <w:tc>
+          <w:tcPr>
+            <w:tcW w:type="dxa" w:w="1413"/>
+          </w:tcPr>
+          <w:p>
+            <w:r/>
+            <w:r>
+              <w:rPr>
+                <w:sz w:val="19"/>
+              </w:rPr>
+              <w:t>初中版</w:t>
+            </w:r>
+          </w:p>
+        </w:tc>
+      </w:tr>
+      <w:tr>
+        <w:trPr>
+          <w:cantSplit/>
+        </w:trPr>
+        <w:tc>
+          <w:tcPr>
+            <w:tcW w:type="dxa" w:w="706"/>
+          </w:tcPr>
+          <w:p>
+            <w:r/>
+            <w:r>
+              <w:rPr>
+                <w:sz w:val="19"/>
+              </w:rPr>
+              <w:t>10.7</w:t>
+            </w:r>
+          </w:p>
+        </w:tc>
+        <w:tc>
+          <w:tcPr>
+            <w:tcW w:type="dxa" w:w="1514"/>
+          </w:tcPr>
+          <w:p>
+            <w:r/>
+            <w:r>
+              <w:rPr>
+                <w:sz w:val="19"/>
+              </w:rPr>
+              <w:t>火星便利店</w:t>
+            </w:r>
+          </w:p>
+        </w:tc>
+        <w:tc>
+          <w:tcPr>
+            <w:tcW w:type="dxa" w:w="4440"/>
+          </w:tcPr>
+          <w:p>
+            <w:r/>
+            <w:r>
+              <w:rPr>
+                <w:sz w:val="19"/>
+              </w:rPr>
+              <w:t>画一家火星上的便利店。店里卖什么？谁来买东西？</w:t>
+            </w:r>
+          </w:p>
+        </w:tc>
+        <w:tc>
+          <w:tcPr>
+            <w:tcW w:type="dxa" w:w="2018"/>
+          </w:tcPr>
+          <w:p>
+            <w:r/>
+            <w:r>
+              <w:rPr>
+                <w:sz w:val="19"/>
+              </w:rPr>
+              <w:t>画出货架上的东西和来买东西的顾客。</w:t>
+            </w:r>
+          </w:p>
+        </w:tc>
+        <w:tc>
+          <w:tcPr>
+            <w:tcW w:type="dxa" w:w="1413"/>
+          </w:tcPr>
+          <w:p>
+            <w:r/>
+            <w:r>
+              <w:rPr>
+                <w:sz w:val="19"/>
+              </w:rPr>
+              <w:t>初中版</w:t>
+            </w:r>
+          </w:p>
+        </w:tc>
+      </w:tr>
+      <w:tr>
+        <w:trPr>
+          <w:cantSplit/>
+        </w:trPr>
+        <w:tc>
+          <w:tcPr>
+            <w:tcW w:type="dxa" w:w="706"/>
+          </w:tcPr>
+          <w:p>
+            <w:r/>
+            <w:r>
+              <w:rPr>
+                <w:sz w:val="19"/>
+              </w:rPr>
+              <w:t>10.8</w:t>
+            </w:r>
+          </w:p>
+        </w:tc>
+        <w:tc>
+          <w:tcPr>
+            <w:tcW w:type="dxa" w:w="1514"/>
+          </w:tcPr>
+          <w:p>
+            <w:r/>
+            <w:r>
+              <w:rPr>
+                <w:sz w:val="19"/>
+              </w:rPr>
+              <w:t>地图上的地方</w:t>
+            </w:r>
+          </w:p>
+        </w:tc>
+        <w:tc>
+          <w:tcPr>
+            <w:tcW w:type="dxa" w:w="4440"/>
+          </w:tcPr>
+          <w:p>
+            <w:r/>
+            <w:r>
+              <w:rPr>
+                <w:sz w:val="19"/>
+              </w:rPr>
+              <w:t>地图上标着一个现实中不存在的地方。想象你找到了它，画出那里的样子。</w:t>
+            </w:r>
+          </w:p>
+        </w:tc>
+        <w:tc>
+          <w:tcPr>
+            <w:tcW w:type="dxa" w:w="2018"/>
+          </w:tcPr>
+          <w:p>
+            <w:r/>
+            <w:r>
+              <w:rPr>
+                <w:sz w:val="19"/>
+              </w:rPr>
+              <w:t>留一两个线索，让别人猜这里发生过什么。</w:t>
+            </w:r>
+          </w:p>
+        </w:tc>
+        <w:tc>
+          <w:tcPr>
+            <w:tcW w:type="dxa" w:w="1413"/>
+          </w:tcPr>
+          <w:p>
+            <w:r/>
+            <w:r>
+              <w:rPr>
+                <w:sz w:val="19"/>
+              </w:rPr>
+              <w:t>初中版</w:t>
+            </w:r>
+          </w:p>
+        </w:tc>
+      </w:tr>
+    </w:tbl>
+    <w:p>
+      <w:pPr>
+        <w:pStyle w:val="Heading2"/>
+      </w:pPr>
+      <w:r>
+        <w:t>11. 观察与表现（5 题）</w:t>
+      </w:r>
+    </w:p>
+    <w:p>
       <w:r>
         <w:rPr>
           <w:b/>
         </w:rPr>
-        <w:t xml:space="preserve">　　其次　</w:t>
+        <w:t xml:space="preserve">研究目的　</w:t>
       </w:r>
       <w:r>
-        <w:t>色彩丰富、线条组合、转化</w:t>
+        <w:t>首访：观察与表现（共同参考允许比较外形与关系）</w:t>
+      </w:r>
+    </w:p>
+    <w:p>
+      <w:r>
+        <w:rPr>
+          <w:b/>
+        </w:rPr>
+        <w:t xml:space="preserve">主要考察　</w:t>
+      </w:r>
+      <w:r>
+        <w:t>写实、线条组合</w:t>
       </w:r>
     </w:p>
     <w:tbl>
@@ -7327,7 +7984,7 @@
               <w:rPr>
                 <w:sz w:val="19"/>
               </w:rPr>
-              <w:t>10.1</w:t>
+              <w:t>11.1</w:t>
             </w:r>
           </w:p>
         </w:tc>
@@ -7341,7 +7998,7 @@
               <w:rPr>
                 <w:sz w:val="19"/>
               </w:rPr>
-              <w:t>学校的新门</w:t>
+              <w:t>两片叶子</w:t>
             </w:r>
           </w:p>
         </w:tc>
@@ -7355,7 +8012,7 @@
               <w:rPr>
                 <w:sz w:val="19"/>
               </w:rPr>
-              <w:t>放学后，学校多了一扇新门。画出门后的地方。</w:t>
+              <w:t>看看图里的两片叶子，把它们都画下来。让人能看出哪片宽、哪片长，再画上你看到的叶柄和叶脉。只画线条也可以。</w:t>
             </w:r>
           </w:p>
         </w:tc>
@@ -7365,12 +8022,6 @@
           </w:tcPr>
           <w:p>
             <w:r/>
-            <w:r>
-              <w:rPr>
-                <w:sz w:val="19"/>
-              </w:rPr>
-              <w:t>画出门打开的那一刻。</w:t>
-            </w:r>
           </w:p>
         </w:tc>
         <w:tc>
@@ -7379,12 +8030,6 @@
           </w:tcPr>
           <w:p>
             <w:r/>
-            <w:r>
-              <w:rPr>
-                <w:sz w:val="19"/>
-              </w:rPr>
-              <w:t>两版共通</w:t>
-            </w:r>
           </w:p>
         </w:tc>
       </w:tr>
@@ -7402,7 +8047,7 @@
               <w:rPr>
                 <w:sz w:val="19"/>
               </w:rPr>
-              <w:t>10.2</w:t>
+              <w:t>11.2</w:t>
             </w:r>
           </w:p>
         </w:tc>
@@ -7416,7 +8061,7 @@
               <w:rPr>
                 <w:sz w:val="19"/>
               </w:rPr>
-              <w:t>没变小的东西</w:t>
+              <w:t>苹果和两本书</w:t>
             </w:r>
           </w:p>
         </w:tc>
@@ -7430,7 +8075,7 @@
               <w:rPr>
                 <w:sz w:val="19"/>
               </w:rPr>
-              <w:t>城里的东西都变小了，只有一样没变。画出接下来发生的事。</w:t>
+              <w:t>看参考图，画出苹果和两本书，保留它们的大致位置。注意苹果挡住书的地方，让人能看出谁在前面。可以只用线条。</w:t>
             </w:r>
           </w:p>
         </w:tc>
@@ -7440,12 +8085,6 @@
           </w:tcPr>
           <w:p>
             <w:r/>
-            <w:r>
-              <w:rPr>
-                <w:sz w:val="19"/>
-              </w:rPr>
-              <w:t>先想好哪一样没有变小。</w:t>
-            </w:r>
           </w:p>
         </w:tc>
         <w:tc>
@@ -7454,12 +8093,6 @@
           </w:tcPr>
           <w:p>
             <w:r/>
-            <w:r>
-              <w:rPr>
-                <w:sz w:val="19"/>
-              </w:rPr>
-              <w:t>两版共通</w:t>
-            </w:r>
           </w:p>
         </w:tc>
       </w:tr>
@@ -7477,7 +8110,7 @@
               <w:rPr>
                 <w:sz w:val="19"/>
               </w:rPr>
-              <w:t>10.3</w:t>
+              <w:t>11.3</w:t>
             </w:r>
           </w:p>
         </w:tc>
@@ -7491,7 +8124,7 @@
               <w:rPr>
                 <w:sz w:val="19"/>
               </w:rPr>
-              <w:t>会说话的课桌</w:t>
+              <w:t>桌上的四件物品</w:t>
             </w:r>
           </w:p>
         </w:tc>
@@ -7505,7 +8138,7 @@
               <w:rPr>
                 <w:sz w:val="19"/>
               </w:rPr>
-              <w:t>课桌开始说话了。画出它说话时的情景，想想它说了什么。</w:t>
+              <w:t>根据参考图画出盆栽、笔筒、橡皮和笔记本，保留它们的大致大小与位置关系。让人看出橡皮在盆栽前面、笔记本在笔筒前面。线稿或上色都可以。</w:t>
             </w:r>
           </w:p>
         </w:tc>
@@ -7515,12 +8148,6 @@
           </w:tcPr>
           <w:p>
             <w:r/>
-            <w:r>
-              <w:rPr>
-                <w:sz w:val="19"/>
-              </w:rPr>
-              <w:t>画出你第一次听见它说话的那一刻。</w:t>
-            </w:r>
           </w:p>
         </w:tc>
         <w:tc>
@@ -7529,12 +8156,6 @@
           </w:tcPr>
           <w:p>
             <w:r/>
-            <w:r>
-              <w:rPr>
-                <w:sz w:val="19"/>
-              </w:rPr>
-              <w:t>小学版</w:t>
-            </w:r>
           </w:p>
         </w:tc>
       </w:tr>
@@ -7552,7 +8173,7 @@
               <w:rPr>
                 <w:sz w:val="19"/>
               </w:rPr>
-              <w:t>10.4</w:t>
+              <w:t>11.4</w:t>
             </w:r>
           </w:p>
         </w:tc>
@@ -7566,7 +8187,7 @@
               <w:rPr>
                 <w:sz w:val="19"/>
               </w:rPr>
-              <w:t>鲨鱼上学</w:t>
+              <w:t>窗边静物</w:t>
             </w:r>
           </w:p>
         </w:tc>
@@ -7580,7 +8201,7 @@
               <w:rPr>
                 <w:sz w:val="19"/>
               </w:rPr>
-              <w:t>一条鲨鱼来你们班上学。画出接下来发生的事。</w:t>
+              <w:t>根据参考图画出窗边的花瓶、花和书，保留它们的主要位置关系。选择你认为重要的形状和空间线索，可以省略窗外细节。线稿或上色均可。</w:t>
             </w:r>
           </w:p>
         </w:tc>
@@ -7590,12 +8211,6 @@
           </w:tcPr>
           <w:p>
             <w:r/>
-            <w:r>
-              <w:rPr>
-                <w:sz w:val="19"/>
-              </w:rPr>
-              <w:t>想想它坐在哪里，大家在做什么。</w:t>
-            </w:r>
           </w:p>
         </w:tc>
         <w:tc>
@@ -7604,12 +8219,6 @@
           </w:tcPr>
           <w:p>
             <w:r/>
-            <w:r>
-              <w:rPr>
-                <w:sz w:val="19"/>
-              </w:rPr>
-              <w:t>小学版</w:t>
-            </w:r>
           </w:p>
         </w:tc>
       </w:tr>
@@ -7627,7 +8236,7 @@
               <w:rPr>
                 <w:sz w:val="19"/>
               </w:rPr>
-              <w:t>10.5</w:t>
+              <w:t>11.5</w:t>
             </w:r>
           </w:p>
         </w:tc>
@@ -7641,7 +8250,7 @@
               <w:rPr>
                 <w:sz w:val="19"/>
               </w:rPr>
-              <w:t>宠物的超能力</w:t>
+              <w:t>街角</w:t>
             </w:r>
           </w:p>
         </w:tc>
@@ -7655,7 +8264,7 @@
               <w:rPr>
                 <w:sz w:val="19"/>
               </w:rPr>
-              <w:t>画出你发现宠物有超能力的那一天。</w:t>
+              <w:t>根据参考图画出街角建筑和人行道，保留建筑两个面的关系以及道路延伸的方向。你可以简化窗户、植物和装饰，选择线稿或色彩表现。</w:t>
             </w:r>
           </w:p>
         </w:tc>
@@ -7665,12 +8274,6 @@
           </w:tcPr>
           <w:p>
             <w:r/>
-            <w:r>
-              <w:rPr>
-                <w:sz w:val="19"/>
-              </w:rPr>
-              <w:t>你是怎么发现的？</w:t>
-            </w:r>
           </w:p>
         </w:tc>
         <w:tc>
@@ -7679,11 +8282,134 @@
           </w:tcPr>
           <w:p>
             <w:r/>
-            <w:r>
-              <w:rPr>
-                <w:sz w:val="19"/>
-              </w:rPr>
-              <w:t>小学版</w:t>
+          </w:p>
+        </w:tc>
+      </w:tr>
+    </w:tbl>
+    <w:p>
+      <w:pPr>
+        <w:pStyle w:val="Heading2"/>
+      </w:pPr>
+      <w:r>
+        <w:t>12. 个人表达与叙事（5 题）</w:t>
+      </w:r>
+    </w:p>
+    <w:p>
+      <w:r>
+        <w:rPr>
+          <w:b/>
+        </w:rPr>
+        <w:t xml:space="preserve">研究目的　</w:t>
+      </w:r>
+      <w:r>
+        <w:t>首访：个人表达与叙事（单幅、不写故事）</w:t>
+      </w:r>
+    </w:p>
+    <w:p>
+      <w:r>
+        <w:rPr>
+          <w:b/>
+        </w:rPr>
+        <w:t xml:space="preserve">主要考察　</w:t>
+      </w:r>
+      <w:r>
+        <w:t>画面组织</w:t>
+      </w:r>
+    </w:p>
+    <w:tbl>
+      <w:tblPr>
+        <w:tblStyle w:val="TableGrid"/>
+        <w:tblW w:type="auto" w:w="0"/>
+        <w:jc w:val="center"/>
+        <w:tblLayout w:type="fixed"/>
+        <w:tblLook w:firstColumn="1" w:firstRow="1" w:lastColumn="0" w:lastRow="0" w:noHBand="0" w:noVBand="1" w:val="04A0"/>
+        <w:tblLayout w:type="fixed"/>
+      </w:tblPr>
+      <w:tblGrid>
+        <w:gridCol w:w="706"/>
+        <w:gridCol w:w="1514"/>
+        <w:gridCol w:w="4440"/>
+        <w:gridCol w:w="2018"/>
+        <w:gridCol w:w="1413"/>
+      </w:tblGrid>
+      <w:tr>
+        <w:tc>
+          <w:tcPr>
+            <w:tcW w:type="dxa" w:w="706"/>
+            <w:shd w:val="clear" w:fill="EEEEEE"/>
+          </w:tcPr>
+          <w:p>
+            <w:r/>
+            <w:r>
+              <w:rPr>
+                <w:b/>
+                <w:sz w:val="19"/>
+              </w:rPr>
+              <w:t>编号</w:t>
+            </w:r>
+          </w:p>
+        </w:tc>
+        <w:tc>
+          <w:tcPr>
+            <w:tcW w:type="dxa" w:w="1514"/>
+            <w:shd w:val="clear" w:fill="EEEEEE"/>
+          </w:tcPr>
+          <w:p>
+            <w:r/>
+            <w:r>
+              <w:rPr>
+                <w:b/>
+                <w:sz w:val="19"/>
+              </w:rPr>
+              <w:t>标题</w:t>
+            </w:r>
+          </w:p>
+        </w:tc>
+        <w:tc>
+          <w:tcPr>
+            <w:tcW w:type="dxa" w:w="4440"/>
+            <w:shd w:val="clear" w:fill="EEEEEE"/>
+          </w:tcPr>
+          <w:p>
+            <w:r/>
+            <w:r>
+              <w:rPr>
+                <w:b/>
+                <w:sz w:val="19"/>
+              </w:rPr>
+              <w:t>孩子看到的指令</w:t>
+            </w:r>
+          </w:p>
+        </w:tc>
+        <w:tc>
+          <w:tcPr>
+            <w:tcW w:type="dxa" w:w="2018"/>
+            <w:shd w:val="clear" w:fill="EEEEEE"/>
+          </w:tcPr>
+          <w:p>
+            <w:r/>
+            <w:r>
+              <w:rPr>
+                <w:b/>
+                <w:sz w:val="19"/>
+              </w:rPr>
+              <w:t>提示</w:t>
+            </w:r>
+          </w:p>
+        </w:tc>
+        <w:tc>
+          <w:tcPr>
+            <w:tcW w:type="dxa" w:w="1413"/>
+            <w:shd w:val="clear" w:fill="EEEEEE"/>
+          </w:tcPr>
+          <w:p>
+            <w:r/>
+            <w:r>
+              <w:rPr>
+                <w:b/>
+                <w:sz w:val="19"/>
+              </w:rPr>
+              <w:t>变体</w:t>
             </w:r>
           </w:p>
         </w:tc>
@@ -7702,7 +8428,7 @@
               <w:rPr>
                 <w:sz w:val="19"/>
               </w:rPr>
-              <w:t>10.6</w:t>
+              <w:t>12.1</w:t>
             </w:r>
           </w:p>
         </w:tc>
@@ -7716,7 +8442,7 @@
               <w:rPr>
                 <w:sz w:val="19"/>
               </w:rPr>
-              <w:t>教室里少了东西</w:t>
+              <w:t>一起玩</w:t>
             </w:r>
           </w:p>
         </w:tc>
@@ -7730,7 +8456,7 @@
               <w:rPr>
                 <w:sz w:val="19"/>
               </w:rPr>
-              <w:t>教室里每天少一样东西。画出你发现线索的那一天。</w:t>
+              <w:t>画一件你和别人一起玩的事，也可以画你想象中的游戏。让人看出谁在玩、在做什么。只画一幅，不用写故事。</w:t>
             </w:r>
           </w:p>
         </w:tc>
@@ -7740,12 +8466,6 @@
           </w:tcPr>
           <w:p>
             <w:r/>
-            <w:r>
-              <w:rPr>
-                <w:sz w:val="19"/>
-              </w:rPr>
-              <w:t>画出你发现了什么线索。</w:t>
-            </w:r>
           </w:p>
         </w:tc>
         <w:tc>
@@ -7754,12 +8474,6 @@
           </w:tcPr>
           <w:p>
             <w:r/>
-            <w:r>
-              <w:rPr>
-                <w:sz w:val="19"/>
-              </w:rPr>
-              <w:t>初中版</w:t>
-            </w:r>
           </w:p>
         </w:tc>
       </w:tr>
@@ -7777,7 +8491,7 @@
               <w:rPr>
                 <w:sz w:val="19"/>
               </w:rPr>
-              <w:t>10.7</w:t>
+              <w:t>12.2</w:t>
             </w:r>
           </w:p>
         </w:tc>
@@ -7791,7 +8505,7 @@
               <w:rPr>
                 <w:sz w:val="19"/>
               </w:rPr>
-              <w:t>火星便利店</w:t>
+              <w:t>放学以后</w:t>
             </w:r>
           </w:p>
         </w:tc>
@@ -7805,7 +8519,7 @@
               <w:rPr>
                 <w:sz w:val="19"/>
               </w:rPr>
-              <w:t>画一家火星上的便利店。店里卖什么？谁来买东西？</w:t>
+              <w:t>用一幅画表现放学后的一件事，可以是真实经历，也可以是想象。让人看出主要人物在什么地方、正在做什么。不用画很多件事，也不用写故事。</w:t>
             </w:r>
           </w:p>
         </w:tc>
@@ -7815,12 +8529,6 @@
           </w:tcPr>
           <w:p>
             <w:r/>
-            <w:r>
-              <w:rPr>
-                <w:sz w:val="19"/>
-              </w:rPr>
-              <w:t>画出货架上的东西和来买东西的顾客。</w:t>
-            </w:r>
           </w:p>
         </w:tc>
         <w:tc>
@@ -7829,12 +8537,6 @@
           </w:tcPr>
           <w:p>
             <w:r/>
-            <w:r>
-              <w:rPr>
-                <w:sz w:val="19"/>
-              </w:rPr>
-              <w:t>初中版</w:t>
-            </w:r>
           </w:p>
         </w:tc>
       </w:tr>
@@ -7852,7 +8554,7 @@
               <w:rPr>
                 <w:sz w:val="19"/>
               </w:rPr>
-              <w:t>10.8</w:t>
+              <w:t>12.3</w:t>
             </w:r>
           </w:p>
         </w:tc>
@@ -7866,7 +8568,7 @@
               <w:rPr>
                 <w:sz w:val="19"/>
               </w:rPr>
-              <w:t>地图上的地方</w:t>
+              <w:t>一件意外的事</w:t>
             </w:r>
           </w:p>
         </w:tc>
@@ -7880,7 +8582,7 @@
               <w:rPr>
                 <w:sz w:val="19"/>
               </w:rPr>
-              <w:t>地图上标着一个现实中不存在的地方。想象你找到了它，画出那里的样子。</w:t>
+              <w:t>用一幅画表现一件突然发生的事。可以是真实的，也可以是想象的。让人物的动作、表情或环境变化，帮助别人看出发生了什么。</w:t>
             </w:r>
           </w:p>
         </w:tc>
@@ -7890,12 +8592,6 @@
           </w:tcPr>
           <w:p>
             <w:r/>
-            <w:r>
-              <w:rPr>
-                <w:sz w:val="19"/>
-              </w:rPr>
-              <w:t>留一两个线索，让别人猜这里发生过什么。</w:t>
-            </w:r>
           </w:p>
         </w:tc>
         <w:tc>
@@ -7904,12 +8600,1464 @@
           </w:tcPr>
           <w:p>
             <w:r/>
-            <w:r>
-              <w:rPr>
-                <w:sz w:val="19"/>
-              </w:rPr>
-              <w:t>初中版</w:t>
-            </w:r>
+          </w:p>
+        </w:tc>
+      </w:tr>
+      <w:tr>
+        <w:trPr>
+          <w:cantSplit/>
+        </w:trPr>
+        <w:tc>
+          <w:tcPr>
+            <w:tcW w:type="dxa" w:w="706"/>
+          </w:tcPr>
+          <w:p>
+            <w:r/>
+            <w:r>
+              <w:rPr>
+                <w:sz w:val="19"/>
+              </w:rPr>
+              <w:t>12.4</w:t>
+            </w:r>
+          </w:p>
+        </w:tc>
+        <w:tc>
+          <w:tcPr>
+            <w:tcW w:type="dxa" w:w="1514"/>
+          </w:tcPr>
+          <w:p>
+            <w:r/>
+            <w:r>
+              <w:rPr>
+                <w:sz w:val="19"/>
+              </w:rPr>
+              <w:t>同一个地方的两种感觉</w:t>
+            </w:r>
+          </w:p>
+        </w:tc>
+        <w:tc>
+          <w:tcPr>
+            <w:tcW w:type="dxa" w:w="4440"/>
+          </w:tcPr>
+          <w:p>
+            <w:r/>
+            <w:r>
+              <w:rPr>
+                <w:sz w:val="19"/>
+              </w:rPr>
+              <w:t>在同一幅画里画一个地方，让其中一部分显得安静，另一部分显得忙碌。可以用人物、形状、线条、颜色或物品安排表现差别。不要分成两张画。</w:t>
+            </w:r>
+          </w:p>
+        </w:tc>
+        <w:tc>
+          <w:tcPr>
+            <w:tcW w:type="dxa" w:w="2018"/>
+          </w:tcPr>
+          <w:p>
+            <w:r/>
+          </w:p>
+        </w:tc>
+        <w:tc>
+          <w:tcPr>
+            <w:tcW w:type="dxa" w:w="1413"/>
+          </w:tcPr>
+          <w:p>
+            <w:r/>
+          </w:p>
+        </w:tc>
+      </w:tr>
+      <w:tr>
+        <w:trPr>
+          <w:cantSplit/>
+        </w:trPr>
+        <w:tc>
+          <w:tcPr>
+            <w:tcW w:type="dxa" w:w="706"/>
+          </w:tcPr>
+          <w:p>
+            <w:r/>
+            <w:r>
+              <w:rPr>
+                <w:sz w:val="19"/>
+              </w:rPr>
+              <w:t>12.5</w:t>
+            </w:r>
+          </w:p>
+        </w:tc>
+        <w:tc>
+          <w:tcPr>
+            <w:tcW w:type="dxa" w:w="1514"/>
+          </w:tcPr>
+          <w:p>
+            <w:r/>
+            <w:r>
+              <w:rPr>
+                <w:sz w:val="19"/>
+              </w:rPr>
+              <w:t>距离</w:t>
+            </w:r>
+          </w:p>
+        </w:tc>
+        <w:tc>
+          <w:tcPr>
+            <w:tcW w:type="dxa" w:w="4440"/>
+          </w:tcPr>
+          <w:p>
+            <w:r/>
+            <w:r>
+              <w:rPr>
+                <w:sz w:val="19"/>
+              </w:rPr>
+              <w:t>用一幅画表达你对“距离”的理解，可以是人与人、物体、地方或想法之间的距离。让形象、布局、线条或颜色承担表达；可以有文字，但不只用文字解释。</w:t>
+            </w:r>
+          </w:p>
+        </w:tc>
+        <w:tc>
+          <w:tcPr>
+            <w:tcW w:type="dxa" w:w="2018"/>
+          </w:tcPr>
+          <w:p>
+            <w:r/>
+          </w:p>
+        </w:tc>
+        <w:tc>
+          <w:tcPr>
+            <w:tcW w:type="dxa" w:w="1413"/>
+          </w:tcPr>
+          <w:p>
+            <w:r/>
+          </w:p>
+        </w:tc>
+      </w:tr>
+    </w:tbl>
+    <w:p>
+      <w:pPr>
+        <w:pStyle w:val="Heading2"/>
+      </w:pPr>
+      <w:r>
+        <w:t>13. 图形片段创作（5 题）</w:t>
+      </w:r>
+    </w:p>
+    <w:p>
+      <w:r>
+        <w:rPr>
+          <w:b/>
+        </w:rPr>
+        <w:t xml:space="preserve">研究目的　</w:t>
+      </w:r>
+      <w:r>
+        <w:t>首访：从参考区的原创图形片段发展一幅画（参考 Urban 2005 p.273 的范式；片段转抄不印在画布上）</w:t>
+      </w:r>
+    </w:p>
+    <w:p>
+      <w:r>
+        <w:rPr>
+          <w:b/>
+        </w:rPr>
+        <w:t xml:space="preserve">主要考察　</w:t>
+      </w:r>
+      <w:r>
+        <w:t>想象</w:t>
+      </w:r>
+    </w:p>
+    <w:tbl>
+      <w:tblPr>
+        <w:tblStyle w:val="TableGrid"/>
+        <w:tblW w:type="auto" w:w="0"/>
+        <w:jc w:val="center"/>
+        <w:tblLayout w:type="fixed"/>
+        <w:tblLook w:firstColumn="1" w:firstRow="1" w:lastColumn="0" w:lastRow="0" w:noHBand="0" w:noVBand="1" w:val="04A0"/>
+        <w:tblLayout w:type="fixed"/>
+      </w:tblPr>
+      <w:tblGrid>
+        <w:gridCol w:w="706"/>
+        <w:gridCol w:w="1514"/>
+        <w:gridCol w:w="4440"/>
+        <w:gridCol w:w="2018"/>
+        <w:gridCol w:w="1413"/>
+      </w:tblGrid>
+      <w:tr>
+        <w:tc>
+          <w:tcPr>
+            <w:tcW w:type="dxa" w:w="706"/>
+            <w:shd w:val="clear" w:fill="EEEEEE"/>
+          </w:tcPr>
+          <w:p>
+            <w:r/>
+            <w:r>
+              <w:rPr>
+                <w:b/>
+                <w:sz w:val="19"/>
+              </w:rPr>
+              <w:t>编号</w:t>
+            </w:r>
+          </w:p>
+        </w:tc>
+        <w:tc>
+          <w:tcPr>
+            <w:tcW w:type="dxa" w:w="1514"/>
+            <w:shd w:val="clear" w:fill="EEEEEE"/>
+          </w:tcPr>
+          <w:p>
+            <w:r/>
+            <w:r>
+              <w:rPr>
+                <w:b/>
+                <w:sz w:val="19"/>
+              </w:rPr>
+              <w:t>标题</w:t>
+            </w:r>
+          </w:p>
+        </w:tc>
+        <w:tc>
+          <w:tcPr>
+            <w:tcW w:type="dxa" w:w="4440"/>
+            <w:shd w:val="clear" w:fill="EEEEEE"/>
+          </w:tcPr>
+          <w:p>
+            <w:r/>
+            <w:r>
+              <w:rPr>
+                <w:b/>
+                <w:sz w:val="19"/>
+              </w:rPr>
+              <w:t>孩子看到的指令</w:t>
+            </w:r>
+          </w:p>
+        </w:tc>
+        <w:tc>
+          <w:tcPr>
+            <w:tcW w:type="dxa" w:w="2018"/>
+            <w:shd w:val="clear" w:fill="EEEEEE"/>
+          </w:tcPr>
+          <w:p>
+            <w:r/>
+            <w:r>
+              <w:rPr>
+                <w:b/>
+                <w:sz w:val="19"/>
+              </w:rPr>
+              <w:t>提示</w:t>
+            </w:r>
+          </w:p>
+        </w:tc>
+        <w:tc>
+          <w:tcPr>
+            <w:tcW w:type="dxa" w:w="1413"/>
+            <w:shd w:val="clear" w:fill="EEEEEE"/>
+          </w:tcPr>
+          <w:p>
+            <w:r/>
+            <w:r>
+              <w:rPr>
+                <w:b/>
+                <w:sz w:val="19"/>
+              </w:rPr>
+              <w:t>变体</w:t>
+            </w:r>
+          </w:p>
+        </w:tc>
+      </w:tr>
+      <w:tr>
+        <w:trPr>
+          <w:cantSplit/>
+        </w:trPr>
+        <w:tc>
+          <w:tcPr>
+            <w:tcW w:type="dxa" w:w="706"/>
+          </w:tcPr>
+          <w:p>
+            <w:r/>
+            <w:r>
+              <w:rPr>
+                <w:sz w:val="19"/>
+              </w:rPr>
+              <w:t>13.1</w:t>
+            </w:r>
+          </w:p>
+        </w:tc>
+        <w:tc>
+          <w:tcPr>
+            <w:tcW w:type="dxa" w:w="1514"/>
+          </w:tcPr>
+          <w:p>
+            <w:r/>
+            <w:r>
+              <w:rPr>
+                <w:sz w:val="19"/>
+              </w:rPr>
+              <w:t>一条线变什么</w:t>
+            </w:r>
+          </w:p>
+        </w:tc>
+        <w:tc>
+          <w:tcPr>
+            <w:tcW w:type="dxa" w:w="4440"/>
+          </w:tcPr>
+          <w:p>
+            <w:r/>
+            <w:r>
+              <w:rPr>
+                <w:sz w:val="19"/>
+              </w:rPr>
+              <w:t>看参考图里的那段弯线，把它画进你的画里，再添上自己的内容，让它变成你想到的东西。线可以转方向或变大变小，但要让人找得到原来的弯线。</w:t>
+            </w:r>
+          </w:p>
+        </w:tc>
+        <w:tc>
+          <w:tcPr>
+            <w:tcW w:type="dxa" w:w="2018"/>
+          </w:tcPr>
+          <w:p>
+            <w:r/>
+          </w:p>
+        </w:tc>
+        <w:tc>
+          <w:tcPr>
+            <w:tcW w:type="dxa" w:w="1413"/>
+          </w:tcPr>
+          <w:p>
+            <w:r/>
+          </w:p>
+        </w:tc>
+      </w:tr>
+      <w:tr>
+        <w:trPr>
+          <w:cantSplit/>
+        </w:trPr>
+        <w:tc>
+          <w:tcPr>
+            <w:tcW w:type="dxa" w:w="706"/>
+          </w:tcPr>
+          <w:p>
+            <w:r/>
+            <w:r>
+              <w:rPr>
+                <w:sz w:val="19"/>
+              </w:rPr>
+              <w:t>13.2</w:t>
+            </w:r>
+          </w:p>
+        </w:tc>
+        <w:tc>
+          <w:tcPr>
+            <w:tcW w:type="dxa" w:w="1514"/>
+          </w:tcPr>
+          <w:p>
+            <w:r/>
+            <w:r>
+              <w:rPr>
+                <w:sz w:val="19"/>
+              </w:rPr>
+              <w:t>两段线条的故事</w:t>
+            </w:r>
+          </w:p>
+        </w:tc>
+        <w:tc>
+          <w:tcPr>
+            <w:tcW w:type="dxa" w:w="4440"/>
+          </w:tcPr>
+          <w:p>
+            <w:r/>
+            <w:r>
+              <w:rPr>
+                <w:sz w:val="19"/>
+              </w:rPr>
+              <w:t>把参考图里的两段线条都画进一幅画里，再加上自己的内容，让它们成为同一个场景的一部分。可以移动、转向或变大小，但原来的两段线条要还能找到。</w:t>
+            </w:r>
+          </w:p>
+        </w:tc>
+        <w:tc>
+          <w:tcPr>
+            <w:tcW w:type="dxa" w:w="2018"/>
+          </w:tcPr>
+          <w:p>
+            <w:r/>
+          </w:p>
+        </w:tc>
+        <w:tc>
+          <w:tcPr>
+            <w:tcW w:type="dxa" w:w="1413"/>
+          </w:tcPr>
+          <w:p>
+            <w:r/>
+          </w:p>
+        </w:tc>
+      </w:tr>
+      <w:tr>
+        <w:trPr>
+          <w:cantSplit/>
+        </w:trPr>
+        <w:tc>
+          <w:tcPr>
+            <w:tcW w:type="dxa" w:w="706"/>
+          </w:tcPr>
+          <w:p>
+            <w:r/>
+            <w:r>
+              <w:rPr>
+                <w:sz w:val="19"/>
+              </w:rPr>
+              <w:t>13.3</w:t>
+            </w:r>
+          </w:p>
+        </w:tc>
+        <w:tc>
+          <w:tcPr>
+            <w:tcW w:type="dxa" w:w="1514"/>
+          </w:tcPr>
+          <w:p>
+            <w:r/>
+            <w:r>
+              <w:rPr>
+                <w:sz w:val="19"/>
+              </w:rPr>
+              <w:t>线条里的地方</w:t>
+            </w:r>
+          </w:p>
+        </w:tc>
+        <w:tc>
+          <w:tcPr>
+            <w:tcW w:type="dxa" w:w="4440"/>
+          </w:tcPr>
+          <w:p>
+            <w:r/>
+            <w:r>
+              <w:rPr>
+                <w:sz w:val="19"/>
+              </w:rPr>
+              <w:t>把图里的三段线条都画进一幅画，发展成一个真实或想象的地方。三段线都要能找到，但位置、方向和大小可以改变。其他内容由你决定。</w:t>
+            </w:r>
+          </w:p>
+        </w:tc>
+        <w:tc>
+          <w:tcPr>
+            <w:tcW w:type="dxa" w:w="2018"/>
+          </w:tcPr>
+          <w:p>
+            <w:r/>
+          </w:p>
+        </w:tc>
+        <w:tc>
+          <w:tcPr>
+            <w:tcW w:type="dxa" w:w="1413"/>
+          </w:tcPr>
+          <w:p>
+            <w:r/>
+          </w:p>
+        </w:tc>
+      </w:tr>
+      <w:tr>
+        <w:trPr>
+          <w:cantSplit/>
+        </w:trPr>
+        <w:tc>
+          <w:tcPr>
+            <w:tcW w:type="dxa" w:w="706"/>
+          </w:tcPr>
+          <w:p>
+            <w:r/>
+            <w:r>
+              <w:rPr>
+                <w:sz w:val="19"/>
+              </w:rPr>
+              <w:t>13.4</w:t>
+            </w:r>
+          </w:p>
+        </w:tc>
+        <w:tc>
+          <w:tcPr>
+            <w:tcW w:type="dxa" w:w="1514"/>
+          </w:tcPr>
+          <w:p>
+            <w:r/>
+            <w:r>
+              <w:rPr>
+                <w:sz w:val="19"/>
+              </w:rPr>
+              <w:t>线条变角色</w:t>
+            </w:r>
+          </w:p>
+        </w:tc>
+        <w:tc>
+          <w:tcPr>
+            <w:tcW w:type="dxa" w:w="4440"/>
+          </w:tcPr>
+          <w:p>
+            <w:r/>
+            <w:r>
+              <w:rPr>
+                <w:sz w:val="19"/>
+              </w:rPr>
+              <w:t>把参考图里的四段线条都融入一幅角色画，让它们成为角色或角色所处场景的一部分。你可以移动、旋转和改变大小，但四段线都应能找到。角色由你设计。</w:t>
+            </w:r>
+          </w:p>
+        </w:tc>
+        <w:tc>
+          <w:tcPr>
+            <w:tcW w:type="dxa" w:w="2018"/>
+          </w:tcPr>
+          <w:p>
+            <w:r/>
+          </w:p>
+        </w:tc>
+        <w:tc>
+          <w:tcPr>
+            <w:tcW w:type="dxa" w:w="1413"/>
+          </w:tcPr>
+          <w:p>
+            <w:r/>
+          </w:p>
+        </w:tc>
+      </w:tr>
+      <w:tr>
+        <w:trPr>
+          <w:cantSplit/>
+        </w:trPr>
+        <w:tc>
+          <w:tcPr>
+            <w:tcW w:type="dxa" w:w="706"/>
+          </w:tcPr>
+          <w:p>
+            <w:r/>
+            <w:r>
+              <w:rPr>
+                <w:sz w:val="19"/>
+              </w:rPr>
+              <w:t>13.5</w:t>
+            </w:r>
+          </w:p>
+        </w:tc>
+        <w:tc>
+          <w:tcPr>
+            <w:tcW w:type="dxa" w:w="1514"/>
+          </w:tcPr>
+          <w:p>
+            <w:r/>
+            <w:r>
+              <w:rPr>
+                <w:sz w:val="19"/>
+              </w:rPr>
+              <w:t>看见连接</w:t>
+            </w:r>
+          </w:p>
+        </w:tc>
+        <w:tc>
+          <w:tcPr>
+            <w:tcW w:type="dxa" w:w="4440"/>
+          </w:tcPr>
+          <w:p>
+            <w:r/>
+            <w:r>
+              <w:rPr>
+                <w:sz w:val="19"/>
+              </w:rPr>
+              <w:t>把参考图中的四段线条融入一幅以“连接”为主题的画。可以移动、旋转和改变片段大小，但四段线都要能辨认。连接可以发生在人、自然、物品或想法之间，具体表现由你决定。</w:t>
+            </w:r>
+          </w:p>
+        </w:tc>
+        <w:tc>
+          <w:tcPr>
+            <w:tcW w:type="dxa" w:w="2018"/>
+          </w:tcPr>
+          <w:p>
+            <w:r/>
+          </w:p>
+        </w:tc>
+        <w:tc>
+          <w:tcPr>
+            <w:tcW w:type="dxa" w:w="1413"/>
+          </w:tcPr>
+          <w:p>
+            <w:r/>
+          </w:p>
+        </w:tc>
+      </w:tr>
+    </w:tbl>
+    <w:p>
+      <w:pPr>
+        <w:pStyle w:val="Heading2"/>
+      </w:pPr>
+      <w:r>
+        <w:t>14. 物品创意改造（5 题）</w:t>
+      </w:r>
+    </w:p>
+    <w:p>
+      <w:r>
+        <w:rPr>
+          <w:b/>
+        </w:rPr>
+        <w:t xml:space="preserve">研究目的　</w:t>
+      </w:r>
+      <w:r>
+        <w:t>首访：把一件参考物品改造成新用途，保留可辨认特征</w:t>
+      </w:r>
+    </w:p>
+    <w:p>
+      <w:r>
+        <w:rPr>
+          <w:b/>
+        </w:rPr>
+        <w:t xml:space="preserve">主要考察　</w:t>
+      </w:r>
+      <w:r>
+        <w:t>变形、想象</w:t>
+      </w:r>
+    </w:p>
+    <w:tbl>
+      <w:tblPr>
+        <w:tblStyle w:val="TableGrid"/>
+        <w:tblW w:type="auto" w:w="0"/>
+        <w:jc w:val="center"/>
+        <w:tblLayout w:type="fixed"/>
+        <w:tblLook w:firstColumn="1" w:firstRow="1" w:lastColumn="0" w:lastRow="0" w:noHBand="0" w:noVBand="1" w:val="04A0"/>
+        <w:tblLayout w:type="fixed"/>
+      </w:tblPr>
+      <w:tblGrid>
+        <w:gridCol w:w="706"/>
+        <w:gridCol w:w="1514"/>
+        <w:gridCol w:w="4440"/>
+        <w:gridCol w:w="2018"/>
+        <w:gridCol w:w="1413"/>
+      </w:tblGrid>
+      <w:tr>
+        <w:tc>
+          <w:tcPr>
+            <w:tcW w:type="dxa" w:w="706"/>
+            <w:shd w:val="clear" w:fill="EEEEEE"/>
+          </w:tcPr>
+          <w:p>
+            <w:r/>
+            <w:r>
+              <w:rPr>
+                <w:b/>
+                <w:sz w:val="19"/>
+              </w:rPr>
+              <w:t>编号</w:t>
+            </w:r>
+          </w:p>
+        </w:tc>
+        <w:tc>
+          <w:tcPr>
+            <w:tcW w:type="dxa" w:w="1514"/>
+            <w:shd w:val="clear" w:fill="EEEEEE"/>
+          </w:tcPr>
+          <w:p>
+            <w:r/>
+            <w:r>
+              <w:rPr>
+                <w:b/>
+                <w:sz w:val="19"/>
+              </w:rPr>
+              <w:t>标题</w:t>
+            </w:r>
+          </w:p>
+        </w:tc>
+        <w:tc>
+          <w:tcPr>
+            <w:tcW w:type="dxa" w:w="4440"/>
+            <w:shd w:val="clear" w:fill="EEEEEE"/>
+          </w:tcPr>
+          <w:p>
+            <w:r/>
+            <w:r>
+              <w:rPr>
+                <w:b/>
+                <w:sz w:val="19"/>
+              </w:rPr>
+              <w:t>孩子看到的指令</w:t>
+            </w:r>
+          </w:p>
+        </w:tc>
+        <w:tc>
+          <w:tcPr>
+            <w:tcW w:type="dxa" w:w="2018"/>
+            <w:shd w:val="clear" w:fill="EEEEEE"/>
+          </w:tcPr>
+          <w:p>
+            <w:r/>
+            <w:r>
+              <w:rPr>
+                <w:b/>
+                <w:sz w:val="19"/>
+              </w:rPr>
+              <w:t>提示</w:t>
+            </w:r>
+          </w:p>
+        </w:tc>
+        <w:tc>
+          <w:tcPr>
+            <w:tcW w:type="dxa" w:w="1413"/>
+            <w:shd w:val="clear" w:fill="EEEEEE"/>
+          </w:tcPr>
+          <w:p>
+            <w:r/>
+            <w:r>
+              <w:rPr>
+                <w:b/>
+                <w:sz w:val="19"/>
+              </w:rPr>
+              <w:t>变体</w:t>
+            </w:r>
+          </w:p>
+        </w:tc>
+      </w:tr>
+      <w:tr>
+        <w:trPr>
+          <w:cantSplit/>
+        </w:trPr>
+        <w:tc>
+          <w:tcPr>
+            <w:tcW w:type="dxa" w:w="706"/>
+          </w:tcPr>
+          <w:p>
+            <w:r/>
+            <w:r>
+              <w:rPr>
+                <w:sz w:val="19"/>
+              </w:rPr>
+              <w:t>14.1</w:t>
+            </w:r>
+          </w:p>
+        </w:tc>
+        <w:tc>
+          <w:tcPr>
+            <w:tcW w:type="dxa" w:w="1514"/>
+          </w:tcPr>
+          <w:p>
+            <w:r/>
+            <w:r>
+              <w:rPr>
+                <w:sz w:val="19"/>
+              </w:rPr>
+              <w:t>会帮忙的杯子</w:t>
+            </w:r>
+          </w:p>
+        </w:tc>
+        <w:tc>
+          <w:tcPr>
+            <w:tcW w:type="dxa" w:w="4440"/>
+          </w:tcPr>
+          <w:p>
+            <w:r/>
+            <w:r>
+              <w:rPr>
+                <w:sz w:val="19"/>
+              </w:rPr>
+              <w:t>看看图里的杯子，把它变成一个会帮忙的新东西。画出它怎样帮忙，并保留一些杯子的特征，让人看得出它是杯子变的。</w:t>
+            </w:r>
+          </w:p>
+        </w:tc>
+        <w:tc>
+          <w:tcPr>
+            <w:tcW w:type="dxa" w:w="2018"/>
+          </w:tcPr>
+          <w:p>
+            <w:r/>
+          </w:p>
+        </w:tc>
+        <w:tc>
+          <w:tcPr>
+            <w:tcW w:type="dxa" w:w="1413"/>
+          </w:tcPr>
+          <w:p>
+            <w:r/>
+          </w:p>
+        </w:tc>
+      </w:tr>
+      <w:tr>
+        <w:trPr>
+          <w:cantSplit/>
+        </w:trPr>
+        <w:tc>
+          <w:tcPr>
+            <w:tcW w:type="dxa" w:w="706"/>
+          </w:tcPr>
+          <w:p>
+            <w:r/>
+            <w:r>
+              <w:rPr>
+                <w:sz w:val="19"/>
+              </w:rPr>
+              <w:t>14.2</w:t>
+            </w:r>
+          </w:p>
+        </w:tc>
+        <w:tc>
+          <w:tcPr>
+            <w:tcW w:type="dxa" w:w="1514"/>
+          </w:tcPr>
+          <w:p>
+            <w:r/>
+            <w:r>
+              <w:rPr>
+                <w:sz w:val="19"/>
+              </w:rPr>
+              <w:t>雨伞的新本领</w:t>
+            </w:r>
+          </w:p>
+        </w:tc>
+        <w:tc>
+          <w:tcPr>
+            <w:tcW w:type="dxa" w:w="4440"/>
+          </w:tcPr>
+          <w:p>
+            <w:r/>
+            <w:r>
+              <w:rPr>
+                <w:sz w:val="19"/>
+              </w:rPr>
+              <w:t>把参考图里的雨伞改造成能在雨天多帮一个忙的新雨伞。画出新增本领怎样使用，并保留一些雨伞的特征，让人还能认出它。</w:t>
+            </w:r>
+          </w:p>
+        </w:tc>
+        <w:tc>
+          <w:tcPr>
+            <w:tcW w:type="dxa" w:w="2018"/>
+          </w:tcPr>
+          <w:p>
+            <w:r/>
+          </w:p>
+        </w:tc>
+        <w:tc>
+          <w:tcPr>
+            <w:tcW w:type="dxa" w:w="1413"/>
+          </w:tcPr>
+          <w:p>
+            <w:r/>
+          </w:p>
+        </w:tc>
+      </w:tr>
+      <w:tr>
+        <w:trPr>
+          <w:cantSplit/>
+        </w:trPr>
+        <w:tc>
+          <w:tcPr>
+            <w:tcW w:type="dxa" w:w="706"/>
+          </w:tcPr>
+          <w:p>
+            <w:r/>
+            <w:r>
+              <w:rPr>
+                <w:sz w:val="19"/>
+              </w:rPr>
+              <w:t>14.3</w:t>
+            </w:r>
+          </w:p>
+        </w:tc>
+        <w:tc>
+          <w:tcPr>
+            <w:tcW w:type="dxa" w:w="1514"/>
+          </w:tcPr>
+          <w:p>
+            <w:r/>
+            <w:r>
+              <w:rPr>
+                <w:sz w:val="19"/>
+              </w:rPr>
+              <w:t>茶壶救援机</w:t>
+            </w:r>
+          </w:p>
+        </w:tc>
+        <w:tc>
+          <w:tcPr>
+            <w:tcW w:type="dxa" w:w="4440"/>
+          </w:tcPr>
+          <w:p>
+            <w:r/>
+            <w:r>
+              <w:rPr>
+                <w:sz w:val="19"/>
+              </w:rPr>
+              <w:t>把图里的茶壶改造成一台救援机器，选择一种需要它帮忙的情况，并画出它怎样救援。保留一些茶壶的特征，让人还能看出它是茶壶变的，保留哪些部分由你决定。</w:t>
+            </w:r>
+          </w:p>
+        </w:tc>
+        <w:tc>
+          <w:tcPr>
+            <w:tcW w:type="dxa" w:w="2018"/>
+          </w:tcPr>
+          <w:p>
+            <w:r/>
+          </w:p>
+        </w:tc>
+        <w:tc>
+          <w:tcPr>
+            <w:tcW w:type="dxa" w:w="1413"/>
+          </w:tcPr>
+          <w:p>
+            <w:r/>
+          </w:p>
+        </w:tc>
+      </w:tr>
+      <w:tr>
+        <w:trPr>
+          <w:cantSplit/>
+        </w:trPr>
+        <w:tc>
+          <w:tcPr>
+            <w:tcW w:type="dxa" w:w="706"/>
+          </w:tcPr>
+          <w:p>
+            <w:r/>
+            <w:r>
+              <w:rPr>
+                <w:sz w:val="19"/>
+              </w:rPr>
+              <w:t>14.4</w:t>
+            </w:r>
+          </w:p>
+        </w:tc>
+        <w:tc>
+          <w:tcPr>
+            <w:tcW w:type="dxa" w:w="1514"/>
+          </w:tcPr>
+          <w:p>
+            <w:r/>
+            <w:r>
+              <w:rPr>
+                <w:sz w:val="19"/>
+              </w:rPr>
+              <w:t>自行车的新用途</w:t>
+            </w:r>
+          </w:p>
+        </w:tc>
+        <w:tc>
+          <w:tcPr>
+            <w:tcW w:type="dxa" w:w="4440"/>
+          </w:tcPr>
+          <w:p>
+            <w:r/>
+            <w:r>
+              <w:rPr>
+                <w:sz w:val="19"/>
+              </w:rPr>
+              <w:t>从参考图里的自行车出发，设计一个能帮助校园生活的新用途。画出改造后的样子和使用方式，并保留一些能辨认出自行车的特征。保留哪些部分由你决定。</w:t>
+            </w:r>
+          </w:p>
+        </w:tc>
+        <w:tc>
+          <w:tcPr>
+            <w:tcW w:type="dxa" w:w="2018"/>
+          </w:tcPr>
+          <w:p>
+            <w:r/>
+          </w:p>
+        </w:tc>
+        <w:tc>
+          <w:tcPr>
+            <w:tcW w:type="dxa" w:w="1413"/>
+          </w:tcPr>
+          <w:p>
+            <w:r/>
+          </w:p>
+        </w:tc>
+      </w:tr>
+      <w:tr>
+        <w:trPr>
+          <w:cantSplit/>
+        </w:trPr>
+        <w:tc>
+          <w:tcPr>
+            <w:tcW w:type="dxa" w:w="706"/>
+          </w:tcPr>
+          <w:p>
+            <w:r/>
+            <w:r>
+              <w:rPr>
+                <w:sz w:val="19"/>
+              </w:rPr>
+              <w:t>14.5</w:t>
+            </w:r>
+          </w:p>
+        </w:tc>
+        <w:tc>
+          <w:tcPr>
+            <w:tcW w:type="dxa" w:w="1514"/>
+          </w:tcPr>
+          <w:p>
+            <w:r/>
+            <w:r>
+              <w:rPr>
+                <w:sz w:val="19"/>
+              </w:rPr>
+              <w:t>小空间台灯</w:t>
+            </w:r>
+          </w:p>
+        </w:tc>
+        <w:tc>
+          <w:tcPr>
+            <w:tcW w:type="dxa" w:w="4440"/>
+          </w:tcPr>
+          <w:p>
+            <w:r/>
+            <w:r>
+              <w:rPr>
+                <w:sz w:val="19"/>
+              </w:rPr>
+              <w:t>参考图里的台灯，为一张空间很小的学习桌重新设计它。画出它怎样放置或使用，让桌面更方便，同时保留能辨认出台灯的特征。保留哪些部分由你决定。</w:t>
+            </w:r>
+          </w:p>
+        </w:tc>
+        <w:tc>
+          <w:tcPr>
+            <w:tcW w:type="dxa" w:w="2018"/>
+          </w:tcPr>
+          <w:p>
+            <w:r/>
+          </w:p>
+        </w:tc>
+        <w:tc>
+          <w:tcPr>
+            <w:tcW w:type="dxa" w:w="1413"/>
+          </w:tcPr>
+          <w:p>
+            <w:r/>
+          </w:p>
+        </w:tc>
+      </w:tr>
+    </w:tbl>
+    <w:p>
+      <w:pPr>
+        <w:pStyle w:val="Heading2"/>
+      </w:pPr>
+      <w:r>
+        <w:t>15. 视觉传达设计（5 题）</w:t>
+      </w:r>
+    </w:p>
+    <w:p>
+      <w:r>
+        <w:rPr>
+          <w:b/>
+        </w:rPr>
+        <w:t xml:space="preserve">研究目的　</w:t>
+      </w:r>
+      <w:r>
+        <w:t>首访：为一个明确用途做一张标志 / 吉祥物 / 海报</w:t>
+      </w:r>
+    </w:p>
+    <w:p>
+      <w:r>
+        <w:rPr>
+          <w:b/>
+        </w:rPr>
+        <w:t xml:space="preserve">主要考察　</w:t>
+      </w:r>
+      <w:r>
+        <w:t>画面组织</w:t>
+      </w:r>
+    </w:p>
+    <w:tbl>
+      <w:tblPr>
+        <w:tblStyle w:val="TableGrid"/>
+        <w:tblW w:type="auto" w:w="0"/>
+        <w:jc w:val="center"/>
+        <w:tblLayout w:type="fixed"/>
+        <w:tblLook w:firstColumn="1" w:firstRow="1" w:lastColumn="0" w:lastRow="0" w:noHBand="0" w:noVBand="1" w:val="04A0"/>
+        <w:tblLayout w:type="fixed"/>
+      </w:tblPr>
+      <w:tblGrid>
+        <w:gridCol w:w="706"/>
+        <w:gridCol w:w="1514"/>
+        <w:gridCol w:w="4440"/>
+        <w:gridCol w:w="2018"/>
+        <w:gridCol w:w="1413"/>
+      </w:tblGrid>
+      <w:tr>
+        <w:tc>
+          <w:tcPr>
+            <w:tcW w:type="dxa" w:w="706"/>
+            <w:shd w:val="clear" w:fill="EEEEEE"/>
+          </w:tcPr>
+          <w:p>
+            <w:r/>
+            <w:r>
+              <w:rPr>
+                <w:b/>
+                <w:sz w:val="19"/>
+              </w:rPr>
+              <w:t>编号</w:t>
+            </w:r>
+          </w:p>
+        </w:tc>
+        <w:tc>
+          <w:tcPr>
+            <w:tcW w:type="dxa" w:w="1514"/>
+            <w:shd w:val="clear" w:fill="EEEEEE"/>
+          </w:tcPr>
+          <w:p>
+            <w:r/>
+            <w:r>
+              <w:rPr>
+                <w:b/>
+                <w:sz w:val="19"/>
+              </w:rPr>
+              <w:t>标题</w:t>
+            </w:r>
+          </w:p>
+        </w:tc>
+        <w:tc>
+          <w:tcPr>
+            <w:tcW w:type="dxa" w:w="4440"/>
+            <w:shd w:val="clear" w:fill="EEEEEE"/>
+          </w:tcPr>
+          <w:p>
+            <w:r/>
+            <w:r>
+              <w:rPr>
+                <w:b/>
+                <w:sz w:val="19"/>
+              </w:rPr>
+              <w:t>孩子看到的指令</w:t>
+            </w:r>
+          </w:p>
+        </w:tc>
+        <w:tc>
+          <w:tcPr>
+            <w:tcW w:type="dxa" w:w="2018"/>
+            <w:shd w:val="clear" w:fill="EEEEEE"/>
+          </w:tcPr>
+          <w:p>
+            <w:r/>
+            <w:r>
+              <w:rPr>
+                <w:b/>
+                <w:sz w:val="19"/>
+              </w:rPr>
+              <w:t>提示</w:t>
+            </w:r>
+          </w:p>
+        </w:tc>
+        <w:tc>
+          <w:tcPr>
+            <w:tcW w:type="dxa" w:w="1413"/>
+            <w:shd w:val="clear" w:fill="EEEEEE"/>
+          </w:tcPr>
+          <w:p>
+            <w:r/>
+            <w:r>
+              <w:rPr>
+                <w:b/>
+                <w:sz w:val="19"/>
+              </w:rPr>
+              <w:t>变体</w:t>
+            </w:r>
+          </w:p>
+        </w:tc>
+      </w:tr>
+      <w:tr>
+        <w:trPr>
+          <w:cantSplit/>
+        </w:trPr>
+        <w:tc>
+          <w:tcPr>
+            <w:tcW w:type="dxa" w:w="706"/>
+          </w:tcPr>
+          <w:p>
+            <w:r/>
+            <w:r>
+              <w:rPr>
+                <w:sz w:val="19"/>
+              </w:rPr>
+              <w:t>15.1</w:t>
+            </w:r>
+          </w:p>
+        </w:tc>
+        <w:tc>
+          <w:tcPr>
+            <w:tcW w:type="dxa" w:w="1514"/>
+          </w:tcPr>
+          <w:p>
+            <w:r/>
+            <w:r>
+              <w:rPr>
+                <w:sz w:val="19"/>
+              </w:rPr>
+              <w:t>玩具箱标志</w:t>
+            </w:r>
+          </w:p>
+        </w:tc>
+        <w:tc>
+          <w:tcPr>
+            <w:tcW w:type="dxa" w:w="4440"/>
+          </w:tcPr>
+          <w:p>
+            <w:r/>
+            <w:r>
+              <w:rPr>
+                <w:sz w:val="19"/>
+              </w:rPr>
+              <w:t>给放玩具的箱子画一个标志，让别人看到图就知道这里放玩具。画面由你决定，不用写字。</w:t>
+            </w:r>
+          </w:p>
+        </w:tc>
+        <w:tc>
+          <w:tcPr>
+            <w:tcW w:type="dxa" w:w="2018"/>
+          </w:tcPr>
+          <w:p>
+            <w:r/>
+          </w:p>
+        </w:tc>
+        <w:tc>
+          <w:tcPr>
+            <w:tcW w:type="dxa" w:w="1413"/>
+          </w:tcPr>
+          <w:p>
+            <w:r/>
+          </w:p>
+        </w:tc>
+      </w:tr>
+      <w:tr>
+        <w:trPr>
+          <w:cantSplit/>
+        </w:trPr>
+        <w:tc>
+          <w:tcPr>
+            <w:tcW w:type="dxa" w:w="706"/>
+          </w:tcPr>
+          <w:p>
+            <w:r/>
+            <w:r>
+              <w:rPr>
+                <w:sz w:val="19"/>
+              </w:rPr>
+              <w:t>15.2</w:t>
+            </w:r>
+          </w:p>
+        </w:tc>
+        <w:tc>
+          <w:tcPr>
+            <w:tcW w:type="dxa" w:w="1514"/>
+          </w:tcPr>
+          <w:p>
+            <w:r/>
+            <w:r>
+              <w:rPr>
+                <w:sz w:val="19"/>
+              </w:rPr>
+              <w:t>图书角标志</w:t>
+            </w:r>
+          </w:p>
+        </w:tc>
+        <w:tc>
+          <w:tcPr>
+            <w:tcW w:type="dxa" w:w="4440"/>
+          </w:tcPr>
+          <w:p>
+            <w:r/>
+            <w:r>
+              <w:rPr>
+                <w:sz w:val="19"/>
+              </w:rPr>
+              <w:t>为班级图书角设计一个标志，让同学看到图形就想到这里可以阅读。图形和颜色由你决定，不必画一本书，也不用写字。</w:t>
+            </w:r>
+          </w:p>
+        </w:tc>
+        <w:tc>
+          <w:tcPr>
+            <w:tcW w:type="dxa" w:w="2018"/>
+          </w:tcPr>
+          <w:p>
+            <w:r/>
+          </w:p>
+        </w:tc>
+        <w:tc>
+          <w:tcPr>
+            <w:tcW w:type="dxa" w:w="1413"/>
+          </w:tcPr>
+          <w:p>
+            <w:r/>
+          </w:p>
+        </w:tc>
+      </w:tr>
+      <w:tr>
+        <w:trPr>
+          <w:cantSplit/>
+        </w:trPr>
+        <w:tc>
+          <w:tcPr>
+            <w:tcW w:type="dxa" w:w="706"/>
+          </w:tcPr>
+          <w:p>
+            <w:r/>
+            <w:r>
+              <w:rPr>
+                <w:sz w:val="19"/>
+              </w:rPr>
+              <w:t>15.3</w:t>
+            </w:r>
+          </w:p>
+        </w:tc>
+        <w:tc>
+          <w:tcPr>
+            <w:tcW w:type="dxa" w:w="1514"/>
+          </w:tcPr>
+          <w:p>
+            <w:r/>
+            <w:r>
+              <w:rPr>
+                <w:sz w:val="19"/>
+              </w:rPr>
+              <w:t>运动会吉祥物</w:t>
+            </w:r>
+          </w:p>
+        </w:tc>
+        <w:tc>
+          <w:tcPr>
+            <w:tcW w:type="dxa" w:w="4440"/>
+          </w:tcPr>
+          <w:p>
+            <w:r/>
+            <w:r>
+              <w:rPr>
+                <w:sz w:val="19"/>
+              </w:rPr>
+              <w:t>为学校运动会设计一个吉祥物，让它的形象、动作或一个细节表达运动会的气氛。可以是动物、人物或自创角色。名字可写可不写。</w:t>
+            </w:r>
+          </w:p>
+        </w:tc>
+        <w:tc>
+          <w:tcPr>
+            <w:tcW w:type="dxa" w:w="2018"/>
+          </w:tcPr>
+          <w:p>
+            <w:r/>
+          </w:p>
+        </w:tc>
+        <w:tc>
+          <w:tcPr>
+            <w:tcW w:type="dxa" w:w="1413"/>
+          </w:tcPr>
+          <w:p>
+            <w:r/>
+          </w:p>
+        </w:tc>
+      </w:tr>
+      <w:tr>
+        <w:trPr>
+          <w:cantSplit/>
+        </w:trPr>
+        <w:tc>
+          <w:tcPr>
+            <w:tcW w:type="dxa" w:w="706"/>
+          </w:tcPr>
+          <w:p>
+            <w:r/>
+            <w:r>
+              <w:rPr>
+                <w:sz w:val="19"/>
+              </w:rPr>
+              <w:t>15.4</w:t>
+            </w:r>
+          </w:p>
+        </w:tc>
+        <w:tc>
+          <w:tcPr>
+            <w:tcW w:type="dxa" w:w="1514"/>
+          </w:tcPr>
+          <w:p>
+            <w:r/>
+            <w:r>
+              <w:rPr>
+                <w:sz w:val="19"/>
+              </w:rPr>
+              <w:t>校园活动海报</w:t>
+            </w:r>
+          </w:p>
+        </w:tc>
+        <w:tc>
+          <w:tcPr>
+            <w:tcW w:type="dxa" w:w="4440"/>
+          </w:tcPr>
+          <w:p>
+            <w:r/>
+            <w:r>
+              <w:rPr>
+                <w:sz w:val="19"/>
+              </w:rPr>
+              <w:t>选一项你愿意参加的校园活动，为它设计一张海报。让主要图像表达活动内容，并让人愿意了解这项活动。可以加简短标题，但不用写日期、地点或真实校名。</w:t>
+            </w:r>
+          </w:p>
+        </w:tc>
+        <w:tc>
+          <w:tcPr>
+            <w:tcW w:type="dxa" w:w="2018"/>
+          </w:tcPr>
+          <w:p>
+            <w:r/>
+          </w:p>
+        </w:tc>
+        <w:tc>
+          <w:tcPr>
+            <w:tcW w:type="dxa" w:w="1413"/>
+          </w:tcPr>
+          <w:p>
+            <w:r/>
+          </w:p>
+        </w:tc>
+      </w:tr>
+      <w:tr>
+        <w:trPr>
+          <w:cantSplit/>
+        </w:trPr>
+        <w:tc>
+          <w:tcPr>
+            <w:tcW w:type="dxa" w:w="706"/>
+          </w:tcPr>
+          <w:p>
+            <w:r/>
+            <w:r>
+              <w:rPr>
+                <w:sz w:val="19"/>
+              </w:rPr>
+              <w:t>15.5</w:t>
+            </w:r>
+          </w:p>
+        </w:tc>
+        <w:tc>
+          <w:tcPr>
+            <w:tcW w:type="dxa" w:w="1514"/>
+          </w:tcPr>
+          <w:p>
+            <w:r/>
+            <w:r>
+              <w:rPr>
+                <w:sz w:val="19"/>
+              </w:rPr>
+              <w:t>校园少浪费</w:t>
+            </w:r>
+          </w:p>
+        </w:tc>
+        <w:tc>
+          <w:tcPr>
+            <w:tcW w:type="dxa" w:w="4440"/>
+          </w:tcPr>
+          <w:p>
+            <w:r/>
+            <w:r>
+              <w:rPr>
+                <w:sz w:val="19"/>
+              </w:rPr>
+              <w:t>为校园里的“少浪费”行动设计一张海报，选择一种具体的浪费问题，用主要图像表达可以采取的一个行动。可以加文字，但不依赖长篇说明；不需要真实校名和日期。</w:t>
+            </w:r>
+          </w:p>
+        </w:tc>
+        <w:tc>
+          <w:tcPr>
+            <w:tcW w:type="dxa" w:w="2018"/>
+          </w:tcPr>
+          <w:p>
+            <w:r/>
+          </w:p>
+        </w:tc>
+        <w:tc>
+          <w:tcPr>
+            <w:tcW w:type="dxa" w:w="1413"/>
+          </w:tcPr>
+          <w:p>
+            <w:r/>
           </w:p>
         </w:tc>
       </w:tr>

--- a/docs/任务清单.docx
+++ b/docs/任务清单.docx
@@ -12,7 +12,7 @@
     </w:p>
     <w:p>
       <w:r>
-        <w:t>共 105 个任务，分 10 个家族；每个家族小学版 5 道、初中版 5 道，其中 2 道两版共通。九个评价维度每幅画都评；每个家族另外标出它主要考察的维度。</w:t>
+        <w:t>共 110 个任务，分 10 个家族；每个家族小学版 5 道、初中版 5 道，其中 2 道两版共通。九个评价维度每幅画都评；每个家族另外标出它主要考察的维度。</w:t>
       </w:r>
     </w:p>
     <w:p>
@@ -7847,7 +7847,7 @@
         <w:pStyle w:val="Heading2"/>
       </w:pPr>
       <w:r>
-        <w:t>11. 观察与表现（5 题）</w:t>
+        <w:t>11. 观察与表现（6 题）</w:t>
       </w:r>
     </w:p>
     <w:p>
@@ -8285,13 +8285,76 @@
           </w:p>
         </w:tc>
       </w:tr>
+      <w:tr>
+        <w:trPr>
+          <w:cantSplit/>
+        </w:trPr>
+        <w:tc>
+          <w:tcPr>
+            <w:tcW w:type="dxa" w:w="706"/>
+          </w:tcPr>
+          <w:p>
+            <w:r/>
+            <w:r>
+              <w:rPr>
+                <w:sz w:val="19"/>
+              </w:rPr>
+              <w:t>11.6</w:t>
+            </w:r>
+          </w:p>
+        </w:tc>
+        <w:tc>
+          <w:tcPr>
+            <w:tcW w:type="dxa" w:w="1514"/>
+          </w:tcPr>
+          <w:p>
+            <w:r/>
+            <w:r>
+              <w:rPr>
+                <w:sz w:val="19"/>
+              </w:rPr>
+              <w:t>客厅</w:t>
+            </w:r>
+          </w:p>
+        </w:tc>
+        <w:tc>
+          <w:tcPr>
+            <w:tcW w:type="dxa" w:w="4440"/>
+          </w:tcPr>
+          <w:p>
+            <w:r/>
+            <w:r>
+              <w:rPr>
+                <w:sz w:val="19"/>
+              </w:rPr>
+              <w:t>照着参考图把整个客厅画出来，沙发、茶几、书架这些大件要在原来的位置，大小和前后关系也尽量和图里一样。小物件可以取舍，线稿或上色都可以。</w:t>
+            </w:r>
+          </w:p>
+        </w:tc>
+        <w:tc>
+          <w:tcPr>
+            <w:tcW w:type="dxa" w:w="2018"/>
+          </w:tcPr>
+          <w:p>
+            <w:r/>
+          </w:p>
+        </w:tc>
+        <w:tc>
+          <w:tcPr>
+            <w:tcW w:type="dxa" w:w="1413"/>
+          </w:tcPr>
+          <w:p>
+            <w:r/>
+          </w:p>
+        </w:tc>
+      </w:tr>
     </w:tbl>
     <w:p>
       <w:pPr>
         <w:pStyle w:val="Heading2"/>
       </w:pPr>
       <w:r>
-        <w:t>12. 个人表达与叙事（5 题）</w:t>
+        <w:t>12. 个人表达与叙事（6 题）</w:t>
       </w:r>
     </w:p>
     <w:p>
@@ -8729,13 +8792,76 @@
           </w:p>
         </w:tc>
       </w:tr>
+      <w:tr>
+        <w:trPr>
+          <w:cantSplit/>
+        </w:trPr>
+        <w:tc>
+          <w:tcPr>
+            <w:tcW w:type="dxa" w:w="706"/>
+          </w:tcPr>
+          <w:p>
+            <w:r/>
+            <w:r>
+              <w:rPr>
+                <w:sz w:val="19"/>
+              </w:rPr>
+              <w:t>12.6</w:t>
+            </w:r>
+          </w:p>
+        </w:tc>
+        <w:tc>
+          <w:tcPr>
+            <w:tcW w:type="dxa" w:w="1514"/>
+          </w:tcPr>
+          <w:p>
+            <w:r/>
+            <w:r>
+              <w:rPr>
+                <w:sz w:val="19"/>
+              </w:rPr>
+              <w:t>地图上的地方</w:t>
+            </w:r>
+          </w:p>
+        </w:tc>
+        <w:tc>
+          <w:tcPr>
+            <w:tcW w:type="dxa" w:w="4440"/>
+          </w:tcPr>
+          <w:p>
+            <w:r/>
+            <w:r>
+              <w:rPr>
+                <w:sz w:val="19"/>
+              </w:rPr>
+              <w:t>地图上标着一个现实中不存在的地方。想象你找到了它，用一幅画画出那里的样子，并留一两个线索，让看的人猜得到这里发生过什么。只画一幅，不用写文字。</w:t>
+            </w:r>
+          </w:p>
+        </w:tc>
+        <w:tc>
+          <w:tcPr>
+            <w:tcW w:type="dxa" w:w="2018"/>
+          </w:tcPr>
+          <w:p>
+            <w:r/>
+          </w:p>
+        </w:tc>
+        <w:tc>
+          <w:tcPr>
+            <w:tcW w:type="dxa" w:w="1413"/>
+          </w:tcPr>
+          <w:p>
+            <w:r/>
+          </w:p>
+        </w:tc>
+      </w:tr>
     </w:tbl>
     <w:p>
       <w:pPr>
         <w:pStyle w:val="Heading2"/>
       </w:pPr>
       <w:r>
-        <w:t>13. 图形片段创作（5 题）</w:t>
+        <w:t>13. 图形片段创作（6 题）</w:t>
       </w:r>
     </w:p>
     <w:p>
@@ -9173,13 +9299,76 @@
           </w:p>
         </w:tc>
       </w:tr>
+      <w:tr>
+        <w:trPr>
+          <w:cantSplit/>
+        </w:trPr>
+        <w:tc>
+          <w:tcPr>
+            <w:tcW w:type="dxa" w:w="706"/>
+          </w:tcPr>
+          <w:p>
+            <w:r/>
+            <w:r>
+              <w:rPr>
+                <w:sz w:val="19"/>
+              </w:rPr>
+              <w:t>13.6</w:t>
+            </w:r>
+          </w:p>
+        </w:tc>
+        <w:tc>
+          <w:tcPr>
+            <w:tcW w:type="dxa" w:w="1514"/>
+          </w:tcPr>
+          <w:p>
+            <w:r/>
+            <w:r>
+              <w:rPr>
+                <w:sz w:val="19"/>
+              </w:rPr>
+              <w:t>壁画的碎片</w:t>
+            </w:r>
+          </w:p>
+        </w:tc>
+        <w:tc>
+          <w:tcPr>
+            <w:tcW w:type="dxa" w:w="4440"/>
+          </w:tcPr>
+          <w:p>
+            <w:r/>
+            <w:r>
+              <w:rPr>
+                <w:sz w:val="19"/>
+              </w:rPr>
+              <w:t>参考图里的这些线条碎片来自一幅壁画。把它们都画进一幅画，接着画出这幅壁画可能讲的故事。碎片可以移动、转向或变大小，但每一块都要还能找到。</w:t>
+            </w:r>
+          </w:p>
+        </w:tc>
+        <w:tc>
+          <w:tcPr>
+            <w:tcW w:type="dxa" w:w="2018"/>
+          </w:tcPr>
+          <w:p>
+            <w:r/>
+          </w:p>
+        </w:tc>
+        <w:tc>
+          <w:tcPr>
+            <w:tcW w:type="dxa" w:w="1413"/>
+          </w:tcPr>
+          <w:p>
+            <w:r/>
+          </w:p>
+        </w:tc>
+      </w:tr>
     </w:tbl>
     <w:p>
       <w:pPr>
         <w:pStyle w:val="Heading2"/>
       </w:pPr>
       <w:r>
-        <w:t>14. 物品创意改造（5 题）</w:t>
+        <w:t>14. 物品创意改造（6 题）</w:t>
       </w:r>
     </w:p>
     <w:p>
@@ -9617,13 +9806,76 @@
           </w:p>
         </w:tc>
       </w:tr>
+      <w:tr>
+        <w:trPr>
+          <w:cantSplit/>
+        </w:trPr>
+        <w:tc>
+          <w:tcPr>
+            <w:tcW w:type="dxa" w:w="706"/>
+          </w:tcPr>
+          <w:p>
+            <w:r/>
+            <w:r>
+              <w:rPr>
+                <w:sz w:val="19"/>
+              </w:rPr>
+              <w:t>14.6</w:t>
+            </w:r>
+          </w:p>
+        </w:tc>
+        <w:tc>
+          <w:tcPr>
+            <w:tcW w:type="dxa" w:w="1514"/>
+          </w:tcPr>
+          <w:p>
+            <w:r/>
+            <w:r>
+              <w:rPr>
+                <w:sz w:val="19"/>
+              </w:rPr>
+              <w:t>鞋子变生物</w:t>
+            </w:r>
+          </w:p>
+        </w:tc>
+        <w:tc>
+          <w:tcPr>
+            <w:tcW w:type="dxa" w:w="4440"/>
+          </w:tcPr>
+          <w:p>
+            <w:r/>
+            <w:r>
+              <w:rPr>
+                <w:sz w:val="19"/>
+              </w:rPr>
+              <w:t>把参考图里的这只鞋变成住在大森林里的生物。画出它怎样在森林里生活，并保留一些鞋子的特征，让人还看得出它是鞋子变的。保留哪些部分由你决定。</w:t>
+            </w:r>
+          </w:p>
+        </w:tc>
+        <w:tc>
+          <w:tcPr>
+            <w:tcW w:type="dxa" w:w="2018"/>
+          </w:tcPr>
+          <w:p>
+            <w:r/>
+          </w:p>
+        </w:tc>
+        <w:tc>
+          <w:tcPr>
+            <w:tcW w:type="dxa" w:w="1413"/>
+          </w:tcPr>
+          <w:p>
+            <w:r/>
+          </w:p>
+        </w:tc>
+      </w:tr>
     </w:tbl>
     <w:p>
       <w:pPr>
         <w:pStyle w:val="Heading2"/>
       </w:pPr>
       <w:r>
-        <w:t>15. 视觉传达设计（5 题）</w:t>
+        <w:t>15. 视觉传达设计（6 题）</w:t>
       </w:r>
     </w:p>
     <w:p>
@@ -10041,6 +10293,69 @@
                 <w:sz w:val="19"/>
               </w:rPr>
               <w:t>为校园里的“少浪费”行动设计一张海报，选择一种具体的浪费问题，用主要图像表达可以采取的一个行动。可以加文字，但不依赖长篇说明；不需要真实校名和日期。</w:t>
+            </w:r>
+          </w:p>
+        </w:tc>
+        <w:tc>
+          <w:tcPr>
+            <w:tcW w:type="dxa" w:w="2018"/>
+          </w:tcPr>
+          <w:p>
+            <w:r/>
+          </w:p>
+        </w:tc>
+        <w:tc>
+          <w:tcPr>
+            <w:tcW w:type="dxa" w:w="1413"/>
+          </w:tcPr>
+          <w:p>
+            <w:r/>
+          </w:p>
+        </w:tc>
+      </w:tr>
+      <w:tr>
+        <w:trPr>
+          <w:cantSplit/>
+        </w:trPr>
+        <w:tc>
+          <w:tcPr>
+            <w:tcW w:type="dxa" w:w="706"/>
+          </w:tcPr>
+          <w:p>
+            <w:r/>
+            <w:r>
+              <w:rPr>
+                <w:sz w:val="19"/>
+              </w:rPr>
+              <w:t>15.6</w:t>
+            </w:r>
+          </w:p>
+        </w:tc>
+        <w:tc>
+          <w:tcPr>
+            <w:tcW w:type="dxa" w:w="1514"/>
+          </w:tcPr>
+          <w:p>
+            <w:r/>
+            <w:r>
+              <w:rPr>
+                <w:sz w:val="19"/>
+              </w:rPr>
+              <w:t>我的画廊标志</w:t>
+            </w:r>
+          </w:p>
+        </w:tc>
+        <w:tc>
+          <w:tcPr>
+            <w:tcW w:type="dxa" w:w="4440"/>
+          </w:tcPr>
+          <w:p>
+            <w:r/>
+            <w:r>
+              <w:rPr>
+                <w:sz w:val="19"/>
+              </w:rPr>
+              <w:t>这个 app 里有一面挂着你作品的画廊。为它设计一个标志，让看到的人知道这是你的地方。图形和颜色由你决定，可以加一个简短的名字，也可以不写字。</w:t>
             </w:r>
           </w:p>
         </w:tc>

--- a/docs/任务清单.docx
+++ b/docs/任务清单.docx
@@ -8519,7 +8519,7 @@
               <w:rPr>
                 <w:sz w:val="19"/>
               </w:rPr>
-              <w:t>画一件你和别人一起玩的事，也可以画你想象中的游戏。让人看出谁在玩、在做什么。只画一幅，不用写故事。</w:t>
+              <w:t>画一件你和别人一起玩的事，也可以画你想象中的游戏。让人看出谁在玩、在做什么。</w:t>
             </w:r>
           </w:p>
         </w:tc>
@@ -8582,7 +8582,7 @@
               <w:rPr>
                 <w:sz w:val="19"/>
               </w:rPr>
-              <w:t>用一幅画表现放学后的一件事，可以是真实经历，也可以是想象。让人看出主要人物在什么地方、正在做什么。不用画很多件事，也不用写故事。</w:t>
+              <w:t>画出放学后的一件事，可以是真实经历，也可以是想象。让人看出主要人物在什么地方、正在做什么。</w:t>
             </w:r>
           </w:p>
         </w:tc>
@@ -8645,7 +8645,7 @@
               <w:rPr>
                 <w:sz w:val="19"/>
               </w:rPr>
-              <w:t>用一幅画表现一件突然发生的事。可以是真实的，也可以是想象的。让人物的动作、表情或环境变化，帮助别人看出发生了什么。</w:t>
+              <w:t>画出一件突然发生的事。可以是真实的，也可以是想象的。让人物的动作、表情或环境变化，帮助别人看出发生了什么。</w:t>
             </w:r>
           </w:p>
         </w:tc>
@@ -8708,7 +8708,7 @@
               <w:rPr>
                 <w:sz w:val="19"/>
               </w:rPr>
-              <w:t>在同一幅画里画一个地方，让其中一部分显得安静，另一部分显得忙碌。可以用人物、形状、线条、颜色或物品安排表现差别。不要分成两张画。</w:t>
+              <w:t>在同一幅画里画一个地方，让其中一部分显得安静，另一部分显得忙碌。可以用人物、形状、线条、颜色或物品安排表现差别。</w:t>
             </w:r>
           </w:p>
         </w:tc>
@@ -8771,7 +8771,7 @@
               <w:rPr>
                 <w:sz w:val="19"/>
               </w:rPr>
-              <w:t>用一幅画表达你对“距离”的理解，可以是人与人、物体、地方或想法之间的距离。让形象、布局、线条或颜色承担表达；可以有文字，但不只用文字解释。</w:t>
+              <w:t>画出你对“距离”的理解，可以是人与人、物体、地方或想法之间的距离。让形象、布局、线条或颜色承担表达。</w:t>
             </w:r>
           </w:p>
         </w:tc>
@@ -8834,7 +8834,7 @@
               <w:rPr>
                 <w:sz w:val="19"/>
               </w:rPr>
-              <w:t>地图上标着一个现实中不存在的地方。想象你找到了它，用一幅画画出那里的样子，并留一两个线索，让看的人猜得到这里发生过什么。只画一幅，不用写文字。</w:t>
+              <w:t>地图上标着一个现实中不存在的地方。想象你找到了它，画出那里的样子，并留一两个线索，让看的人猜得到这里发生过什么。</w:t>
             </w:r>
           </w:p>
         </w:tc>
@@ -10040,7 +10040,7 @@
               <w:rPr>
                 <w:sz w:val="19"/>
               </w:rPr>
-              <w:t>给放玩具的箱子画一个标志，让别人看到图就知道这里放玩具。画面由你决定，不用写字。</w:t>
+              <w:t>给放玩具的箱子画一个标志，让别人看到图就知道这里放玩具。画面由你决定。</w:t>
             </w:r>
           </w:p>
         </w:tc>
@@ -10103,7 +10103,7 @@
               <w:rPr>
                 <w:sz w:val="19"/>
               </w:rPr>
-              <w:t>为班级图书角设计一个标志，让同学看到图形就想到这里可以阅读。图形和颜色由你决定，不必画一本书，也不用写字。</w:t>
+              <w:t>为班级图书角设计一个标志，让同学看到图形就想到这里可以阅读。图形和颜色由你决定，不必画一本书。</w:t>
             </w:r>
           </w:p>
         </w:tc>
@@ -10166,7 +10166,7 @@
               <w:rPr>
                 <w:sz w:val="19"/>
               </w:rPr>
-              <w:t>为学校运动会设计一个吉祥物，让它的形象、动作或一个细节表达运动会的气氛。可以是动物、人物或自创角色。名字可写可不写。</w:t>
+              <w:t>为学校运动会设计一个吉祥物，让它的形象、动作或一个细节表达运动会的气氛。可以是动物、人物或自创角色。</w:t>
             </w:r>
           </w:p>
         </w:tc>
@@ -10229,7 +10229,7 @@
               <w:rPr>
                 <w:sz w:val="19"/>
               </w:rPr>
-              <w:t>选一项你愿意参加的校园活动，为它设计一张海报。让主要图像表达活动内容，并让人愿意了解这项活动。可以加简短标题，但不用写日期、地点或真实校名。</w:t>
+              <w:t>选一项你愿意参加的校园活动，为它设计一张海报。让主要图像表达活动内容，并让人愿意了解这项活动。</w:t>
             </w:r>
           </w:p>
         </w:tc>
@@ -10292,7 +10292,7 @@
               <w:rPr>
                 <w:sz w:val="19"/>
               </w:rPr>
-              <w:t>为校园里的“少浪费”行动设计一张海报，选择一种具体的浪费问题，用主要图像表达可以采取的一个行动。可以加文字，但不依赖长篇说明；不需要真实校名和日期。</w:t>
+              <w:t>为校园里的“少浪费”行动设计一张海报，选择一种具体的浪费问题，用主要图像表达可以采取的一个行动。</w:t>
             </w:r>
           </w:p>
         </w:tc>
@@ -10355,7 +10355,7 @@
               <w:rPr>
                 <w:sz w:val="19"/>
               </w:rPr>
-              <w:t>这个 app 里有一面挂着你作品的画廊。为它设计一个标志，让看到的人知道这是你的地方。图形和颜色由你决定，可以加一个简短的名字，也可以不写字。</w:t>
+              <w:t>这个 app 里有一面挂着你作品的画廊。为它设计一个标志，让看到的人知道这是你的地方。图形和颜色由你决定。</w:t>
             </w:r>
           </w:p>
         </w:tc>
